--- a/DAP - Data Analysis using Python/DAP_QB_ANS/DAP_QB_Week_8_Ans.docx
+++ b/DAP - Data Analysis using Python/DAP_QB_ANS/DAP_QB_Week_8_Ans.docx
@@ -14,7 +14,7 @@
         <w:jc w:val="center"/>
         <w:outlineLvl w:val="0"/>
         <w:rPr>
-          <w:rFonts w:ascii="Aptos Display" w:eastAsia="Times New Roman" w:hAnsi="Aptos Display" w:cs="Times New Roman"/>
+          <w:rFonts w:asciiTheme="minorHAnsi" w:eastAsia="Times New Roman" w:hAnsiTheme="minorHAnsi" w:cstheme="minorHAnsi"/>
           <w:b/>
           <w:bCs/>
           <w:color w:val="0F4761"/>
@@ -26,7 +26,7 @@
       </w:pPr>
       <w:r>
         <w:rPr>
-          <w:rFonts w:ascii="Aptos Display" w:eastAsia="Times New Roman" w:hAnsi="Aptos Display" w:cs="Times New Roman"/>
+          <w:rFonts w:asciiTheme="minorHAnsi" w:eastAsia="Times New Roman" w:hAnsiTheme="minorHAnsi" w:cstheme="minorHAnsi"/>
           <w:b/>
           <w:bCs/>
           <w:color w:val="0F4761"/>
@@ -40,7 +40,7 @@
       </w:r>
       <w:r>
         <w:rPr>
-          <w:rFonts w:ascii="Aptos Display" w:eastAsia="Times New Roman" w:hAnsi="Aptos Display" w:cs="Times New Roman"/>
+          <w:rFonts w:asciiTheme="minorHAnsi" w:eastAsia="Times New Roman" w:hAnsiTheme="minorHAnsi" w:cstheme="minorHAnsi"/>
           <w:b/>
           <w:bCs/>
           <w:color w:val="0F4761"/>
@@ -65,7 +65,7 @@
         <w:jc w:val="center"/>
         <w:outlineLvl w:val="0"/>
         <w:rPr>
-          <w:rFonts w:ascii="Aptos Display" w:eastAsia="Times New Roman" w:hAnsi="Aptos Display" w:cs="Times New Roman"/>
+          <w:rFonts w:asciiTheme="minorHAnsi" w:eastAsia="Times New Roman" w:hAnsiTheme="minorHAnsi" w:cstheme="minorHAnsi"/>
           <w:color w:val="0F4761"/>
           <w:kern w:val="2"/>
           <w:sz w:val="40"/>
@@ -75,7 +75,7 @@
       </w:pPr>
       <w:r>
         <w:rPr>
-          <w:rFonts w:ascii="Aptos" w:eastAsia="Aptos" w:hAnsi="Aptos" w:cs="Times New Roman"/>
+          <w:rFonts w:asciiTheme="minorHAnsi" w:eastAsia="Aptos" w:hAnsiTheme="minorHAnsi" w:cstheme="minorHAnsi"/>
           <w:b/>
           <w:w w:val="120"/>
           <w:kern w:val="2"/>
@@ -83,11 +83,35 @@
           <w:szCs w:val="36"/>
           <w14:ligatures w14:val="standardContextual"/>
         </w:rPr>
-        <w:t xml:space="preserve">Week 1 </w:t>
+        <w:t xml:space="preserve">Week </w:t>
       </w:r>
       <w:r>
         <w:rPr>
-          <w:rFonts w:ascii="Aptos" w:eastAsia="Aptos" w:hAnsi="Aptos" w:cs="Times New Roman"/>
+          <w:rFonts w:asciiTheme="minorHAnsi" w:eastAsia="Aptos" w:hAnsiTheme="minorHAnsi" w:cstheme="minorHAnsi"/>
+          <w:b/>
+          <w:w w:val="120"/>
+          <w:kern w:val="2"/>
+          <w:sz w:val="32"/>
+          <w:szCs w:val="36"/>
+          <w14:ligatures w14:val="standardContextual"/>
+        </w:rPr>
+        <w:t>8</w:t>
+      </w:r>
+      <w:r>
+        <w:rPr>
+          <w:rFonts w:asciiTheme="minorHAnsi" w:eastAsia="Aptos" w:hAnsiTheme="minorHAnsi" w:cstheme="minorHAnsi"/>
+          <w:b/>
+          <w:w w:val="120"/>
+          <w:kern w:val="2"/>
+          <w:sz w:val="32"/>
+          <w:szCs w:val="36"/>
+          <w14:ligatures w14:val="standardContextual"/>
+        </w:rPr>
+        <w:t xml:space="preserve"> </w:t>
+      </w:r>
+      <w:r>
+        <w:rPr>
+          <w:rFonts w:asciiTheme="minorHAnsi" w:eastAsia="Aptos" w:hAnsiTheme="minorHAnsi" w:cstheme="minorHAnsi"/>
           <w:b/>
           <w:w w:val="120"/>
           <w:kern w:val="2"/>
@@ -99,7 +123,7 @@
       </w:r>
       <w:r>
         <w:rPr>
-          <w:rFonts w:ascii="Aptos" w:eastAsia="Aptos" w:hAnsi="Aptos" w:cs="Times New Roman"/>
+          <w:rFonts w:asciiTheme="minorHAnsi" w:eastAsia="Aptos" w:hAnsiTheme="minorHAnsi" w:cstheme="minorHAnsi"/>
           <w:b/>
           <w:spacing w:val="11"/>
           <w:w w:val="120"/>
@@ -112,7 +136,7 @@
       </w:r>
       <w:r>
         <w:rPr>
-          <w:rFonts w:ascii="Aptos" w:eastAsia="Aptos" w:hAnsi="Aptos" w:cs="Times New Roman"/>
+          <w:rFonts w:asciiTheme="minorHAnsi" w:eastAsia="Aptos" w:hAnsiTheme="minorHAnsi" w:cstheme="minorHAnsi"/>
           <w:b/>
           <w:w w:val="120"/>
           <w:kern w:val="2"/>
@@ -124,7 +148,7 @@
       </w:r>
       <w:r>
         <w:rPr>
-          <w:rFonts w:ascii="Aptos" w:eastAsia="Aptos" w:hAnsi="Aptos" w:cs="Times New Roman"/>
+          <w:rFonts w:asciiTheme="minorHAnsi" w:eastAsia="Aptos" w:hAnsiTheme="minorHAnsi" w:cstheme="minorHAnsi"/>
           <w:b/>
           <w:w w:val="120"/>
           <w:kern w:val="2"/>
@@ -201,6 +225,26 @@
                 <w:szCs w:val="28"/>
               </w:rPr>
             </w:pPr>
+            <w:r>
+              <w:rPr>
+                <w:rFonts w:asciiTheme="minorHAnsi" w:hAnsiTheme="minorHAnsi" w:cstheme="minorHAnsi"/>
+                <w:b/>
+                <w:bCs/>
+                <w:sz w:val="28"/>
+                <w:szCs w:val="28"/>
+              </w:rPr>
+              <w:t>Explain Maximum Likelihood Estimation(MLE)</w:t>
+            </w:r>
+            <w:r>
+              <w:rPr>
+                <w:rFonts w:asciiTheme="minorHAnsi" w:hAnsiTheme="minorHAnsi" w:cstheme="minorHAnsi"/>
+                <w:b/>
+                <w:bCs/>
+                <w:sz w:val="28"/>
+                <w:szCs w:val="28"/>
+              </w:rPr>
+              <w:t>.</w:t>
+            </w:r>
           </w:p>
         </w:tc>
       </w:tr>
@@ -341,6 +385,26 @@
                 <w:szCs w:val="28"/>
               </w:rPr>
             </w:pPr>
+            <w:r>
+              <w:rPr>
+                <w:rFonts w:asciiTheme="minorHAnsi" w:hAnsiTheme="minorHAnsi" w:cstheme="minorHAnsi"/>
+                <w:b/>
+                <w:bCs/>
+                <w:sz w:val="28"/>
+                <w:szCs w:val="28"/>
+              </w:rPr>
+              <w:t>What do you mean by logistic regression and explain when it is used</w:t>
+            </w:r>
+            <w:r>
+              <w:rPr>
+                <w:rFonts w:asciiTheme="minorHAnsi" w:hAnsiTheme="minorHAnsi" w:cstheme="minorHAnsi"/>
+                <w:b/>
+                <w:bCs/>
+                <w:sz w:val="28"/>
+                <w:szCs w:val="28"/>
+              </w:rPr>
+              <w:t>?</w:t>
+            </w:r>
           </w:p>
         </w:tc>
       </w:tr>
@@ -480,6 +544,16 @@
                 <w:szCs w:val="28"/>
               </w:rPr>
             </w:pPr>
+            <w:r>
+              <w:rPr>
+                <w:rFonts w:asciiTheme="minorHAnsi" w:hAnsiTheme="minorHAnsi" w:cstheme="minorHAnsi"/>
+                <w:b/>
+                <w:bCs/>
+                <w:sz w:val="28"/>
+                <w:szCs w:val="28"/>
+              </w:rPr>
+              <w:t>What is G test statistic used in logistic regression?</w:t>
+            </w:r>
           </w:p>
         </w:tc>
       </w:tr>
@@ -513,29 +587,7 @@
                 <w:sz w:val="28"/>
                 <w:szCs w:val="28"/>
               </w:rPr>
-              <w:t>Ans.</w:t>
-            </w:r>
-            <w:r>
-              <w:rPr>
-                <w:rFonts w:asciiTheme="minorHAnsi" w:hAnsiTheme="minorHAnsi" w:cstheme="minorHAnsi"/>
-                <w:b/>
-                <w:bCs/>
-                <w:color w:val="FF0000"/>
-                <w:sz w:val="28"/>
-                <w:szCs w:val="28"/>
-              </w:rPr>
-              <w:t>3</w:t>
-            </w:r>
-            <w:r>
-              <w:rPr>
-                <w:rFonts w:asciiTheme="minorHAnsi" w:hAnsiTheme="minorHAnsi" w:cstheme="minorHAnsi"/>
-                <w:b/>
-                <w:bCs/>
-                <w:color w:val="FF0000"/>
-                <w:sz w:val="28"/>
-                <w:szCs w:val="28"/>
-              </w:rPr>
-              <w:t>)</w:t>
+              <w:t>Ans.3)</w:t>
             </w:r>
           </w:p>
         </w:tc>
@@ -640,6 +692,26 @@
                 <w:szCs w:val="28"/>
               </w:rPr>
             </w:pPr>
+            <w:r>
+              <w:rPr>
+                <w:rFonts w:asciiTheme="minorHAnsi" w:hAnsiTheme="minorHAnsi" w:cstheme="minorHAnsi"/>
+                <w:b/>
+                <w:bCs/>
+                <w:sz w:val="28"/>
+                <w:szCs w:val="28"/>
+              </w:rPr>
+              <w:t>Compare Linear Regression model and Logistic regression model</w:t>
+            </w:r>
+            <w:r>
+              <w:rPr>
+                <w:rFonts w:asciiTheme="minorHAnsi" w:hAnsiTheme="minorHAnsi" w:cstheme="minorHAnsi"/>
+                <w:b/>
+                <w:bCs/>
+                <w:sz w:val="28"/>
+                <w:szCs w:val="28"/>
+              </w:rPr>
+              <w:t>.</w:t>
+            </w:r>
           </w:p>
         </w:tc>
       </w:tr>
@@ -673,29 +745,7 @@
                 <w:sz w:val="28"/>
                 <w:szCs w:val="28"/>
               </w:rPr>
-              <w:t>Ans.</w:t>
-            </w:r>
-            <w:r>
-              <w:rPr>
-                <w:rFonts w:asciiTheme="minorHAnsi" w:hAnsiTheme="minorHAnsi" w:cstheme="minorHAnsi"/>
-                <w:b/>
-                <w:bCs/>
-                <w:color w:val="FF0000"/>
-                <w:sz w:val="28"/>
-                <w:szCs w:val="28"/>
-              </w:rPr>
-              <w:t>4</w:t>
-            </w:r>
-            <w:r>
-              <w:rPr>
-                <w:rFonts w:asciiTheme="minorHAnsi" w:hAnsiTheme="minorHAnsi" w:cstheme="minorHAnsi"/>
-                <w:b/>
-                <w:bCs/>
-                <w:color w:val="FF0000"/>
-                <w:sz w:val="28"/>
-                <w:szCs w:val="28"/>
-              </w:rPr>
-              <w:t>)</w:t>
+              <w:t>Ans.4)</w:t>
             </w:r>
           </w:p>
         </w:tc>
@@ -803,6 +853,16 @@
                 <w:szCs w:val="28"/>
               </w:rPr>
             </w:pPr>
+            <w:r>
+              <w:rPr>
+                <w:rFonts w:asciiTheme="minorHAnsi" w:hAnsiTheme="minorHAnsi" w:cstheme="minorHAnsi"/>
+                <w:b/>
+                <w:bCs/>
+                <w:sz w:val="28"/>
+                <w:szCs w:val="28"/>
+              </w:rPr>
+              <w:t>Give the Objectives of logistic regression.</w:t>
+            </w:r>
           </w:p>
         </w:tc>
       </w:tr>
@@ -837,29 +897,7 @@
                 <w:sz w:val="28"/>
                 <w:szCs w:val="28"/>
               </w:rPr>
-              <w:t>Ans.</w:t>
-            </w:r>
-            <w:r>
-              <w:rPr>
-                <w:rFonts w:asciiTheme="minorHAnsi" w:hAnsiTheme="minorHAnsi" w:cstheme="minorHAnsi"/>
-                <w:b/>
-                <w:bCs/>
-                <w:color w:val="FF0000"/>
-                <w:sz w:val="28"/>
-                <w:szCs w:val="28"/>
-              </w:rPr>
-              <w:t>5</w:t>
-            </w:r>
-            <w:r>
-              <w:rPr>
-                <w:rFonts w:asciiTheme="minorHAnsi" w:hAnsiTheme="minorHAnsi" w:cstheme="minorHAnsi"/>
-                <w:b/>
-                <w:bCs/>
-                <w:color w:val="FF0000"/>
-                <w:sz w:val="28"/>
-                <w:szCs w:val="28"/>
-              </w:rPr>
-              <w:t>)</w:t>
+              <w:t>Ans.5)</w:t>
             </w:r>
           </w:p>
         </w:tc>
@@ -965,6 +1003,16 @@
                 <w:szCs w:val="28"/>
               </w:rPr>
             </w:pPr>
+            <w:r>
+              <w:rPr>
+                <w:rFonts w:asciiTheme="minorHAnsi" w:hAnsiTheme="minorHAnsi" w:cstheme="minorHAnsi"/>
+                <w:b/>
+                <w:bCs/>
+                <w:sz w:val="28"/>
+                <w:szCs w:val="28"/>
+              </w:rPr>
+              <w:t>What is Log likelihood?</w:t>
+            </w:r>
           </w:p>
         </w:tc>
       </w:tr>
@@ -998,29 +1046,7 @@
                 <w:sz w:val="28"/>
                 <w:szCs w:val="28"/>
               </w:rPr>
-              <w:t>Ans.</w:t>
-            </w:r>
-            <w:r>
-              <w:rPr>
-                <w:rFonts w:asciiTheme="minorHAnsi" w:hAnsiTheme="minorHAnsi" w:cstheme="minorHAnsi"/>
-                <w:b/>
-                <w:bCs/>
-                <w:color w:val="FF0000"/>
-                <w:sz w:val="28"/>
-                <w:szCs w:val="28"/>
-              </w:rPr>
-              <w:t>6</w:t>
-            </w:r>
-            <w:r>
-              <w:rPr>
-                <w:rFonts w:asciiTheme="minorHAnsi" w:hAnsiTheme="minorHAnsi" w:cstheme="minorHAnsi"/>
-                <w:b/>
-                <w:bCs/>
-                <w:color w:val="FF0000"/>
-                <w:sz w:val="28"/>
-                <w:szCs w:val="28"/>
-              </w:rPr>
-              <w:t>)</w:t>
+              <w:t>Ans.6)</w:t>
             </w:r>
           </w:p>
         </w:tc>
@@ -1128,6 +1154,16 @@
                 <w:szCs w:val="28"/>
               </w:rPr>
             </w:pPr>
+            <w:r>
+              <w:rPr>
+                <w:rFonts w:asciiTheme="minorHAnsi" w:hAnsiTheme="minorHAnsi" w:cstheme="minorHAnsi"/>
+                <w:b/>
+                <w:bCs/>
+                <w:sz w:val="28"/>
+                <w:szCs w:val="28"/>
+              </w:rPr>
+              <w:t>Differentiate between Logistic regression and discriminant analysis.</w:t>
+            </w:r>
           </w:p>
         </w:tc>
       </w:tr>
@@ -1162,29 +1198,7 @@
                 <w:sz w:val="28"/>
                 <w:szCs w:val="28"/>
               </w:rPr>
-              <w:t>Ans.</w:t>
-            </w:r>
-            <w:r>
-              <w:rPr>
-                <w:rFonts w:asciiTheme="minorHAnsi" w:hAnsiTheme="minorHAnsi" w:cstheme="minorHAnsi"/>
-                <w:b/>
-                <w:bCs/>
-                <w:color w:val="FF0000"/>
-                <w:sz w:val="28"/>
-                <w:szCs w:val="28"/>
-              </w:rPr>
-              <w:t>7</w:t>
-            </w:r>
-            <w:r>
-              <w:rPr>
-                <w:rFonts w:asciiTheme="minorHAnsi" w:hAnsiTheme="minorHAnsi" w:cstheme="minorHAnsi"/>
-                <w:b/>
-                <w:bCs/>
-                <w:color w:val="FF0000"/>
-                <w:sz w:val="28"/>
-                <w:szCs w:val="28"/>
-              </w:rPr>
-              <w:t>)</w:t>
+              <w:t>Ans.7)</w:t>
             </w:r>
           </w:p>
         </w:tc>
@@ -1290,6 +1304,16 @@
                 <w:szCs w:val="28"/>
               </w:rPr>
             </w:pPr>
+            <w:r>
+              <w:rPr>
+                <w:rFonts w:asciiTheme="minorHAnsi" w:hAnsiTheme="minorHAnsi" w:cstheme="minorHAnsi"/>
+                <w:b/>
+                <w:bCs/>
+                <w:sz w:val="28"/>
+                <w:szCs w:val="28"/>
+              </w:rPr>
+              <w:t>Explain the Normality of Residual (Error) in both linear and logistic regression.</w:t>
+            </w:r>
           </w:p>
         </w:tc>
       </w:tr>
@@ -1323,29 +1347,7 @@
                 <w:sz w:val="28"/>
                 <w:szCs w:val="28"/>
               </w:rPr>
-              <w:t>Ans.</w:t>
-            </w:r>
-            <w:r>
-              <w:rPr>
-                <w:rFonts w:asciiTheme="minorHAnsi" w:hAnsiTheme="minorHAnsi" w:cstheme="minorHAnsi"/>
-                <w:b/>
-                <w:bCs/>
-                <w:color w:val="FF0000"/>
-                <w:sz w:val="28"/>
-                <w:szCs w:val="28"/>
-              </w:rPr>
-              <w:t>8</w:t>
-            </w:r>
-            <w:r>
-              <w:rPr>
-                <w:rFonts w:asciiTheme="minorHAnsi" w:hAnsiTheme="minorHAnsi" w:cstheme="minorHAnsi"/>
-                <w:b/>
-                <w:bCs/>
-                <w:color w:val="FF0000"/>
-                <w:sz w:val="28"/>
-                <w:szCs w:val="28"/>
-              </w:rPr>
-              <w:t>)</w:t>
+              <w:t>Ans.8)</w:t>
             </w:r>
           </w:p>
         </w:tc>
@@ -1417,6 +1419,7 @@
                 <w:rFonts w:asciiTheme="minorHAnsi" w:hAnsiTheme="minorHAnsi" w:cstheme="minorHAnsi"/>
                 <w:b/>
                 <w:bCs/>
+                <w:color w:val="FF0000"/>
                 <w:sz w:val="28"/>
                 <w:szCs w:val="28"/>
               </w:rPr>
@@ -1450,6 +1453,16 @@
                 <w:szCs w:val="28"/>
               </w:rPr>
             </w:pPr>
+            <w:r>
+              <w:rPr>
+                <w:rFonts w:asciiTheme="minorHAnsi" w:hAnsiTheme="minorHAnsi" w:cstheme="minorHAnsi"/>
+                <w:b/>
+                <w:bCs/>
+                <w:sz w:val="28"/>
+                <w:szCs w:val="28"/>
+              </w:rPr>
+              <w:t>The logit function(given as l(x)) is the log of odds function. What could be the range of logit function in the domain x = [0,1]?</w:t>
+            </w:r>
           </w:p>
         </w:tc>
       </w:tr>
@@ -1470,6 +1483,7 @@
                 <w:rFonts w:asciiTheme="minorHAnsi" w:hAnsiTheme="minorHAnsi" w:cstheme="minorHAnsi"/>
                 <w:b/>
                 <w:bCs/>
+                <w:color w:val="FF0000"/>
                 <w:sz w:val="28"/>
                 <w:szCs w:val="28"/>
               </w:rPr>
@@ -1483,29 +1497,7 @@
                 <w:sz w:val="28"/>
                 <w:szCs w:val="28"/>
               </w:rPr>
-              <w:t>Ans.</w:t>
-            </w:r>
-            <w:r>
-              <w:rPr>
-                <w:rFonts w:asciiTheme="minorHAnsi" w:hAnsiTheme="minorHAnsi" w:cstheme="minorHAnsi"/>
-                <w:b/>
-                <w:bCs/>
-                <w:color w:val="FF0000"/>
-                <w:sz w:val="28"/>
-                <w:szCs w:val="28"/>
-              </w:rPr>
-              <w:t>9</w:t>
-            </w:r>
-            <w:r>
-              <w:rPr>
-                <w:rFonts w:asciiTheme="minorHAnsi" w:hAnsiTheme="minorHAnsi" w:cstheme="minorHAnsi"/>
-                <w:b/>
-                <w:bCs/>
-                <w:color w:val="FF0000"/>
-                <w:sz w:val="28"/>
-                <w:szCs w:val="28"/>
-              </w:rPr>
-              <w:t>)</w:t>
+              <w:t>Ans.9)</w:t>
             </w:r>
           </w:p>
         </w:tc>
@@ -1528,1429 +1520,11 @@
     </w:tbl>
     <w:p>
       <w:pPr>
-        <w:pStyle w:val="TableParagraph"/>
-        <w:ind w:left="1"/>
-        <w:jc w:val="center"/>
         <w:rPr>
           <w:rFonts w:asciiTheme="minorHAnsi" w:hAnsiTheme="minorHAnsi" w:cstheme="minorHAnsi"/>
-          <w:b/>
-          <w:bCs/>
-          <w:sz w:val="28"/>
-          <w:szCs w:val="28"/>
         </w:rPr>
-        <w:sectPr>
-          <w:pgSz w:w="11913" w:h="13041"/>
-          <w:pgMar w:top="142" w:right="573" w:bottom="278" w:left="697" w:header="720" w:footer="720" w:gutter="0"/>
-          <w:cols w:space="720"/>
-        </w:sectPr>
       </w:pPr>
     </w:p>
-    <w:tbl>
-      <w:tblPr>
-        <w:tblW w:w="11340" w:type="dxa"/>
-        <w:tblInd w:w="-562" w:type="dxa"/>
-        <w:tblLayout w:type="fixed"/>
-        <w:tblCellMar>
-          <w:left w:w="0" w:type="dxa"/>
-          <w:right w:w="0" w:type="dxa"/>
-        </w:tblCellMar>
-        <w:tblLook w:val="01E0" w:firstRow="1" w:lastRow="1" w:firstColumn="1" w:lastColumn="1" w:noHBand="0" w:noVBand="0"/>
-      </w:tblPr>
-      <w:tblGrid>
-        <w:gridCol w:w="993"/>
-        <w:gridCol w:w="10347"/>
-      </w:tblGrid>
-      <w:tr>
-        <w:trPr>
-          <w:trHeight w:val="20"/>
-        </w:trPr>
-        <w:tc>
-          <w:tcPr>
-            <w:tcW w:w="993" w:type="dxa"/>
-          </w:tcPr>
-          <w:p>
-            <w:pPr>
-              <w:pStyle w:val="TableParagraph"/>
-              <w:ind w:left="1"/>
-              <w:jc w:val="center"/>
-              <w:rPr>
-                <w:rFonts w:asciiTheme="minorHAnsi" w:hAnsiTheme="minorHAnsi" w:cstheme="minorHAnsi"/>
-                <w:b/>
-                <w:bCs/>
-                <w:sz w:val="28"/>
-                <w:szCs w:val="28"/>
-              </w:rPr>
-            </w:pPr>
-            <w:r>
-              <w:rPr>
-                <w:rFonts w:asciiTheme="minorHAnsi" w:hAnsiTheme="minorHAnsi" w:cstheme="minorHAnsi"/>
-                <w:b/>
-                <w:bCs/>
-                <w:sz w:val="28"/>
-                <w:szCs w:val="28"/>
-              </w:rPr>
-              <w:lastRenderedPageBreak/>
-              <w:t>10</w:t>
-            </w:r>
-          </w:p>
-        </w:tc>
-        <w:tc>
-          <w:tcPr>
-            <w:tcW w:w="10347" w:type="dxa"/>
-          </w:tcPr>
-          <w:p>
-            <w:pPr>
-              <w:pStyle w:val="TableParagraph"/>
-              <w:ind w:left="0"/>
-              <w:rPr>
-                <w:rFonts w:asciiTheme="minorHAnsi" w:hAnsiTheme="minorHAnsi" w:cstheme="minorHAnsi"/>
-                <w:b/>
-                <w:bCs/>
-                <w:sz w:val="28"/>
-                <w:szCs w:val="28"/>
-              </w:rPr>
-            </w:pPr>
-          </w:p>
-        </w:tc>
-      </w:tr>
-      <w:tr>
-        <w:trPr>
-          <w:trHeight w:val="20"/>
-        </w:trPr>
-        <w:tc>
-          <w:tcPr>
-            <w:tcW w:w="993" w:type="dxa"/>
-          </w:tcPr>
-          <w:p>
-            <w:pPr>
-              <w:pStyle w:val="TableParagraph"/>
-              <w:ind w:left="1"/>
-              <w:jc w:val="center"/>
-              <w:rPr>
-                <w:rFonts w:asciiTheme="minorHAnsi" w:hAnsiTheme="minorHAnsi" w:cstheme="minorHAnsi"/>
-                <w:b/>
-                <w:bCs/>
-                <w:sz w:val="28"/>
-                <w:szCs w:val="28"/>
-              </w:rPr>
-            </w:pPr>
-            <w:r>
-              <w:rPr>
-                <w:rFonts w:asciiTheme="minorHAnsi" w:hAnsiTheme="minorHAnsi" w:cstheme="minorHAnsi"/>
-                <w:b/>
-                <w:bCs/>
-                <w:color w:val="FF0000"/>
-                <w:sz w:val="28"/>
-                <w:szCs w:val="28"/>
-              </w:rPr>
-              <w:t>Ans.</w:t>
-            </w:r>
-            <w:r>
-              <w:rPr>
-                <w:rFonts w:asciiTheme="minorHAnsi" w:hAnsiTheme="minorHAnsi" w:cstheme="minorHAnsi"/>
-                <w:b/>
-                <w:bCs/>
-                <w:color w:val="FF0000"/>
-                <w:sz w:val="28"/>
-                <w:szCs w:val="28"/>
-              </w:rPr>
-              <w:t>10</w:t>
-            </w:r>
-            <w:r>
-              <w:rPr>
-                <w:rFonts w:asciiTheme="minorHAnsi" w:hAnsiTheme="minorHAnsi" w:cstheme="minorHAnsi"/>
-                <w:b/>
-                <w:bCs/>
-                <w:color w:val="FF0000"/>
-                <w:sz w:val="28"/>
-                <w:szCs w:val="28"/>
-              </w:rPr>
-              <w:t>)</w:t>
-            </w:r>
-          </w:p>
-        </w:tc>
-        <w:tc>
-          <w:tcPr>
-            <w:tcW w:w="10347" w:type="dxa"/>
-          </w:tcPr>
-          <w:p>
-            <w:pPr>
-              <w:pStyle w:val="TableParagraph"/>
-              <w:rPr>
-                <w:rFonts w:asciiTheme="minorHAnsi" w:hAnsiTheme="minorHAnsi" w:cstheme="minorHAnsi"/>
-                <w:sz w:val="28"/>
-                <w:szCs w:val="28"/>
-              </w:rPr>
-            </w:pPr>
-          </w:p>
-        </w:tc>
-      </w:tr>
-    </w:tbl>
-    <w:p>
-      <w:pPr>
-        <w:pStyle w:val="TableParagraph"/>
-        <w:ind w:left="1"/>
-        <w:jc w:val="center"/>
-        <w:rPr>
-          <w:rFonts w:asciiTheme="minorHAnsi" w:hAnsiTheme="minorHAnsi" w:cstheme="minorHAnsi"/>
-          <w:b/>
-          <w:bCs/>
-          <w:sz w:val="28"/>
-          <w:szCs w:val="28"/>
-        </w:rPr>
-        <w:sectPr>
-          <w:pgSz w:w="11913" w:h="14175"/>
-          <w:pgMar w:top="142" w:right="573" w:bottom="278" w:left="697" w:header="720" w:footer="720" w:gutter="0"/>
-          <w:cols w:space="720"/>
-        </w:sectPr>
-      </w:pPr>
-    </w:p>
-    <w:tbl>
-      <w:tblPr>
-        <w:tblW w:w="11340" w:type="dxa"/>
-        <w:tblInd w:w="-562" w:type="dxa"/>
-        <w:tblLayout w:type="fixed"/>
-        <w:tblCellMar>
-          <w:left w:w="0" w:type="dxa"/>
-          <w:right w:w="0" w:type="dxa"/>
-        </w:tblCellMar>
-        <w:tblLook w:val="01E0" w:firstRow="1" w:lastRow="1" w:firstColumn="1" w:lastColumn="1" w:noHBand="0" w:noVBand="0"/>
-      </w:tblPr>
-      <w:tblGrid>
-        <w:gridCol w:w="993"/>
-        <w:gridCol w:w="10347"/>
-      </w:tblGrid>
-      <w:tr>
-        <w:trPr>
-          <w:trHeight w:val="20"/>
-        </w:trPr>
-        <w:tc>
-          <w:tcPr>
-            <w:tcW w:w="993" w:type="dxa"/>
-          </w:tcPr>
-          <w:p>
-            <w:pPr>
-              <w:pStyle w:val="TableParagraph"/>
-              <w:ind w:left="1"/>
-              <w:jc w:val="center"/>
-              <w:rPr>
-                <w:rFonts w:asciiTheme="minorHAnsi" w:hAnsiTheme="minorHAnsi" w:cstheme="minorHAnsi"/>
-                <w:b/>
-                <w:bCs/>
-                <w:sz w:val="28"/>
-                <w:szCs w:val="28"/>
-              </w:rPr>
-            </w:pPr>
-            <w:r>
-              <w:rPr>
-                <w:rFonts w:asciiTheme="minorHAnsi" w:hAnsiTheme="minorHAnsi" w:cstheme="minorHAnsi"/>
-                <w:b/>
-                <w:bCs/>
-                <w:sz w:val="28"/>
-                <w:szCs w:val="28"/>
-              </w:rPr>
-              <w:lastRenderedPageBreak/>
-              <w:t>11</w:t>
-            </w:r>
-          </w:p>
-        </w:tc>
-        <w:tc>
-          <w:tcPr>
-            <w:tcW w:w="10347" w:type="dxa"/>
-          </w:tcPr>
-          <w:p>
-            <w:pPr>
-              <w:pStyle w:val="TableParagraph"/>
-              <w:ind w:left="0"/>
-              <w:rPr>
-                <w:rFonts w:asciiTheme="minorHAnsi" w:hAnsiTheme="minorHAnsi" w:cstheme="minorHAnsi"/>
-                <w:b/>
-                <w:bCs/>
-                <w:sz w:val="28"/>
-                <w:szCs w:val="28"/>
-              </w:rPr>
-            </w:pPr>
-          </w:p>
-        </w:tc>
-      </w:tr>
-      <w:tr>
-        <w:trPr>
-          <w:trHeight w:val="20"/>
-        </w:trPr>
-        <w:tc>
-          <w:tcPr>
-            <w:tcW w:w="993" w:type="dxa"/>
-          </w:tcPr>
-          <w:p>
-            <w:pPr>
-              <w:pStyle w:val="TableParagraph"/>
-              <w:ind w:left="1"/>
-              <w:jc w:val="center"/>
-              <w:rPr>
-                <w:rFonts w:asciiTheme="minorHAnsi" w:hAnsiTheme="minorHAnsi" w:cstheme="minorHAnsi"/>
-                <w:b/>
-                <w:bCs/>
-                <w:sz w:val="28"/>
-                <w:szCs w:val="28"/>
-              </w:rPr>
-            </w:pPr>
-            <w:r>
-              <w:rPr>
-                <w:rFonts w:asciiTheme="minorHAnsi" w:hAnsiTheme="minorHAnsi" w:cstheme="minorHAnsi"/>
-                <w:b/>
-                <w:bCs/>
-                <w:color w:val="FF0000"/>
-                <w:sz w:val="28"/>
-                <w:szCs w:val="28"/>
-              </w:rPr>
-              <w:t>Ans.</w:t>
-            </w:r>
-            <w:r>
-              <w:rPr>
-                <w:rFonts w:asciiTheme="minorHAnsi" w:hAnsiTheme="minorHAnsi" w:cstheme="minorHAnsi"/>
-                <w:b/>
-                <w:bCs/>
-                <w:color w:val="FF0000"/>
-                <w:sz w:val="28"/>
-                <w:szCs w:val="28"/>
-              </w:rPr>
-              <w:t>11</w:t>
-            </w:r>
-            <w:r>
-              <w:rPr>
-                <w:rFonts w:asciiTheme="minorHAnsi" w:hAnsiTheme="minorHAnsi" w:cstheme="minorHAnsi"/>
-                <w:b/>
-                <w:bCs/>
-                <w:color w:val="FF0000"/>
-                <w:sz w:val="28"/>
-                <w:szCs w:val="28"/>
-              </w:rPr>
-              <w:t>)</w:t>
-            </w:r>
-          </w:p>
-        </w:tc>
-        <w:tc>
-          <w:tcPr>
-            <w:tcW w:w="10347" w:type="dxa"/>
-          </w:tcPr>
-          <w:p>
-            <w:pPr>
-              <w:pStyle w:val="TableParagraph"/>
-              <w:rPr>
-                <w:rFonts w:asciiTheme="minorHAnsi" w:hAnsiTheme="minorHAnsi" w:cstheme="minorHAnsi"/>
-                <w:sz w:val="28"/>
-                <w:szCs w:val="28"/>
-              </w:rPr>
-            </w:pPr>
-          </w:p>
-        </w:tc>
-      </w:tr>
-    </w:tbl>
-    <w:p>
-      <w:pPr>
-        <w:pStyle w:val="TableParagraph"/>
-        <w:ind w:left="1"/>
-        <w:jc w:val="center"/>
-        <w:rPr>
-          <w:b/>
-          <w:bCs/>
-          <w:sz w:val="28"/>
-          <w:szCs w:val="28"/>
-        </w:rPr>
-        <w:sectPr>
-          <w:pgSz w:w="11913" w:h="10773"/>
-          <w:pgMar w:top="142" w:right="573" w:bottom="278" w:left="697" w:header="720" w:footer="720" w:gutter="0"/>
-          <w:cols w:space="720"/>
-        </w:sectPr>
-      </w:pPr>
-    </w:p>
-    <w:tbl>
-      <w:tblPr>
-        <w:tblW w:w="11340" w:type="dxa"/>
-        <w:tblInd w:w="-562" w:type="dxa"/>
-        <w:tblLayout w:type="fixed"/>
-        <w:tblCellMar>
-          <w:left w:w="0" w:type="dxa"/>
-          <w:right w:w="0" w:type="dxa"/>
-        </w:tblCellMar>
-        <w:tblLook w:val="01E0" w:firstRow="1" w:lastRow="1" w:firstColumn="1" w:lastColumn="1" w:noHBand="0" w:noVBand="0"/>
-      </w:tblPr>
-      <w:tblGrid>
-        <w:gridCol w:w="993"/>
-        <w:gridCol w:w="10347"/>
-      </w:tblGrid>
-      <w:tr>
-        <w:trPr>
-          <w:trHeight w:val="20"/>
-        </w:trPr>
-        <w:tc>
-          <w:tcPr>
-            <w:tcW w:w="993" w:type="dxa"/>
-          </w:tcPr>
-          <w:p>
-            <w:pPr>
-              <w:pStyle w:val="TableParagraph"/>
-              <w:ind w:left="1"/>
-              <w:jc w:val="center"/>
-              <w:rPr>
-                <w:rFonts w:asciiTheme="minorHAnsi" w:hAnsiTheme="minorHAnsi" w:cstheme="minorHAnsi"/>
-                <w:b/>
-                <w:bCs/>
-                <w:color w:val="FF0000"/>
-                <w:sz w:val="28"/>
-                <w:szCs w:val="28"/>
-              </w:rPr>
-            </w:pPr>
-            <w:r>
-              <w:rPr>
-                <w:b/>
-                <w:bCs/>
-                <w:sz w:val="28"/>
-                <w:szCs w:val="28"/>
-              </w:rPr>
-              <w:lastRenderedPageBreak/>
-              <w:t>12</w:t>
-            </w:r>
-          </w:p>
-        </w:tc>
-        <w:tc>
-          <w:tcPr>
-            <w:tcW w:w="10347" w:type="dxa"/>
-          </w:tcPr>
-          <w:p>
-            <w:pPr>
-              <w:pStyle w:val="TableParagraph"/>
-              <w:rPr>
-                <w:rFonts w:asciiTheme="minorHAnsi" w:hAnsiTheme="minorHAnsi" w:cstheme="minorHAnsi"/>
-                <w:sz w:val="28"/>
-                <w:szCs w:val="28"/>
-              </w:rPr>
-            </w:pPr>
-          </w:p>
-        </w:tc>
-      </w:tr>
-      <w:tr>
-        <w:trPr>
-          <w:trHeight w:val="20"/>
-        </w:trPr>
-        <w:tc>
-          <w:tcPr>
-            <w:tcW w:w="993" w:type="dxa"/>
-          </w:tcPr>
-          <w:p>
-            <w:pPr>
-              <w:pStyle w:val="TableParagraph"/>
-              <w:ind w:left="1"/>
-              <w:jc w:val="center"/>
-              <w:rPr>
-                <w:rFonts w:asciiTheme="minorHAnsi" w:hAnsiTheme="minorHAnsi" w:cstheme="minorHAnsi"/>
-                <w:b/>
-                <w:bCs/>
-                <w:color w:val="FF0000"/>
-                <w:sz w:val="28"/>
-                <w:szCs w:val="28"/>
-              </w:rPr>
-            </w:pPr>
-            <w:r>
-              <w:rPr>
-                <w:rFonts w:asciiTheme="minorHAnsi" w:hAnsiTheme="minorHAnsi" w:cstheme="minorHAnsi"/>
-                <w:b/>
-                <w:bCs/>
-                <w:color w:val="FF0000"/>
-                <w:sz w:val="28"/>
-                <w:szCs w:val="28"/>
-              </w:rPr>
-              <w:t>Ans.</w:t>
-            </w:r>
-            <w:r>
-              <w:rPr>
-                <w:rFonts w:asciiTheme="minorHAnsi" w:hAnsiTheme="minorHAnsi" w:cstheme="minorHAnsi"/>
-                <w:b/>
-                <w:bCs/>
-                <w:color w:val="FF0000"/>
-                <w:sz w:val="28"/>
-                <w:szCs w:val="28"/>
-              </w:rPr>
-              <w:t>12</w:t>
-            </w:r>
-            <w:r>
-              <w:rPr>
-                <w:rFonts w:asciiTheme="minorHAnsi" w:hAnsiTheme="minorHAnsi" w:cstheme="minorHAnsi"/>
-                <w:b/>
-                <w:bCs/>
-                <w:color w:val="FF0000"/>
-                <w:sz w:val="28"/>
-                <w:szCs w:val="28"/>
-              </w:rPr>
-              <w:t>)</w:t>
-            </w:r>
-          </w:p>
-        </w:tc>
-        <w:tc>
-          <w:tcPr>
-            <w:tcW w:w="10347" w:type="dxa"/>
-          </w:tcPr>
-          <w:p>
-            <w:pPr>
-              <w:pStyle w:val="TableParagraph"/>
-              <w:rPr>
-                <w:rFonts w:asciiTheme="minorHAnsi" w:hAnsiTheme="minorHAnsi" w:cstheme="minorHAnsi"/>
-                <w:sz w:val="28"/>
-                <w:szCs w:val="28"/>
-              </w:rPr>
-            </w:pPr>
-          </w:p>
-        </w:tc>
-      </w:tr>
-    </w:tbl>
-    <w:p>
-      <w:pPr>
-        <w:pStyle w:val="TableParagraph"/>
-        <w:ind w:left="1"/>
-        <w:jc w:val="center"/>
-        <w:rPr>
-          <w:sz w:val="28"/>
-          <w:szCs w:val="28"/>
-        </w:rPr>
-        <w:sectPr>
-          <w:pgSz w:w="11913" w:h="20412"/>
-          <w:pgMar w:top="142" w:right="573" w:bottom="278" w:left="697" w:header="720" w:footer="720" w:gutter="0"/>
-          <w:cols w:space="720"/>
-        </w:sectPr>
-      </w:pPr>
-    </w:p>
-    <w:tbl>
-      <w:tblPr>
-        <w:tblW w:w="11340" w:type="dxa"/>
-        <w:tblInd w:w="-562" w:type="dxa"/>
-        <w:tblLayout w:type="fixed"/>
-        <w:tblCellMar>
-          <w:left w:w="0" w:type="dxa"/>
-          <w:right w:w="0" w:type="dxa"/>
-        </w:tblCellMar>
-        <w:tblLook w:val="01E0" w:firstRow="1" w:lastRow="1" w:firstColumn="1" w:lastColumn="1" w:noHBand="0" w:noVBand="0"/>
-      </w:tblPr>
-      <w:tblGrid>
-        <w:gridCol w:w="993"/>
-        <w:gridCol w:w="10347"/>
-      </w:tblGrid>
-      <w:tr>
-        <w:trPr>
-          <w:trHeight w:val="20"/>
-        </w:trPr>
-        <w:tc>
-          <w:tcPr>
-            <w:tcW w:w="993" w:type="dxa"/>
-          </w:tcPr>
-          <w:p>
-            <w:pPr>
-              <w:pStyle w:val="TableParagraph"/>
-              <w:ind w:left="1"/>
-              <w:jc w:val="center"/>
-              <w:rPr>
-                <w:rFonts w:asciiTheme="minorHAnsi" w:hAnsiTheme="minorHAnsi" w:cstheme="minorHAnsi"/>
-                <w:b/>
-                <w:bCs/>
-                <w:color w:val="FF0000"/>
-                <w:sz w:val="28"/>
-                <w:szCs w:val="28"/>
-              </w:rPr>
-            </w:pPr>
-            <w:r>
-              <w:rPr>
-                <w:b/>
-                <w:bCs/>
-                <w:sz w:val="28"/>
-                <w:szCs w:val="28"/>
-              </w:rPr>
-              <w:lastRenderedPageBreak/>
-              <w:t>13</w:t>
-            </w:r>
-          </w:p>
-        </w:tc>
-        <w:tc>
-          <w:tcPr>
-            <w:tcW w:w="10347" w:type="dxa"/>
-          </w:tcPr>
-          <w:p>
-            <w:pPr>
-              <w:pStyle w:val="TableParagraph"/>
-              <w:rPr>
-                <w:rFonts w:asciiTheme="minorHAnsi" w:hAnsiTheme="minorHAnsi" w:cstheme="minorHAnsi"/>
-                <w:b/>
-                <w:bCs/>
-                <w:sz w:val="28"/>
-                <w:szCs w:val="28"/>
-              </w:rPr>
-            </w:pPr>
-          </w:p>
-        </w:tc>
-      </w:tr>
-      <w:tr>
-        <w:trPr>
-          <w:trHeight w:val="20"/>
-        </w:trPr>
-        <w:tc>
-          <w:tcPr>
-            <w:tcW w:w="993" w:type="dxa"/>
-          </w:tcPr>
-          <w:p>
-            <w:pPr>
-              <w:pStyle w:val="TableParagraph"/>
-              <w:ind w:left="1"/>
-              <w:jc w:val="center"/>
-              <w:rPr>
-                <w:rFonts w:asciiTheme="minorHAnsi" w:hAnsiTheme="minorHAnsi" w:cstheme="minorHAnsi"/>
-                <w:b/>
-                <w:bCs/>
-                <w:color w:val="FF0000"/>
-                <w:sz w:val="28"/>
-                <w:szCs w:val="28"/>
-              </w:rPr>
-            </w:pPr>
-            <w:r>
-              <w:rPr>
-                <w:rFonts w:asciiTheme="minorHAnsi" w:hAnsiTheme="minorHAnsi" w:cstheme="minorHAnsi"/>
-                <w:b/>
-                <w:bCs/>
-                <w:color w:val="FF0000"/>
-                <w:sz w:val="28"/>
-                <w:szCs w:val="28"/>
-              </w:rPr>
-              <w:t>Ans.13)</w:t>
-            </w:r>
-          </w:p>
-        </w:tc>
-        <w:tc>
-          <w:tcPr>
-            <w:tcW w:w="10347" w:type="dxa"/>
-          </w:tcPr>
-          <w:p>
-            <w:pPr>
-              <w:pStyle w:val="TableParagraph"/>
-              <w:rPr>
-                <w:rFonts w:asciiTheme="minorHAnsi" w:hAnsiTheme="minorHAnsi" w:cstheme="minorHAnsi"/>
-                <w:sz w:val="28"/>
-                <w:szCs w:val="28"/>
-              </w:rPr>
-            </w:pPr>
-          </w:p>
-        </w:tc>
-      </w:tr>
-    </w:tbl>
-    <w:p>
-      <w:pPr>
-        <w:pStyle w:val="TableParagraph"/>
-        <w:ind w:left="1"/>
-        <w:jc w:val="center"/>
-        <w:rPr>
-          <w:sz w:val="28"/>
-          <w:szCs w:val="28"/>
-        </w:rPr>
-        <w:sectPr>
-          <w:pgSz w:w="11913" w:h="8789"/>
-          <w:pgMar w:top="142" w:right="573" w:bottom="278" w:left="697" w:header="720" w:footer="720" w:gutter="0"/>
-          <w:cols w:space="720"/>
-        </w:sectPr>
-      </w:pPr>
-    </w:p>
-    <w:tbl>
-      <w:tblPr>
-        <w:tblW w:w="11340" w:type="dxa"/>
-        <w:tblInd w:w="-562" w:type="dxa"/>
-        <w:tblLayout w:type="fixed"/>
-        <w:tblCellMar>
-          <w:left w:w="0" w:type="dxa"/>
-          <w:right w:w="0" w:type="dxa"/>
-        </w:tblCellMar>
-        <w:tblLook w:val="01E0" w:firstRow="1" w:lastRow="1" w:firstColumn="1" w:lastColumn="1" w:noHBand="0" w:noVBand="0"/>
-      </w:tblPr>
-      <w:tblGrid>
-        <w:gridCol w:w="993"/>
-        <w:gridCol w:w="10347"/>
-      </w:tblGrid>
-      <w:tr>
-        <w:trPr>
-          <w:trHeight w:val="20"/>
-        </w:trPr>
-        <w:tc>
-          <w:tcPr>
-            <w:tcW w:w="993" w:type="dxa"/>
-          </w:tcPr>
-          <w:p>
-            <w:pPr>
-              <w:pStyle w:val="TableParagraph"/>
-              <w:ind w:left="1"/>
-              <w:jc w:val="center"/>
-              <w:rPr>
-                <w:rFonts w:asciiTheme="minorHAnsi" w:hAnsiTheme="minorHAnsi" w:cstheme="minorHAnsi"/>
-                <w:b/>
-                <w:bCs/>
-                <w:color w:val="FF0000"/>
-                <w:sz w:val="28"/>
-                <w:szCs w:val="28"/>
-              </w:rPr>
-            </w:pPr>
-            <w:r>
-              <w:rPr>
-                <w:b/>
-                <w:bCs/>
-                <w:sz w:val="28"/>
-                <w:szCs w:val="28"/>
-              </w:rPr>
-              <w:lastRenderedPageBreak/>
-              <w:t>14</w:t>
-            </w:r>
-          </w:p>
-        </w:tc>
-        <w:tc>
-          <w:tcPr>
-            <w:tcW w:w="10347" w:type="dxa"/>
-          </w:tcPr>
-          <w:p>
-            <w:pPr>
-              <w:pStyle w:val="TableParagraph"/>
-              <w:rPr>
-                <w:rFonts w:asciiTheme="minorHAnsi" w:hAnsiTheme="minorHAnsi" w:cstheme="minorHAnsi"/>
-                <w:b/>
-                <w:bCs/>
-                <w:sz w:val="28"/>
-                <w:szCs w:val="28"/>
-              </w:rPr>
-            </w:pPr>
-          </w:p>
-        </w:tc>
-      </w:tr>
-      <w:tr>
-        <w:trPr>
-          <w:trHeight w:val="20"/>
-        </w:trPr>
-        <w:tc>
-          <w:tcPr>
-            <w:tcW w:w="993" w:type="dxa"/>
-          </w:tcPr>
-          <w:p>
-            <w:pPr>
-              <w:pStyle w:val="TableParagraph"/>
-              <w:ind w:left="1"/>
-              <w:jc w:val="center"/>
-              <w:rPr>
-                <w:rFonts w:asciiTheme="minorHAnsi" w:hAnsiTheme="minorHAnsi" w:cstheme="minorHAnsi"/>
-                <w:b/>
-                <w:bCs/>
-                <w:color w:val="FF0000"/>
-                <w:sz w:val="28"/>
-                <w:szCs w:val="28"/>
-              </w:rPr>
-            </w:pPr>
-            <w:r>
-              <w:rPr>
-                <w:rFonts w:asciiTheme="minorHAnsi" w:hAnsiTheme="minorHAnsi" w:cstheme="minorHAnsi"/>
-                <w:b/>
-                <w:bCs/>
-                <w:color w:val="FF0000"/>
-                <w:sz w:val="28"/>
-                <w:szCs w:val="28"/>
-              </w:rPr>
-              <w:t>Ans.14)</w:t>
-            </w:r>
-          </w:p>
-        </w:tc>
-        <w:tc>
-          <w:tcPr>
-            <w:tcW w:w="10347" w:type="dxa"/>
-          </w:tcPr>
-          <w:p>
-            <w:pPr>
-              <w:pStyle w:val="TableParagraph"/>
-              <w:rPr>
-                <w:rFonts w:asciiTheme="minorHAnsi" w:hAnsiTheme="minorHAnsi" w:cstheme="minorHAnsi"/>
-                <w:sz w:val="28"/>
-                <w:szCs w:val="28"/>
-              </w:rPr>
-            </w:pPr>
-          </w:p>
-        </w:tc>
-      </w:tr>
-    </w:tbl>
-    <w:p>
-      <w:pPr>
-        <w:pStyle w:val="TableParagraph"/>
-        <w:ind w:left="1"/>
-        <w:jc w:val="center"/>
-        <w:rPr>
-          <w:sz w:val="28"/>
-          <w:szCs w:val="28"/>
-        </w:rPr>
-        <w:sectPr>
-          <w:pgSz w:w="11913" w:h="10206"/>
-          <w:pgMar w:top="142" w:right="573" w:bottom="278" w:left="697" w:header="720" w:footer="720" w:gutter="0"/>
-          <w:cols w:space="720"/>
-        </w:sectPr>
-      </w:pPr>
-    </w:p>
-    <w:tbl>
-      <w:tblPr>
-        <w:tblW w:w="11340" w:type="dxa"/>
-        <w:tblInd w:w="-562" w:type="dxa"/>
-        <w:tblLayout w:type="fixed"/>
-        <w:tblCellMar>
-          <w:left w:w="0" w:type="dxa"/>
-          <w:right w:w="0" w:type="dxa"/>
-        </w:tblCellMar>
-        <w:tblLook w:val="01E0" w:firstRow="1" w:lastRow="1" w:firstColumn="1" w:lastColumn="1" w:noHBand="0" w:noVBand="0"/>
-      </w:tblPr>
-      <w:tblGrid>
-        <w:gridCol w:w="993"/>
-        <w:gridCol w:w="10347"/>
-      </w:tblGrid>
-      <w:tr>
-        <w:trPr>
-          <w:trHeight w:val="20"/>
-        </w:trPr>
-        <w:tc>
-          <w:tcPr>
-            <w:tcW w:w="993" w:type="dxa"/>
-          </w:tcPr>
-          <w:p>
-            <w:pPr>
-              <w:pStyle w:val="TableParagraph"/>
-              <w:ind w:left="1"/>
-              <w:jc w:val="center"/>
-              <w:rPr>
-                <w:rFonts w:asciiTheme="minorHAnsi" w:hAnsiTheme="minorHAnsi" w:cstheme="minorHAnsi"/>
-                <w:b/>
-                <w:bCs/>
-                <w:color w:val="FF0000"/>
-                <w:sz w:val="28"/>
-                <w:szCs w:val="28"/>
-              </w:rPr>
-            </w:pPr>
-            <w:r>
-              <w:rPr>
-                <w:b/>
-                <w:bCs/>
-                <w:sz w:val="28"/>
-                <w:szCs w:val="28"/>
-              </w:rPr>
-              <w:lastRenderedPageBreak/>
-              <w:t>15</w:t>
-            </w:r>
-          </w:p>
-        </w:tc>
-        <w:tc>
-          <w:tcPr>
-            <w:tcW w:w="10347" w:type="dxa"/>
-          </w:tcPr>
-          <w:p>
-            <w:pPr>
-              <w:pStyle w:val="TableParagraph"/>
-              <w:rPr>
-                <w:rFonts w:asciiTheme="minorHAnsi" w:hAnsiTheme="minorHAnsi" w:cstheme="minorHAnsi"/>
-                <w:b/>
-                <w:bCs/>
-                <w:sz w:val="28"/>
-                <w:szCs w:val="28"/>
-              </w:rPr>
-            </w:pPr>
-          </w:p>
-        </w:tc>
-      </w:tr>
-      <w:tr>
-        <w:trPr>
-          <w:trHeight w:val="20"/>
-        </w:trPr>
-        <w:tc>
-          <w:tcPr>
-            <w:tcW w:w="993" w:type="dxa"/>
-          </w:tcPr>
-          <w:p>
-            <w:pPr>
-              <w:pStyle w:val="TableParagraph"/>
-              <w:ind w:left="1"/>
-              <w:jc w:val="center"/>
-              <w:rPr>
-                <w:rFonts w:asciiTheme="minorHAnsi" w:hAnsiTheme="minorHAnsi" w:cstheme="minorHAnsi"/>
-                <w:b/>
-                <w:bCs/>
-                <w:color w:val="FF0000"/>
-                <w:sz w:val="28"/>
-                <w:szCs w:val="28"/>
-              </w:rPr>
-            </w:pPr>
-            <w:r>
-              <w:rPr>
-                <w:rFonts w:asciiTheme="minorHAnsi" w:hAnsiTheme="minorHAnsi" w:cstheme="minorHAnsi"/>
-                <w:b/>
-                <w:bCs/>
-                <w:color w:val="FF0000"/>
-                <w:sz w:val="28"/>
-                <w:szCs w:val="28"/>
-              </w:rPr>
-              <w:t>Ans.15)</w:t>
-            </w:r>
-          </w:p>
-        </w:tc>
-        <w:tc>
-          <w:tcPr>
-            <w:tcW w:w="10347" w:type="dxa"/>
-          </w:tcPr>
-          <w:p>
-            <w:pPr>
-              <w:pStyle w:val="TableParagraph"/>
-              <w:rPr>
-                <w:rFonts w:asciiTheme="minorHAnsi" w:hAnsiTheme="minorHAnsi" w:cstheme="minorHAnsi"/>
-                <w:sz w:val="28"/>
-                <w:szCs w:val="28"/>
-              </w:rPr>
-            </w:pPr>
-          </w:p>
-        </w:tc>
-      </w:tr>
-    </w:tbl>
-    <w:p>
-      <w:pPr>
-        <w:pStyle w:val="TableParagraph"/>
-        <w:ind w:left="1"/>
-        <w:jc w:val="center"/>
-        <w:rPr>
-          <w:b/>
-          <w:bCs/>
-          <w:sz w:val="28"/>
-          <w:szCs w:val="28"/>
-        </w:rPr>
-        <w:sectPr>
-          <w:pgSz w:w="11913" w:h="10773"/>
-          <w:pgMar w:top="142" w:right="573" w:bottom="278" w:left="697" w:header="720" w:footer="720" w:gutter="0"/>
-          <w:cols w:space="720"/>
-        </w:sectPr>
-      </w:pPr>
-    </w:p>
-    <w:tbl>
-      <w:tblPr>
-        <w:tblW w:w="11340" w:type="dxa"/>
-        <w:tblInd w:w="-562" w:type="dxa"/>
-        <w:tblLayout w:type="fixed"/>
-        <w:tblCellMar>
-          <w:left w:w="0" w:type="dxa"/>
-          <w:right w:w="0" w:type="dxa"/>
-        </w:tblCellMar>
-        <w:tblLook w:val="01E0" w:firstRow="1" w:lastRow="1" w:firstColumn="1" w:lastColumn="1" w:noHBand="0" w:noVBand="0"/>
-      </w:tblPr>
-      <w:tblGrid>
-        <w:gridCol w:w="993"/>
-        <w:gridCol w:w="10347"/>
-      </w:tblGrid>
-      <w:tr>
-        <w:trPr>
-          <w:trHeight w:val="20"/>
-        </w:trPr>
-        <w:tc>
-          <w:tcPr>
-            <w:tcW w:w="993" w:type="dxa"/>
-          </w:tcPr>
-          <w:p>
-            <w:pPr>
-              <w:pStyle w:val="TableParagraph"/>
-              <w:ind w:left="1"/>
-              <w:jc w:val="center"/>
-              <w:rPr>
-                <w:rFonts w:asciiTheme="minorHAnsi" w:hAnsiTheme="minorHAnsi" w:cstheme="minorHAnsi"/>
-                <w:b/>
-                <w:bCs/>
-                <w:color w:val="FF0000"/>
-                <w:sz w:val="28"/>
-                <w:szCs w:val="28"/>
-              </w:rPr>
-            </w:pPr>
-            <w:r>
-              <w:rPr>
-                <w:b/>
-                <w:bCs/>
-                <w:sz w:val="28"/>
-                <w:szCs w:val="28"/>
-              </w:rPr>
-              <w:lastRenderedPageBreak/>
-              <w:t>16</w:t>
-            </w:r>
-          </w:p>
-        </w:tc>
-        <w:tc>
-          <w:tcPr>
-            <w:tcW w:w="10347" w:type="dxa"/>
-          </w:tcPr>
-          <w:p>
-            <w:pPr>
-              <w:pStyle w:val="TableParagraph"/>
-              <w:rPr>
-                <w:rFonts w:asciiTheme="minorHAnsi" w:hAnsiTheme="minorHAnsi" w:cstheme="minorHAnsi"/>
-                <w:b/>
-                <w:bCs/>
-                <w:sz w:val="28"/>
-                <w:szCs w:val="28"/>
-              </w:rPr>
-            </w:pPr>
-          </w:p>
-        </w:tc>
-      </w:tr>
-      <w:tr>
-        <w:trPr>
-          <w:trHeight w:val="20"/>
-        </w:trPr>
-        <w:tc>
-          <w:tcPr>
-            <w:tcW w:w="993" w:type="dxa"/>
-          </w:tcPr>
-          <w:p>
-            <w:pPr>
-              <w:pStyle w:val="TableParagraph"/>
-              <w:ind w:left="1"/>
-              <w:jc w:val="center"/>
-              <w:rPr>
-                <w:rFonts w:asciiTheme="minorHAnsi" w:hAnsiTheme="minorHAnsi" w:cstheme="minorHAnsi"/>
-                <w:b/>
-                <w:bCs/>
-                <w:color w:val="FF0000"/>
-                <w:sz w:val="28"/>
-                <w:szCs w:val="28"/>
-              </w:rPr>
-            </w:pPr>
-            <w:r>
-              <w:rPr>
-                <w:rFonts w:asciiTheme="minorHAnsi" w:hAnsiTheme="minorHAnsi" w:cstheme="minorHAnsi"/>
-                <w:b/>
-                <w:bCs/>
-                <w:color w:val="FF0000"/>
-                <w:sz w:val="28"/>
-                <w:szCs w:val="28"/>
-              </w:rPr>
-              <w:t>Ans.16)</w:t>
-            </w:r>
-          </w:p>
-        </w:tc>
-        <w:tc>
-          <w:tcPr>
-            <w:tcW w:w="10347" w:type="dxa"/>
-          </w:tcPr>
-          <w:p>
-            <w:pPr>
-              <w:pStyle w:val="TableParagraph"/>
-              <w:rPr>
-                <w:rFonts w:asciiTheme="minorHAnsi" w:hAnsiTheme="minorHAnsi" w:cstheme="minorHAnsi"/>
-                <w:sz w:val="28"/>
-                <w:szCs w:val="28"/>
-              </w:rPr>
-            </w:pPr>
-          </w:p>
-        </w:tc>
-      </w:tr>
-    </w:tbl>
-    <w:p>
-      <w:pPr>
-        <w:pStyle w:val="TableParagraph"/>
-        <w:ind w:left="1"/>
-        <w:jc w:val="center"/>
-        <w:rPr>
-          <w:sz w:val="28"/>
-          <w:szCs w:val="28"/>
-        </w:rPr>
-        <w:sectPr>
-          <w:pgSz w:w="11913" w:h="11340"/>
-          <w:pgMar w:top="142" w:right="573" w:bottom="0" w:left="697" w:header="720" w:footer="720" w:gutter="0"/>
-          <w:cols w:space="720"/>
-        </w:sectPr>
-      </w:pPr>
-    </w:p>
-    <w:tbl>
-      <w:tblPr>
-        <w:tblW w:w="11340" w:type="dxa"/>
-        <w:tblInd w:w="-562" w:type="dxa"/>
-        <w:tblLayout w:type="fixed"/>
-        <w:tblCellMar>
-          <w:left w:w="0" w:type="dxa"/>
-          <w:right w:w="0" w:type="dxa"/>
-        </w:tblCellMar>
-        <w:tblLook w:val="01E0" w:firstRow="1" w:lastRow="1" w:firstColumn="1" w:lastColumn="1" w:noHBand="0" w:noVBand="0"/>
-      </w:tblPr>
-      <w:tblGrid>
-        <w:gridCol w:w="993"/>
-        <w:gridCol w:w="10347"/>
-      </w:tblGrid>
-      <w:tr>
-        <w:trPr>
-          <w:trHeight w:val="20"/>
-        </w:trPr>
-        <w:tc>
-          <w:tcPr>
-            <w:tcW w:w="993" w:type="dxa"/>
-          </w:tcPr>
-          <w:p>
-            <w:pPr>
-              <w:pStyle w:val="TableParagraph"/>
-              <w:ind w:left="1"/>
-              <w:jc w:val="center"/>
-              <w:rPr>
-                <w:rFonts w:asciiTheme="minorHAnsi" w:hAnsiTheme="minorHAnsi" w:cstheme="minorHAnsi"/>
-                <w:b/>
-                <w:bCs/>
-                <w:color w:val="FF0000"/>
-                <w:sz w:val="28"/>
-                <w:szCs w:val="28"/>
-              </w:rPr>
-            </w:pPr>
-            <w:r>
-              <w:rPr>
-                <w:b/>
-                <w:bCs/>
-                <w:sz w:val="28"/>
-                <w:szCs w:val="28"/>
-              </w:rPr>
-              <w:lastRenderedPageBreak/>
-              <w:t>17</w:t>
-            </w:r>
-          </w:p>
-        </w:tc>
-        <w:tc>
-          <w:tcPr>
-            <w:tcW w:w="10347" w:type="dxa"/>
-          </w:tcPr>
-          <w:p>
-            <w:pPr>
-              <w:pStyle w:val="TableParagraph"/>
-              <w:rPr>
-                <w:rFonts w:asciiTheme="minorHAnsi" w:hAnsiTheme="minorHAnsi" w:cstheme="minorHAnsi"/>
-                <w:b/>
-                <w:bCs/>
-                <w:sz w:val="28"/>
-                <w:szCs w:val="28"/>
-              </w:rPr>
-            </w:pPr>
-          </w:p>
-        </w:tc>
-      </w:tr>
-      <w:tr>
-        <w:trPr>
-          <w:trHeight w:val="20"/>
-        </w:trPr>
-        <w:tc>
-          <w:tcPr>
-            <w:tcW w:w="993" w:type="dxa"/>
-          </w:tcPr>
-          <w:p>
-            <w:pPr>
-              <w:pStyle w:val="TableParagraph"/>
-              <w:ind w:left="1"/>
-              <w:jc w:val="center"/>
-              <w:rPr>
-                <w:rFonts w:asciiTheme="minorHAnsi" w:hAnsiTheme="minorHAnsi" w:cstheme="minorHAnsi"/>
-                <w:b/>
-                <w:bCs/>
-                <w:color w:val="FF0000"/>
-                <w:sz w:val="28"/>
-                <w:szCs w:val="28"/>
-              </w:rPr>
-            </w:pPr>
-            <w:r>
-              <w:rPr>
-                <w:rFonts w:asciiTheme="minorHAnsi" w:hAnsiTheme="minorHAnsi" w:cstheme="minorHAnsi"/>
-                <w:b/>
-                <w:bCs/>
-                <w:color w:val="FF0000"/>
-                <w:sz w:val="28"/>
-                <w:szCs w:val="28"/>
-              </w:rPr>
-              <w:t>Ans.17)</w:t>
-            </w:r>
-          </w:p>
-        </w:tc>
-        <w:tc>
-          <w:tcPr>
-            <w:tcW w:w="10347" w:type="dxa"/>
-          </w:tcPr>
-          <w:p>
-            <w:pPr>
-              <w:pStyle w:val="TableParagraph"/>
-              <w:rPr>
-                <w:rFonts w:asciiTheme="minorHAnsi" w:hAnsiTheme="minorHAnsi" w:cstheme="minorHAnsi"/>
-                <w:sz w:val="28"/>
-                <w:szCs w:val="28"/>
-              </w:rPr>
-            </w:pPr>
-          </w:p>
-        </w:tc>
-      </w:tr>
-    </w:tbl>
-    <w:p>
-      <w:pPr>
-        <w:pStyle w:val="TableParagraph"/>
-        <w:ind w:left="1"/>
-        <w:jc w:val="center"/>
-        <w:rPr>
-          <w:sz w:val="28"/>
-          <w:szCs w:val="28"/>
-        </w:rPr>
-        <w:sectPr>
-          <w:pgSz w:w="11913" w:h="12474"/>
-          <w:pgMar w:top="142" w:right="573" w:bottom="278" w:left="697" w:header="720" w:footer="720" w:gutter="0"/>
-          <w:cols w:space="720"/>
-        </w:sectPr>
-      </w:pPr>
-    </w:p>
-    <w:tbl>
-      <w:tblPr>
-        <w:tblW w:w="11340" w:type="dxa"/>
-        <w:tblInd w:w="-562" w:type="dxa"/>
-        <w:tblLayout w:type="fixed"/>
-        <w:tblCellMar>
-          <w:left w:w="0" w:type="dxa"/>
-          <w:right w:w="0" w:type="dxa"/>
-        </w:tblCellMar>
-        <w:tblLook w:val="01E0" w:firstRow="1" w:lastRow="1" w:firstColumn="1" w:lastColumn="1" w:noHBand="0" w:noVBand="0"/>
-      </w:tblPr>
-      <w:tblGrid>
-        <w:gridCol w:w="993"/>
-        <w:gridCol w:w="10347"/>
-      </w:tblGrid>
-      <w:tr>
-        <w:trPr>
-          <w:trHeight w:val="20"/>
-        </w:trPr>
-        <w:tc>
-          <w:tcPr>
-            <w:tcW w:w="993" w:type="dxa"/>
-          </w:tcPr>
-          <w:p>
-            <w:pPr>
-              <w:pStyle w:val="TableParagraph"/>
-              <w:ind w:left="1"/>
-              <w:jc w:val="center"/>
-              <w:rPr>
-                <w:rFonts w:asciiTheme="minorHAnsi" w:hAnsiTheme="minorHAnsi" w:cstheme="minorHAnsi"/>
-                <w:b/>
-                <w:bCs/>
-                <w:color w:val="FF0000"/>
-                <w:sz w:val="28"/>
-                <w:szCs w:val="28"/>
-              </w:rPr>
-            </w:pPr>
-            <w:r>
-              <w:rPr>
-                <w:b/>
-                <w:bCs/>
-                <w:sz w:val="28"/>
-                <w:szCs w:val="28"/>
-              </w:rPr>
-              <w:lastRenderedPageBreak/>
-              <w:t>18</w:t>
-            </w:r>
-          </w:p>
-        </w:tc>
-        <w:tc>
-          <w:tcPr>
-            <w:tcW w:w="10347" w:type="dxa"/>
-          </w:tcPr>
-          <w:p>
-            <w:pPr>
-              <w:pStyle w:val="TableParagraph"/>
-              <w:rPr>
-                <w:rFonts w:asciiTheme="minorHAnsi" w:hAnsiTheme="minorHAnsi" w:cstheme="minorHAnsi"/>
-                <w:b/>
-                <w:bCs/>
-                <w:sz w:val="28"/>
-                <w:szCs w:val="28"/>
-              </w:rPr>
-            </w:pPr>
-          </w:p>
-        </w:tc>
-      </w:tr>
-      <w:tr>
-        <w:trPr>
-          <w:trHeight w:val="20"/>
-        </w:trPr>
-        <w:tc>
-          <w:tcPr>
-            <w:tcW w:w="993" w:type="dxa"/>
-          </w:tcPr>
-          <w:p>
-            <w:pPr>
-              <w:pStyle w:val="TableParagraph"/>
-              <w:ind w:left="1"/>
-              <w:jc w:val="center"/>
-              <w:rPr>
-                <w:rFonts w:asciiTheme="minorHAnsi" w:hAnsiTheme="minorHAnsi" w:cstheme="minorHAnsi"/>
-                <w:b/>
-                <w:bCs/>
-                <w:color w:val="FF0000"/>
-                <w:sz w:val="28"/>
-                <w:szCs w:val="28"/>
-              </w:rPr>
-            </w:pPr>
-            <w:r>
-              <w:rPr>
-                <w:rFonts w:asciiTheme="minorHAnsi" w:hAnsiTheme="minorHAnsi" w:cstheme="minorHAnsi"/>
-                <w:b/>
-                <w:bCs/>
-                <w:color w:val="FF0000"/>
-                <w:sz w:val="28"/>
-                <w:szCs w:val="28"/>
-              </w:rPr>
-              <w:t>Ans.18)</w:t>
-            </w:r>
-          </w:p>
-        </w:tc>
-        <w:tc>
-          <w:tcPr>
-            <w:tcW w:w="10347" w:type="dxa"/>
-          </w:tcPr>
-          <w:p>
-            <w:pPr>
-              <w:pStyle w:val="TableParagraph"/>
-              <w:rPr>
-                <w:rFonts w:asciiTheme="minorHAnsi" w:hAnsiTheme="minorHAnsi" w:cstheme="minorHAnsi"/>
-                <w:sz w:val="28"/>
-                <w:szCs w:val="28"/>
-              </w:rPr>
-            </w:pPr>
-          </w:p>
-        </w:tc>
-      </w:tr>
-    </w:tbl>
-    <w:p>
-      <w:pPr>
-        <w:pStyle w:val="TableParagraph"/>
-        <w:ind w:left="1"/>
-        <w:jc w:val="center"/>
-        <w:rPr>
-          <w:sz w:val="28"/>
-          <w:szCs w:val="28"/>
-        </w:rPr>
-        <w:sectPr>
-          <w:pgSz w:w="11913" w:h="8505"/>
-          <w:pgMar w:top="142" w:right="573" w:bottom="0" w:left="697" w:header="720" w:footer="720" w:gutter="0"/>
-          <w:cols w:space="720"/>
-        </w:sectPr>
-      </w:pPr>
-    </w:p>
-    <w:tbl>
-      <w:tblPr>
-        <w:tblW w:w="11340" w:type="dxa"/>
-        <w:tblInd w:w="-562" w:type="dxa"/>
-        <w:tblLayout w:type="fixed"/>
-        <w:tblCellMar>
-          <w:left w:w="0" w:type="dxa"/>
-          <w:right w:w="0" w:type="dxa"/>
-        </w:tblCellMar>
-        <w:tblLook w:val="01E0" w:firstRow="1" w:lastRow="1" w:firstColumn="1" w:lastColumn="1" w:noHBand="0" w:noVBand="0"/>
-      </w:tblPr>
-      <w:tblGrid>
-        <w:gridCol w:w="993"/>
-        <w:gridCol w:w="10347"/>
-      </w:tblGrid>
-      <w:tr>
-        <w:trPr>
-          <w:trHeight w:val="20"/>
-        </w:trPr>
-        <w:tc>
-          <w:tcPr>
-            <w:tcW w:w="993" w:type="dxa"/>
-          </w:tcPr>
-          <w:p>
-            <w:pPr>
-              <w:pStyle w:val="TableParagraph"/>
-              <w:ind w:left="1"/>
-              <w:jc w:val="center"/>
-              <w:rPr>
-                <w:rFonts w:asciiTheme="minorHAnsi" w:hAnsiTheme="minorHAnsi" w:cstheme="minorHAnsi"/>
-                <w:b/>
-                <w:bCs/>
-                <w:color w:val="FF0000"/>
-                <w:sz w:val="28"/>
-                <w:szCs w:val="28"/>
-              </w:rPr>
-            </w:pPr>
-            <w:r>
-              <w:rPr>
-                <w:b/>
-                <w:bCs/>
-                <w:sz w:val="28"/>
-                <w:szCs w:val="28"/>
-              </w:rPr>
-              <w:lastRenderedPageBreak/>
-              <w:t>19</w:t>
-            </w:r>
-          </w:p>
-        </w:tc>
-        <w:tc>
-          <w:tcPr>
-            <w:tcW w:w="10347" w:type="dxa"/>
-          </w:tcPr>
-          <w:p>
-            <w:pPr>
-              <w:pStyle w:val="TableParagraph"/>
-              <w:rPr>
-                <w:rFonts w:asciiTheme="minorHAnsi" w:hAnsiTheme="minorHAnsi" w:cstheme="minorHAnsi"/>
-                <w:b/>
-                <w:bCs/>
-                <w:sz w:val="28"/>
-                <w:szCs w:val="28"/>
-              </w:rPr>
-            </w:pPr>
-          </w:p>
-        </w:tc>
-      </w:tr>
-      <w:tr>
-        <w:trPr>
-          <w:trHeight w:val="20"/>
-        </w:trPr>
-        <w:tc>
-          <w:tcPr>
-            <w:tcW w:w="993" w:type="dxa"/>
-          </w:tcPr>
-          <w:p>
-            <w:pPr>
-              <w:pStyle w:val="TableParagraph"/>
-              <w:ind w:left="1"/>
-              <w:jc w:val="center"/>
-              <w:rPr>
-                <w:rFonts w:asciiTheme="minorHAnsi" w:hAnsiTheme="minorHAnsi" w:cstheme="minorHAnsi"/>
-                <w:b/>
-                <w:bCs/>
-                <w:color w:val="FF0000"/>
-                <w:sz w:val="28"/>
-                <w:szCs w:val="28"/>
-              </w:rPr>
-            </w:pPr>
-            <w:r>
-              <w:rPr>
-                <w:rFonts w:asciiTheme="minorHAnsi" w:hAnsiTheme="minorHAnsi" w:cstheme="minorHAnsi"/>
-                <w:b/>
-                <w:bCs/>
-                <w:color w:val="FF0000"/>
-                <w:sz w:val="28"/>
-                <w:szCs w:val="28"/>
-              </w:rPr>
-              <w:t>Ans.19)</w:t>
-            </w:r>
-          </w:p>
-        </w:tc>
-        <w:tc>
-          <w:tcPr>
-            <w:tcW w:w="10347" w:type="dxa"/>
-          </w:tcPr>
-          <w:p>
-            <w:pPr>
-              <w:pStyle w:val="TableParagraph"/>
-              <w:rPr>
-                <w:rFonts w:asciiTheme="minorHAnsi" w:hAnsiTheme="minorHAnsi" w:cstheme="minorHAnsi"/>
-                <w:sz w:val="28"/>
-                <w:szCs w:val="28"/>
-              </w:rPr>
-            </w:pPr>
-          </w:p>
-        </w:tc>
-      </w:tr>
-    </w:tbl>
-    <w:p/>
     <w:sectPr>
       <w:pgSz w:w="11913" w:h="13041"/>
       <w:pgMar w:top="0" w:right="1480" w:bottom="0" w:left="697" w:header="720" w:footer="720" w:gutter="0"/>
@@ -3864,6 +2438,124 @@
         </w:tabs>
         <w:ind w:left="6480" w:hanging="360"/>
       </w:pPr>
+    </w:lvl>
+  </w:abstractNum>
+  <w:abstractNum w:abstractNumId="8" w15:restartNumberingAfterBreak="0">
+    <w:nsid w:val="7CC43D3B"/>
+    <w:multiLevelType w:val="hybridMultilevel"/>
+    <w:tmpl w:val="A5702706"/>
+    <w:lvl w:ilvl="0" w:tplc="71346E7C">
+      <w:start w:val="1"/>
+      <w:numFmt w:val="decimal"/>
+      <w:lvlText w:val="%1)"/>
+      <w:lvlJc w:val="left"/>
+      <w:pPr>
+        <w:ind w:left="860" w:hanging="360"/>
+      </w:pPr>
+      <w:rPr>
+        <w:rFonts w:ascii="Trebuchet MS" w:eastAsia="Trebuchet MS" w:hAnsi="Trebuchet MS" w:cs="Trebuchet MS" w:hint="default"/>
+        <w:spacing w:val="-2"/>
+        <w:w w:val="96"/>
+        <w:sz w:val="22"/>
+        <w:szCs w:val="22"/>
+        <w:lang w:val="en-US" w:eastAsia="en-US" w:bidi="ar-SA"/>
+      </w:rPr>
+    </w:lvl>
+    <w:lvl w:ilvl="1" w:tplc="2124D656">
+      <w:numFmt w:val="bullet"/>
+      <w:lvlText w:val="•"/>
+      <w:lvlJc w:val="left"/>
+      <w:pPr>
+        <w:ind w:left="1852" w:hanging="360"/>
+      </w:pPr>
+      <w:rPr>
+        <w:rFonts w:hint="default"/>
+        <w:lang w:val="en-US" w:eastAsia="en-US" w:bidi="ar-SA"/>
+      </w:rPr>
+    </w:lvl>
+    <w:lvl w:ilvl="2" w:tplc="3058F9E4">
+      <w:numFmt w:val="bullet"/>
+      <w:lvlText w:val="•"/>
+      <w:lvlJc w:val="left"/>
+      <w:pPr>
+        <w:ind w:left="2844" w:hanging="360"/>
+      </w:pPr>
+      <w:rPr>
+        <w:rFonts w:hint="default"/>
+        <w:lang w:val="en-US" w:eastAsia="en-US" w:bidi="ar-SA"/>
+      </w:rPr>
+    </w:lvl>
+    <w:lvl w:ilvl="3" w:tplc="37422718">
+      <w:numFmt w:val="bullet"/>
+      <w:lvlText w:val="•"/>
+      <w:lvlJc w:val="left"/>
+      <w:pPr>
+        <w:ind w:left="3836" w:hanging="360"/>
+      </w:pPr>
+      <w:rPr>
+        <w:rFonts w:hint="default"/>
+        <w:lang w:val="en-US" w:eastAsia="en-US" w:bidi="ar-SA"/>
+      </w:rPr>
+    </w:lvl>
+    <w:lvl w:ilvl="4" w:tplc="3D986EAA">
+      <w:numFmt w:val="bullet"/>
+      <w:lvlText w:val="•"/>
+      <w:lvlJc w:val="left"/>
+      <w:pPr>
+        <w:ind w:left="4828" w:hanging="360"/>
+      </w:pPr>
+      <w:rPr>
+        <w:rFonts w:hint="default"/>
+        <w:lang w:val="en-US" w:eastAsia="en-US" w:bidi="ar-SA"/>
+      </w:rPr>
+    </w:lvl>
+    <w:lvl w:ilvl="5" w:tplc="D3F635E8">
+      <w:numFmt w:val="bullet"/>
+      <w:lvlText w:val="•"/>
+      <w:lvlJc w:val="left"/>
+      <w:pPr>
+        <w:ind w:left="5820" w:hanging="360"/>
+      </w:pPr>
+      <w:rPr>
+        <w:rFonts w:hint="default"/>
+        <w:lang w:val="en-US" w:eastAsia="en-US" w:bidi="ar-SA"/>
+      </w:rPr>
+    </w:lvl>
+    <w:lvl w:ilvl="6" w:tplc="90BC22EC">
+      <w:numFmt w:val="bullet"/>
+      <w:lvlText w:val="•"/>
+      <w:lvlJc w:val="left"/>
+      <w:pPr>
+        <w:ind w:left="6812" w:hanging="360"/>
+      </w:pPr>
+      <w:rPr>
+        <w:rFonts w:hint="default"/>
+        <w:lang w:val="en-US" w:eastAsia="en-US" w:bidi="ar-SA"/>
+      </w:rPr>
+    </w:lvl>
+    <w:lvl w:ilvl="7" w:tplc="24206C7E">
+      <w:numFmt w:val="bullet"/>
+      <w:lvlText w:val="•"/>
+      <w:lvlJc w:val="left"/>
+      <w:pPr>
+        <w:ind w:left="7804" w:hanging="360"/>
+      </w:pPr>
+      <w:rPr>
+        <w:rFonts w:hint="default"/>
+        <w:lang w:val="en-US" w:eastAsia="en-US" w:bidi="ar-SA"/>
+      </w:rPr>
+    </w:lvl>
+    <w:lvl w:ilvl="8" w:tplc="817CDC86">
+      <w:numFmt w:val="bullet"/>
+      <w:lvlText w:val="•"/>
+      <w:lvlJc w:val="left"/>
+      <w:pPr>
+        <w:ind w:left="8796" w:hanging="360"/>
+      </w:pPr>
+      <w:rPr>
+        <w:rFonts w:hint="default"/>
+        <w:lang w:val="en-US" w:eastAsia="en-US" w:bidi="ar-SA"/>
+      </w:rPr>
     </w:lvl>
   </w:abstractNum>
   <w:num w:numId="1" w16cid:durableId="1330862168">
@@ -3889,6 +2581,9 @@
   </w:num>
   <w:num w:numId="8" w16cid:durableId="1855878255">
     <w:abstractNumId w:val="1"/>
+  </w:num>
+  <w:num w:numId="9" w16cid:durableId="116535797">
+    <w:abstractNumId w:val="8"/>
   </w:num>
 </w:numbering>
 </file>

--- a/DAP - Data Analysis using Python/DAP_QB_ANS/DAP_QB_Week_8_Ans.docx
+++ b/DAP - Data Analysis using Python/DAP_QB_ANS/DAP_QB_Week_8_Ans.docx
@@ -233,7 +233,7 @@
                 <w:sz w:val="28"/>
                 <w:szCs w:val="28"/>
               </w:rPr>
-              <w:t>Explain Maximum Likelihood Estimation(MLE)</w:t>
+              <w:t xml:space="preserve">Explain Maximum Likelihood </w:t>
             </w:r>
             <w:r>
               <w:rPr>
@@ -243,14 +243,24 @@
                 <w:sz w:val="28"/>
                 <w:szCs w:val="28"/>
               </w:rPr>
-              <w:t>.</w:t>
+              <w:t>Estimation (</w:t>
+            </w:r>
+            <w:r>
+              <w:rPr>
+                <w:rFonts w:asciiTheme="minorHAnsi" w:hAnsiTheme="minorHAnsi" w:cstheme="minorHAnsi"/>
+                <w:b/>
+                <w:bCs/>
+                <w:sz w:val="28"/>
+                <w:szCs w:val="28"/>
+              </w:rPr>
+              <w:t>MLE).</w:t>
             </w:r>
           </w:p>
         </w:tc>
       </w:tr>
       <w:tr>
         <w:trPr>
-          <w:trHeight w:val="80"/>
+          <w:trHeight w:val="7333"/>
         </w:trPr>
         <w:tc>
           <w:tcPr>
@@ -294,8 +304,285 @@
                 <w:rFonts w:asciiTheme="minorHAnsi" w:hAnsiTheme="minorHAnsi" w:cstheme="minorHAnsi"/>
                 <w:sz w:val="28"/>
                 <w:szCs w:val="28"/>
-              </w:rPr>
-            </w:pPr>
+                <w:lang w:val="en-IN"/>
+              </w:rPr>
+            </w:pPr>
+            <w:r>
+              <w:rPr>
+                <w:rFonts w:asciiTheme="minorHAnsi" w:hAnsiTheme="minorHAnsi" w:cstheme="minorHAnsi"/>
+                <w:sz w:val="28"/>
+                <w:szCs w:val="28"/>
+                <w:lang w:val="en-IN"/>
+              </w:rPr>
+              <w:t>Maximum Likelihood Estimation (MLE) is a method used to estimate the parameters of a statistical model. The key idea behind MLE is to find the parameter values that maximize the likelihood of observing the given data.</w:t>
+            </w:r>
+          </w:p>
+          <w:p>
+            <w:pPr>
+              <w:pStyle w:val="TableParagraph"/>
+              <w:rPr>
+                <w:rFonts w:asciiTheme="minorHAnsi" w:hAnsiTheme="minorHAnsi" w:cstheme="minorHAnsi"/>
+                <w:sz w:val="28"/>
+                <w:szCs w:val="28"/>
+                <w:lang w:val="en-IN"/>
+              </w:rPr>
+            </w:pPr>
+          </w:p>
+          <w:p>
+            <w:pPr>
+              <w:pStyle w:val="TableParagraph"/>
+              <w:rPr>
+                <w:rFonts w:asciiTheme="minorHAnsi" w:hAnsiTheme="minorHAnsi" w:cstheme="minorHAnsi"/>
+                <w:sz w:val="28"/>
+                <w:szCs w:val="28"/>
+                <w:lang w:val="en-IN"/>
+              </w:rPr>
+            </w:pPr>
+            <w:r>
+              <w:rPr>
+                <w:rFonts w:asciiTheme="minorHAnsi" w:hAnsiTheme="minorHAnsi" w:cstheme="minorHAnsi"/>
+                <w:sz w:val="28"/>
+                <w:szCs w:val="28"/>
+                <w:lang w:val="en-IN"/>
+              </w:rPr>
+              <w:t>The steps involved in MLE are:</w:t>
+            </w:r>
+          </w:p>
+          <w:p>
+            <w:pPr>
+              <w:pStyle w:val="TableParagraph"/>
+              <w:numPr>
+                <w:ilvl w:val="0"/>
+                <w:numId w:val="12"/>
+              </w:numPr>
+              <w:spacing w:after="240"/>
+              <w:rPr>
+                <w:rFonts w:asciiTheme="minorHAnsi" w:hAnsiTheme="minorHAnsi" w:cstheme="minorHAnsi"/>
+                <w:sz w:val="28"/>
+                <w:szCs w:val="28"/>
+                <w:lang w:val="en-IN"/>
+              </w:rPr>
+            </w:pPr>
+            <w:r>
+              <w:rPr>
+                <w:rFonts w:asciiTheme="minorHAnsi" w:hAnsiTheme="minorHAnsi" w:cstheme="minorHAnsi"/>
+                <w:sz w:val="28"/>
+                <w:szCs w:val="28"/>
+                <w:lang w:val="en-IN"/>
+              </w:rPr>
+              <w:t>Assume a probability distribution for the data, which depends on one or more unknown parameters.</w:t>
+            </w:r>
+          </w:p>
+          <w:p>
+            <w:pPr>
+              <w:pStyle w:val="TableParagraph"/>
+              <w:numPr>
+                <w:ilvl w:val="0"/>
+                <w:numId w:val="12"/>
+              </w:numPr>
+              <w:spacing w:after="240"/>
+              <w:rPr>
+                <w:rFonts w:asciiTheme="minorHAnsi" w:hAnsiTheme="minorHAnsi" w:cstheme="minorHAnsi"/>
+                <w:sz w:val="28"/>
+                <w:szCs w:val="28"/>
+                <w:lang w:val="en-IN"/>
+              </w:rPr>
+            </w:pPr>
+            <w:r>
+              <w:rPr>
+                <w:rFonts w:asciiTheme="minorHAnsi" w:hAnsiTheme="minorHAnsi" w:cstheme="minorHAnsi"/>
+                <w:sz w:val="28"/>
+                <w:szCs w:val="28"/>
+                <w:lang w:val="en-IN"/>
+              </w:rPr>
+              <w:t>Write the likelihood function, which is the joint probability of observing the given data under the assumed distribution and the unknown parameters.</w:t>
+            </w:r>
+          </w:p>
+          <w:p>
+            <w:pPr>
+              <w:pStyle w:val="TableParagraph"/>
+              <w:numPr>
+                <w:ilvl w:val="0"/>
+                <w:numId w:val="12"/>
+              </w:numPr>
+              <w:spacing w:after="240"/>
+              <w:rPr>
+                <w:rFonts w:asciiTheme="minorHAnsi" w:hAnsiTheme="minorHAnsi" w:cstheme="minorHAnsi"/>
+                <w:sz w:val="28"/>
+                <w:szCs w:val="28"/>
+                <w:lang w:val="en-IN"/>
+              </w:rPr>
+            </w:pPr>
+            <w:r>
+              <w:rPr>
+                <w:rFonts w:asciiTheme="minorHAnsi" w:hAnsiTheme="minorHAnsi" w:cstheme="minorHAnsi"/>
+                <w:sz w:val="28"/>
+                <w:szCs w:val="28"/>
+                <w:lang w:val="en-IN"/>
+              </w:rPr>
+              <w:t>Find the parameter values that maximize the likelihood function. This is typically done by taking the derivative of the log-likelihood function and setting it equal to zero.</w:t>
+            </w:r>
+          </w:p>
+          <w:p>
+            <w:pPr>
+              <w:pStyle w:val="TableParagraph"/>
+              <w:numPr>
+                <w:ilvl w:val="0"/>
+                <w:numId w:val="12"/>
+              </w:numPr>
+              <w:rPr>
+                <w:rFonts w:asciiTheme="minorHAnsi" w:hAnsiTheme="minorHAnsi" w:cstheme="minorHAnsi"/>
+                <w:sz w:val="28"/>
+                <w:szCs w:val="28"/>
+                <w:lang w:val="en-IN"/>
+              </w:rPr>
+            </w:pPr>
+            <w:r>
+              <w:rPr>
+                <w:rFonts w:asciiTheme="minorHAnsi" w:hAnsiTheme="minorHAnsi" w:cstheme="minorHAnsi"/>
+                <w:sz w:val="28"/>
+                <w:szCs w:val="28"/>
+                <w:lang w:val="en-IN"/>
+              </w:rPr>
+              <w:t>The values of the parameters that maximize the likelihood function are called the maximum likelihood estimates (MLEs).</w:t>
+            </w:r>
+          </w:p>
+          <w:p>
+            <w:pPr>
+              <w:pStyle w:val="TableParagraph"/>
+              <w:ind w:left="720"/>
+              <w:rPr>
+                <w:rFonts w:asciiTheme="minorHAnsi" w:hAnsiTheme="minorHAnsi" w:cstheme="minorHAnsi"/>
+                <w:sz w:val="28"/>
+                <w:szCs w:val="28"/>
+                <w:lang w:val="en-IN"/>
+              </w:rPr>
+            </w:pPr>
+          </w:p>
+          <w:p>
+            <w:pPr>
+              <w:pStyle w:val="TableParagraph"/>
+              <w:rPr>
+                <w:rFonts w:asciiTheme="minorHAnsi" w:hAnsiTheme="minorHAnsi" w:cstheme="minorHAnsi"/>
+                <w:sz w:val="28"/>
+                <w:szCs w:val="28"/>
+                <w:lang w:val="en-IN"/>
+              </w:rPr>
+            </w:pPr>
+            <w:r>
+              <w:rPr>
+                <w:rFonts w:asciiTheme="minorHAnsi" w:hAnsiTheme="minorHAnsi" w:cstheme="minorHAnsi"/>
+                <w:sz w:val="28"/>
+                <w:szCs w:val="28"/>
+                <w:lang w:val="en-IN"/>
+              </w:rPr>
+              <w:t>The main advantages of MLE are:</w:t>
+            </w:r>
+          </w:p>
+          <w:p>
+            <w:pPr>
+              <w:pStyle w:val="TableParagraph"/>
+              <w:numPr>
+                <w:ilvl w:val="0"/>
+                <w:numId w:val="13"/>
+              </w:numPr>
+              <w:spacing w:after="240"/>
+              <w:rPr>
+                <w:rFonts w:asciiTheme="minorHAnsi" w:hAnsiTheme="minorHAnsi" w:cstheme="minorHAnsi"/>
+                <w:sz w:val="28"/>
+                <w:szCs w:val="28"/>
+                <w:lang w:val="en-IN"/>
+              </w:rPr>
+            </w:pPr>
+            <w:r>
+              <w:rPr>
+                <w:rFonts w:asciiTheme="minorHAnsi" w:hAnsiTheme="minorHAnsi" w:cstheme="minorHAnsi"/>
+                <w:sz w:val="28"/>
+                <w:szCs w:val="28"/>
+                <w:lang w:val="en-IN"/>
+              </w:rPr>
+              <w:t>The resulting estimators have desirable statistical properties, such as being asymptotically unbiased, consistent, and efficient.</w:t>
+            </w:r>
+          </w:p>
+          <w:p>
+            <w:pPr>
+              <w:pStyle w:val="TableParagraph"/>
+              <w:numPr>
+                <w:ilvl w:val="0"/>
+                <w:numId w:val="13"/>
+              </w:numPr>
+              <w:spacing w:after="240"/>
+              <w:rPr>
+                <w:rFonts w:asciiTheme="minorHAnsi" w:hAnsiTheme="minorHAnsi" w:cstheme="minorHAnsi"/>
+                <w:sz w:val="28"/>
+                <w:szCs w:val="28"/>
+                <w:lang w:val="en-IN"/>
+              </w:rPr>
+            </w:pPr>
+            <w:r>
+              <w:rPr>
+                <w:rFonts w:asciiTheme="minorHAnsi" w:hAnsiTheme="minorHAnsi" w:cstheme="minorHAnsi"/>
+                <w:sz w:val="28"/>
+                <w:szCs w:val="28"/>
+                <w:lang w:val="en-IN"/>
+              </w:rPr>
+              <w:t>MLE can be applied to a wide range of probability distributions, not just the normal distribution.</w:t>
+            </w:r>
+          </w:p>
+          <w:p>
+            <w:pPr>
+              <w:pStyle w:val="TableParagraph"/>
+              <w:numPr>
+                <w:ilvl w:val="0"/>
+                <w:numId w:val="13"/>
+              </w:numPr>
+              <w:rPr>
+                <w:rFonts w:asciiTheme="minorHAnsi" w:hAnsiTheme="minorHAnsi" w:cstheme="minorHAnsi"/>
+                <w:sz w:val="28"/>
+                <w:szCs w:val="28"/>
+                <w:lang w:val="en-IN"/>
+              </w:rPr>
+            </w:pPr>
+            <w:r>
+              <w:rPr>
+                <w:rFonts w:asciiTheme="minorHAnsi" w:hAnsiTheme="minorHAnsi" w:cstheme="minorHAnsi"/>
+                <w:sz w:val="28"/>
+                <w:szCs w:val="28"/>
+                <w:lang w:val="en-IN"/>
+              </w:rPr>
+              <w:t>MLE provides a principled way to estimate parameters by maximizing the agreement between the data and the model.</w:t>
+            </w:r>
+          </w:p>
+          <w:p>
+            <w:pPr>
+              <w:pStyle w:val="TableParagraph"/>
+              <w:ind w:left="720"/>
+              <w:rPr>
+                <w:rFonts w:asciiTheme="minorHAnsi" w:hAnsiTheme="minorHAnsi" w:cstheme="minorHAnsi"/>
+                <w:sz w:val="28"/>
+                <w:szCs w:val="28"/>
+                <w:lang w:val="en-IN"/>
+              </w:rPr>
+            </w:pPr>
+          </w:p>
+          <w:p>
+            <w:pPr>
+              <w:pStyle w:val="TableParagraph"/>
+              <w:rPr>
+                <w:rFonts w:asciiTheme="minorHAnsi" w:hAnsiTheme="minorHAnsi" w:cstheme="minorHAnsi"/>
+                <w:sz w:val="28"/>
+                <w:szCs w:val="28"/>
+              </w:rPr>
+            </w:pPr>
+            <w:r>
+              <w:rPr>
+                <w:rFonts w:asciiTheme="minorHAnsi" w:hAnsiTheme="minorHAnsi" w:cstheme="minorHAnsi"/>
+                <w:sz w:val="28"/>
+                <w:szCs w:val="28"/>
+                <w:lang w:val="en-IN"/>
+              </w:rPr>
+              <w:t>In summary, MLE is a powerful technique for estimating unknown parameters in a statistical model by finding the values that make the observed data most likely. It is widely used across many fields of science and statistics.</w:t>
+            </w:r>
           </w:p>
         </w:tc>
       </w:tr>
@@ -314,7 +601,7 @@
         </w:rPr>
         <w:sectPr>
           <w:type w:val="continuous"/>
-          <w:pgSz w:w="11913" w:h="13608"/>
+          <w:pgSz w:w="11913" w:h="12758"/>
           <w:pgMar w:top="142" w:right="573" w:bottom="0" w:left="697" w:header="720" w:footer="720" w:gutter="0"/>
           <w:cols w:space="720"/>
         </w:sectPr>
@@ -393,17 +680,7 @@
                 <w:sz w:val="28"/>
                 <w:szCs w:val="28"/>
               </w:rPr>
-              <w:t>What do you mean by logistic regression and explain when it is used</w:t>
-            </w:r>
-            <w:r>
-              <w:rPr>
-                <w:rFonts w:asciiTheme="minorHAnsi" w:hAnsiTheme="minorHAnsi" w:cstheme="minorHAnsi"/>
-                <w:b/>
-                <w:bCs/>
-                <w:sz w:val="28"/>
-                <w:szCs w:val="28"/>
-              </w:rPr>
-              <w:t>?</w:t>
+              <w:t>What do you mean by logistic regression and explain when it is used?</w:t>
             </w:r>
           </w:p>
         </w:tc>
@@ -456,6 +733,438 @@
                 <w:lang w:val="en-IN"/>
               </w:rPr>
             </w:pPr>
+            <w:r>
+              <w:rPr>
+                <w:rFonts w:asciiTheme="minorHAnsi" w:hAnsiTheme="minorHAnsi" w:cstheme="minorHAnsi"/>
+                <w:sz w:val="28"/>
+                <w:szCs w:val="28"/>
+                <w:lang w:val="en-IN"/>
+              </w:rPr>
+              <w:t xml:space="preserve">Logistic regression is a statistical </w:t>
+            </w:r>
+            <w:proofErr w:type="spellStart"/>
+            <w:r>
+              <w:rPr>
+                <w:rFonts w:asciiTheme="minorHAnsi" w:hAnsiTheme="minorHAnsi" w:cstheme="minorHAnsi"/>
+                <w:sz w:val="28"/>
+                <w:szCs w:val="28"/>
+                <w:lang w:val="en-IN"/>
+              </w:rPr>
+              <w:t>modeling</w:t>
+            </w:r>
+            <w:proofErr w:type="spellEnd"/>
+            <w:r>
+              <w:rPr>
+                <w:rFonts w:asciiTheme="minorHAnsi" w:hAnsiTheme="minorHAnsi" w:cstheme="minorHAnsi"/>
+                <w:sz w:val="28"/>
+                <w:szCs w:val="28"/>
+                <w:lang w:val="en-IN"/>
+              </w:rPr>
+              <w:t xml:space="preserve"> technique used to predict the probability of a binary or categorical outcome variable based on one or more predictor variables. It is particularly useful when the dependent variable is dichotomous, meaning it can only take two possible values, such as "yes/no", "success/failure", or "approved/rejected".</w:t>
+            </w:r>
+          </w:p>
+          <w:p>
+            <w:pPr>
+              <w:pStyle w:val="TableParagraph"/>
+              <w:rPr>
+                <w:rFonts w:asciiTheme="minorHAnsi" w:hAnsiTheme="minorHAnsi" w:cstheme="minorHAnsi"/>
+                <w:sz w:val="28"/>
+                <w:szCs w:val="28"/>
+                <w:lang w:val="en-IN"/>
+              </w:rPr>
+            </w:pPr>
+          </w:p>
+          <w:p>
+            <w:pPr>
+              <w:pStyle w:val="TableParagraph"/>
+              <w:rPr>
+                <w:rFonts w:asciiTheme="minorHAnsi" w:hAnsiTheme="minorHAnsi" w:cstheme="minorHAnsi"/>
+                <w:sz w:val="28"/>
+                <w:szCs w:val="28"/>
+                <w:lang w:val="en-IN"/>
+              </w:rPr>
+            </w:pPr>
+            <w:r>
+              <w:rPr>
+                <w:rFonts w:asciiTheme="minorHAnsi" w:hAnsiTheme="minorHAnsi" w:cstheme="minorHAnsi"/>
+                <w:sz w:val="28"/>
+                <w:szCs w:val="28"/>
+                <w:lang w:val="en-IN"/>
+              </w:rPr>
+              <w:t>The logistic regression model has the form:</w:t>
+            </w:r>
+          </w:p>
+          <w:p>
+            <w:pPr>
+              <w:pStyle w:val="TableParagraph"/>
+              <w:rPr>
+                <w:rFonts w:asciiTheme="minorHAnsi" w:hAnsiTheme="minorHAnsi" w:cstheme="minorHAnsi"/>
+                <w:sz w:val="28"/>
+                <w:szCs w:val="28"/>
+                <w:lang w:val="en-IN"/>
+              </w:rPr>
+            </w:pPr>
+            <w:r>
+              <w:rPr>
+                <w:rFonts w:asciiTheme="minorHAnsi" w:hAnsiTheme="minorHAnsi" w:cstheme="minorHAnsi"/>
+                <w:sz w:val="28"/>
+                <w:szCs w:val="28"/>
+                <w:lang w:val="en-IN"/>
+              </w:rPr>
+              <w:t>p = 1 / (1 + e^(-z))</w:t>
+            </w:r>
+          </w:p>
+          <w:p>
+            <w:pPr>
+              <w:pStyle w:val="TableParagraph"/>
+              <w:rPr>
+                <w:rFonts w:asciiTheme="minorHAnsi" w:hAnsiTheme="minorHAnsi" w:cstheme="minorHAnsi"/>
+                <w:sz w:val="28"/>
+                <w:szCs w:val="28"/>
+                <w:lang w:val="en-IN"/>
+              </w:rPr>
+            </w:pPr>
+          </w:p>
+          <w:p>
+            <w:pPr>
+              <w:pStyle w:val="TableParagraph"/>
+              <w:rPr>
+                <w:rFonts w:asciiTheme="minorHAnsi" w:hAnsiTheme="minorHAnsi" w:cstheme="minorHAnsi"/>
+                <w:sz w:val="28"/>
+                <w:szCs w:val="28"/>
+                <w:lang w:val="en-IN"/>
+              </w:rPr>
+            </w:pPr>
+            <w:r>
+              <w:rPr>
+                <w:rFonts w:asciiTheme="minorHAnsi" w:hAnsiTheme="minorHAnsi" w:cstheme="minorHAnsi"/>
+                <w:sz w:val="28"/>
+                <w:szCs w:val="28"/>
+                <w:lang w:val="en-IN"/>
+              </w:rPr>
+              <w:t>The key aspects of logistic regression are:</w:t>
+            </w:r>
+          </w:p>
+          <w:p>
+            <w:pPr>
+              <w:pStyle w:val="TableParagraph"/>
+              <w:numPr>
+                <w:ilvl w:val="0"/>
+                <w:numId w:val="14"/>
+              </w:numPr>
+              <w:spacing w:after="240"/>
+              <w:ind w:left="360"/>
+              <w:rPr>
+                <w:rFonts w:asciiTheme="minorHAnsi" w:hAnsiTheme="minorHAnsi" w:cstheme="minorHAnsi"/>
+                <w:sz w:val="28"/>
+                <w:szCs w:val="28"/>
+                <w:lang w:val="en-IN"/>
+              </w:rPr>
+            </w:pPr>
+            <w:r>
+              <w:rPr>
+                <w:rFonts w:asciiTheme="minorHAnsi" w:hAnsiTheme="minorHAnsi" w:cstheme="minorHAnsi"/>
+                <w:b/>
+                <w:bCs/>
+                <w:sz w:val="28"/>
+                <w:szCs w:val="28"/>
+                <w:lang w:val="en-IN"/>
+              </w:rPr>
+              <w:t>Dependent variable:</w:t>
+            </w:r>
+            <w:r>
+              <w:rPr>
+                <w:rFonts w:asciiTheme="minorHAnsi" w:hAnsiTheme="minorHAnsi" w:cstheme="minorHAnsi"/>
+                <w:sz w:val="28"/>
+                <w:szCs w:val="28"/>
+                <w:lang w:val="en-IN"/>
+              </w:rPr>
+              <w:t xml:space="preserve"> The dependent variable in logistic regression is binary or categorical, typically coded as 0 or 1, where 0 represents the absence of an event and 1 represents the presence of an event.</w:t>
+            </w:r>
+          </w:p>
+          <w:p>
+            <w:pPr>
+              <w:pStyle w:val="TableParagraph"/>
+              <w:numPr>
+                <w:ilvl w:val="0"/>
+                <w:numId w:val="14"/>
+              </w:numPr>
+              <w:spacing w:after="240"/>
+              <w:ind w:left="360"/>
+              <w:rPr>
+                <w:rFonts w:asciiTheme="minorHAnsi" w:hAnsiTheme="minorHAnsi" w:cstheme="minorHAnsi"/>
+                <w:sz w:val="28"/>
+                <w:szCs w:val="28"/>
+                <w:lang w:val="en-IN"/>
+              </w:rPr>
+            </w:pPr>
+            <w:r>
+              <w:rPr>
+                <w:rFonts w:asciiTheme="minorHAnsi" w:hAnsiTheme="minorHAnsi" w:cstheme="minorHAnsi"/>
+                <w:b/>
+                <w:bCs/>
+                <w:sz w:val="28"/>
+                <w:szCs w:val="28"/>
+                <w:lang w:val="en-IN"/>
+              </w:rPr>
+              <w:t xml:space="preserve">Probability </w:t>
+            </w:r>
+            <w:proofErr w:type="spellStart"/>
+            <w:r>
+              <w:rPr>
+                <w:rFonts w:asciiTheme="minorHAnsi" w:hAnsiTheme="minorHAnsi" w:cstheme="minorHAnsi"/>
+                <w:b/>
+                <w:bCs/>
+                <w:sz w:val="28"/>
+                <w:szCs w:val="28"/>
+                <w:lang w:val="en-IN"/>
+              </w:rPr>
+              <w:t>modeling</w:t>
+            </w:r>
+            <w:proofErr w:type="spellEnd"/>
+            <w:r>
+              <w:rPr>
+                <w:rFonts w:asciiTheme="minorHAnsi" w:hAnsiTheme="minorHAnsi" w:cstheme="minorHAnsi"/>
+                <w:b/>
+                <w:bCs/>
+                <w:sz w:val="28"/>
+                <w:szCs w:val="28"/>
+                <w:lang w:val="en-IN"/>
+              </w:rPr>
+              <w:t>:</w:t>
+            </w:r>
+            <w:r>
+              <w:rPr>
+                <w:rFonts w:asciiTheme="minorHAnsi" w:hAnsiTheme="minorHAnsi" w:cstheme="minorHAnsi"/>
+                <w:sz w:val="28"/>
+                <w:szCs w:val="28"/>
+                <w:lang w:val="en-IN"/>
+              </w:rPr>
+              <w:t xml:space="preserve"> Logistic regression models the probability of the dependent variable being 1 (the event occurring) as a function of the predictor variables. The model estimates the probability of the event occurring, which ranges between 0 and 1.</w:t>
+            </w:r>
+          </w:p>
+          <w:p>
+            <w:pPr>
+              <w:pStyle w:val="TableParagraph"/>
+              <w:numPr>
+                <w:ilvl w:val="0"/>
+                <w:numId w:val="14"/>
+              </w:numPr>
+              <w:ind w:left="360"/>
+              <w:rPr>
+                <w:rFonts w:asciiTheme="minorHAnsi" w:hAnsiTheme="minorHAnsi" w:cstheme="minorHAnsi"/>
+                <w:sz w:val="28"/>
+                <w:szCs w:val="28"/>
+                <w:lang w:val="en-IN"/>
+              </w:rPr>
+            </w:pPr>
+            <w:r>
+              <w:rPr>
+                <w:rFonts w:asciiTheme="minorHAnsi" w:hAnsiTheme="minorHAnsi" w:cstheme="minorHAnsi"/>
+                <w:b/>
+                <w:bCs/>
+                <w:sz w:val="28"/>
+                <w:szCs w:val="28"/>
+                <w:lang w:val="en-IN"/>
+              </w:rPr>
+              <w:t>Logit transformation:</w:t>
+            </w:r>
+            <w:r>
+              <w:rPr>
+                <w:rFonts w:asciiTheme="minorHAnsi" w:hAnsiTheme="minorHAnsi" w:cstheme="minorHAnsi"/>
+                <w:sz w:val="28"/>
+                <w:szCs w:val="28"/>
+                <w:lang w:val="en-IN"/>
+              </w:rPr>
+              <w:t xml:space="preserve"> Logistic regression uses the logit transformation to model the relationship between the predictor variables and the probability of the event occurring. The logit is the natural logarithm of the odds ratio, which is the ratio of the probability of the event occurring to the probability of the event not occurring.</w:t>
+            </w:r>
+          </w:p>
+          <w:p>
+            <w:pPr>
+              <w:pStyle w:val="TableParagraph"/>
+              <w:ind w:left="0"/>
+              <w:rPr>
+                <w:rFonts w:asciiTheme="minorHAnsi" w:hAnsiTheme="minorHAnsi" w:cstheme="minorHAnsi"/>
+                <w:sz w:val="28"/>
+                <w:szCs w:val="28"/>
+                <w:lang w:val="en-IN"/>
+              </w:rPr>
+            </w:pPr>
+          </w:p>
+          <w:p>
+            <w:pPr>
+              <w:pStyle w:val="TableParagraph"/>
+              <w:rPr>
+                <w:rFonts w:asciiTheme="minorHAnsi" w:hAnsiTheme="minorHAnsi" w:cstheme="minorHAnsi"/>
+                <w:sz w:val="28"/>
+                <w:szCs w:val="28"/>
+                <w:lang w:val="en-IN"/>
+              </w:rPr>
+            </w:pPr>
+            <w:r>
+              <w:rPr>
+                <w:rFonts w:asciiTheme="minorHAnsi" w:hAnsiTheme="minorHAnsi" w:cstheme="minorHAnsi"/>
+                <w:sz w:val="28"/>
+                <w:szCs w:val="28"/>
+                <w:lang w:val="en-IN"/>
+              </w:rPr>
+              <w:t>Logistic regression is used in a variety of applications, including:</w:t>
+            </w:r>
+          </w:p>
+          <w:p>
+            <w:pPr>
+              <w:pStyle w:val="TableParagraph"/>
+              <w:numPr>
+                <w:ilvl w:val="0"/>
+                <w:numId w:val="15"/>
+              </w:numPr>
+              <w:spacing w:after="240"/>
+              <w:rPr>
+                <w:rFonts w:asciiTheme="minorHAnsi" w:hAnsiTheme="minorHAnsi" w:cstheme="minorHAnsi"/>
+                <w:sz w:val="28"/>
+                <w:szCs w:val="28"/>
+                <w:lang w:val="en-IN"/>
+              </w:rPr>
+            </w:pPr>
+            <w:r>
+              <w:rPr>
+                <w:rFonts w:asciiTheme="minorHAnsi" w:hAnsiTheme="minorHAnsi" w:cstheme="minorHAnsi"/>
+                <w:sz w:val="28"/>
+                <w:szCs w:val="28"/>
+                <w:lang w:val="en-IN"/>
+              </w:rPr>
+              <w:t>Predicting the likelihood of a customer making a purchase (e.g., in e-commerce)</w:t>
+            </w:r>
+          </w:p>
+          <w:p>
+            <w:pPr>
+              <w:pStyle w:val="TableParagraph"/>
+              <w:numPr>
+                <w:ilvl w:val="0"/>
+                <w:numId w:val="15"/>
+              </w:numPr>
+              <w:spacing w:after="240"/>
+              <w:rPr>
+                <w:rFonts w:asciiTheme="minorHAnsi" w:hAnsiTheme="minorHAnsi" w:cstheme="minorHAnsi"/>
+                <w:sz w:val="28"/>
+                <w:szCs w:val="28"/>
+                <w:lang w:val="en-IN"/>
+              </w:rPr>
+            </w:pPr>
+            <w:r>
+              <w:rPr>
+                <w:rFonts w:asciiTheme="minorHAnsi" w:hAnsiTheme="minorHAnsi" w:cstheme="minorHAnsi"/>
+                <w:sz w:val="28"/>
+                <w:szCs w:val="28"/>
+                <w:lang w:val="en-IN"/>
+              </w:rPr>
+              <w:t>Determining the risk of a patient developing a certain disease (e.g., in medical diagnosis)</w:t>
+            </w:r>
+          </w:p>
+          <w:p>
+            <w:pPr>
+              <w:pStyle w:val="TableParagraph"/>
+              <w:numPr>
+                <w:ilvl w:val="0"/>
+                <w:numId w:val="15"/>
+              </w:numPr>
+              <w:spacing w:after="240"/>
+              <w:rPr>
+                <w:rFonts w:asciiTheme="minorHAnsi" w:hAnsiTheme="minorHAnsi" w:cstheme="minorHAnsi"/>
+                <w:sz w:val="28"/>
+                <w:szCs w:val="28"/>
+                <w:lang w:val="en-IN"/>
+              </w:rPr>
+            </w:pPr>
+            <w:r>
+              <w:rPr>
+                <w:rFonts w:asciiTheme="minorHAnsi" w:hAnsiTheme="minorHAnsi" w:cstheme="minorHAnsi"/>
+                <w:sz w:val="28"/>
+                <w:szCs w:val="28"/>
+                <w:lang w:val="en-IN"/>
+              </w:rPr>
+              <w:t>Classifying email messages as spam or not spam (e.g., in email filtering)</w:t>
+            </w:r>
+          </w:p>
+          <w:p>
+            <w:pPr>
+              <w:pStyle w:val="TableParagraph"/>
+              <w:numPr>
+                <w:ilvl w:val="0"/>
+                <w:numId w:val="15"/>
+              </w:numPr>
+              <w:spacing w:after="240"/>
+              <w:rPr>
+                <w:rFonts w:asciiTheme="minorHAnsi" w:hAnsiTheme="minorHAnsi" w:cstheme="minorHAnsi"/>
+                <w:sz w:val="28"/>
+                <w:szCs w:val="28"/>
+                <w:lang w:val="en-IN"/>
+              </w:rPr>
+            </w:pPr>
+            <w:r>
+              <w:rPr>
+                <w:rFonts w:asciiTheme="minorHAnsi" w:hAnsiTheme="minorHAnsi" w:cstheme="minorHAnsi"/>
+                <w:sz w:val="28"/>
+                <w:szCs w:val="28"/>
+                <w:lang w:val="en-IN"/>
+              </w:rPr>
+              <w:t>Estimating the probability of a loan applicant defaulting on a loan (e.g., in credit risk assessment)</w:t>
+            </w:r>
+          </w:p>
+          <w:p>
+            <w:pPr>
+              <w:pStyle w:val="TableParagraph"/>
+              <w:numPr>
+                <w:ilvl w:val="0"/>
+                <w:numId w:val="15"/>
+              </w:numPr>
+              <w:rPr>
+                <w:rFonts w:asciiTheme="minorHAnsi" w:hAnsiTheme="minorHAnsi" w:cstheme="minorHAnsi"/>
+                <w:sz w:val="28"/>
+                <w:szCs w:val="28"/>
+                <w:lang w:val="en-IN"/>
+              </w:rPr>
+            </w:pPr>
+            <w:r>
+              <w:rPr>
+                <w:rFonts w:asciiTheme="minorHAnsi" w:hAnsiTheme="minorHAnsi" w:cstheme="minorHAnsi"/>
+                <w:sz w:val="28"/>
+                <w:szCs w:val="28"/>
+                <w:lang w:val="en-IN"/>
+              </w:rPr>
+              <w:t>Predicting the outcome of a political election (e.g., in political science research)</w:t>
+            </w:r>
+          </w:p>
+          <w:p>
+            <w:pPr>
+              <w:pStyle w:val="TableParagraph"/>
+              <w:rPr>
+                <w:rFonts w:asciiTheme="minorHAnsi" w:hAnsiTheme="minorHAnsi" w:cstheme="minorHAnsi"/>
+                <w:sz w:val="10"/>
+                <w:szCs w:val="10"/>
+                <w:lang w:val="en-IN"/>
+              </w:rPr>
+            </w:pPr>
+          </w:p>
+          <w:p>
+            <w:pPr>
+              <w:pStyle w:val="TableParagraph"/>
+              <w:rPr>
+                <w:rFonts w:asciiTheme="minorHAnsi" w:hAnsiTheme="minorHAnsi" w:cstheme="minorHAnsi"/>
+                <w:sz w:val="28"/>
+                <w:szCs w:val="28"/>
+                <w:lang w:val="en-IN"/>
+              </w:rPr>
+            </w:pPr>
+            <w:r>
+              <w:rPr>
+                <w:rFonts w:asciiTheme="minorHAnsi" w:hAnsiTheme="minorHAnsi" w:cstheme="minorHAnsi"/>
+                <w:sz w:val="28"/>
+                <w:szCs w:val="28"/>
+                <w:lang w:val="en-IN"/>
+              </w:rPr>
+              <w:t>The key advantage of logistic regression is its ability to handle binary or categorical dependent variables, which are common in many real-world applications. It provides a straightforward way to estimate the probability of an event occurring and to understand the relationship between the predictor variables and the outcome.</w:t>
+            </w:r>
           </w:p>
         </w:tc>
       </w:tr>
@@ -473,7 +1182,7 @@
           <w:szCs w:val="28"/>
         </w:rPr>
         <w:sectPr>
-          <w:pgSz w:w="11913" w:h="11907"/>
+          <w:pgSz w:w="11913" w:h="14175"/>
           <w:pgMar w:top="142" w:right="573" w:bottom="278" w:left="697" w:header="720" w:footer="720" w:gutter="0"/>
           <w:cols w:space="720"/>
         </w:sectPr>
@@ -602,8 +1311,330 @@
                 <w:rFonts w:asciiTheme="minorHAnsi" w:hAnsiTheme="minorHAnsi" w:cstheme="minorHAnsi"/>
                 <w:sz w:val="28"/>
                 <w:szCs w:val="28"/>
-              </w:rPr>
-            </w:pPr>
+                <w:lang w:val="en-IN"/>
+              </w:rPr>
+            </w:pPr>
+            <w:r>
+              <w:rPr>
+                <w:rFonts w:asciiTheme="minorHAnsi" w:hAnsiTheme="minorHAnsi" w:cstheme="minorHAnsi"/>
+                <w:sz w:val="28"/>
+                <w:szCs w:val="28"/>
+                <w:lang w:val="en-IN"/>
+              </w:rPr>
+              <w:t>The G test statistic, also known as the likelihood ratio test, is a statistical test used in logistic regression to assess the overall fit of the model and to compare the fit of different models.</w:t>
+            </w:r>
+          </w:p>
+          <w:p>
+            <w:pPr>
+              <w:pStyle w:val="TableParagraph"/>
+              <w:rPr>
+                <w:rFonts w:asciiTheme="minorHAnsi" w:hAnsiTheme="minorHAnsi" w:cstheme="minorHAnsi"/>
+                <w:sz w:val="28"/>
+                <w:szCs w:val="28"/>
+                <w:lang w:val="en-IN"/>
+              </w:rPr>
+            </w:pPr>
+          </w:p>
+          <w:p>
+            <w:pPr>
+              <w:pStyle w:val="TableParagraph"/>
+              <w:rPr>
+                <w:rFonts w:asciiTheme="minorHAnsi" w:hAnsiTheme="minorHAnsi" w:cstheme="minorHAnsi"/>
+                <w:sz w:val="28"/>
+                <w:szCs w:val="28"/>
+                <w:lang w:val="en-IN"/>
+              </w:rPr>
+            </w:pPr>
+            <w:r>
+              <w:rPr>
+                <w:rFonts w:asciiTheme="minorHAnsi" w:hAnsiTheme="minorHAnsi" w:cstheme="minorHAnsi"/>
+                <w:sz w:val="28"/>
+                <w:szCs w:val="28"/>
+                <w:lang w:val="en-IN"/>
+              </w:rPr>
+              <w:t>In logistic regression, the G test statistic is used to test the null hypothesis that all the regression coefficients (except the intercept) are equal to zero. This is equivalent to testing whether the model with the predictors provides a significantly better fit to the data than the null model (the model with only the intercept).The formula for the G test statistic is:</w:t>
+            </w:r>
+          </w:p>
+          <w:p>
+            <w:pPr>
+              <w:pStyle w:val="TableParagraph"/>
+              <w:rPr>
+                <w:rFonts w:asciiTheme="minorHAnsi" w:hAnsiTheme="minorHAnsi" w:cstheme="minorHAnsi"/>
+                <w:sz w:val="28"/>
+                <w:szCs w:val="28"/>
+                <w:lang w:val="en-IN"/>
+              </w:rPr>
+            </w:pPr>
+          </w:p>
+          <w:p>
+            <w:pPr>
+              <w:pStyle w:val="TableParagraph"/>
+              <w:rPr>
+                <w:rFonts w:asciiTheme="minorHAnsi" w:hAnsiTheme="minorHAnsi" w:cstheme="minorHAnsi"/>
+                <w:sz w:val="28"/>
+                <w:szCs w:val="28"/>
+                <w:lang w:val="en-IN"/>
+              </w:rPr>
+            </w:pPr>
+            <w:r>
+              <w:rPr>
+                <w:rFonts w:asciiTheme="minorHAnsi" w:hAnsiTheme="minorHAnsi" w:cstheme="minorHAnsi"/>
+                <w:sz w:val="28"/>
+                <w:szCs w:val="28"/>
+                <w:lang w:val="en-IN"/>
+              </w:rPr>
+              <w:t>G = -2 * ln(L0/L1)</w:t>
+            </w:r>
+          </w:p>
+          <w:p>
+            <w:pPr>
+              <w:pStyle w:val="TableParagraph"/>
+              <w:rPr>
+                <w:rFonts w:asciiTheme="minorHAnsi" w:hAnsiTheme="minorHAnsi" w:cstheme="minorHAnsi"/>
+                <w:sz w:val="28"/>
+                <w:szCs w:val="28"/>
+                <w:lang w:val="en-IN"/>
+              </w:rPr>
+            </w:pPr>
+            <w:r>
+              <w:rPr>
+                <w:rFonts w:asciiTheme="minorHAnsi" w:hAnsiTheme="minorHAnsi" w:cstheme="minorHAnsi"/>
+                <w:sz w:val="28"/>
+                <w:szCs w:val="28"/>
+                <w:lang w:val="en-IN"/>
+              </w:rPr>
+              <w:t>Where:</w:t>
+            </w:r>
+          </w:p>
+          <w:p>
+            <w:pPr>
+              <w:pStyle w:val="TableParagraph"/>
+              <w:numPr>
+                <w:ilvl w:val="0"/>
+                <w:numId w:val="16"/>
+              </w:numPr>
+              <w:rPr>
+                <w:rFonts w:asciiTheme="minorHAnsi" w:hAnsiTheme="minorHAnsi" w:cstheme="minorHAnsi"/>
+                <w:sz w:val="28"/>
+                <w:szCs w:val="28"/>
+                <w:lang w:val="en-IN"/>
+              </w:rPr>
+            </w:pPr>
+            <w:r>
+              <w:rPr>
+                <w:rFonts w:asciiTheme="minorHAnsi" w:hAnsiTheme="minorHAnsi" w:cstheme="minorHAnsi"/>
+                <w:sz w:val="28"/>
+                <w:szCs w:val="28"/>
+                <w:lang w:val="en-IN"/>
+              </w:rPr>
+              <w:t>L0 is the likelihood of the null model (the model with only the intercept)</w:t>
+            </w:r>
+          </w:p>
+          <w:p>
+            <w:pPr>
+              <w:pStyle w:val="TableParagraph"/>
+              <w:numPr>
+                <w:ilvl w:val="0"/>
+                <w:numId w:val="16"/>
+              </w:numPr>
+              <w:rPr>
+                <w:rFonts w:asciiTheme="minorHAnsi" w:hAnsiTheme="minorHAnsi" w:cstheme="minorHAnsi"/>
+                <w:sz w:val="28"/>
+                <w:szCs w:val="28"/>
+                <w:lang w:val="en-IN"/>
+              </w:rPr>
+            </w:pPr>
+            <w:r>
+              <w:rPr>
+                <w:rFonts w:asciiTheme="minorHAnsi" w:hAnsiTheme="minorHAnsi" w:cstheme="minorHAnsi"/>
+                <w:sz w:val="28"/>
+                <w:szCs w:val="28"/>
+                <w:lang w:val="en-IN"/>
+              </w:rPr>
+              <w:t>L1 is the likelihood of the full model (the model with the predictors)</w:t>
+            </w:r>
+          </w:p>
+          <w:p>
+            <w:pPr>
+              <w:pStyle w:val="TableParagraph"/>
+              <w:rPr>
+                <w:rFonts w:asciiTheme="minorHAnsi" w:hAnsiTheme="minorHAnsi" w:cstheme="minorHAnsi"/>
+                <w:sz w:val="28"/>
+                <w:szCs w:val="28"/>
+                <w:lang w:val="en-IN"/>
+              </w:rPr>
+            </w:pPr>
+          </w:p>
+          <w:p>
+            <w:pPr>
+              <w:pStyle w:val="TableParagraph"/>
+              <w:spacing w:after="240"/>
+              <w:rPr>
+                <w:rFonts w:asciiTheme="minorHAnsi" w:hAnsiTheme="minorHAnsi" w:cstheme="minorHAnsi"/>
+                <w:sz w:val="28"/>
+                <w:szCs w:val="28"/>
+                <w:lang w:val="en-IN"/>
+              </w:rPr>
+            </w:pPr>
+            <w:r>
+              <w:rPr>
+                <w:rFonts w:asciiTheme="minorHAnsi" w:hAnsiTheme="minorHAnsi" w:cstheme="minorHAnsi"/>
+                <w:sz w:val="28"/>
+                <w:szCs w:val="28"/>
+                <w:lang w:val="en-IN"/>
+              </w:rPr>
+              <w:t>The G test statistic follows a chi-square distribution with degrees of freedom equal to the number of predictors in the full model (excluding the intercept).The steps to perform the G test in logistic regression are:</w:t>
+            </w:r>
+          </w:p>
+          <w:p>
+            <w:pPr>
+              <w:pStyle w:val="TableParagraph"/>
+              <w:numPr>
+                <w:ilvl w:val="0"/>
+                <w:numId w:val="17"/>
+              </w:numPr>
+              <w:spacing w:after="240"/>
+              <w:rPr>
+                <w:rFonts w:asciiTheme="minorHAnsi" w:hAnsiTheme="minorHAnsi" w:cstheme="minorHAnsi"/>
+                <w:sz w:val="28"/>
+                <w:szCs w:val="28"/>
+                <w:lang w:val="en-IN"/>
+              </w:rPr>
+            </w:pPr>
+            <w:r>
+              <w:rPr>
+                <w:rFonts w:asciiTheme="minorHAnsi" w:hAnsiTheme="minorHAnsi" w:cstheme="minorHAnsi"/>
+                <w:sz w:val="28"/>
+                <w:szCs w:val="28"/>
+                <w:lang w:val="en-IN"/>
+              </w:rPr>
+              <w:t>Fit the null model (the model with only the intercept) and obtain the log-likelihood (L0).</w:t>
+            </w:r>
+          </w:p>
+          <w:p>
+            <w:pPr>
+              <w:pStyle w:val="TableParagraph"/>
+              <w:numPr>
+                <w:ilvl w:val="0"/>
+                <w:numId w:val="17"/>
+              </w:numPr>
+              <w:spacing w:after="240"/>
+              <w:rPr>
+                <w:rFonts w:asciiTheme="minorHAnsi" w:hAnsiTheme="minorHAnsi" w:cstheme="minorHAnsi"/>
+                <w:sz w:val="28"/>
+                <w:szCs w:val="28"/>
+                <w:lang w:val="en-IN"/>
+              </w:rPr>
+            </w:pPr>
+            <w:r>
+              <w:rPr>
+                <w:rFonts w:asciiTheme="minorHAnsi" w:hAnsiTheme="minorHAnsi" w:cstheme="minorHAnsi"/>
+                <w:sz w:val="28"/>
+                <w:szCs w:val="28"/>
+                <w:lang w:val="en-IN"/>
+              </w:rPr>
+              <w:t>Fit the full model (the model with the predictors) and obtain the log-likelihood (L1).</w:t>
+            </w:r>
+          </w:p>
+          <w:p>
+            <w:pPr>
+              <w:pStyle w:val="TableParagraph"/>
+              <w:numPr>
+                <w:ilvl w:val="0"/>
+                <w:numId w:val="17"/>
+              </w:numPr>
+              <w:spacing w:after="240"/>
+              <w:rPr>
+                <w:rFonts w:asciiTheme="minorHAnsi" w:hAnsiTheme="minorHAnsi" w:cstheme="minorHAnsi"/>
+                <w:sz w:val="28"/>
+                <w:szCs w:val="28"/>
+                <w:lang w:val="en-IN"/>
+              </w:rPr>
+            </w:pPr>
+            <w:r>
+              <w:rPr>
+                <w:rFonts w:asciiTheme="minorHAnsi" w:hAnsiTheme="minorHAnsi" w:cstheme="minorHAnsi"/>
+                <w:sz w:val="28"/>
+                <w:szCs w:val="28"/>
+                <w:lang w:val="en-IN"/>
+              </w:rPr>
+              <w:t>Calculate the G test statistic using the formula: G = -2 * ln(L0/L1).</w:t>
+            </w:r>
+          </w:p>
+          <w:p>
+            <w:pPr>
+              <w:pStyle w:val="TableParagraph"/>
+              <w:numPr>
+                <w:ilvl w:val="0"/>
+                <w:numId w:val="17"/>
+              </w:numPr>
+              <w:rPr>
+                <w:rFonts w:asciiTheme="minorHAnsi" w:hAnsiTheme="minorHAnsi" w:cstheme="minorHAnsi"/>
+                <w:sz w:val="28"/>
+                <w:szCs w:val="28"/>
+                <w:lang w:val="en-IN"/>
+              </w:rPr>
+            </w:pPr>
+            <w:r>
+              <w:rPr>
+                <w:rFonts w:asciiTheme="minorHAnsi" w:hAnsiTheme="minorHAnsi" w:cstheme="minorHAnsi"/>
+                <w:sz w:val="28"/>
+                <w:szCs w:val="28"/>
+                <w:lang w:val="en-IN"/>
+              </w:rPr>
+              <w:t>Determine the p-value by comparing the G test statistic to a chi-square distribution with degrees of freedom equal to the number of predictors in the full model (excluding the intercept).</w:t>
+            </w:r>
+          </w:p>
+          <w:p>
+            <w:pPr>
+              <w:pStyle w:val="TableParagraph"/>
+              <w:ind w:left="720"/>
+              <w:rPr>
+                <w:rFonts w:asciiTheme="minorHAnsi" w:hAnsiTheme="minorHAnsi" w:cstheme="minorHAnsi"/>
+                <w:sz w:val="28"/>
+                <w:szCs w:val="28"/>
+                <w:lang w:val="en-IN"/>
+              </w:rPr>
+            </w:pPr>
+          </w:p>
+          <w:p>
+            <w:pPr>
+              <w:pStyle w:val="TableParagraph"/>
+              <w:rPr>
+                <w:rFonts w:asciiTheme="minorHAnsi" w:hAnsiTheme="minorHAnsi" w:cstheme="minorHAnsi"/>
+                <w:sz w:val="28"/>
+                <w:szCs w:val="28"/>
+              </w:rPr>
+            </w:pPr>
+            <w:r>
+              <w:rPr>
+                <w:rFonts w:asciiTheme="minorHAnsi" w:hAnsiTheme="minorHAnsi" w:cstheme="minorHAnsi"/>
+                <w:sz w:val="28"/>
+                <w:szCs w:val="28"/>
+                <w:lang w:val="en-IN"/>
+              </w:rPr>
+              <w:t xml:space="preserve">If the p-value is less than the chosen significance level (e.g., 0.05), you can conclude that the full model provides a significantly better fit to the data than the null model, and at least one of the predictors is significantly associated with the outcome </w:t>
+            </w:r>
+            <w:proofErr w:type="spellStart"/>
+            <w:r>
+              <w:rPr>
+                <w:rFonts w:asciiTheme="minorHAnsi" w:hAnsiTheme="minorHAnsi" w:cstheme="minorHAnsi"/>
+                <w:sz w:val="28"/>
+                <w:szCs w:val="28"/>
+                <w:lang w:val="en-IN"/>
+              </w:rPr>
+              <w:t>variable.The</w:t>
+            </w:r>
+            <w:proofErr w:type="spellEnd"/>
+            <w:r>
+              <w:rPr>
+                <w:rFonts w:asciiTheme="minorHAnsi" w:hAnsiTheme="minorHAnsi" w:cstheme="minorHAnsi"/>
+                <w:sz w:val="28"/>
+                <w:szCs w:val="28"/>
+                <w:lang w:val="en-IN"/>
+              </w:rPr>
+              <w:t xml:space="preserve"> G test is a useful tool in logistic regression to assess the overall model fit and to compare the fit of different models, which can help in selecting the most appropriate model for the data.</w:t>
+            </w:r>
           </w:p>
         </w:tc>
       </w:tr>
@@ -621,8 +1652,1188 @@
           <w:szCs w:val="28"/>
         </w:rPr>
         <w:sectPr>
-          <w:pgSz w:w="11913" w:h="6804"/>
+          <w:pgSz w:w="11913" w:h="13608"/>
           <w:pgMar w:top="142" w:right="573" w:bottom="0" w:left="697" w:header="720" w:footer="720" w:gutter="0"/>
+          <w:cols w:space="720"/>
+        </w:sectPr>
+      </w:pPr>
+    </w:p>
+    <w:tbl>
+      <w:tblPr>
+        <w:tblW w:w="11340" w:type="dxa"/>
+        <w:tblInd w:w="-562" w:type="dxa"/>
+        <w:tblCellMar>
+          <w:left w:w="0" w:type="dxa"/>
+          <w:right w:w="0" w:type="dxa"/>
+        </w:tblCellMar>
+        <w:tblLook w:val="01E0" w:firstRow="1" w:lastRow="1" w:firstColumn="1" w:lastColumn="1" w:noHBand="0" w:noVBand="0"/>
+      </w:tblPr>
+      <w:tblGrid>
+        <w:gridCol w:w="993"/>
+        <w:gridCol w:w="10347"/>
+      </w:tblGrid>
+      <w:tr>
+        <w:trPr>
+          <w:trHeight w:val="20"/>
+        </w:trPr>
+        <w:tc>
+          <w:tcPr>
+            <w:tcW w:w="993" w:type="dxa"/>
+          </w:tcPr>
+          <w:p>
+            <w:pPr>
+              <w:pStyle w:val="TableParagraph"/>
+              <w:ind w:left="1"/>
+              <w:jc w:val="center"/>
+              <w:rPr>
+                <w:rFonts w:asciiTheme="minorHAnsi" w:hAnsiTheme="minorHAnsi" w:cstheme="minorHAnsi"/>
+                <w:b/>
+                <w:bCs/>
+                <w:sz w:val="28"/>
+                <w:szCs w:val="28"/>
+              </w:rPr>
+            </w:pPr>
+            <w:r>
+              <w:rPr>
+                <w:rFonts w:asciiTheme="minorHAnsi" w:hAnsiTheme="minorHAnsi" w:cstheme="minorHAnsi"/>
+                <w:b/>
+                <w:bCs/>
+                <w:sz w:val="28"/>
+                <w:szCs w:val="28"/>
+              </w:rPr>
+              <w:lastRenderedPageBreak/>
+              <w:t>4</w:t>
+            </w:r>
+          </w:p>
+        </w:tc>
+        <w:tc>
+          <w:tcPr>
+            <w:tcW w:w="10347" w:type="dxa"/>
+          </w:tcPr>
+          <w:p>
+            <w:pPr>
+              <w:pStyle w:val="TableParagraph"/>
+              <w:ind w:left="0"/>
+              <w:rPr>
+                <w:rFonts w:asciiTheme="minorHAnsi" w:hAnsiTheme="minorHAnsi" w:cstheme="minorHAnsi"/>
+                <w:b/>
+                <w:bCs/>
+                <w:sz w:val="28"/>
+                <w:szCs w:val="28"/>
+              </w:rPr>
+            </w:pPr>
+            <w:r>
+              <w:rPr>
+                <w:rFonts w:asciiTheme="minorHAnsi" w:hAnsiTheme="minorHAnsi" w:cstheme="minorHAnsi"/>
+                <w:b/>
+                <w:bCs/>
+                <w:sz w:val="28"/>
+                <w:szCs w:val="28"/>
+              </w:rPr>
+              <w:t>Compare Linear Regression model and Logistic regression model.</w:t>
+            </w:r>
+          </w:p>
+        </w:tc>
+      </w:tr>
+      <w:tr>
+        <w:trPr>
+          <w:trHeight w:val="20"/>
+        </w:trPr>
+        <w:tc>
+          <w:tcPr>
+            <w:tcW w:w="993" w:type="dxa"/>
+          </w:tcPr>
+          <w:p>
+            <w:pPr>
+              <w:pStyle w:val="TableParagraph"/>
+              <w:ind w:left="1"/>
+              <w:jc w:val="center"/>
+              <w:rPr>
+                <w:rFonts w:asciiTheme="minorHAnsi" w:hAnsiTheme="minorHAnsi" w:cstheme="minorHAnsi"/>
+                <w:b/>
+                <w:bCs/>
+                <w:sz w:val="28"/>
+                <w:szCs w:val="28"/>
+              </w:rPr>
+            </w:pPr>
+            <w:r>
+              <w:rPr>
+                <w:rFonts w:asciiTheme="minorHAnsi" w:hAnsiTheme="minorHAnsi" w:cstheme="minorHAnsi"/>
+                <w:b/>
+                <w:bCs/>
+                <w:color w:val="FF0000"/>
+                <w:sz w:val="28"/>
+                <w:szCs w:val="28"/>
+              </w:rPr>
+              <w:t>Ans.4)</w:t>
+            </w:r>
+          </w:p>
+        </w:tc>
+        <w:tc>
+          <w:tcPr>
+            <w:tcW w:w="10347" w:type="dxa"/>
+          </w:tcPr>
+          <w:tbl>
+            <w:tblPr>
+              <w:tblStyle w:val="GridTable5Dark-Accent2"/>
+              <w:tblW w:w="5000" w:type="pct"/>
+              <w:tblLook w:val="04A0" w:firstRow="1" w:lastRow="0" w:firstColumn="1" w:lastColumn="0" w:noHBand="0" w:noVBand="1"/>
+            </w:tblPr>
+            <w:tblGrid>
+              <w:gridCol w:w="2127"/>
+              <w:gridCol w:w="3825"/>
+              <w:gridCol w:w="4385"/>
+            </w:tblGrid>
+            <w:tr>
+              <w:trPr>
+                <w:cnfStyle w:val="100000000000" w:firstRow="1" w:lastRow="0" w:firstColumn="0" w:lastColumn="0" w:oddVBand="0" w:evenVBand="0" w:oddHBand="0" w:evenHBand="0" w:firstRowFirstColumn="0" w:firstRowLastColumn="0" w:lastRowFirstColumn="0" w:lastRowLastColumn="0"/>
+              </w:trPr>
+              <w:tc>
+                <w:tcPr>
+                  <w:cnfStyle w:val="001000000000" w:firstRow="0" w:lastRow="0" w:firstColumn="1" w:lastColumn="0" w:oddVBand="0" w:evenVBand="0" w:oddHBand="0" w:evenHBand="0" w:firstRowFirstColumn="0" w:firstRowLastColumn="0" w:lastRowFirstColumn="0" w:lastRowLastColumn="0"/>
+                  <w:tcW w:w="1029" w:type="pct"/>
+                  <w:noWrap/>
+                  <w:hideMark/>
+                </w:tcPr>
+                <w:p>
+                  <w:pPr>
+                    <w:pStyle w:val="TableParagraph"/>
+                    <w:rPr>
+                      <w:rFonts w:asciiTheme="minorHAnsi" w:hAnsiTheme="minorHAnsi" w:cstheme="minorHAnsi"/>
+                      <w:b/>
+                      <w:bCs/>
+                      <w:sz w:val="28"/>
+                      <w:szCs w:val="28"/>
+                      <w:lang w:val="en-IN"/>
+                    </w:rPr>
+                  </w:pPr>
+                  <w:r>
+                    <w:rPr>
+                      <w:rFonts w:asciiTheme="minorHAnsi" w:hAnsiTheme="minorHAnsi" w:cstheme="minorHAnsi"/>
+                      <w:b/>
+                      <w:bCs/>
+                      <w:sz w:val="28"/>
+                      <w:szCs w:val="28"/>
+                      <w:lang w:val="en-IN"/>
+                    </w:rPr>
+                    <w:t>Aspect</w:t>
+                  </w:r>
+                </w:p>
+              </w:tc>
+              <w:tc>
+                <w:tcPr>
+                  <w:tcW w:w="1850" w:type="pct"/>
+                  <w:noWrap/>
+                  <w:hideMark/>
+                </w:tcPr>
+                <w:p>
+                  <w:pPr>
+                    <w:pStyle w:val="TableParagraph"/>
+                    <w:cnfStyle w:val="100000000000" w:firstRow="1" w:lastRow="0" w:firstColumn="0" w:lastColumn="0" w:oddVBand="0" w:evenVBand="0" w:oddHBand="0" w:evenHBand="0" w:firstRowFirstColumn="0" w:firstRowLastColumn="0" w:lastRowFirstColumn="0" w:lastRowLastColumn="0"/>
+                    <w:rPr>
+                      <w:rFonts w:asciiTheme="minorHAnsi" w:hAnsiTheme="minorHAnsi" w:cstheme="minorHAnsi"/>
+                      <w:sz w:val="28"/>
+                      <w:szCs w:val="28"/>
+                      <w:lang w:val="en-IN"/>
+                    </w:rPr>
+                  </w:pPr>
+                  <w:r>
+                    <w:rPr>
+                      <w:rFonts w:asciiTheme="minorHAnsi" w:hAnsiTheme="minorHAnsi" w:cstheme="minorHAnsi"/>
+                      <w:sz w:val="28"/>
+                      <w:szCs w:val="28"/>
+                      <w:lang w:val="en-IN"/>
+                    </w:rPr>
+                    <w:t>Linear Regression</w:t>
+                  </w:r>
+                </w:p>
+              </w:tc>
+              <w:tc>
+                <w:tcPr>
+                  <w:tcW w:w="2122" w:type="pct"/>
+                  <w:noWrap/>
+                  <w:hideMark/>
+                </w:tcPr>
+                <w:p>
+                  <w:pPr>
+                    <w:pStyle w:val="TableParagraph"/>
+                    <w:cnfStyle w:val="100000000000" w:firstRow="1" w:lastRow="0" w:firstColumn="0" w:lastColumn="0" w:oddVBand="0" w:evenVBand="0" w:oddHBand="0" w:evenHBand="0" w:firstRowFirstColumn="0" w:firstRowLastColumn="0" w:lastRowFirstColumn="0" w:lastRowLastColumn="0"/>
+                    <w:rPr>
+                      <w:rFonts w:asciiTheme="minorHAnsi" w:hAnsiTheme="minorHAnsi" w:cstheme="minorHAnsi"/>
+                      <w:sz w:val="28"/>
+                      <w:szCs w:val="28"/>
+                      <w:lang w:val="en-IN"/>
+                    </w:rPr>
+                  </w:pPr>
+                  <w:r>
+                    <w:rPr>
+                      <w:rFonts w:asciiTheme="minorHAnsi" w:hAnsiTheme="minorHAnsi" w:cstheme="minorHAnsi"/>
+                      <w:sz w:val="28"/>
+                      <w:szCs w:val="28"/>
+                      <w:lang w:val="en-IN"/>
+                    </w:rPr>
+                    <w:t>Logistic Regression</w:t>
+                  </w:r>
+                </w:p>
+              </w:tc>
+            </w:tr>
+            <w:tr>
+              <w:trPr>
+                <w:cnfStyle w:val="000000100000" w:firstRow="0" w:lastRow="0" w:firstColumn="0" w:lastColumn="0" w:oddVBand="0" w:evenVBand="0" w:oddHBand="1" w:evenHBand="0" w:firstRowFirstColumn="0" w:firstRowLastColumn="0" w:lastRowFirstColumn="0" w:lastRowLastColumn="0"/>
+              </w:trPr>
+              <w:tc>
+                <w:tcPr>
+                  <w:cnfStyle w:val="001000000000" w:firstRow="0" w:lastRow="0" w:firstColumn="1" w:lastColumn="0" w:oddVBand="0" w:evenVBand="0" w:oddHBand="0" w:evenHBand="0" w:firstRowFirstColumn="0" w:firstRowLastColumn="0" w:lastRowFirstColumn="0" w:lastRowLastColumn="0"/>
+                  <w:tcW w:w="1029" w:type="pct"/>
+                  <w:hideMark/>
+                </w:tcPr>
+                <w:p>
+                  <w:pPr>
+                    <w:pStyle w:val="TableParagraph"/>
+                    <w:rPr>
+                      <w:rFonts w:asciiTheme="minorHAnsi" w:hAnsiTheme="minorHAnsi" w:cstheme="minorHAnsi"/>
+                      <w:sz w:val="28"/>
+                      <w:szCs w:val="28"/>
+                      <w:lang w:val="en-IN"/>
+                    </w:rPr>
+                  </w:pPr>
+                  <w:r>
+                    <w:rPr>
+                      <w:rFonts w:asciiTheme="minorHAnsi" w:hAnsiTheme="minorHAnsi" w:cstheme="minorHAnsi"/>
+                      <w:sz w:val="28"/>
+                      <w:szCs w:val="28"/>
+                      <w:lang w:val="en-IN"/>
+                    </w:rPr>
+                    <w:t>Dependent Variable</w:t>
+                  </w:r>
+                </w:p>
+              </w:tc>
+              <w:tc>
+                <w:tcPr>
+                  <w:tcW w:w="1850" w:type="pct"/>
+                  <w:hideMark/>
+                </w:tcPr>
+                <w:p>
+                  <w:pPr>
+                    <w:pStyle w:val="TableParagraph"/>
+                    <w:cnfStyle w:val="000000100000" w:firstRow="0" w:lastRow="0" w:firstColumn="0" w:lastColumn="0" w:oddVBand="0" w:evenVBand="0" w:oddHBand="1" w:evenHBand="0" w:firstRowFirstColumn="0" w:firstRowLastColumn="0" w:lastRowFirstColumn="0" w:lastRowLastColumn="0"/>
+                    <w:rPr>
+                      <w:rFonts w:asciiTheme="minorHAnsi" w:hAnsiTheme="minorHAnsi" w:cstheme="minorHAnsi"/>
+                      <w:sz w:val="28"/>
+                      <w:szCs w:val="28"/>
+                      <w:lang w:val="en-IN"/>
+                    </w:rPr>
+                  </w:pPr>
+                  <w:r>
+                    <w:rPr>
+                      <w:rFonts w:asciiTheme="minorHAnsi" w:hAnsiTheme="minorHAnsi" w:cstheme="minorHAnsi"/>
+                      <w:sz w:val="28"/>
+                      <w:szCs w:val="28"/>
+                      <w:lang w:val="en-IN"/>
+                    </w:rPr>
+                    <w:t>Continuous</w:t>
+                  </w:r>
+                </w:p>
+              </w:tc>
+              <w:tc>
+                <w:tcPr>
+                  <w:tcW w:w="2122" w:type="pct"/>
+                  <w:hideMark/>
+                </w:tcPr>
+                <w:p>
+                  <w:pPr>
+                    <w:pStyle w:val="TableParagraph"/>
+                    <w:cnfStyle w:val="000000100000" w:firstRow="0" w:lastRow="0" w:firstColumn="0" w:lastColumn="0" w:oddVBand="0" w:evenVBand="0" w:oddHBand="1" w:evenHBand="0" w:firstRowFirstColumn="0" w:firstRowLastColumn="0" w:lastRowFirstColumn="0" w:lastRowLastColumn="0"/>
+                    <w:rPr>
+                      <w:rFonts w:asciiTheme="minorHAnsi" w:hAnsiTheme="minorHAnsi" w:cstheme="minorHAnsi"/>
+                      <w:sz w:val="28"/>
+                      <w:szCs w:val="28"/>
+                      <w:lang w:val="en-IN"/>
+                    </w:rPr>
+                  </w:pPr>
+                  <w:r>
+                    <w:rPr>
+                      <w:rFonts w:asciiTheme="minorHAnsi" w:hAnsiTheme="minorHAnsi" w:cstheme="minorHAnsi"/>
+                      <w:sz w:val="28"/>
+                      <w:szCs w:val="28"/>
+                      <w:lang w:val="en-IN"/>
+                    </w:rPr>
+                    <w:t>Binary or Categorical (Probability)</w:t>
+                  </w:r>
+                </w:p>
+              </w:tc>
+            </w:tr>
+            <w:tr>
+              <w:tc>
+                <w:tcPr>
+                  <w:cnfStyle w:val="001000000000" w:firstRow="0" w:lastRow="0" w:firstColumn="1" w:lastColumn="0" w:oddVBand="0" w:evenVBand="0" w:oddHBand="0" w:evenHBand="0" w:firstRowFirstColumn="0" w:firstRowLastColumn="0" w:lastRowFirstColumn="0" w:lastRowLastColumn="0"/>
+                  <w:tcW w:w="1029" w:type="pct"/>
+                  <w:hideMark/>
+                </w:tcPr>
+                <w:p>
+                  <w:pPr>
+                    <w:pStyle w:val="TableParagraph"/>
+                    <w:rPr>
+                      <w:rFonts w:asciiTheme="minorHAnsi" w:hAnsiTheme="minorHAnsi" w:cstheme="minorHAnsi"/>
+                      <w:sz w:val="28"/>
+                      <w:szCs w:val="28"/>
+                      <w:lang w:val="en-IN"/>
+                    </w:rPr>
+                  </w:pPr>
+                  <w:r>
+                    <w:rPr>
+                      <w:rFonts w:asciiTheme="minorHAnsi" w:hAnsiTheme="minorHAnsi" w:cstheme="minorHAnsi"/>
+                      <w:sz w:val="28"/>
+                      <w:szCs w:val="28"/>
+                      <w:lang w:val="en-IN"/>
+                    </w:rPr>
+                    <w:t>Output</w:t>
+                  </w:r>
+                </w:p>
+              </w:tc>
+              <w:tc>
+                <w:tcPr>
+                  <w:tcW w:w="1850" w:type="pct"/>
+                  <w:hideMark/>
+                </w:tcPr>
+                <w:p>
+                  <w:pPr>
+                    <w:pStyle w:val="TableParagraph"/>
+                    <w:cnfStyle w:val="000000000000" w:firstRow="0" w:lastRow="0" w:firstColumn="0" w:lastColumn="0" w:oddVBand="0" w:evenVBand="0" w:oddHBand="0" w:evenHBand="0" w:firstRowFirstColumn="0" w:firstRowLastColumn="0" w:lastRowFirstColumn="0" w:lastRowLastColumn="0"/>
+                    <w:rPr>
+                      <w:rFonts w:asciiTheme="minorHAnsi" w:hAnsiTheme="minorHAnsi" w:cstheme="minorHAnsi"/>
+                      <w:sz w:val="28"/>
+                      <w:szCs w:val="28"/>
+                      <w:lang w:val="en-IN"/>
+                    </w:rPr>
+                  </w:pPr>
+                  <w:r>
+                    <w:rPr>
+                      <w:rFonts w:asciiTheme="minorHAnsi" w:hAnsiTheme="minorHAnsi" w:cstheme="minorHAnsi"/>
+                      <w:sz w:val="28"/>
+                      <w:szCs w:val="28"/>
+                      <w:lang w:val="en-IN"/>
+                    </w:rPr>
+                    <w:t>Continuous values</w:t>
+                  </w:r>
+                </w:p>
+              </w:tc>
+              <w:tc>
+                <w:tcPr>
+                  <w:tcW w:w="2122" w:type="pct"/>
+                  <w:hideMark/>
+                </w:tcPr>
+                <w:p>
+                  <w:pPr>
+                    <w:pStyle w:val="TableParagraph"/>
+                    <w:cnfStyle w:val="000000000000" w:firstRow="0" w:lastRow="0" w:firstColumn="0" w:lastColumn="0" w:oddVBand="0" w:evenVBand="0" w:oddHBand="0" w:evenHBand="0" w:firstRowFirstColumn="0" w:firstRowLastColumn="0" w:lastRowFirstColumn="0" w:lastRowLastColumn="0"/>
+                    <w:rPr>
+                      <w:rFonts w:asciiTheme="minorHAnsi" w:hAnsiTheme="minorHAnsi" w:cstheme="minorHAnsi"/>
+                      <w:sz w:val="28"/>
+                      <w:szCs w:val="28"/>
+                      <w:lang w:val="en-IN"/>
+                    </w:rPr>
+                  </w:pPr>
+                  <w:r>
+                    <w:rPr>
+                      <w:rFonts w:asciiTheme="minorHAnsi" w:hAnsiTheme="minorHAnsi" w:cstheme="minorHAnsi"/>
+                      <w:sz w:val="28"/>
+                      <w:szCs w:val="28"/>
+                      <w:lang w:val="en-IN"/>
+                    </w:rPr>
+                    <w:t>Probabilities (0 to 1)</w:t>
+                  </w:r>
+                </w:p>
+              </w:tc>
+            </w:tr>
+            <w:tr>
+              <w:trPr>
+                <w:cnfStyle w:val="000000100000" w:firstRow="0" w:lastRow="0" w:firstColumn="0" w:lastColumn="0" w:oddVBand="0" w:evenVBand="0" w:oddHBand="1" w:evenHBand="0" w:firstRowFirstColumn="0" w:firstRowLastColumn="0" w:lastRowFirstColumn="0" w:lastRowLastColumn="0"/>
+              </w:trPr>
+              <w:tc>
+                <w:tcPr>
+                  <w:cnfStyle w:val="001000000000" w:firstRow="0" w:lastRow="0" w:firstColumn="1" w:lastColumn="0" w:oddVBand="0" w:evenVBand="0" w:oddHBand="0" w:evenHBand="0" w:firstRowFirstColumn="0" w:firstRowLastColumn="0" w:lastRowFirstColumn="0" w:lastRowLastColumn="0"/>
+                  <w:tcW w:w="1029" w:type="pct"/>
+                  <w:hideMark/>
+                </w:tcPr>
+                <w:p>
+                  <w:pPr>
+                    <w:pStyle w:val="TableParagraph"/>
+                    <w:rPr>
+                      <w:rFonts w:asciiTheme="minorHAnsi" w:hAnsiTheme="minorHAnsi" w:cstheme="minorHAnsi"/>
+                      <w:sz w:val="28"/>
+                      <w:szCs w:val="28"/>
+                      <w:lang w:val="en-IN"/>
+                    </w:rPr>
+                  </w:pPr>
+                  <w:r>
+                    <w:rPr>
+                      <w:rFonts w:asciiTheme="minorHAnsi" w:hAnsiTheme="minorHAnsi" w:cstheme="minorHAnsi"/>
+                      <w:sz w:val="28"/>
+                      <w:szCs w:val="28"/>
+                      <w:lang w:val="en-IN"/>
+                    </w:rPr>
+                    <w:t>Model Form</w:t>
+                  </w:r>
+                </w:p>
+              </w:tc>
+              <w:tc>
+                <w:tcPr>
+                  <w:tcW w:w="1850" w:type="pct"/>
+                  <w:hideMark/>
+                </w:tcPr>
+                <w:p>
+                  <w:pPr>
+                    <w:pStyle w:val="TableParagraph"/>
+                    <w:cnfStyle w:val="000000100000" w:firstRow="0" w:lastRow="0" w:firstColumn="0" w:lastColumn="0" w:oddVBand="0" w:evenVBand="0" w:oddHBand="1" w:evenHBand="0" w:firstRowFirstColumn="0" w:firstRowLastColumn="0" w:lastRowFirstColumn="0" w:lastRowLastColumn="0"/>
+                    <w:rPr>
+                      <w:rFonts w:asciiTheme="minorHAnsi" w:hAnsiTheme="minorHAnsi" w:cstheme="minorHAnsi"/>
+                      <w:sz w:val="28"/>
+                      <w:szCs w:val="28"/>
+                      <w:lang w:val="en-IN"/>
+                    </w:rPr>
+                  </w:pPr>
+                  <w:r>
+                    <w:rPr>
+                      <w:rFonts w:asciiTheme="minorHAnsi" w:hAnsiTheme="minorHAnsi" w:cstheme="minorHAnsi"/>
+                      <w:sz w:val="28"/>
+                      <w:szCs w:val="28"/>
+                      <w:lang w:val="en-IN"/>
+                    </w:rPr>
+                    <w:t>Linear relationship between variables</w:t>
+                  </w:r>
+                </w:p>
+              </w:tc>
+              <w:tc>
+                <w:tcPr>
+                  <w:tcW w:w="2122" w:type="pct"/>
+                  <w:hideMark/>
+                </w:tcPr>
+                <w:p>
+                  <w:pPr>
+                    <w:pStyle w:val="TableParagraph"/>
+                    <w:cnfStyle w:val="000000100000" w:firstRow="0" w:lastRow="0" w:firstColumn="0" w:lastColumn="0" w:oddVBand="0" w:evenVBand="0" w:oddHBand="1" w:evenHBand="0" w:firstRowFirstColumn="0" w:firstRowLastColumn="0" w:lastRowFirstColumn="0" w:lastRowLastColumn="0"/>
+                    <w:rPr>
+                      <w:rFonts w:asciiTheme="minorHAnsi" w:hAnsiTheme="minorHAnsi" w:cstheme="minorHAnsi"/>
+                      <w:sz w:val="28"/>
+                      <w:szCs w:val="28"/>
+                      <w:lang w:val="en-IN"/>
+                    </w:rPr>
+                  </w:pPr>
+                  <w:r>
+                    <w:rPr>
+                      <w:rFonts w:asciiTheme="minorHAnsi" w:hAnsiTheme="minorHAnsi" w:cstheme="minorHAnsi"/>
+                      <w:sz w:val="28"/>
+                      <w:szCs w:val="28"/>
+                      <w:lang w:val="en-IN"/>
+                    </w:rPr>
+                    <w:t>Logit transformation to model log-odds of the dependent variable</w:t>
+                  </w:r>
+                </w:p>
+              </w:tc>
+            </w:tr>
+            <w:tr>
+              <w:tc>
+                <w:tcPr>
+                  <w:cnfStyle w:val="001000000000" w:firstRow="0" w:lastRow="0" w:firstColumn="1" w:lastColumn="0" w:oddVBand="0" w:evenVBand="0" w:oddHBand="0" w:evenHBand="0" w:firstRowFirstColumn="0" w:firstRowLastColumn="0" w:lastRowFirstColumn="0" w:lastRowLastColumn="0"/>
+                  <w:tcW w:w="1029" w:type="pct"/>
+                  <w:hideMark/>
+                </w:tcPr>
+                <w:p>
+                  <w:pPr>
+                    <w:pStyle w:val="TableParagraph"/>
+                    <w:rPr>
+                      <w:rFonts w:asciiTheme="minorHAnsi" w:hAnsiTheme="minorHAnsi" w:cstheme="minorHAnsi"/>
+                      <w:sz w:val="28"/>
+                      <w:szCs w:val="28"/>
+                      <w:lang w:val="en-IN"/>
+                    </w:rPr>
+                  </w:pPr>
+                  <w:r>
+                    <w:rPr>
+                      <w:rFonts w:asciiTheme="minorHAnsi" w:hAnsiTheme="minorHAnsi" w:cstheme="minorHAnsi"/>
+                      <w:sz w:val="28"/>
+                      <w:szCs w:val="28"/>
+                      <w:lang w:val="en-IN"/>
+                    </w:rPr>
+                    <w:t>Assumptions</w:t>
+                  </w:r>
+                </w:p>
+              </w:tc>
+              <w:tc>
+                <w:tcPr>
+                  <w:tcW w:w="1850" w:type="pct"/>
+                  <w:hideMark/>
+                </w:tcPr>
+                <w:p>
+                  <w:pPr>
+                    <w:pStyle w:val="TableParagraph"/>
+                    <w:cnfStyle w:val="000000000000" w:firstRow="0" w:lastRow="0" w:firstColumn="0" w:lastColumn="0" w:oddVBand="0" w:evenVBand="0" w:oddHBand="0" w:evenHBand="0" w:firstRowFirstColumn="0" w:firstRowLastColumn="0" w:lastRowFirstColumn="0" w:lastRowLastColumn="0"/>
+                    <w:rPr>
+                      <w:rFonts w:asciiTheme="minorHAnsi" w:hAnsiTheme="minorHAnsi" w:cstheme="minorHAnsi"/>
+                      <w:sz w:val="28"/>
+                      <w:szCs w:val="28"/>
+                      <w:lang w:val="en-IN"/>
+                    </w:rPr>
+                  </w:pPr>
+                  <w:r>
+                    <w:rPr>
+                      <w:rFonts w:asciiTheme="minorHAnsi" w:hAnsiTheme="minorHAnsi" w:cstheme="minorHAnsi"/>
+                      <w:sz w:val="28"/>
+                      <w:szCs w:val="28"/>
+                      <w:lang w:val="en-IN"/>
+                    </w:rPr>
+                    <w:t>Linearity, normality of residuals, constant variance</w:t>
+                  </w:r>
+                </w:p>
+              </w:tc>
+              <w:tc>
+                <w:tcPr>
+                  <w:tcW w:w="2122" w:type="pct"/>
+                  <w:hideMark/>
+                </w:tcPr>
+                <w:p>
+                  <w:pPr>
+                    <w:pStyle w:val="TableParagraph"/>
+                    <w:cnfStyle w:val="000000000000" w:firstRow="0" w:lastRow="0" w:firstColumn="0" w:lastColumn="0" w:oddVBand="0" w:evenVBand="0" w:oddHBand="0" w:evenHBand="0" w:firstRowFirstColumn="0" w:firstRowLastColumn="0" w:lastRowFirstColumn="0" w:lastRowLastColumn="0"/>
+                    <w:rPr>
+                      <w:rFonts w:asciiTheme="minorHAnsi" w:hAnsiTheme="minorHAnsi" w:cstheme="minorHAnsi"/>
+                      <w:sz w:val="28"/>
+                      <w:szCs w:val="28"/>
+                      <w:lang w:val="en-IN"/>
+                    </w:rPr>
+                  </w:pPr>
+                  <w:r>
+                    <w:rPr>
+                      <w:rFonts w:asciiTheme="minorHAnsi" w:hAnsiTheme="minorHAnsi" w:cstheme="minorHAnsi"/>
+                      <w:sz w:val="28"/>
+                      <w:szCs w:val="28"/>
+                      <w:lang w:val="en-IN"/>
+                    </w:rPr>
+                    <w:t>Linearity of log-odds, independence of errors, no multicollinearity</w:t>
+                  </w:r>
+                </w:p>
+              </w:tc>
+            </w:tr>
+            <w:tr>
+              <w:trPr>
+                <w:cnfStyle w:val="000000100000" w:firstRow="0" w:lastRow="0" w:firstColumn="0" w:lastColumn="0" w:oddVBand="0" w:evenVBand="0" w:oddHBand="1" w:evenHBand="0" w:firstRowFirstColumn="0" w:firstRowLastColumn="0" w:lastRowFirstColumn="0" w:lastRowLastColumn="0"/>
+              </w:trPr>
+              <w:tc>
+                <w:tcPr>
+                  <w:cnfStyle w:val="001000000000" w:firstRow="0" w:lastRow="0" w:firstColumn="1" w:lastColumn="0" w:oddVBand="0" w:evenVBand="0" w:oddHBand="0" w:evenHBand="0" w:firstRowFirstColumn="0" w:firstRowLastColumn="0" w:lastRowFirstColumn="0" w:lastRowLastColumn="0"/>
+                  <w:tcW w:w="1029" w:type="pct"/>
+                  <w:hideMark/>
+                </w:tcPr>
+                <w:p>
+                  <w:pPr>
+                    <w:pStyle w:val="TableParagraph"/>
+                    <w:rPr>
+                      <w:rFonts w:asciiTheme="minorHAnsi" w:hAnsiTheme="minorHAnsi" w:cstheme="minorHAnsi"/>
+                      <w:sz w:val="28"/>
+                      <w:szCs w:val="28"/>
+                      <w:lang w:val="en-IN"/>
+                    </w:rPr>
+                  </w:pPr>
+                  <w:r>
+                    <w:rPr>
+                      <w:rFonts w:asciiTheme="minorHAnsi" w:hAnsiTheme="minorHAnsi" w:cstheme="minorHAnsi"/>
+                      <w:sz w:val="28"/>
+                      <w:szCs w:val="28"/>
+                      <w:lang w:val="en-IN"/>
+                    </w:rPr>
+                    <w:t>Evaluation Metrics</w:t>
+                  </w:r>
+                </w:p>
+              </w:tc>
+              <w:tc>
+                <w:tcPr>
+                  <w:tcW w:w="1850" w:type="pct"/>
+                  <w:hideMark/>
+                </w:tcPr>
+                <w:p>
+                  <w:pPr>
+                    <w:pStyle w:val="TableParagraph"/>
+                    <w:cnfStyle w:val="000000100000" w:firstRow="0" w:lastRow="0" w:firstColumn="0" w:lastColumn="0" w:oddVBand="0" w:evenVBand="0" w:oddHBand="1" w:evenHBand="0" w:firstRowFirstColumn="0" w:firstRowLastColumn="0" w:lastRowFirstColumn="0" w:lastRowLastColumn="0"/>
+                    <w:rPr>
+                      <w:rFonts w:asciiTheme="minorHAnsi" w:hAnsiTheme="minorHAnsi" w:cstheme="minorHAnsi"/>
+                      <w:sz w:val="28"/>
+                      <w:szCs w:val="28"/>
+                      <w:lang w:val="en-IN"/>
+                    </w:rPr>
+                  </w:pPr>
+                  <w:r>
+                    <w:rPr>
+                      <w:rFonts w:asciiTheme="minorHAnsi" w:hAnsiTheme="minorHAnsi" w:cstheme="minorHAnsi"/>
+                      <w:sz w:val="28"/>
+                      <w:szCs w:val="28"/>
+                      <w:lang w:val="en-IN"/>
+                    </w:rPr>
+                    <w:t>R-squared, Mean Squared Error (MSE), Root Mean Squared Error (RMSE)</w:t>
+                  </w:r>
+                </w:p>
+              </w:tc>
+              <w:tc>
+                <w:tcPr>
+                  <w:tcW w:w="2122" w:type="pct"/>
+                  <w:hideMark/>
+                </w:tcPr>
+                <w:p>
+                  <w:pPr>
+                    <w:pStyle w:val="TableParagraph"/>
+                    <w:cnfStyle w:val="000000100000" w:firstRow="0" w:lastRow="0" w:firstColumn="0" w:lastColumn="0" w:oddVBand="0" w:evenVBand="0" w:oddHBand="1" w:evenHBand="0" w:firstRowFirstColumn="0" w:firstRowLastColumn="0" w:lastRowFirstColumn="0" w:lastRowLastColumn="0"/>
+                    <w:rPr>
+                      <w:rFonts w:asciiTheme="minorHAnsi" w:hAnsiTheme="minorHAnsi" w:cstheme="minorHAnsi"/>
+                      <w:sz w:val="28"/>
+                      <w:szCs w:val="28"/>
+                      <w:lang w:val="en-IN"/>
+                    </w:rPr>
+                  </w:pPr>
+                  <w:r>
+                    <w:rPr>
+                      <w:rFonts w:asciiTheme="minorHAnsi" w:hAnsiTheme="minorHAnsi" w:cstheme="minorHAnsi"/>
+                      <w:sz w:val="28"/>
+                      <w:szCs w:val="28"/>
+                      <w:lang w:val="en-IN"/>
+                    </w:rPr>
+                    <w:t>Accuracy, Precision, Recall, Area Under the ROC Curve (AUC-ROC)</w:t>
+                  </w:r>
+                </w:p>
+              </w:tc>
+            </w:tr>
+            <w:tr>
+              <w:tc>
+                <w:tcPr>
+                  <w:cnfStyle w:val="001000000000" w:firstRow="0" w:lastRow="0" w:firstColumn="1" w:lastColumn="0" w:oddVBand="0" w:evenVBand="0" w:oddHBand="0" w:evenHBand="0" w:firstRowFirstColumn="0" w:firstRowLastColumn="0" w:lastRowFirstColumn="0" w:lastRowLastColumn="0"/>
+                  <w:tcW w:w="1029" w:type="pct"/>
+                  <w:hideMark/>
+                </w:tcPr>
+                <w:p>
+                  <w:pPr>
+                    <w:pStyle w:val="TableParagraph"/>
+                    <w:rPr>
+                      <w:rFonts w:asciiTheme="minorHAnsi" w:hAnsiTheme="minorHAnsi" w:cstheme="minorHAnsi"/>
+                      <w:sz w:val="28"/>
+                      <w:szCs w:val="28"/>
+                      <w:lang w:val="en-IN"/>
+                    </w:rPr>
+                  </w:pPr>
+                  <w:r>
+                    <w:rPr>
+                      <w:rFonts w:asciiTheme="minorHAnsi" w:hAnsiTheme="minorHAnsi" w:cstheme="minorHAnsi"/>
+                      <w:sz w:val="28"/>
+                      <w:szCs w:val="28"/>
+                      <w:lang w:val="en-IN"/>
+                    </w:rPr>
+                    <w:t>Application</w:t>
+                  </w:r>
+                </w:p>
+              </w:tc>
+              <w:tc>
+                <w:tcPr>
+                  <w:tcW w:w="1850" w:type="pct"/>
+                  <w:hideMark/>
+                </w:tcPr>
+                <w:p>
+                  <w:pPr>
+                    <w:pStyle w:val="TableParagraph"/>
+                    <w:cnfStyle w:val="000000000000" w:firstRow="0" w:lastRow="0" w:firstColumn="0" w:lastColumn="0" w:oddVBand="0" w:evenVBand="0" w:oddHBand="0" w:evenHBand="0" w:firstRowFirstColumn="0" w:firstRowLastColumn="0" w:lastRowFirstColumn="0" w:lastRowLastColumn="0"/>
+                    <w:rPr>
+                      <w:rFonts w:asciiTheme="minorHAnsi" w:hAnsiTheme="minorHAnsi" w:cstheme="minorHAnsi"/>
+                      <w:sz w:val="28"/>
+                      <w:szCs w:val="28"/>
+                      <w:lang w:val="en-IN"/>
+                    </w:rPr>
+                  </w:pPr>
+                  <w:r>
+                    <w:rPr>
+                      <w:rFonts w:asciiTheme="minorHAnsi" w:hAnsiTheme="minorHAnsi" w:cstheme="minorHAnsi"/>
+                      <w:sz w:val="28"/>
+                      <w:szCs w:val="28"/>
+                      <w:lang w:val="en-IN"/>
+                    </w:rPr>
+                    <w:t>Predicting continuous outcomes like sales, temperature, stock prices</w:t>
+                  </w:r>
+                </w:p>
+              </w:tc>
+              <w:tc>
+                <w:tcPr>
+                  <w:tcW w:w="2122" w:type="pct"/>
+                  <w:hideMark/>
+                </w:tcPr>
+                <w:p>
+                  <w:pPr>
+                    <w:pStyle w:val="TableParagraph"/>
+                    <w:cnfStyle w:val="000000000000" w:firstRow="0" w:lastRow="0" w:firstColumn="0" w:lastColumn="0" w:oddVBand="0" w:evenVBand="0" w:oddHBand="0" w:evenHBand="0" w:firstRowFirstColumn="0" w:firstRowLastColumn="0" w:lastRowFirstColumn="0" w:lastRowLastColumn="0"/>
+                    <w:rPr>
+                      <w:rFonts w:asciiTheme="minorHAnsi" w:hAnsiTheme="minorHAnsi" w:cstheme="minorHAnsi"/>
+                      <w:sz w:val="28"/>
+                      <w:szCs w:val="28"/>
+                      <w:lang w:val="en-IN"/>
+                    </w:rPr>
+                  </w:pPr>
+                  <w:r>
+                    <w:rPr>
+                      <w:rFonts w:asciiTheme="minorHAnsi" w:hAnsiTheme="minorHAnsi" w:cstheme="minorHAnsi"/>
+                      <w:sz w:val="28"/>
+                      <w:szCs w:val="28"/>
+                      <w:lang w:val="en-IN"/>
+                    </w:rPr>
+                    <w:t>Predicting binary outcomes like yes/no, spam/not spam, credit risk assessment</w:t>
+                  </w:r>
+                </w:p>
+              </w:tc>
+            </w:tr>
+            <w:tr>
+              <w:trPr>
+                <w:cnfStyle w:val="000000100000" w:firstRow="0" w:lastRow="0" w:firstColumn="0" w:lastColumn="0" w:oddVBand="0" w:evenVBand="0" w:oddHBand="1" w:evenHBand="0" w:firstRowFirstColumn="0" w:firstRowLastColumn="0" w:lastRowFirstColumn="0" w:lastRowLastColumn="0"/>
+              </w:trPr>
+              <w:tc>
+                <w:tcPr>
+                  <w:cnfStyle w:val="001000000000" w:firstRow="0" w:lastRow="0" w:firstColumn="1" w:lastColumn="0" w:oddVBand="0" w:evenVBand="0" w:oddHBand="0" w:evenHBand="0" w:firstRowFirstColumn="0" w:firstRowLastColumn="0" w:lastRowFirstColumn="0" w:lastRowLastColumn="0"/>
+                  <w:tcW w:w="1029" w:type="pct"/>
+                  <w:hideMark/>
+                </w:tcPr>
+                <w:p>
+                  <w:pPr>
+                    <w:pStyle w:val="TableParagraph"/>
+                    <w:rPr>
+                      <w:rFonts w:asciiTheme="minorHAnsi" w:hAnsiTheme="minorHAnsi" w:cstheme="minorHAnsi"/>
+                      <w:sz w:val="28"/>
+                      <w:szCs w:val="28"/>
+                      <w:lang w:val="en-IN"/>
+                    </w:rPr>
+                  </w:pPr>
+                  <w:r>
+                    <w:rPr>
+                      <w:rFonts w:asciiTheme="minorHAnsi" w:hAnsiTheme="minorHAnsi" w:cstheme="minorHAnsi"/>
+                      <w:sz w:val="28"/>
+                      <w:szCs w:val="28"/>
+                      <w:lang w:val="en-IN"/>
+                    </w:rPr>
+                    <w:t>Example Use Case</w:t>
+                  </w:r>
+                </w:p>
+              </w:tc>
+              <w:tc>
+                <w:tcPr>
+                  <w:tcW w:w="1850" w:type="pct"/>
+                  <w:hideMark/>
+                </w:tcPr>
+                <w:p>
+                  <w:pPr>
+                    <w:pStyle w:val="TableParagraph"/>
+                    <w:cnfStyle w:val="000000100000" w:firstRow="0" w:lastRow="0" w:firstColumn="0" w:lastColumn="0" w:oddVBand="0" w:evenVBand="0" w:oddHBand="1" w:evenHBand="0" w:firstRowFirstColumn="0" w:firstRowLastColumn="0" w:lastRowFirstColumn="0" w:lastRowLastColumn="0"/>
+                    <w:rPr>
+                      <w:rFonts w:asciiTheme="minorHAnsi" w:hAnsiTheme="minorHAnsi" w:cstheme="minorHAnsi"/>
+                      <w:sz w:val="28"/>
+                      <w:szCs w:val="28"/>
+                      <w:lang w:val="en-IN"/>
+                    </w:rPr>
+                  </w:pPr>
+                  <w:r>
+                    <w:rPr>
+                      <w:rFonts w:asciiTheme="minorHAnsi" w:hAnsiTheme="minorHAnsi" w:cstheme="minorHAnsi"/>
+                      <w:sz w:val="28"/>
+                      <w:szCs w:val="28"/>
+                      <w:lang w:val="en-IN"/>
+                    </w:rPr>
+                    <w:t>Predicting house prices based on area, number of bedrooms, location</w:t>
+                  </w:r>
+                </w:p>
+              </w:tc>
+              <w:tc>
+                <w:tcPr>
+                  <w:tcW w:w="2122" w:type="pct"/>
+                  <w:hideMark/>
+                </w:tcPr>
+                <w:p>
+                  <w:pPr>
+                    <w:pStyle w:val="TableParagraph"/>
+                    <w:cnfStyle w:val="000000100000" w:firstRow="0" w:lastRow="0" w:firstColumn="0" w:lastColumn="0" w:oddVBand="0" w:evenVBand="0" w:oddHBand="1" w:evenHBand="0" w:firstRowFirstColumn="0" w:firstRowLastColumn="0" w:lastRowFirstColumn="0" w:lastRowLastColumn="0"/>
+                    <w:rPr>
+                      <w:rFonts w:asciiTheme="minorHAnsi" w:hAnsiTheme="minorHAnsi" w:cstheme="minorHAnsi"/>
+                      <w:sz w:val="28"/>
+                      <w:szCs w:val="28"/>
+                      <w:lang w:val="en-IN"/>
+                    </w:rPr>
+                  </w:pPr>
+                  <w:r>
+                    <w:rPr>
+                      <w:rFonts w:asciiTheme="minorHAnsi" w:hAnsiTheme="minorHAnsi" w:cstheme="minorHAnsi"/>
+                      <w:sz w:val="28"/>
+                      <w:szCs w:val="28"/>
+                      <w:lang w:val="en-IN"/>
+                    </w:rPr>
+                    <w:t>Predicting customer churn based on demographics, predicting loan default based on credit score</w:t>
+                  </w:r>
+                </w:p>
+              </w:tc>
+            </w:tr>
+            <w:tr>
+              <w:tc>
+                <w:tcPr>
+                  <w:cnfStyle w:val="001000000000" w:firstRow="0" w:lastRow="0" w:firstColumn="1" w:lastColumn="0" w:oddVBand="0" w:evenVBand="0" w:oddHBand="0" w:evenHBand="0" w:firstRowFirstColumn="0" w:firstRowLastColumn="0" w:lastRowFirstColumn="0" w:lastRowLastColumn="0"/>
+                  <w:tcW w:w="1029" w:type="pct"/>
+                  <w:hideMark/>
+                </w:tcPr>
+                <w:p>
+                  <w:pPr>
+                    <w:pStyle w:val="TableParagraph"/>
+                    <w:rPr>
+                      <w:rFonts w:asciiTheme="minorHAnsi" w:hAnsiTheme="minorHAnsi" w:cstheme="minorHAnsi"/>
+                      <w:sz w:val="28"/>
+                      <w:szCs w:val="28"/>
+                      <w:lang w:val="en-IN"/>
+                    </w:rPr>
+                  </w:pPr>
+                  <w:r>
+                    <w:rPr>
+                      <w:rFonts w:asciiTheme="minorHAnsi" w:hAnsiTheme="minorHAnsi" w:cstheme="minorHAnsi"/>
+                      <w:sz w:val="28"/>
+                      <w:szCs w:val="28"/>
+                      <w:lang w:val="en-IN"/>
+                    </w:rPr>
+                    <w:t>Parameter Estimation</w:t>
+                  </w:r>
+                </w:p>
+              </w:tc>
+              <w:tc>
+                <w:tcPr>
+                  <w:tcW w:w="1850" w:type="pct"/>
+                  <w:hideMark/>
+                </w:tcPr>
+                <w:p>
+                  <w:pPr>
+                    <w:pStyle w:val="TableParagraph"/>
+                    <w:cnfStyle w:val="000000000000" w:firstRow="0" w:lastRow="0" w:firstColumn="0" w:lastColumn="0" w:oddVBand="0" w:evenVBand="0" w:oddHBand="0" w:evenHBand="0" w:firstRowFirstColumn="0" w:firstRowLastColumn="0" w:lastRowFirstColumn="0" w:lastRowLastColumn="0"/>
+                    <w:rPr>
+                      <w:rFonts w:asciiTheme="minorHAnsi" w:hAnsiTheme="minorHAnsi" w:cstheme="minorHAnsi"/>
+                      <w:sz w:val="28"/>
+                      <w:szCs w:val="28"/>
+                      <w:lang w:val="en-IN"/>
+                    </w:rPr>
+                  </w:pPr>
+                  <w:r>
+                    <w:rPr>
+                      <w:rFonts w:asciiTheme="minorHAnsi" w:hAnsiTheme="minorHAnsi" w:cstheme="minorHAnsi"/>
+                      <w:sz w:val="28"/>
+                      <w:szCs w:val="28"/>
+                      <w:lang w:val="en-IN"/>
+                    </w:rPr>
+                    <w:t>Least Squares method to minimize residuals</w:t>
+                  </w:r>
+                </w:p>
+              </w:tc>
+              <w:tc>
+                <w:tcPr>
+                  <w:tcW w:w="2122" w:type="pct"/>
+                  <w:hideMark/>
+                </w:tcPr>
+                <w:p>
+                  <w:pPr>
+                    <w:pStyle w:val="TableParagraph"/>
+                    <w:cnfStyle w:val="000000000000" w:firstRow="0" w:lastRow="0" w:firstColumn="0" w:lastColumn="0" w:oddVBand="0" w:evenVBand="0" w:oddHBand="0" w:evenHBand="0" w:firstRowFirstColumn="0" w:firstRowLastColumn="0" w:lastRowFirstColumn="0" w:lastRowLastColumn="0"/>
+                    <w:rPr>
+                      <w:rFonts w:asciiTheme="minorHAnsi" w:hAnsiTheme="minorHAnsi" w:cstheme="minorHAnsi"/>
+                      <w:sz w:val="28"/>
+                      <w:szCs w:val="28"/>
+                      <w:lang w:val="en-IN"/>
+                    </w:rPr>
+                  </w:pPr>
+                  <w:r>
+                    <w:rPr>
+                      <w:rFonts w:asciiTheme="minorHAnsi" w:hAnsiTheme="minorHAnsi" w:cstheme="minorHAnsi"/>
+                      <w:sz w:val="28"/>
+                      <w:szCs w:val="28"/>
+                      <w:lang w:val="en-IN"/>
+                    </w:rPr>
+                    <w:t>Maximum Likelihood Estimation to maximize likelihood of observing the data</w:t>
+                  </w:r>
+                </w:p>
+              </w:tc>
+            </w:tr>
+            <w:tr>
+              <w:trPr>
+                <w:cnfStyle w:val="000000100000" w:firstRow="0" w:lastRow="0" w:firstColumn="0" w:lastColumn="0" w:oddVBand="0" w:evenVBand="0" w:oddHBand="1" w:evenHBand="0" w:firstRowFirstColumn="0" w:firstRowLastColumn="0" w:lastRowFirstColumn="0" w:lastRowLastColumn="0"/>
+              </w:trPr>
+              <w:tc>
+                <w:tcPr>
+                  <w:cnfStyle w:val="001000000000" w:firstRow="0" w:lastRow="0" w:firstColumn="1" w:lastColumn="0" w:oddVBand="0" w:evenVBand="0" w:oddHBand="0" w:evenHBand="0" w:firstRowFirstColumn="0" w:firstRowLastColumn="0" w:lastRowFirstColumn="0" w:lastRowLastColumn="0"/>
+                  <w:tcW w:w="1029" w:type="pct"/>
+                  <w:hideMark/>
+                </w:tcPr>
+                <w:p>
+                  <w:pPr>
+                    <w:pStyle w:val="TableParagraph"/>
+                    <w:rPr>
+                      <w:rFonts w:asciiTheme="minorHAnsi" w:hAnsiTheme="minorHAnsi" w:cstheme="minorHAnsi"/>
+                      <w:sz w:val="28"/>
+                      <w:szCs w:val="28"/>
+                      <w:lang w:val="en-IN"/>
+                    </w:rPr>
+                  </w:pPr>
+                  <w:r>
+                    <w:rPr>
+                      <w:rFonts w:asciiTheme="minorHAnsi" w:hAnsiTheme="minorHAnsi" w:cstheme="minorHAnsi"/>
+                      <w:sz w:val="28"/>
+                      <w:szCs w:val="28"/>
+                      <w:lang w:val="en-IN"/>
+                    </w:rPr>
+                    <w:t>Model Fit</w:t>
+                  </w:r>
+                </w:p>
+              </w:tc>
+              <w:tc>
+                <w:tcPr>
+                  <w:tcW w:w="1850" w:type="pct"/>
+                  <w:hideMark/>
+                </w:tcPr>
+                <w:p>
+                  <w:pPr>
+                    <w:pStyle w:val="TableParagraph"/>
+                    <w:cnfStyle w:val="000000100000" w:firstRow="0" w:lastRow="0" w:firstColumn="0" w:lastColumn="0" w:oddVBand="0" w:evenVBand="0" w:oddHBand="1" w:evenHBand="0" w:firstRowFirstColumn="0" w:firstRowLastColumn="0" w:lastRowFirstColumn="0" w:lastRowLastColumn="0"/>
+                    <w:rPr>
+                      <w:rFonts w:asciiTheme="minorHAnsi" w:hAnsiTheme="minorHAnsi" w:cstheme="minorHAnsi"/>
+                      <w:sz w:val="28"/>
+                      <w:szCs w:val="28"/>
+                      <w:lang w:val="en-IN"/>
+                    </w:rPr>
+                  </w:pPr>
+                  <w:r>
+                    <w:rPr>
+                      <w:rFonts w:asciiTheme="minorHAnsi" w:hAnsiTheme="minorHAnsi" w:cstheme="minorHAnsi"/>
+                      <w:sz w:val="28"/>
+                      <w:szCs w:val="28"/>
+                      <w:lang w:val="en-IN"/>
+                    </w:rPr>
+                    <w:t>Measures how well the model fits the data using R-squared and error metrics</w:t>
+                  </w:r>
+                </w:p>
+              </w:tc>
+              <w:tc>
+                <w:tcPr>
+                  <w:tcW w:w="2122" w:type="pct"/>
+                  <w:hideMark/>
+                </w:tcPr>
+                <w:p>
+                  <w:pPr>
+                    <w:pStyle w:val="TableParagraph"/>
+                    <w:cnfStyle w:val="000000100000" w:firstRow="0" w:lastRow="0" w:firstColumn="0" w:lastColumn="0" w:oddVBand="0" w:evenVBand="0" w:oddHBand="1" w:evenHBand="0" w:firstRowFirstColumn="0" w:firstRowLastColumn="0" w:lastRowFirstColumn="0" w:lastRowLastColumn="0"/>
+                    <w:rPr>
+                      <w:rFonts w:asciiTheme="minorHAnsi" w:hAnsiTheme="minorHAnsi" w:cstheme="minorHAnsi"/>
+                      <w:sz w:val="28"/>
+                      <w:szCs w:val="28"/>
+                      <w:lang w:val="en-IN"/>
+                    </w:rPr>
+                  </w:pPr>
+                  <w:r>
+                    <w:rPr>
+                      <w:rFonts w:asciiTheme="minorHAnsi" w:hAnsiTheme="minorHAnsi" w:cstheme="minorHAnsi"/>
+                      <w:sz w:val="28"/>
+                      <w:szCs w:val="28"/>
+                      <w:lang w:val="en-IN"/>
+                    </w:rPr>
+                    <w:t>Measures how well the model predicts probabilities using metrics like accuracy, AUC-ROC</w:t>
+                  </w:r>
+                </w:p>
+              </w:tc>
+            </w:tr>
+          </w:tbl>
+          <w:p>
+            <w:pPr>
+              <w:pStyle w:val="TableParagraph"/>
+              <w:ind w:left="0"/>
+              <w:rPr>
+                <w:rFonts w:asciiTheme="minorHAnsi" w:hAnsiTheme="minorHAnsi" w:cstheme="minorHAnsi"/>
+                <w:sz w:val="28"/>
+                <w:szCs w:val="28"/>
+                <w:lang w:val="en-IN"/>
+              </w:rPr>
+            </w:pPr>
+            <w:r>
+              <w:rPr>
+                <w:rFonts w:asciiTheme="minorHAnsi" w:hAnsiTheme="minorHAnsi" w:cstheme="minorHAnsi"/>
+                <w:sz w:val="28"/>
+                <w:szCs w:val="28"/>
+                <w:lang w:val="en-IN"/>
+              </w:rPr>
+              <w:t>This table summarizes the key differences between Linear Regression and Logistic Regression models in terms of their dependent variable, output, model form, assumptions, evaluation metrics, applications, example use cases, parameter estimation methods, and model fit evaluation.</w:t>
+            </w:r>
+          </w:p>
+          <w:p>
+            <w:pPr>
+              <w:pStyle w:val="TableParagraph"/>
+              <w:ind w:left="0"/>
+              <w:jc w:val="center"/>
+              <w:rPr>
+                <w:rFonts w:asciiTheme="minorHAnsi" w:hAnsiTheme="minorHAnsi" w:cstheme="minorHAnsi"/>
+                <w:b/>
+                <w:bCs/>
+                <w:sz w:val="28"/>
+                <w:szCs w:val="28"/>
+              </w:rPr>
+            </w:pPr>
+            <w:r>
+              <w:rPr>
+                <w:rFonts w:asciiTheme="minorHAnsi" w:hAnsiTheme="minorHAnsi" w:cstheme="minorHAnsi"/>
+                <w:b/>
+                <w:bCs/>
+                <w:sz w:val="28"/>
+                <w:szCs w:val="28"/>
+              </w:rPr>
+              <w:t>OR</w:t>
+            </w:r>
+          </w:p>
+          <w:p>
+            <w:pPr>
+              <w:pStyle w:val="TableParagraph"/>
+              <w:rPr>
+                <w:rFonts w:asciiTheme="minorHAnsi" w:hAnsiTheme="minorHAnsi" w:cstheme="minorHAnsi"/>
+                <w:sz w:val="28"/>
+                <w:szCs w:val="28"/>
+              </w:rPr>
+            </w:pPr>
+            <w:r>
+              <w:rPr>
+                <w:rFonts w:asciiTheme="minorHAnsi" w:hAnsiTheme="minorHAnsi" w:cstheme="minorHAnsi"/>
+                <w:sz w:val="28"/>
+                <w:szCs w:val="28"/>
+              </w:rPr>
+              <w:t>Linear regression and logistic regression are two commonly used statistical methods for modeling relationships between variables. The main differences between the two methods are the types of dependent variables they can handle and the underlying assumptions about the relationship between the variables.</w:t>
+            </w:r>
+          </w:p>
+          <w:p>
+            <w:pPr>
+              <w:pStyle w:val="TableParagraph"/>
+              <w:rPr>
+                <w:rFonts w:asciiTheme="minorHAnsi" w:hAnsiTheme="minorHAnsi" w:cstheme="minorHAnsi"/>
+                <w:sz w:val="28"/>
+                <w:szCs w:val="28"/>
+              </w:rPr>
+            </w:pPr>
+          </w:p>
+          <w:p>
+            <w:pPr>
+              <w:pStyle w:val="TableParagraph"/>
+              <w:rPr>
+                <w:rFonts w:asciiTheme="minorHAnsi" w:hAnsiTheme="minorHAnsi" w:cstheme="minorHAnsi"/>
+                <w:sz w:val="28"/>
+                <w:szCs w:val="28"/>
+              </w:rPr>
+            </w:pPr>
+            <w:r>
+              <w:rPr>
+                <w:rFonts w:asciiTheme="minorHAnsi" w:hAnsiTheme="minorHAnsi" w:cstheme="minorHAnsi"/>
+                <w:sz w:val="28"/>
+                <w:szCs w:val="28"/>
+              </w:rPr>
+              <w:t>Linear regression is used when the dependent variable is continuous, and the relationship between the dependent and independent variables is assumed to be linear. The goal of linear regression is to find the line of best fit that minimizes the sum of the squared residuals, which are the differences between the observed and predicted values of the dependent variable.</w:t>
+            </w:r>
+          </w:p>
+          <w:p>
+            <w:pPr>
+              <w:pStyle w:val="TableParagraph"/>
+              <w:rPr>
+                <w:rFonts w:asciiTheme="minorHAnsi" w:hAnsiTheme="minorHAnsi" w:cstheme="minorHAnsi"/>
+                <w:sz w:val="28"/>
+                <w:szCs w:val="28"/>
+              </w:rPr>
+            </w:pPr>
+          </w:p>
+          <w:p>
+            <w:pPr>
+              <w:pStyle w:val="TableParagraph"/>
+              <w:rPr>
+                <w:rFonts w:asciiTheme="minorHAnsi" w:hAnsiTheme="minorHAnsi" w:cstheme="minorHAnsi"/>
+                <w:sz w:val="28"/>
+                <w:szCs w:val="28"/>
+              </w:rPr>
+            </w:pPr>
+            <w:r>
+              <w:rPr>
+                <w:rFonts w:asciiTheme="minorHAnsi" w:hAnsiTheme="minorHAnsi" w:cstheme="minorHAnsi"/>
+                <w:sz w:val="28"/>
+                <w:szCs w:val="28"/>
+              </w:rPr>
+              <w:t>Logistic regression, on the other hand, is used when the dependent variable is binary or categorical, and the relationship between the dependent and independent variables is assumed to be nonlinear. The goal of logistic regression is to find the curve of best fit that maximizes the likelihood of observing the data given the model parameters. The curve is typically an S-shaped curve called the logistic function, which maps the linear combination of the independent variables to a probability between 0 and 1.</w:t>
+            </w:r>
+          </w:p>
+          <w:p>
+            <w:pPr>
+              <w:pStyle w:val="TableParagraph"/>
+              <w:rPr>
+                <w:rFonts w:asciiTheme="minorHAnsi" w:hAnsiTheme="minorHAnsi" w:cstheme="minorHAnsi"/>
+                <w:sz w:val="28"/>
+                <w:szCs w:val="28"/>
+              </w:rPr>
+            </w:pPr>
+          </w:p>
+          <w:p>
+            <w:pPr>
+              <w:pStyle w:val="TableParagraph"/>
+              <w:rPr>
+                <w:rFonts w:asciiTheme="minorHAnsi" w:hAnsiTheme="minorHAnsi" w:cstheme="minorHAnsi"/>
+                <w:sz w:val="28"/>
+                <w:szCs w:val="28"/>
+              </w:rPr>
+            </w:pPr>
+            <w:r>
+              <w:rPr>
+                <w:rFonts w:asciiTheme="minorHAnsi" w:hAnsiTheme="minorHAnsi" w:cstheme="minorHAnsi"/>
+                <w:sz w:val="28"/>
+                <w:szCs w:val="28"/>
+              </w:rPr>
+              <w:t>Another key difference between the two methods is the interpretation of the coefficients. In linear regression, the coefficients represent the change in the dependent variable associated with a one-unit change in the independent variable, holding all other variables constant. In logistic regression, the coefficients represent the change in the log-odds of the dependent variable associated with a one-unit change in the independent variable, holding all other variables constant.</w:t>
+            </w:r>
+          </w:p>
+          <w:p>
+            <w:pPr>
+              <w:pStyle w:val="TableParagraph"/>
+              <w:rPr>
+                <w:rFonts w:asciiTheme="minorHAnsi" w:hAnsiTheme="minorHAnsi" w:cstheme="minorHAnsi"/>
+                <w:sz w:val="28"/>
+                <w:szCs w:val="28"/>
+              </w:rPr>
+            </w:pPr>
+          </w:p>
+          <w:p>
+            <w:pPr>
+              <w:pStyle w:val="TableParagraph"/>
+              <w:ind w:left="0"/>
+              <w:rPr>
+                <w:rFonts w:asciiTheme="minorHAnsi" w:hAnsiTheme="minorHAnsi" w:cstheme="minorHAnsi"/>
+                <w:sz w:val="28"/>
+                <w:szCs w:val="28"/>
+              </w:rPr>
+            </w:pPr>
+            <w:r>
+              <w:rPr>
+                <w:rFonts w:asciiTheme="minorHAnsi" w:hAnsiTheme="minorHAnsi" w:cstheme="minorHAnsi"/>
+                <w:sz w:val="28"/>
+                <w:szCs w:val="28"/>
+              </w:rPr>
+              <w:t>In summary, linear regression is used when the dependent variable is continuous and the relationship is assumed to be linear, while logistic regression is used when the dependent variable is binary or categorical and the relationship is assumed to be nonlinear. The interpretation of the coefficients is also different between the two methods.</w:t>
+            </w:r>
+          </w:p>
+        </w:tc>
+      </w:tr>
+    </w:tbl>
+    <w:p>
+      <w:pPr>
+        <w:pStyle w:val="TableParagraph"/>
+        <w:spacing w:before="69"/>
+        <w:ind w:left="0"/>
+        <w:rPr>
+          <w:rFonts w:asciiTheme="minorHAnsi" w:hAnsiTheme="minorHAnsi" w:cstheme="minorHAnsi"/>
+          <w:b/>
+          <w:bCs/>
+          <w:sz w:val="28"/>
+          <w:szCs w:val="28"/>
+        </w:rPr>
+        <w:sectPr>
+          <w:pgSz w:w="11913" w:h="22680"/>
+          <w:pgMar w:top="142" w:right="573" w:bottom="278" w:left="697" w:header="720" w:footer="720" w:gutter="0"/>
           <w:cols w:space="720"/>
         </w:sectPr>
       </w:pPr>
@@ -653,6 +2864,7 @@
           <w:p>
             <w:pPr>
               <w:pStyle w:val="TableParagraph"/>
+              <w:spacing w:before="69"/>
               <w:ind w:left="1"/>
               <w:jc w:val="center"/>
               <w:rPr>
@@ -672,7 +2884,7 @@
                 <w:szCs w:val="28"/>
               </w:rPr>
               <w:lastRenderedPageBreak/>
-              <w:t>4</w:t>
+              <w:t>5</w:t>
             </w:r>
           </w:p>
         </w:tc>
@@ -683,6 +2895,7 @@
           <w:p>
             <w:pPr>
               <w:pStyle w:val="TableParagraph"/>
+              <w:spacing w:before="69"/>
               <w:ind w:left="0"/>
               <w:rPr>
                 <w:rFonts w:asciiTheme="minorHAnsi" w:hAnsiTheme="minorHAnsi" w:cstheme="minorHAnsi"/>
@@ -700,17 +2913,7 @@
                 <w:sz w:val="28"/>
                 <w:szCs w:val="28"/>
               </w:rPr>
-              <w:t>Compare Linear Regression model and Logistic regression model</w:t>
-            </w:r>
-            <w:r>
-              <w:rPr>
-                <w:rFonts w:asciiTheme="minorHAnsi" w:hAnsiTheme="minorHAnsi" w:cstheme="minorHAnsi"/>
-                <w:b/>
-                <w:bCs/>
-                <w:sz w:val="28"/>
-                <w:szCs w:val="28"/>
-              </w:rPr>
-              <w:t>.</w:t>
+              <w:t>Give the Objectives of logistic regression.</w:t>
             </w:r>
           </w:p>
         </w:tc>
@@ -726,6 +2929,7 @@
           <w:p>
             <w:pPr>
               <w:pStyle w:val="TableParagraph"/>
+              <w:spacing w:before="69"/>
               <w:ind w:left="1"/>
               <w:jc w:val="center"/>
               <w:rPr>
@@ -745,7 +2949,7 @@
                 <w:sz w:val="28"/>
                 <w:szCs w:val="28"/>
               </w:rPr>
-              <w:t>Ans.4)</w:t>
+              <w:t>Ans.5)</w:t>
             </w:r>
           </w:p>
         </w:tc>
@@ -756,13 +2960,351 @@
           <w:p>
             <w:pPr>
               <w:pStyle w:val="TableParagraph"/>
+              <w:spacing w:before="69"/>
+              <w:rPr>
+                <w:rFonts w:asciiTheme="minorHAnsi" w:hAnsiTheme="minorHAnsi" w:cstheme="minorHAnsi"/>
+                <w:sz w:val="28"/>
+                <w:szCs w:val="28"/>
+                <w:lang w:val="en-IN"/>
+              </w:rPr>
+            </w:pPr>
+            <w:r>
+              <w:rPr>
+                <w:rFonts w:asciiTheme="minorHAnsi" w:hAnsiTheme="minorHAnsi" w:cstheme="minorHAnsi"/>
+                <w:sz w:val="28"/>
+                <w:szCs w:val="28"/>
+                <w:lang w:val="en-IN"/>
+              </w:rPr>
+              <w:t>The objectives of logistic regression are:</w:t>
+            </w:r>
+          </w:p>
+          <w:p>
+            <w:pPr>
+              <w:pStyle w:val="TableParagraph"/>
+              <w:spacing w:before="69"/>
+              <w:rPr>
+                <w:rFonts w:asciiTheme="minorHAnsi" w:hAnsiTheme="minorHAnsi" w:cstheme="minorHAnsi"/>
+                <w:sz w:val="28"/>
+                <w:szCs w:val="28"/>
+                <w:lang w:val="en-IN"/>
+              </w:rPr>
+            </w:pPr>
+          </w:p>
+          <w:p>
+            <w:pPr>
+              <w:pStyle w:val="TableParagraph"/>
+              <w:numPr>
+                <w:ilvl w:val="0"/>
+                <w:numId w:val="10"/>
+              </w:numPr>
+              <w:spacing w:before="69"/>
+              <w:rPr>
+                <w:rFonts w:asciiTheme="minorHAnsi" w:hAnsiTheme="minorHAnsi" w:cstheme="minorHAnsi"/>
+                <w:sz w:val="28"/>
+                <w:szCs w:val="28"/>
+                <w:lang w:val="en-IN"/>
+              </w:rPr>
+            </w:pPr>
+            <w:r>
+              <w:rPr>
+                <w:rFonts w:asciiTheme="minorHAnsi" w:hAnsiTheme="minorHAnsi" w:cstheme="minorHAnsi"/>
+                <w:b/>
+                <w:bCs/>
+                <w:sz w:val="28"/>
+                <w:szCs w:val="28"/>
+                <w:lang w:val="en-IN"/>
+              </w:rPr>
+              <w:t>Prediction</w:t>
+            </w:r>
+            <w:r>
+              <w:rPr>
+                <w:rFonts w:asciiTheme="minorHAnsi" w:hAnsiTheme="minorHAnsi" w:cstheme="minorHAnsi"/>
+                <w:sz w:val="28"/>
+                <w:szCs w:val="28"/>
+                <w:lang w:val="en-IN"/>
+              </w:rPr>
+              <w:t>: Logistic regression is used to predict the probability of a binary outcome based on one or more predictor variables.</w:t>
+            </w:r>
+          </w:p>
+          <w:p>
+            <w:pPr>
+              <w:pStyle w:val="TableParagraph"/>
+              <w:spacing w:before="69"/>
+              <w:ind w:left="720"/>
+              <w:rPr>
+                <w:rFonts w:asciiTheme="minorHAnsi" w:hAnsiTheme="minorHAnsi" w:cstheme="minorHAnsi"/>
+                <w:sz w:val="28"/>
+                <w:szCs w:val="28"/>
+                <w:lang w:val="en-IN"/>
+              </w:rPr>
+            </w:pPr>
+          </w:p>
+          <w:p>
+            <w:pPr>
+              <w:pStyle w:val="TableParagraph"/>
+              <w:numPr>
+                <w:ilvl w:val="0"/>
+                <w:numId w:val="10"/>
+              </w:numPr>
+              <w:spacing w:before="69"/>
+              <w:rPr>
+                <w:rFonts w:asciiTheme="minorHAnsi" w:hAnsiTheme="minorHAnsi" w:cstheme="minorHAnsi"/>
+                <w:sz w:val="28"/>
+                <w:szCs w:val="28"/>
+                <w:lang w:val="en-IN"/>
+              </w:rPr>
+            </w:pPr>
+            <w:proofErr w:type="spellStart"/>
+            <w:r>
+              <w:rPr>
+                <w:rFonts w:asciiTheme="minorHAnsi" w:hAnsiTheme="minorHAnsi" w:cstheme="minorHAnsi"/>
+                <w:b/>
+                <w:bCs/>
+                <w:sz w:val="28"/>
+                <w:szCs w:val="28"/>
+                <w:lang w:val="en-IN"/>
+              </w:rPr>
+              <w:t>Modeling</w:t>
+            </w:r>
+            <w:proofErr w:type="spellEnd"/>
+            <w:r>
+              <w:rPr>
+                <w:rFonts w:asciiTheme="minorHAnsi" w:hAnsiTheme="minorHAnsi" w:cstheme="minorHAnsi"/>
+                <w:sz w:val="28"/>
+                <w:szCs w:val="28"/>
+                <w:lang w:val="en-IN"/>
+              </w:rPr>
+              <w:t>: Logistic regression is used to model the relationship between the predictor variables and the probability of the binary outcome.</w:t>
+            </w:r>
+          </w:p>
+          <w:p>
+            <w:pPr>
+              <w:pStyle w:val="TableParagraph"/>
+              <w:spacing w:before="69"/>
+              <w:ind w:left="720"/>
+              <w:rPr>
+                <w:rFonts w:asciiTheme="minorHAnsi" w:hAnsiTheme="minorHAnsi" w:cstheme="minorHAnsi"/>
+                <w:sz w:val="28"/>
+                <w:szCs w:val="28"/>
+                <w:lang w:val="en-IN"/>
+              </w:rPr>
+            </w:pPr>
+          </w:p>
+          <w:p>
+            <w:pPr>
+              <w:pStyle w:val="TableParagraph"/>
+              <w:numPr>
+                <w:ilvl w:val="0"/>
+                <w:numId w:val="10"/>
+              </w:numPr>
+              <w:spacing w:before="69"/>
+              <w:rPr>
+                <w:rFonts w:asciiTheme="minorHAnsi" w:hAnsiTheme="minorHAnsi" w:cstheme="minorHAnsi"/>
+                <w:sz w:val="28"/>
+                <w:szCs w:val="28"/>
+                <w:lang w:val="en-IN"/>
+              </w:rPr>
+            </w:pPr>
+            <w:r>
+              <w:rPr>
+                <w:rFonts w:asciiTheme="minorHAnsi" w:hAnsiTheme="minorHAnsi" w:cstheme="minorHAnsi"/>
+                <w:b/>
+                <w:bCs/>
+                <w:sz w:val="28"/>
+                <w:szCs w:val="28"/>
+                <w:lang w:val="en-IN"/>
+              </w:rPr>
+              <w:t>Parameter estimation</w:t>
+            </w:r>
+            <w:r>
+              <w:rPr>
+                <w:rFonts w:asciiTheme="minorHAnsi" w:hAnsiTheme="minorHAnsi" w:cstheme="minorHAnsi"/>
+                <w:sz w:val="28"/>
+                <w:szCs w:val="28"/>
+                <w:lang w:val="en-IN"/>
+              </w:rPr>
+              <w:t>: Logistic regression estimates the parameters of the model, which represent the strength and direction of the relationship between the predictor variables and the probability of the binary outcome.</w:t>
+            </w:r>
+          </w:p>
+          <w:p>
+            <w:pPr>
+              <w:pStyle w:val="TableParagraph"/>
+              <w:spacing w:before="69"/>
               <w:ind w:left="0"/>
               <w:rPr>
                 <w:rFonts w:asciiTheme="minorHAnsi" w:hAnsiTheme="minorHAnsi" w:cstheme="minorHAnsi"/>
                 <w:sz w:val="28"/>
                 <w:szCs w:val="28"/>
-              </w:rPr>
-            </w:pPr>
+                <w:lang w:val="en-IN"/>
+              </w:rPr>
+            </w:pPr>
+          </w:p>
+          <w:p>
+            <w:pPr>
+              <w:pStyle w:val="TableParagraph"/>
+              <w:numPr>
+                <w:ilvl w:val="0"/>
+                <w:numId w:val="10"/>
+              </w:numPr>
+              <w:spacing w:before="69"/>
+              <w:rPr>
+                <w:rFonts w:asciiTheme="minorHAnsi" w:hAnsiTheme="minorHAnsi" w:cstheme="minorHAnsi"/>
+                <w:sz w:val="28"/>
+                <w:szCs w:val="28"/>
+                <w:lang w:val="en-IN"/>
+              </w:rPr>
+            </w:pPr>
+            <w:r>
+              <w:rPr>
+                <w:rFonts w:asciiTheme="minorHAnsi" w:hAnsiTheme="minorHAnsi" w:cstheme="minorHAnsi"/>
+                <w:b/>
+                <w:bCs/>
+                <w:sz w:val="28"/>
+                <w:szCs w:val="28"/>
+                <w:lang w:val="en-IN"/>
+              </w:rPr>
+              <w:t>Hypothesis testing</w:t>
+            </w:r>
+            <w:r>
+              <w:rPr>
+                <w:rFonts w:asciiTheme="minorHAnsi" w:hAnsiTheme="minorHAnsi" w:cstheme="minorHAnsi"/>
+                <w:sz w:val="28"/>
+                <w:szCs w:val="28"/>
+                <w:lang w:val="en-IN"/>
+              </w:rPr>
+              <w:t>: Logistic regression can be used to test hypotheses about the relationship between the predictor variables and the probability of the binary outcome.</w:t>
+            </w:r>
+          </w:p>
+          <w:p>
+            <w:pPr>
+              <w:pStyle w:val="TableParagraph"/>
+              <w:spacing w:before="69"/>
+              <w:ind w:left="0"/>
+              <w:rPr>
+                <w:rFonts w:asciiTheme="minorHAnsi" w:hAnsiTheme="minorHAnsi" w:cstheme="minorHAnsi"/>
+                <w:sz w:val="28"/>
+                <w:szCs w:val="28"/>
+                <w:lang w:val="en-IN"/>
+              </w:rPr>
+            </w:pPr>
+          </w:p>
+          <w:p>
+            <w:pPr>
+              <w:pStyle w:val="TableParagraph"/>
+              <w:numPr>
+                <w:ilvl w:val="0"/>
+                <w:numId w:val="10"/>
+              </w:numPr>
+              <w:spacing w:before="69"/>
+              <w:rPr>
+                <w:rFonts w:asciiTheme="minorHAnsi" w:hAnsiTheme="minorHAnsi" w:cstheme="minorHAnsi"/>
+                <w:sz w:val="28"/>
+                <w:szCs w:val="28"/>
+                <w:lang w:val="en-IN"/>
+              </w:rPr>
+            </w:pPr>
+            <w:r>
+              <w:rPr>
+                <w:rFonts w:asciiTheme="minorHAnsi" w:hAnsiTheme="minorHAnsi" w:cstheme="minorHAnsi"/>
+                <w:b/>
+                <w:bCs/>
+                <w:sz w:val="28"/>
+                <w:szCs w:val="28"/>
+                <w:lang w:val="en-IN"/>
+              </w:rPr>
+              <w:t>Model evaluation</w:t>
+            </w:r>
+            <w:r>
+              <w:rPr>
+                <w:rFonts w:asciiTheme="minorHAnsi" w:hAnsiTheme="minorHAnsi" w:cstheme="minorHAnsi"/>
+                <w:sz w:val="28"/>
+                <w:szCs w:val="28"/>
+                <w:lang w:val="en-IN"/>
+              </w:rPr>
+              <w:t>: Logistic regression can be used to evaluate the goodness-of-fit of the model and assess the predictive accuracy of the model.</w:t>
+            </w:r>
+          </w:p>
+          <w:p>
+            <w:pPr>
+              <w:pStyle w:val="TableParagraph"/>
+              <w:spacing w:before="69"/>
+              <w:ind w:left="0"/>
+              <w:rPr>
+                <w:rFonts w:asciiTheme="minorHAnsi" w:hAnsiTheme="minorHAnsi" w:cstheme="minorHAnsi"/>
+                <w:sz w:val="28"/>
+                <w:szCs w:val="28"/>
+                <w:lang w:val="en-IN"/>
+              </w:rPr>
+            </w:pPr>
+          </w:p>
+          <w:p>
+            <w:pPr>
+              <w:pStyle w:val="TableParagraph"/>
+              <w:numPr>
+                <w:ilvl w:val="0"/>
+                <w:numId w:val="10"/>
+              </w:numPr>
+              <w:spacing w:before="69"/>
+              <w:rPr>
+                <w:rFonts w:asciiTheme="minorHAnsi" w:hAnsiTheme="minorHAnsi" w:cstheme="minorHAnsi"/>
+                <w:sz w:val="28"/>
+                <w:szCs w:val="28"/>
+                <w:lang w:val="en-IN"/>
+              </w:rPr>
+            </w:pPr>
+            <w:r>
+              <w:rPr>
+                <w:rFonts w:asciiTheme="minorHAnsi" w:hAnsiTheme="minorHAnsi" w:cstheme="minorHAnsi"/>
+                <w:b/>
+                <w:bCs/>
+                <w:sz w:val="28"/>
+                <w:szCs w:val="28"/>
+                <w:lang w:val="en-IN"/>
+              </w:rPr>
+              <w:t>Variable selection</w:t>
+            </w:r>
+            <w:r>
+              <w:rPr>
+                <w:rFonts w:asciiTheme="minorHAnsi" w:hAnsiTheme="minorHAnsi" w:cstheme="minorHAnsi"/>
+                <w:sz w:val="28"/>
+                <w:szCs w:val="28"/>
+                <w:lang w:val="en-IN"/>
+              </w:rPr>
+              <w:t>: Logistic regression can be used to select the most important predictor variables in the model.</w:t>
+            </w:r>
+          </w:p>
+          <w:p>
+            <w:pPr>
+              <w:pStyle w:val="TableParagraph"/>
+              <w:spacing w:before="69"/>
+              <w:ind w:left="0"/>
+              <w:rPr>
+                <w:rFonts w:asciiTheme="minorHAnsi" w:hAnsiTheme="minorHAnsi" w:cstheme="minorHAnsi"/>
+                <w:sz w:val="28"/>
+                <w:szCs w:val="28"/>
+                <w:lang w:val="en-IN"/>
+              </w:rPr>
+            </w:pPr>
+          </w:p>
+          <w:p>
+            <w:pPr>
+              <w:pStyle w:val="TableParagraph"/>
+              <w:spacing w:before="69"/>
+              <w:rPr>
+                <w:rFonts w:asciiTheme="minorHAnsi" w:hAnsiTheme="minorHAnsi" w:cstheme="minorHAnsi"/>
+                <w:sz w:val="28"/>
+                <w:szCs w:val="28"/>
+              </w:rPr>
+            </w:pPr>
+            <w:r>
+              <w:rPr>
+                <w:rFonts w:asciiTheme="minorHAnsi" w:hAnsiTheme="minorHAnsi" w:cstheme="minorHAnsi"/>
+                <w:sz w:val="28"/>
+                <w:szCs w:val="28"/>
+                <w:lang w:val="en-IN"/>
+              </w:rPr>
+              <w:t>In summary, the objectives of logistic regression are to predict the probability of a binary outcome, model the relationship between the predictor variables and the probability of the binary outcome, estimate the parameters of the model, test hypotheses, evaluate the model, and select the most important predictor variables.</w:t>
+            </w:r>
           </w:p>
         </w:tc>
       </w:tr>
@@ -770,8 +3312,8 @@
     <w:p>
       <w:pPr>
         <w:pStyle w:val="TableParagraph"/>
-        <w:spacing w:before="69"/>
-        <w:ind w:left="0"/>
+        <w:ind w:left="1"/>
+        <w:jc w:val="center"/>
         <w:rPr>
           <w:rFonts w:asciiTheme="minorHAnsi" w:hAnsiTheme="minorHAnsi" w:cstheme="minorHAnsi"/>
           <w:b/>
@@ -780,7 +3322,7 @@
           <w:szCs w:val="28"/>
         </w:rPr>
         <w:sectPr>
-          <w:pgSz w:w="11913" w:h="12191"/>
+          <w:pgSz w:w="11913" w:h="10773"/>
           <w:pgMar w:top="142" w:right="573" w:bottom="278" w:left="697" w:header="720" w:footer="720" w:gutter="0"/>
           <w:cols w:space="720"/>
         </w:sectPr>
@@ -812,7 +3354,6 @@
           <w:p>
             <w:pPr>
               <w:pStyle w:val="TableParagraph"/>
-              <w:spacing w:before="69"/>
               <w:ind w:left="1"/>
               <w:jc w:val="center"/>
               <w:rPr>
@@ -832,7 +3373,7 @@
                 <w:szCs w:val="28"/>
               </w:rPr>
               <w:lastRenderedPageBreak/>
-              <w:t>5</w:t>
+              <w:t>6</w:t>
             </w:r>
           </w:p>
         </w:tc>
@@ -843,7 +3384,6 @@
           <w:p>
             <w:pPr>
               <w:pStyle w:val="TableParagraph"/>
-              <w:spacing w:before="69"/>
               <w:ind w:left="0"/>
               <w:rPr>
                 <w:rFonts w:asciiTheme="minorHAnsi" w:hAnsiTheme="minorHAnsi" w:cstheme="minorHAnsi"/>
@@ -861,7 +3401,7 @@
                 <w:sz w:val="28"/>
                 <w:szCs w:val="28"/>
               </w:rPr>
-              <w:t>Give the Objectives of logistic regression.</w:t>
+              <w:t>What is Log likelihood?</w:t>
             </w:r>
           </w:p>
         </w:tc>
@@ -877,7 +3417,6 @@
           <w:p>
             <w:pPr>
               <w:pStyle w:val="TableParagraph"/>
-              <w:spacing w:before="69"/>
               <w:ind w:left="1"/>
               <w:jc w:val="center"/>
               <w:rPr>
@@ -897,7 +3436,7 @@
                 <w:sz w:val="28"/>
                 <w:szCs w:val="28"/>
               </w:rPr>
-              <w:t>Ans.5)</w:t>
+              <w:t>Ans.6)</w:t>
             </w:r>
           </w:p>
         </w:tc>
@@ -908,13 +3447,209 @@
           <w:p>
             <w:pPr>
               <w:pStyle w:val="TableParagraph"/>
-              <w:spacing w:before="69"/>
-              <w:rPr>
-                <w:rFonts w:asciiTheme="minorHAnsi" w:hAnsiTheme="minorHAnsi" w:cstheme="minorHAnsi"/>
-                <w:sz w:val="28"/>
-                <w:szCs w:val="28"/>
-              </w:rPr>
-            </w:pPr>
+              <w:numPr>
+                <w:ilvl w:val="0"/>
+                <w:numId w:val="11"/>
+              </w:numPr>
+              <w:spacing w:line="276" w:lineRule="auto"/>
+              <w:rPr>
+                <w:rFonts w:asciiTheme="minorHAnsi" w:hAnsiTheme="minorHAnsi" w:cstheme="minorHAnsi"/>
+                <w:sz w:val="28"/>
+                <w:szCs w:val="28"/>
+              </w:rPr>
+            </w:pPr>
+            <w:r>
+              <w:rPr>
+                <w:rFonts w:asciiTheme="minorHAnsi" w:hAnsiTheme="minorHAnsi" w:cstheme="minorHAnsi"/>
+                <w:sz w:val="28"/>
+                <w:szCs w:val="28"/>
+              </w:rPr>
+              <w:t xml:space="preserve">The log likelihood is a measure used in logistic regression to represent the lack of predictive fit. </w:t>
+            </w:r>
+          </w:p>
+          <w:p>
+            <w:pPr>
+              <w:pStyle w:val="TableParagraph"/>
+              <w:numPr>
+                <w:ilvl w:val="0"/>
+                <w:numId w:val="11"/>
+              </w:numPr>
+              <w:spacing w:line="276" w:lineRule="auto"/>
+              <w:rPr>
+                <w:rFonts w:asciiTheme="minorHAnsi" w:hAnsiTheme="minorHAnsi" w:cstheme="minorHAnsi"/>
+                <w:sz w:val="28"/>
+                <w:szCs w:val="28"/>
+              </w:rPr>
+            </w:pPr>
+            <w:r>
+              <w:rPr>
+                <w:rFonts w:asciiTheme="minorHAnsi" w:hAnsiTheme="minorHAnsi" w:cstheme="minorHAnsi"/>
+                <w:sz w:val="28"/>
+                <w:szCs w:val="28"/>
+              </w:rPr>
+              <w:t xml:space="preserve">It is a function of the parameters of the logistic regression model, which are estimated to maximize the likelihood of the observed data. </w:t>
+            </w:r>
+          </w:p>
+          <w:p>
+            <w:pPr>
+              <w:pStyle w:val="TableParagraph"/>
+              <w:numPr>
+                <w:ilvl w:val="0"/>
+                <w:numId w:val="11"/>
+              </w:numPr>
+              <w:spacing w:line="276" w:lineRule="auto"/>
+              <w:rPr>
+                <w:rFonts w:asciiTheme="minorHAnsi" w:hAnsiTheme="minorHAnsi" w:cstheme="minorHAnsi"/>
+                <w:sz w:val="28"/>
+                <w:szCs w:val="28"/>
+              </w:rPr>
+            </w:pPr>
+            <w:r>
+              <w:rPr>
+                <w:rFonts w:asciiTheme="minorHAnsi" w:hAnsiTheme="minorHAnsi" w:cstheme="minorHAnsi"/>
+                <w:sz w:val="28"/>
+                <w:szCs w:val="28"/>
+              </w:rPr>
+              <w:t xml:space="preserve">The log likelihood is similar to the sum of squared error in regression analysis, in that it represents the difference between the observed and predicted values of the dependent variable. </w:t>
+            </w:r>
+          </w:p>
+          <w:p>
+            <w:pPr>
+              <w:pStyle w:val="TableParagraph"/>
+              <w:numPr>
+                <w:ilvl w:val="0"/>
+                <w:numId w:val="11"/>
+              </w:numPr>
+              <w:spacing w:line="276" w:lineRule="auto"/>
+              <w:rPr>
+                <w:rFonts w:asciiTheme="minorHAnsi" w:hAnsiTheme="minorHAnsi" w:cstheme="minorHAnsi"/>
+                <w:sz w:val="28"/>
+                <w:szCs w:val="28"/>
+              </w:rPr>
+            </w:pPr>
+            <w:r>
+              <w:rPr>
+                <w:rFonts w:asciiTheme="minorHAnsi" w:hAnsiTheme="minorHAnsi" w:cstheme="minorHAnsi"/>
+                <w:sz w:val="28"/>
+                <w:szCs w:val="28"/>
+              </w:rPr>
+              <w:t xml:space="preserve">However, unlike the sum of squared error, which is a non-negative quantity, the log likelihood can be negative. </w:t>
+            </w:r>
+          </w:p>
+          <w:p>
+            <w:pPr>
+              <w:pStyle w:val="TableParagraph"/>
+              <w:numPr>
+                <w:ilvl w:val="0"/>
+                <w:numId w:val="11"/>
+              </w:numPr>
+              <w:spacing w:line="276" w:lineRule="auto"/>
+              <w:rPr>
+                <w:rFonts w:asciiTheme="minorHAnsi" w:hAnsiTheme="minorHAnsi" w:cstheme="minorHAnsi"/>
+                <w:sz w:val="28"/>
+                <w:szCs w:val="28"/>
+              </w:rPr>
+            </w:pPr>
+            <w:r>
+              <w:rPr>
+                <w:rFonts w:asciiTheme="minorHAnsi" w:hAnsiTheme="minorHAnsi" w:cstheme="minorHAnsi"/>
+                <w:sz w:val="28"/>
+                <w:szCs w:val="28"/>
+              </w:rPr>
+              <w:t xml:space="preserve">The log likelihood is used to compare different logistic regression models, with a higher log likelihood indicating a better fit to the data. It is also used in hypothesis testing, to test the significance of the logistic regression coefficients. </w:t>
+            </w:r>
+          </w:p>
+          <w:p>
+            <w:pPr>
+              <w:pStyle w:val="TableParagraph"/>
+              <w:numPr>
+                <w:ilvl w:val="0"/>
+                <w:numId w:val="11"/>
+              </w:numPr>
+              <w:spacing w:line="276" w:lineRule="auto"/>
+              <w:rPr>
+                <w:rFonts w:asciiTheme="minorHAnsi" w:hAnsiTheme="minorHAnsi" w:cstheme="minorHAnsi"/>
+                <w:sz w:val="28"/>
+                <w:szCs w:val="28"/>
+              </w:rPr>
+            </w:pPr>
+            <w:r>
+              <w:rPr>
+                <w:rFonts w:asciiTheme="minorHAnsi" w:hAnsiTheme="minorHAnsi" w:cstheme="minorHAnsi"/>
+                <w:sz w:val="28"/>
+                <w:szCs w:val="28"/>
+              </w:rPr>
+              <w:t xml:space="preserve">The log likelihood is calculated as the natural logarithm of the likelihood function, which is the probability of observing the data given the parameters of the model. </w:t>
+            </w:r>
+          </w:p>
+          <w:p>
+            <w:pPr>
+              <w:pStyle w:val="TableParagraph"/>
+              <w:numPr>
+                <w:ilvl w:val="0"/>
+                <w:numId w:val="11"/>
+              </w:numPr>
+              <w:spacing w:line="276" w:lineRule="auto"/>
+              <w:rPr>
+                <w:rFonts w:asciiTheme="minorHAnsi" w:hAnsiTheme="minorHAnsi" w:cstheme="minorHAnsi"/>
+                <w:sz w:val="28"/>
+                <w:szCs w:val="28"/>
+              </w:rPr>
+            </w:pPr>
+            <w:r>
+              <w:rPr>
+                <w:rFonts w:asciiTheme="minorHAnsi" w:hAnsiTheme="minorHAnsi" w:cstheme="minorHAnsi"/>
+                <w:sz w:val="28"/>
+                <w:szCs w:val="28"/>
+              </w:rPr>
+              <w:t xml:space="preserve">The likelihood function is the product of the probabilities of the individual observations, where the probability of each observation is calculated using the logistic regression equation. </w:t>
+            </w:r>
+          </w:p>
+          <w:p>
+            <w:pPr>
+              <w:pStyle w:val="TableParagraph"/>
+              <w:numPr>
+                <w:ilvl w:val="0"/>
+                <w:numId w:val="11"/>
+              </w:numPr>
+              <w:spacing w:line="276" w:lineRule="auto"/>
+              <w:rPr>
+                <w:rFonts w:asciiTheme="minorHAnsi" w:hAnsiTheme="minorHAnsi" w:cstheme="minorHAnsi"/>
+                <w:sz w:val="28"/>
+                <w:szCs w:val="28"/>
+              </w:rPr>
+            </w:pPr>
+            <w:r>
+              <w:rPr>
+                <w:rFonts w:asciiTheme="minorHAnsi" w:hAnsiTheme="minorHAnsi" w:cstheme="minorHAnsi"/>
+                <w:sz w:val="28"/>
+                <w:szCs w:val="28"/>
+              </w:rPr>
+              <w:t xml:space="preserve">The logistic regression equation is a function of the parameters of the model, which are estimated to maximize the likelihood of the observed data. </w:t>
+            </w:r>
+          </w:p>
+          <w:p>
+            <w:pPr>
+              <w:pStyle w:val="TableParagraph"/>
+              <w:numPr>
+                <w:ilvl w:val="0"/>
+                <w:numId w:val="11"/>
+              </w:numPr>
+              <w:spacing w:line="276" w:lineRule="auto"/>
+              <w:rPr>
+                <w:rFonts w:asciiTheme="minorHAnsi" w:hAnsiTheme="minorHAnsi" w:cstheme="minorHAnsi"/>
+                <w:sz w:val="28"/>
+                <w:szCs w:val="28"/>
+              </w:rPr>
+            </w:pPr>
+            <w:r>
+              <w:rPr>
+                <w:rFonts w:asciiTheme="minorHAnsi" w:hAnsiTheme="minorHAnsi" w:cstheme="minorHAnsi"/>
+                <w:sz w:val="28"/>
+                <w:szCs w:val="28"/>
+              </w:rPr>
+              <w:t>The log likelihood is used to compare different logistic regression models, with a higher log likelihood indicating a better fit to the data. It is also used in hypothesis testing, to test the significance of the logistic regression coefficients.</w:t>
+            </w:r>
           </w:p>
         </w:tc>
       </w:tr>
@@ -922,6 +3657,7 @@
     <w:p>
       <w:pPr>
         <w:pStyle w:val="TableParagraph"/>
+        <w:spacing w:before="71"/>
         <w:ind w:left="1"/>
         <w:jc w:val="center"/>
         <w:rPr>
@@ -932,7 +3668,7 @@
           <w:szCs w:val="28"/>
         </w:rPr>
         <w:sectPr>
-          <w:pgSz w:w="11913" w:h="12191"/>
+          <w:pgSz w:w="11913" w:h="10490"/>
           <w:pgMar w:top="142" w:right="573" w:bottom="278" w:left="697" w:header="720" w:footer="720" w:gutter="0"/>
           <w:cols w:space="720"/>
         </w:sectPr>
@@ -964,6 +3700,7 @@
           <w:p>
             <w:pPr>
               <w:pStyle w:val="TableParagraph"/>
+              <w:spacing w:before="71"/>
               <w:ind w:left="1"/>
               <w:jc w:val="center"/>
               <w:rPr>
@@ -983,7 +3720,7 @@
                 <w:szCs w:val="28"/>
               </w:rPr>
               <w:lastRenderedPageBreak/>
-              <w:t>6</w:t>
+              <w:t>7</w:t>
             </w:r>
           </w:p>
         </w:tc>
@@ -994,6 +3731,7 @@
           <w:p>
             <w:pPr>
               <w:pStyle w:val="TableParagraph"/>
+              <w:spacing w:before="71"/>
               <w:ind w:left="0"/>
               <w:rPr>
                 <w:rFonts w:asciiTheme="minorHAnsi" w:hAnsiTheme="minorHAnsi" w:cstheme="minorHAnsi"/>
@@ -1011,7 +3749,7 @@
                 <w:sz w:val="28"/>
                 <w:szCs w:val="28"/>
               </w:rPr>
-              <w:t>What is Log likelihood?</w:t>
+              <w:t>Differentiate between Logistic regression and discriminant analysis.</w:t>
             </w:r>
           </w:p>
         </w:tc>
@@ -1027,6 +3765,7 @@
           <w:p>
             <w:pPr>
               <w:pStyle w:val="TableParagraph"/>
+              <w:spacing w:before="71"/>
               <w:ind w:left="1"/>
               <w:jc w:val="center"/>
               <w:rPr>
@@ -1046,7 +3785,7 @@
                 <w:sz w:val="28"/>
                 <w:szCs w:val="28"/>
               </w:rPr>
-              <w:t>Ans.6)</w:t>
+              <w:t>Ans.7)</w:t>
             </w:r>
           </w:p>
         </w:tc>
@@ -1054,15 +3793,901 @@
           <w:tcPr>
             <w:tcW w:w="10347" w:type="dxa"/>
           </w:tcPr>
-          <w:p>
-            <w:pPr>
-              <w:pStyle w:val="TableParagraph"/>
-              <w:rPr>
-                <w:rFonts w:asciiTheme="minorHAnsi" w:hAnsiTheme="minorHAnsi" w:cstheme="minorHAnsi"/>
-                <w:sz w:val="28"/>
-                <w:szCs w:val="28"/>
-              </w:rPr>
-            </w:pPr>
+          <w:tbl>
+            <w:tblPr>
+              <w:tblStyle w:val="GridTable5Dark-Accent4"/>
+              <w:tblW w:w="0" w:type="auto"/>
+              <w:tblLayout w:type="fixed"/>
+              <w:tblLook w:val="04A0" w:firstRow="1" w:lastRow="0" w:firstColumn="1" w:lastColumn="0" w:noHBand="0" w:noVBand="1"/>
+            </w:tblPr>
+            <w:tblGrid>
+              <w:gridCol w:w="2091"/>
+              <w:gridCol w:w="4401"/>
+              <w:gridCol w:w="4838"/>
+            </w:tblGrid>
+            <w:tr>
+              <w:trPr>
+                <w:cnfStyle w:val="100000000000" w:firstRow="1" w:lastRow="0" w:firstColumn="0" w:lastColumn="0" w:oddVBand="0" w:evenVBand="0" w:oddHBand="0" w:evenHBand="0" w:firstRowFirstColumn="0" w:firstRowLastColumn="0" w:lastRowFirstColumn="0" w:lastRowLastColumn="0"/>
+              </w:trPr>
+              <w:tc>
+                <w:tcPr>
+                  <w:cnfStyle w:val="001000000000" w:firstRow="0" w:lastRow="0" w:firstColumn="1" w:lastColumn="0" w:oddVBand="0" w:evenVBand="0" w:oddHBand="0" w:evenHBand="0" w:firstRowFirstColumn="0" w:firstRowLastColumn="0" w:lastRowFirstColumn="0" w:lastRowLastColumn="0"/>
+                  <w:tcW w:w="2091" w:type="dxa"/>
+                  <w:noWrap/>
+                  <w:hideMark/>
+                </w:tcPr>
+                <w:p>
+                  <w:pPr>
+                    <w:pStyle w:val="TableParagraph"/>
+                    <w:rPr>
+                      <w:rFonts w:asciiTheme="minorHAnsi" w:hAnsiTheme="minorHAnsi" w:cstheme="minorHAnsi"/>
+                      <w:sz w:val="28"/>
+                      <w:szCs w:val="28"/>
+                      <w:lang w:val="en-IN"/>
+                    </w:rPr>
+                  </w:pPr>
+                  <w:r>
+                    <w:rPr>
+                      <w:rFonts w:asciiTheme="minorHAnsi" w:hAnsiTheme="minorHAnsi" w:cstheme="minorHAnsi"/>
+                      <w:sz w:val="28"/>
+                      <w:szCs w:val="28"/>
+                      <w:lang w:val="en-IN"/>
+                    </w:rPr>
+                    <w:t>Aspect</w:t>
+                  </w:r>
+                </w:p>
+              </w:tc>
+              <w:tc>
+                <w:tcPr>
+                  <w:tcW w:w="4401" w:type="dxa"/>
+                  <w:noWrap/>
+                  <w:hideMark/>
+                </w:tcPr>
+                <w:p>
+                  <w:pPr>
+                    <w:pStyle w:val="TableParagraph"/>
+                    <w:cnfStyle w:val="100000000000" w:firstRow="1" w:lastRow="0" w:firstColumn="0" w:lastColumn="0" w:oddVBand="0" w:evenVBand="0" w:oddHBand="0" w:evenHBand="0" w:firstRowFirstColumn="0" w:firstRowLastColumn="0" w:lastRowFirstColumn="0" w:lastRowLastColumn="0"/>
+                    <w:rPr>
+                      <w:rFonts w:asciiTheme="minorHAnsi" w:hAnsiTheme="minorHAnsi" w:cstheme="minorHAnsi"/>
+                      <w:sz w:val="28"/>
+                      <w:szCs w:val="28"/>
+                      <w:lang w:val="en-IN"/>
+                    </w:rPr>
+                  </w:pPr>
+                  <w:r>
+                    <w:rPr>
+                      <w:rFonts w:asciiTheme="minorHAnsi" w:hAnsiTheme="minorHAnsi" w:cstheme="minorHAnsi"/>
+                      <w:sz w:val="28"/>
+                      <w:szCs w:val="28"/>
+                      <w:lang w:val="en-IN"/>
+                    </w:rPr>
+                    <w:t>Logistic Regression</w:t>
+                  </w:r>
+                </w:p>
+              </w:tc>
+              <w:tc>
+                <w:tcPr>
+                  <w:tcW w:w="4838" w:type="dxa"/>
+                  <w:noWrap/>
+                  <w:hideMark/>
+                </w:tcPr>
+                <w:p>
+                  <w:pPr>
+                    <w:pStyle w:val="TableParagraph"/>
+                    <w:cnfStyle w:val="100000000000" w:firstRow="1" w:lastRow="0" w:firstColumn="0" w:lastColumn="0" w:oddVBand="0" w:evenVBand="0" w:oddHBand="0" w:evenHBand="0" w:firstRowFirstColumn="0" w:firstRowLastColumn="0" w:lastRowFirstColumn="0" w:lastRowLastColumn="0"/>
+                    <w:rPr>
+                      <w:rFonts w:asciiTheme="minorHAnsi" w:hAnsiTheme="minorHAnsi" w:cstheme="minorHAnsi"/>
+                      <w:sz w:val="28"/>
+                      <w:szCs w:val="28"/>
+                      <w:lang w:val="en-IN"/>
+                    </w:rPr>
+                  </w:pPr>
+                  <w:r>
+                    <w:rPr>
+                      <w:rFonts w:asciiTheme="minorHAnsi" w:hAnsiTheme="minorHAnsi" w:cstheme="minorHAnsi"/>
+                      <w:sz w:val="28"/>
+                      <w:szCs w:val="28"/>
+                      <w:lang w:val="en-IN"/>
+                    </w:rPr>
+                    <w:t>Discriminant Analysis</w:t>
+                  </w:r>
+                </w:p>
+              </w:tc>
+            </w:tr>
+            <w:tr>
+              <w:trPr>
+                <w:cnfStyle w:val="000000100000" w:firstRow="0" w:lastRow="0" w:firstColumn="0" w:lastColumn="0" w:oddVBand="0" w:evenVBand="0" w:oddHBand="1" w:evenHBand="0" w:firstRowFirstColumn="0" w:firstRowLastColumn="0" w:lastRowFirstColumn="0" w:lastRowLastColumn="0"/>
+              </w:trPr>
+              <w:tc>
+                <w:tcPr>
+                  <w:cnfStyle w:val="001000000000" w:firstRow="0" w:lastRow="0" w:firstColumn="1" w:lastColumn="0" w:oddVBand="0" w:evenVBand="0" w:oddHBand="0" w:evenHBand="0" w:firstRowFirstColumn="0" w:firstRowLastColumn="0" w:lastRowFirstColumn="0" w:lastRowLastColumn="0"/>
+                  <w:tcW w:w="2091" w:type="dxa"/>
+                  <w:hideMark/>
+                </w:tcPr>
+                <w:p>
+                  <w:pPr>
+                    <w:pStyle w:val="TableParagraph"/>
+                    <w:rPr>
+                      <w:rFonts w:asciiTheme="minorHAnsi" w:hAnsiTheme="minorHAnsi" w:cstheme="minorHAnsi"/>
+                      <w:sz w:val="28"/>
+                      <w:szCs w:val="28"/>
+                      <w:lang w:val="en-IN"/>
+                    </w:rPr>
+                  </w:pPr>
+                  <w:r>
+                    <w:rPr>
+                      <w:rFonts w:asciiTheme="minorHAnsi" w:hAnsiTheme="minorHAnsi" w:cstheme="minorHAnsi"/>
+                      <w:sz w:val="28"/>
+                      <w:szCs w:val="28"/>
+                      <w:lang w:val="en-IN"/>
+                    </w:rPr>
+                    <w:t>Dependent Variable</w:t>
+                  </w:r>
+                </w:p>
+              </w:tc>
+              <w:tc>
+                <w:tcPr>
+                  <w:tcW w:w="4401" w:type="dxa"/>
+                  <w:hideMark/>
+                </w:tcPr>
+                <w:p>
+                  <w:pPr>
+                    <w:pStyle w:val="TableParagraph"/>
+                    <w:cnfStyle w:val="000000100000" w:firstRow="0" w:lastRow="0" w:firstColumn="0" w:lastColumn="0" w:oddVBand="0" w:evenVBand="0" w:oddHBand="1" w:evenHBand="0" w:firstRowFirstColumn="0" w:firstRowLastColumn="0" w:lastRowFirstColumn="0" w:lastRowLastColumn="0"/>
+                    <w:rPr>
+                      <w:rFonts w:asciiTheme="minorHAnsi" w:hAnsiTheme="minorHAnsi" w:cstheme="minorHAnsi"/>
+                      <w:sz w:val="28"/>
+                      <w:szCs w:val="28"/>
+                      <w:lang w:val="en-IN"/>
+                    </w:rPr>
+                  </w:pPr>
+                  <w:r>
+                    <w:rPr>
+                      <w:rFonts w:asciiTheme="minorHAnsi" w:hAnsiTheme="minorHAnsi" w:cstheme="minorHAnsi"/>
+                      <w:sz w:val="28"/>
+                      <w:szCs w:val="28"/>
+                      <w:lang w:val="en-IN"/>
+                    </w:rPr>
+                    <w:t>Used when the dependent variable is binary or categorical.</w:t>
+                  </w:r>
+                </w:p>
+              </w:tc>
+              <w:tc>
+                <w:tcPr>
+                  <w:tcW w:w="4838" w:type="dxa"/>
+                  <w:hideMark/>
+                </w:tcPr>
+                <w:p>
+                  <w:pPr>
+                    <w:pStyle w:val="TableParagraph"/>
+                    <w:cnfStyle w:val="000000100000" w:firstRow="0" w:lastRow="0" w:firstColumn="0" w:lastColumn="0" w:oddVBand="0" w:evenVBand="0" w:oddHBand="1" w:evenHBand="0" w:firstRowFirstColumn="0" w:firstRowLastColumn="0" w:lastRowFirstColumn="0" w:lastRowLastColumn="0"/>
+                    <w:rPr>
+                      <w:rFonts w:asciiTheme="minorHAnsi" w:hAnsiTheme="minorHAnsi" w:cstheme="minorHAnsi"/>
+                      <w:sz w:val="28"/>
+                      <w:szCs w:val="28"/>
+                      <w:lang w:val="en-IN"/>
+                    </w:rPr>
+                  </w:pPr>
+                  <w:r>
+                    <w:rPr>
+                      <w:rFonts w:asciiTheme="minorHAnsi" w:hAnsiTheme="minorHAnsi" w:cstheme="minorHAnsi"/>
+                      <w:sz w:val="28"/>
+                      <w:szCs w:val="28"/>
+                      <w:lang w:val="en-IN"/>
+                    </w:rPr>
+                    <w:t>Used when the dependent variable is categorical.</w:t>
+                  </w:r>
+                </w:p>
+              </w:tc>
+            </w:tr>
+            <w:tr>
+              <w:tc>
+                <w:tcPr>
+                  <w:cnfStyle w:val="001000000000" w:firstRow="0" w:lastRow="0" w:firstColumn="1" w:lastColumn="0" w:oddVBand="0" w:evenVBand="0" w:oddHBand="0" w:evenHBand="0" w:firstRowFirstColumn="0" w:firstRowLastColumn="0" w:lastRowFirstColumn="0" w:lastRowLastColumn="0"/>
+                  <w:tcW w:w="2091" w:type="dxa"/>
+                  <w:hideMark/>
+                </w:tcPr>
+                <w:p>
+                  <w:pPr>
+                    <w:pStyle w:val="TableParagraph"/>
+                    <w:rPr>
+                      <w:rFonts w:asciiTheme="minorHAnsi" w:hAnsiTheme="minorHAnsi" w:cstheme="minorHAnsi"/>
+                      <w:sz w:val="28"/>
+                      <w:szCs w:val="28"/>
+                      <w:lang w:val="en-IN"/>
+                    </w:rPr>
+                  </w:pPr>
+                  <w:r>
+                    <w:rPr>
+                      <w:rFonts w:asciiTheme="minorHAnsi" w:hAnsiTheme="minorHAnsi" w:cstheme="minorHAnsi"/>
+                      <w:sz w:val="28"/>
+                      <w:szCs w:val="28"/>
+                      <w:lang w:val="en-IN"/>
+                    </w:rPr>
+                    <w:t>Model Type</w:t>
+                  </w:r>
+                </w:p>
+              </w:tc>
+              <w:tc>
+                <w:tcPr>
+                  <w:tcW w:w="4401" w:type="dxa"/>
+                  <w:hideMark/>
+                </w:tcPr>
+                <w:p>
+                  <w:pPr>
+                    <w:pStyle w:val="TableParagraph"/>
+                    <w:cnfStyle w:val="000000000000" w:firstRow="0" w:lastRow="0" w:firstColumn="0" w:lastColumn="0" w:oddVBand="0" w:evenVBand="0" w:oddHBand="0" w:evenHBand="0" w:firstRowFirstColumn="0" w:firstRowLastColumn="0" w:lastRowFirstColumn="0" w:lastRowLastColumn="0"/>
+                    <w:rPr>
+                      <w:rFonts w:asciiTheme="minorHAnsi" w:hAnsiTheme="minorHAnsi" w:cstheme="minorHAnsi"/>
+                      <w:sz w:val="28"/>
+                      <w:szCs w:val="28"/>
+                      <w:lang w:val="en-IN"/>
+                    </w:rPr>
+                  </w:pPr>
+                  <w:r>
+                    <w:rPr>
+                      <w:rFonts w:asciiTheme="minorHAnsi" w:hAnsiTheme="minorHAnsi" w:cstheme="minorHAnsi"/>
+                      <w:sz w:val="28"/>
+                      <w:szCs w:val="28"/>
+                      <w:lang w:val="en-IN"/>
+                    </w:rPr>
+                    <w:t>Generalized linear model.</w:t>
+                  </w:r>
+                </w:p>
+              </w:tc>
+              <w:tc>
+                <w:tcPr>
+                  <w:tcW w:w="4838" w:type="dxa"/>
+                  <w:hideMark/>
+                </w:tcPr>
+                <w:p>
+                  <w:pPr>
+                    <w:pStyle w:val="TableParagraph"/>
+                    <w:cnfStyle w:val="000000000000" w:firstRow="0" w:lastRow="0" w:firstColumn="0" w:lastColumn="0" w:oddVBand="0" w:evenVBand="0" w:oddHBand="0" w:evenHBand="0" w:firstRowFirstColumn="0" w:firstRowLastColumn="0" w:lastRowFirstColumn="0" w:lastRowLastColumn="0"/>
+                    <w:rPr>
+                      <w:rFonts w:asciiTheme="minorHAnsi" w:hAnsiTheme="minorHAnsi" w:cstheme="minorHAnsi"/>
+                      <w:sz w:val="28"/>
+                      <w:szCs w:val="28"/>
+                      <w:lang w:val="en-IN"/>
+                    </w:rPr>
+                  </w:pPr>
+                  <w:r>
+                    <w:rPr>
+                      <w:rFonts w:asciiTheme="minorHAnsi" w:hAnsiTheme="minorHAnsi" w:cstheme="minorHAnsi"/>
+                      <w:sz w:val="28"/>
+                      <w:szCs w:val="28"/>
+                      <w:lang w:val="en-IN"/>
+                    </w:rPr>
+                    <w:t>Not a generalized linear model.</w:t>
+                  </w:r>
+                </w:p>
+              </w:tc>
+            </w:tr>
+            <w:tr>
+              <w:trPr>
+                <w:cnfStyle w:val="000000100000" w:firstRow="0" w:lastRow="0" w:firstColumn="0" w:lastColumn="0" w:oddVBand="0" w:evenVBand="0" w:oddHBand="1" w:evenHBand="0" w:firstRowFirstColumn="0" w:firstRowLastColumn="0" w:lastRowFirstColumn="0" w:lastRowLastColumn="0"/>
+              </w:trPr>
+              <w:tc>
+                <w:tcPr>
+                  <w:cnfStyle w:val="001000000000" w:firstRow="0" w:lastRow="0" w:firstColumn="1" w:lastColumn="0" w:oddVBand="0" w:evenVBand="0" w:oddHBand="0" w:evenHBand="0" w:firstRowFirstColumn="0" w:firstRowLastColumn="0" w:lastRowFirstColumn="0" w:lastRowLastColumn="0"/>
+                  <w:tcW w:w="2091" w:type="dxa"/>
+                  <w:hideMark/>
+                </w:tcPr>
+                <w:p>
+                  <w:pPr>
+                    <w:pStyle w:val="TableParagraph"/>
+                    <w:rPr>
+                      <w:rFonts w:asciiTheme="minorHAnsi" w:hAnsiTheme="minorHAnsi" w:cstheme="minorHAnsi"/>
+                      <w:sz w:val="28"/>
+                      <w:szCs w:val="28"/>
+                      <w:lang w:val="en-IN"/>
+                    </w:rPr>
+                  </w:pPr>
+                  <w:r>
+                    <w:rPr>
+                      <w:rFonts w:asciiTheme="minorHAnsi" w:hAnsiTheme="minorHAnsi" w:cstheme="minorHAnsi"/>
+                      <w:sz w:val="28"/>
+                      <w:szCs w:val="28"/>
+                      <w:lang w:val="en-IN"/>
+                    </w:rPr>
+                    <w:t>Assumptions</w:t>
+                  </w:r>
+                </w:p>
+              </w:tc>
+              <w:tc>
+                <w:tcPr>
+                  <w:tcW w:w="4401" w:type="dxa"/>
+                  <w:hideMark/>
+                </w:tcPr>
+                <w:p>
+                  <w:pPr>
+                    <w:pStyle w:val="TableParagraph"/>
+                    <w:cnfStyle w:val="000000100000" w:firstRow="0" w:lastRow="0" w:firstColumn="0" w:lastColumn="0" w:oddVBand="0" w:evenVBand="0" w:oddHBand="1" w:evenHBand="0" w:firstRowFirstColumn="0" w:firstRowLastColumn="0" w:lastRowFirstColumn="0" w:lastRowLastColumn="0"/>
+                    <w:rPr>
+                      <w:rFonts w:asciiTheme="minorHAnsi" w:hAnsiTheme="minorHAnsi" w:cstheme="minorHAnsi"/>
+                      <w:sz w:val="28"/>
+                      <w:szCs w:val="28"/>
+                      <w:lang w:val="en-IN"/>
+                    </w:rPr>
+                  </w:pPr>
+                  <w:r>
+                    <w:rPr>
+                      <w:rFonts w:asciiTheme="minorHAnsi" w:hAnsiTheme="minorHAnsi" w:cstheme="minorHAnsi"/>
+                      <w:sz w:val="28"/>
+                      <w:szCs w:val="28"/>
+                      <w:lang w:val="en-IN"/>
+                    </w:rPr>
+                    <w:t>Assumes a nonlinear relationship between the independent variables and the log-odds of the dependent variable.</w:t>
+                  </w:r>
+                </w:p>
+              </w:tc>
+              <w:tc>
+                <w:tcPr>
+                  <w:tcW w:w="4838" w:type="dxa"/>
+                  <w:hideMark/>
+                </w:tcPr>
+                <w:p>
+                  <w:pPr>
+                    <w:pStyle w:val="TableParagraph"/>
+                    <w:cnfStyle w:val="000000100000" w:firstRow="0" w:lastRow="0" w:firstColumn="0" w:lastColumn="0" w:oddVBand="0" w:evenVBand="0" w:oddHBand="1" w:evenHBand="0" w:firstRowFirstColumn="0" w:firstRowLastColumn="0" w:lastRowFirstColumn="0" w:lastRowLastColumn="0"/>
+                    <w:rPr>
+                      <w:rFonts w:asciiTheme="minorHAnsi" w:hAnsiTheme="minorHAnsi" w:cstheme="minorHAnsi"/>
+                      <w:sz w:val="28"/>
+                      <w:szCs w:val="28"/>
+                      <w:lang w:val="en-IN"/>
+                    </w:rPr>
+                  </w:pPr>
+                  <w:r>
+                    <w:rPr>
+                      <w:rFonts w:asciiTheme="minorHAnsi" w:hAnsiTheme="minorHAnsi" w:cstheme="minorHAnsi"/>
+                      <w:sz w:val="28"/>
+                      <w:szCs w:val="28"/>
+                      <w:lang w:val="en-IN"/>
+                    </w:rPr>
+                    <w:t>Assumes a linear relationship between the independent variables and the dependent variable.</w:t>
+                  </w:r>
+                </w:p>
+              </w:tc>
+            </w:tr>
+            <w:tr>
+              <w:tc>
+                <w:tcPr>
+                  <w:cnfStyle w:val="001000000000" w:firstRow="0" w:lastRow="0" w:firstColumn="1" w:lastColumn="0" w:oddVBand="0" w:evenVBand="0" w:oddHBand="0" w:evenHBand="0" w:firstRowFirstColumn="0" w:firstRowLastColumn="0" w:lastRowFirstColumn="0" w:lastRowLastColumn="0"/>
+                  <w:tcW w:w="2091" w:type="dxa"/>
+                  <w:hideMark/>
+                </w:tcPr>
+                <w:p>
+                  <w:pPr>
+                    <w:pStyle w:val="TableParagraph"/>
+                    <w:rPr>
+                      <w:rFonts w:asciiTheme="minorHAnsi" w:hAnsiTheme="minorHAnsi" w:cstheme="minorHAnsi"/>
+                      <w:sz w:val="28"/>
+                      <w:szCs w:val="28"/>
+                      <w:lang w:val="en-IN"/>
+                    </w:rPr>
+                  </w:pPr>
+                  <w:r>
+                    <w:rPr>
+                      <w:rFonts w:asciiTheme="minorHAnsi" w:hAnsiTheme="minorHAnsi" w:cstheme="minorHAnsi"/>
+                      <w:sz w:val="28"/>
+                      <w:szCs w:val="28"/>
+                      <w:lang w:val="en-IN"/>
+                    </w:rPr>
+                    <w:t>Output</w:t>
+                  </w:r>
+                </w:p>
+              </w:tc>
+              <w:tc>
+                <w:tcPr>
+                  <w:tcW w:w="4401" w:type="dxa"/>
+                  <w:hideMark/>
+                </w:tcPr>
+                <w:p>
+                  <w:pPr>
+                    <w:pStyle w:val="TableParagraph"/>
+                    <w:cnfStyle w:val="000000000000" w:firstRow="0" w:lastRow="0" w:firstColumn="0" w:lastColumn="0" w:oddVBand="0" w:evenVBand="0" w:oddHBand="0" w:evenHBand="0" w:firstRowFirstColumn="0" w:firstRowLastColumn="0" w:lastRowFirstColumn="0" w:lastRowLastColumn="0"/>
+                    <w:rPr>
+                      <w:rFonts w:asciiTheme="minorHAnsi" w:hAnsiTheme="minorHAnsi" w:cstheme="minorHAnsi"/>
+                      <w:sz w:val="28"/>
+                      <w:szCs w:val="28"/>
+                      <w:lang w:val="en-IN"/>
+                    </w:rPr>
+                  </w:pPr>
+                  <w:r>
+                    <w:rPr>
+                      <w:rFonts w:asciiTheme="minorHAnsi" w:hAnsiTheme="minorHAnsi" w:cstheme="minorHAnsi"/>
+                      <w:sz w:val="28"/>
+                      <w:szCs w:val="28"/>
+                      <w:lang w:val="en-IN"/>
+                    </w:rPr>
+                    <w:t>Provides probabilities of class membership.</w:t>
+                  </w:r>
+                </w:p>
+              </w:tc>
+              <w:tc>
+                <w:tcPr>
+                  <w:tcW w:w="4838" w:type="dxa"/>
+                  <w:hideMark/>
+                </w:tcPr>
+                <w:p>
+                  <w:pPr>
+                    <w:pStyle w:val="TableParagraph"/>
+                    <w:cnfStyle w:val="000000000000" w:firstRow="0" w:lastRow="0" w:firstColumn="0" w:lastColumn="0" w:oddVBand="0" w:evenVBand="0" w:oddHBand="0" w:evenHBand="0" w:firstRowFirstColumn="0" w:firstRowLastColumn="0" w:lastRowFirstColumn="0" w:lastRowLastColumn="0"/>
+                    <w:rPr>
+                      <w:rFonts w:asciiTheme="minorHAnsi" w:hAnsiTheme="minorHAnsi" w:cstheme="minorHAnsi"/>
+                      <w:sz w:val="28"/>
+                      <w:szCs w:val="28"/>
+                      <w:lang w:val="en-IN"/>
+                    </w:rPr>
+                  </w:pPr>
+                  <w:r>
+                    <w:rPr>
+                      <w:rFonts w:asciiTheme="minorHAnsi" w:hAnsiTheme="minorHAnsi" w:cstheme="minorHAnsi"/>
+                      <w:sz w:val="28"/>
+                      <w:szCs w:val="28"/>
+                      <w:lang w:val="en-IN"/>
+                    </w:rPr>
+                    <w:t>Provides predicted class membership directly.</w:t>
+                  </w:r>
+                </w:p>
+              </w:tc>
+            </w:tr>
+            <w:tr>
+              <w:trPr>
+                <w:cnfStyle w:val="000000100000" w:firstRow="0" w:lastRow="0" w:firstColumn="0" w:lastColumn="0" w:oddVBand="0" w:evenVBand="0" w:oddHBand="1" w:evenHBand="0" w:firstRowFirstColumn="0" w:firstRowLastColumn="0" w:lastRowFirstColumn="0" w:lastRowLastColumn="0"/>
+              </w:trPr>
+              <w:tc>
+                <w:tcPr>
+                  <w:cnfStyle w:val="001000000000" w:firstRow="0" w:lastRow="0" w:firstColumn="1" w:lastColumn="0" w:oddVBand="0" w:evenVBand="0" w:oddHBand="0" w:evenHBand="0" w:firstRowFirstColumn="0" w:firstRowLastColumn="0" w:lastRowFirstColumn="0" w:lastRowLastColumn="0"/>
+                  <w:tcW w:w="2091" w:type="dxa"/>
+                  <w:hideMark/>
+                </w:tcPr>
+                <w:p>
+                  <w:pPr>
+                    <w:pStyle w:val="TableParagraph"/>
+                    <w:rPr>
+                      <w:rFonts w:asciiTheme="minorHAnsi" w:hAnsiTheme="minorHAnsi" w:cstheme="minorHAnsi"/>
+                      <w:sz w:val="28"/>
+                      <w:szCs w:val="28"/>
+                      <w:lang w:val="en-IN"/>
+                    </w:rPr>
+                  </w:pPr>
+                  <w:r>
+                    <w:rPr>
+                      <w:rFonts w:asciiTheme="minorHAnsi" w:hAnsiTheme="minorHAnsi" w:cstheme="minorHAnsi"/>
+                      <w:sz w:val="28"/>
+                      <w:szCs w:val="28"/>
+                      <w:lang w:val="en-IN"/>
+                    </w:rPr>
+                    <w:t>Parameter Estimation</w:t>
+                  </w:r>
+                </w:p>
+              </w:tc>
+              <w:tc>
+                <w:tcPr>
+                  <w:tcW w:w="4401" w:type="dxa"/>
+                  <w:hideMark/>
+                </w:tcPr>
+                <w:p>
+                  <w:pPr>
+                    <w:pStyle w:val="TableParagraph"/>
+                    <w:cnfStyle w:val="000000100000" w:firstRow="0" w:lastRow="0" w:firstColumn="0" w:lastColumn="0" w:oddVBand="0" w:evenVBand="0" w:oddHBand="1" w:evenHBand="0" w:firstRowFirstColumn="0" w:firstRowLastColumn="0" w:lastRowFirstColumn="0" w:lastRowLastColumn="0"/>
+                    <w:rPr>
+                      <w:rFonts w:asciiTheme="minorHAnsi" w:hAnsiTheme="minorHAnsi" w:cstheme="minorHAnsi"/>
+                      <w:sz w:val="28"/>
+                      <w:szCs w:val="28"/>
+                      <w:lang w:val="en-IN"/>
+                    </w:rPr>
+                  </w:pPr>
+                  <w:r>
+                    <w:rPr>
+                      <w:rFonts w:asciiTheme="minorHAnsi" w:hAnsiTheme="minorHAnsi" w:cstheme="minorHAnsi"/>
+                      <w:sz w:val="28"/>
+                      <w:szCs w:val="28"/>
+                      <w:lang w:val="en-IN"/>
+                    </w:rPr>
+                    <w:t>Estimates coefficients using maximum likelihood estimation.</w:t>
+                  </w:r>
+                </w:p>
+              </w:tc>
+              <w:tc>
+                <w:tcPr>
+                  <w:tcW w:w="4838" w:type="dxa"/>
+                  <w:hideMark/>
+                </w:tcPr>
+                <w:p>
+                  <w:pPr>
+                    <w:pStyle w:val="TableParagraph"/>
+                    <w:cnfStyle w:val="000000100000" w:firstRow="0" w:lastRow="0" w:firstColumn="0" w:lastColumn="0" w:oddVBand="0" w:evenVBand="0" w:oddHBand="1" w:evenHBand="0" w:firstRowFirstColumn="0" w:firstRowLastColumn="0" w:lastRowFirstColumn="0" w:lastRowLastColumn="0"/>
+                    <w:rPr>
+                      <w:rFonts w:asciiTheme="minorHAnsi" w:hAnsiTheme="minorHAnsi" w:cstheme="minorHAnsi"/>
+                      <w:sz w:val="28"/>
+                      <w:szCs w:val="28"/>
+                      <w:lang w:val="en-IN"/>
+                    </w:rPr>
+                  </w:pPr>
+                  <w:r>
+                    <w:rPr>
+                      <w:rFonts w:asciiTheme="minorHAnsi" w:hAnsiTheme="minorHAnsi" w:cstheme="minorHAnsi"/>
+                      <w:sz w:val="28"/>
+                      <w:szCs w:val="28"/>
+                      <w:lang w:val="en-IN"/>
+                    </w:rPr>
+                    <w:t>Estimates parameters using various methods like linear discriminant analysis (LDA) or quadratic discriminant analysis (QDA).</w:t>
+                  </w:r>
+                </w:p>
+              </w:tc>
+            </w:tr>
+            <w:tr>
+              <w:tc>
+                <w:tcPr>
+                  <w:cnfStyle w:val="001000000000" w:firstRow="0" w:lastRow="0" w:firstColumn="1" w:lastColumn="0" w:oddVBand="0" w:evenVBand="0" w:oddHBand="0" w:evenHBand="0" w:firstRowFirstColumn="0" w:firstRowLastColumn="0" w:lastRowFirstColumn="0" w:lastRowLastColumn="0"/>
+                  <w:tcW w:w="2091" w:type="dxa"/>
+                  <w:hideMark/>
+                </w:tcPr>
+                <w:p>
+                  <w:pPr>
+                    <w:pStyle w:val="TableParagraph"/>
+                    <w:rPr>
+                      <w:rFonts w:asciiTheme="minorHAnsi" w:hAnsiTheme="minorHAnsi" w:cstheme="minorHAnsi"/>
+                      <w:sz w:val="28"/>
+                      <w:szCs w:val="28"/>
+                      <w:lang w:val="en-IN"/>
+                    </w:rPr>
+                  </w:pPr>
+                  <w:r>
+                    <w:rPr>
+                      <w:rFonts w:asciiTheme="minorHAnsi" w:hAnsiTheme="minorHAnsi" w:cstheme="minorHAnsi"/>
+                      <w:sz w:val="28"/>
+                      <w:szCs w:val="28"/>
+                      <w:lang w:val="en-IN"/>
+                    </w:rPr>
+                    <w:t>Decision Boundary</w:t>
+                  </w:r>
+                </w:p>
+              </w:tc>
+              <w:tc>
+                <w:tcPr>
+                  <w:tcW w:w="4401" w:type="dxa"/>
+                  <w:hideMark/>
+                </w:tcPr>
+                <w:p>
+                  <w:pPr>
+                    <w:pStyle w:val="TableParagraph"/>
+                    <w:cnfStyle w:val="000000000000" w:firstRow="0" w:lastRow="0" w:firstColumn="0" w:lastColumn="0" w:oddVBand="0" w:evenVBand="0" w:oddHBand="0" w:evenHBand="0" w:firstRowFirstColumn="0" w:firstRowLastColumn="0" w:lastRowFirstColumn="0" w:lastRowLastColumn="0"/>
+                    <w:rPr>
+                      <w:rFonts w:asciiTheme="minorHAnsi" w:hAnsiTheme="minorHAnsi" w:cstheme="minorHAnsi"/>
+                      <w:sz w:val="28"/>
+                      <w:szCs w:val="28"/>
+                      <w:lang w:val="en-IN"/>
+                    </w:rPr>
+                  </w:pPr>
+                  <w:r>
+                    <w:rPr>
+                      <w:rFonts w:asciiTheme="minorHAnsi" w:hAnsiTheme="minorHAnsi" w:cstheme="minorHAnsi"/>
+                      <w:sz w:val="28"/>
+                      <w:szCs w:val="28"/>
+                      <w:lang w:val="en-IN"/>
+                    </w:rPr>
+                    <w:t>Uses a threshold to classify observations into different classes.</w:t>
+                  </w:r>
+                </w:p>
+              </w:tc>
+              <w:tc>
+                <w:tcPr>
+                  <w:tcW w:w="4838" w:type="dxa"/>
+                  <w:hideMark/>
+                </w:tcPr>
+                <w:p>
+                  <w:pPr>
+                    <w:pStyle w:val="TableParagraph"/>
+                    <w:cnfStyle w:val="000000000000" w:firstRow="0" w:lastRow="0" w:firstColumn="0" w:lastColumn="0" w:oddVBand="0" w:evenVBand="0" w:oddHBand="0" w:evenHBand="0" w:firstRowFirstColumn="0" w:firstRowLastColumn="0" w:lastRowFirstColumn="0" w:lastRowLastColumn="0"/>
+                    <w:rPr>
+                      <w:rFonts w:asciiTheme="minorHAnsi" w:hAnsiTheme="minorHAnsi" w:cstheme="minorHAnsi"/>
+                      <w:sz w:val="28"/>
+                      <w:szCs w:val="28"/>
+                      <w:lang w:val="en-IN"/>
+                    </w:rPr>
+                  </w:pPr>
+                  <w:r>
+                    <w:rPr>
+                      <w:rFonts w:asciiTheme="minorHAnsi" w:hAnsiTheme="minorHAnsi" w:cstheme="minorHAnsi"/>
+                      <w:sz w:val="28"/>
+                      <w:szCs w:val="28"/>
+                      <w:lang w:val="en-IN"/>
+                    </w:rPr>
+                    <w:t>Uses a linear or quadratic decision boundary to separate classes.</w:t>
+                  </w:r>
+                </w:p>
+              </w:tc>
+            </w:tr>
+            <w:tr>
+              <w:trPr>
+                <w:cnfStyle w:val="000000100000" w:firstRow="0" w:lastRow="0" w:firstColumn="0" w:lastColumn="0" w:oddVBand="0" w:evenVBand="0" w:oddHBand="1" w:evenHBand="0" w:firstRowFirstColumn="0" w:firstRowLastColumn="0" w:lastRowFirstColumn="0" w:lastRowLastColumn="0"/>
+              </w:trPr>
+              <w:tc>
+                <w:tcPr>
+                  <w:cnfStyle w:val="001000000000" w:firstRow="0" w:lastRow="0" w:firstColumn="1" w:lastColumn="0" w:oddVBand="0" w:evenVBand="0" w:oddHBand="0" w:evenHBand="0" w:firstRowFirstColumn="0" w:firstRowLastColumn="0" w:lastRowFirstColumn="0" w:lastRowLastColumn="0"/>
+                  <w:tcW w:w="2091" w:type="dxa"/>
+                  <w:hideMark/>
+                </w:tcPr>
+                <w:p>
+                  <w:pPr>
+                    <w:pStyle w:val="TableParagraph"/>
+                    <w:rPr>
+                      <w:rFonts w:asciiTheme="minorHAnsi" w:hAnsiTheme="minorHAnsi" w:cstheme="minorHAnsi"/>
+                      <w:sz w:val="28"/>
+                      <w:szCs w:val="28"/>
+                      <w:lang w:val="en-IN"/>
+                    </w:rPr>
+                  </w:pPr>
+                  <w:r>
+                    <w:rPr>
+                      <w:rFonts w:asciiTheme="minorHAnsi" w:hAnsiTheme="minorHAnsi" w:cstheme="minorHAnsi"/>
+                      <w:sz w:val="28"/>
+                      <w:szCs w:val="28"/>
+                      <w:lang w:val="en-IN"/>
+                    </w:rPr>
+                    <w:t>Handling Outliers</w:t>
+                  </w:r>
+                </w:p>
+              </w:tc>
+              <w:tc>
+                <w:tcPr>
+                  <w:tcW w:w="4401" w:type="dxa"/>
+                  <w:hideMark/>
+                </w:tcPr>
+                <w:p>
+                  <w:pPr>
+                    <w:pStyle w:val="TableParagraph"/>
+                    <w:cnfStyle w:val="000000100000" w:firstRow="0" w:lastRow="0" w:firstColumn="0" w:lastColumn="0" w:oddVBand="0" w:evenVBand="0" w:oddHBand="1" w:evenHBand="0" w:firstRowFirstColumn="0" w:firstRowLastColumn="0" w:lastRowFirstColumn="0" w:lastRowLastColumn="0"/>
+                    <w:rPr>
+                      <w:rFonts w:asciiTheme="minorHAnsi" w:hAnsiTheme="minorHAnsi" w:cstheme="minorHAnsi"/>
+                      <w:sz w:val="28"/>
+                      <w:szCs w:val="28"/>
+                      <w:lang w:val="en-IN"/>
+                    </w:rPr>
+                  </w:pPr>
+                  <w:r>
+                    <w:rPr>
+                      <w:rFonts w:asciiTheme="minorHAnsi" w:hAnsiTheme="minorHAnsi" w:cstheme="minorHAnsi"/>
+                      <w:sz w:val="28"/>
+                      <w:szCs w:val="28"/>
+                      <w:lang w:val="en-IN"/>
+                    </w:rPr>
+                    <w:t>Sensitive to outliers due to the logistic function.</w:t>
+                  </w:r>
+                </w:p>
+              </w:tc>
+              <w:tc>
+                <w:tcPr>
+                  <w:tcW w:w="4838" w:type="dxa"/>
+                  <w:hideMark/>
+                </w:tcPr>
+                <w:p>
+                  <w:pPr>
+                    <w:pStyle w:val="TableParagraph"/>
+                    <w:cnfStyle w:val="000000100000" w:firstRow="0" w:lastRow="0" w:firstColumn="0" w:lastColumn="0" w:oddVBand="0" w:evenVBand="0" w:oddHBand="1" w:evenHBand="0" w:firstRowFirstColumn="0" w:firstRowLastColumn="0" w:lastRowFirstColumn="0" w:lastRowLastColumn="0"/>
+                    <w:rPr>
+                      <w:rFonts w:asciiTheme="minorHAnsi" w:hAnsiTheme="minorHAnsi" w:cstheme="minorHAnsi"/>
+                      <w:sz w:val="28"/>
+                      <w:szCs w:val="28"/>
+                      <w:lang w:val="en-IN"/>
+                    </w:rPr>
+                  </w:pPr>
+                  <w:r>
+                    <w:rPr>
+                      <w:rFonts w:asciiTheme="minorHAnsi" w:hAnsiTheme="minorHAnsi" w:cstheme="minorHAnsi"/>
+                      <w:sz w:val="28"/>
+                      <w:szCs w:val="28"/>
+                      <w:lang w:val="en-IN"/>
+                    </w:rPr>
+                    <w:t>More robust to outliers due to the linear or quadratic decision boundary.</w:t>
+                  </w:r>
+                </w:p>
+              </w:tc>
+            </w:tr>
+            <w:tr>
+              <w:tc>
+                <w:tcPr>
+                  <w:cnfStyle w:val="001000000000" w:firstRow="0" w:lastRow="0" w:firstColumn="1" w:lastColumn="0" w:oddVBand="0" w:evenVBand="0" w:oddHBand="0" w:evenHBand="0" w:firstRowFirstColumn="0" w:firstRowLastColumn="0" w:lastRowFirstColumn="0" w:lastRowLastColumn="0"/>
+                  <w:tcW w:w="2091" w:type="dxa"/>
+                  <w:hideMark/>
+                </w:tcPr>
+                <w:p>
+                  <w:pPr>
+                    <w:pStyle w:val="TableParagraph"/>
+                    <w:rPr>
+                      <w:rFonts w:asciiTheme="minorHAnsi" w:hAnsiTheme="minorHAnsi" w:cstheme="minorHAnsi"/>
+                      <w:sz w:val="28"/>
+                      <w:szCs w:val="28"/>
+                      <w:lang w:val="en-IN"/>
+                    </w:rPr>
+                  </w:pPr>
+                  <w:r>
+                    <w:rPr>
+                      <w:rFonts w:asciiTheme="minorHAnsi" w:hAnsiTheme="minorHAnsi" w:cstheme="minorHAnsi"/>
+                      <w:sz w:val="28"/>
+                      <w:szCs w:val="28"/>
+                      <w:lang w:val="en-IN"/>
+                    </w:rPr>
+                    <w:t>Sample Size</w:t>
+                  </w:r>
+                </w:p>
+              </w:tc>
+              <w:tc>
+                <w:tcPr>
+                  <w:tcW w:w="4401" w:type="dxa"/>
+                  <w:hideMark/>
+                </w:tcPr>
+                <w:p>
+                  <w:pPr>
+                    <w:pStyle w:val="TableParagraph"/>
+                    <w:cnfStyle w:val="000000000000" w:firstRow="0" w:lastRow="0" w:firstColumn="0" w:lastColumn="0" w:oddVBand="0" w:evenVBand="0" w:oddHBand="0" w:evenHBand="0" w:firstRowFirstColumn="0" w:firstRowLastColumn="0" w:lastRowFirstColumn="0" w:lastRowLastColumn="0"/>
+                    <w:rPr>
+                      <w:rFonts w:asciiTheme="minorHAnsi" w:hAnsiTheme="minorHAnsi" w:cstheme="minorHAnsi"/>
+                      <w:sz w:val="28"/>
+                      <w:szCs w:val="28"/>
+                      <w:lang w:val="en-IN"/>
+                    </w:rPr>
+                  </w:pPr>
+                  <w:r>
+                    <w:rPr>
+                      <w:rFonts w:asciiTheme="minorHAnsi" w:hAnsiTheme="minorHAnsi" w:cstheme="minorHAnsi"/>
+                      <w:sz w:val="28"/>
+                      <w:szCs w:val="28"/>
+                      <w:lang w:val="en-IN"/>
+                    </w:rPr>
+                    <w:t>Suitable for small to large sample sizes.</w:t>
+                  </w:r>
+                </w:p>
+              </w:tc>
+              <w:tc>
+                <w:tcPr>
+                  <w:tcW w:w="4838" w:type="dxa"/>
+                  <w:hideMark/>
+                </w:tcPr>
+                <w:p>
+                  <w:pPr>
+                    <w:pStyle w:val="TableParagraph"/>
+                    <w:cnfStyle w:val="000000000000" w:firstRow="0" w:lastRow="0" w:firstColumn="0" w:lastColumn="0" w:oddVBand="0" w:evenVBand="0" w:oddHBand="0" w:evenHBand="0" w:firstRowFirstColumn="0" w:firstRowLastColumn="0" w:lastRowFirstColumn="0" w:lastRowLastColumn="0"/>
+                    <w:rPr>
+                      <w:rFonts w:asciiTheme="minorHAnsi" w:hAnsiTheme="minorHAnsi" w:cstheme="minorHAnsi"/>
+                      <w:sz w:val="28"/>
+                      <w:szCs w:val="28"/>
+                      <w:lang w:val="en-IN"/>
+                    </w:rPr>
+                  </w:pPr>
+                  <w:r>
+                    <w:rPr>
+                      <w:rFonts w:asciiTheme="minorHAnsi" w:hAnsiTheme="minorHAnsi" w:cstheme="minorHAnsi"/>
+                      <w:sz w:val="28"/>
+                      <w:szCs w:val="28"/>
+                      <w:lang w:val="en-IN"/>
+                    </w:rPr>
+                    <w:t>Suitable for large sample sizes.</w:t>
+                  </w:r>
+                </w:p>
+              </w:tc>
+            </w:tr>
+            <w:tr>
+              <w:trPr>
+                <w:cnfStyle w:val="000000100000" w:firstRow="0" w:lastRow="0" w:firstColumn="0" w:lastColumn="0" w:oddVBand="0" w:evenVBand="0" w:oddHBand="1" w:evenHBand="0" w:firstRowFirstColumn="0" w:firstRowLastColumn="0" w:lastRowFirstColumn="0" w:lastRowLastColumn="0"/>
+              </w:trPr>
+              <w:tc>
+                <w:tcPr>
+                  <w:cnfStyle w:val="001000000000" w:firstRow="0" w:lastRow="0" w:firstColumn="1" w:lastColumn="0" w:oddVBand="0" w:evenVBand="0" w:oddHBand="0" w:evenHBand="0" w:firstRowFirstColumn="0" w:firstRowLastColumn="0" w:lastRowFirstColumn="0" w:lastRowLastColumn="0"/>
+                  <w:tcW w:w="2091" w:type="dxa"/>
+                  <w:hideMark/>
+                </w:tcPr>
+                <w:p>
+                  <w:pPr>
+                    <w:pStyle w:val="TableParagraph"/>
+                    <w:rPr>
+                      <w:rFonts w:asciiTheme="minorHAnsi" w:hAnsiTheme="minorHAnsi" w:cstheme="minorHAnsi"/>
+                      <w:sz w:val="28"/>
+                      <w:szCs w:val="28"/>
+                      <w:lang w:val="en-IN"/>
+                    </w:rPr>
+                  </w:pPr>
+                  <w:r>
+                    <w:rPr>
+                      <w:rFonts w:asciiTheme="minorHAnsi" w:hAnsiTheme="minorHAnsi" w:cstheme="minorHAnsi"/>
+                      <w:sz w:val="28"/>
+                      <w:szCs w:val="28"/>
+                      <w:lang w:val="en-IN"/>
+                    </w:rPr>
+                    <w:t>Complexity</w:t>
+                  </w:r>
+                </w:p>
+              </w:tc>
+              <w:tc>
+                <w:tcPr>
+                  <w:tcW w:w="4401" w:type="dxa"/>
+                  <w:hideMark/>
+                </w:tcPr>
+                <w:p>
+                  <w:pPr>
+                    <w:pStyle w:val="TableParagraph"/>
+                    <w:cnfStyle w:val="000000100000" w:firstRow="0" w:lastRow="0" w:firstColumn="0" w:lastColumn="0" w:oddVBand="0" w:evenVBand="0" w:oddHBand="1" w:evenHBand="0" w:firstRowFirstColumn="0" w:firstRowLastColumn="0" w:lastRowFirstColumn="0" w:lastRowLastColumn="0"/>
+                    <w:rPr>
+                      <w:rFonts w:asciiTheme="minorHAnsi" w:hAnsiTheme="minorHAnsi" w:cstheme="minorHAnsi"/>
+                      <w:sz w:val="28"/>
+                      <w:szCs w:val="28"/>
+                      <w:lang w:val="en-IN"/>
+                    </w:rPr>
+                  </w:pPr>
+                  <w:r>
+                    <w:rPr>
+                      <w:rFonts w:asciiTheme="minorHAnsi" w:hAnsiTheme="minorHAnsi" w:cstheme="minorHAnsi"/>
+                      <w:sz w:val="28"/>
+                      <w:szCs w:val="28"/>
+                      <w:lang w:val="en-IN"/>
+                    </w:rPr>
+                    <w:t>Simpler to implement and interpret.</w:t>
+                  </w:r>
+                </w:p>
+              </w:tc>
+              <w:tc>
+                <w:tcPr>
+                  <w:tcW w:w="4838" w:type="dxa"/>
+                  <w:hideMark/>
+                </w:tcPr>
+                <w:p>
+                  <w:pPr>
+                    <w:pStyle w:val="TableParagraph"/>
+                    <w:cnfStyle w:val="000000100000" w:firstRow="0" w:lastRow="0" w:firstColumn="0" w:lastColumn="0" w:oddVBand="0" w:evenVBand="0" w:oddHBand="1" w:evenHBand="0" w:firstRowFirstColumn="0" w:firstRowLastColumn="0" w:lastRowFirstColumn="0" w:lastRowLastColumn="0"/>
+                    <w:rPr>
+                      <w:rFonts w:asciiTheme="minorHAnsi" w:hAnsiTheme="minorHAnsi" w:cstheme="minorHAnsi"/>
+                      <w:sz w:val="28"/>
+                      <w:szCs w:val="28"/>
+                      <w:lang w:val="en-IN"/>
+                    </w:rPr>
+                  </w:pPr>
+                  <w:r>
+                    <w:rPr>
+                      <w:rFonts w:asciiTheme="minorHAnsi" w:hAnsiTheme="minorHAnsi" w:cstheme="minorHAnsi"/>
+                      <w:sz w:val="28"/>
+                      <w:szCs w:val="28"/>
+                      <w:lang w:val="en-IN"/>
+                    </w:rPr>
+                    <w:t>More complex due to assumptions about the distribution of the independent variables.</w:t>
+                  </w:r>
+                </w:p>
+              </w:tc>
+            </w:tr>
+          </w:tbl>
+          <w:p>
+            <w:pPr>
+              <w:pStyle w:val="TableParagraph"/>
+              <w:ind w:left="0"/>
+              <w:rPr>
+                <w:rFonts w:asciiTheme="minorHAnsi" w:hAnsiTheme="minorHAnsi" w:cstheme="minorHAnsi"/>
+                <w:sz w:val="28"/>
+                <w:szCs w:val="28"/>
+                <w:lang w:val="en-IN"/>
+              </w:rPr>
+            </w:pPr>
+          </w:p>
+          <w:p>
+            <w:pPr>
+              <w:pStyle w:val="TableParagraph"/>
+              <w:spacing w:before="71"/>
+              <w:rPr>
+                <w:rFonts w:asciiTheme="minorHAnsi" w:hAnsiTheme="minorHAnsi" w:cstheme="minorHAnsi"/>
+                <w:sz w:val="28"/>
+                <w:szCs w:val="28"/>
+              </w:rPr>
+            </w:pPr>
+            <w:r>
+              <w:rPr>
+                <w:rFonts w:asciiTheme="minorHAnsi" w:hAnsiTheme="minorHAnsi" w:cstheme="minorHAnsi"/>
+                <w:sz w:val="28"/>
+                <w:szCs w:val="28"/>
+                <w:lang w:val="en-IN"/>
+              </w:rPr>
+              <w:t>In summary, logistic regression is used for binary or categorical dependent variables, assumes a nonlinear relationship, estimates coefficients using maximum likelihood estimation, provides probabilities of class membership, and is sensitive to outliers. Discriminant analysis, on the other hand, is used for categorical dependent variables, assumes a linear relationship, estimates parameters using methods like LDA or QDA, provides predicted class membership directly, and is more robust to outliers.</w:t>
+            </w:r>
           </w:p>
         </w:tc>
       </w:tr>
@@ -1070,7 +4695,6 @@
     <w:p>
       <w:pPr>
         <w:pStyle w:val="TableParagraph"/>
-        <w:spacing w:before="71"/>
         <w:ind w:left="1"/>
         <w:jc w:val="center"/>
         <w:rPr>
@@ -1081,7 +4705,7 @@
           <w:szCs w:val="28"/>
         </w:rPr>
         <w:sectPr>
-          <w:pgSz w:w="11913" w:h="11340"/>
+          <w:pgSz w:w="11913" w:h="12474"/>
           <w:pgMar w:top="142" w:right="573" w:bottom="278" w:left="697" w:header="720" w:footer="720" w:gutter="0"/>
           <w:cols w:space="720"/>
         </w:sectPr>
@@ -1113,7 +4737,6 @@
           <w:p>
             <w:pPr>
               <w:pStyle w:val="TableParagraph"/>
-              <w:spacing w:before="71"/>
               <w:ind w:left="1"/>
               <w:jc w:val="center"/>
               <w:rPr>
@@ -1133,7 +4756,7 @@
                 <w:szCs w:val="28"/>
               </w:rPr>
               <w:lastRenderedPageBreak/>
-              <w:t>7</w:t>
+              <w:t>8</w:t>
             </w:r>
           </w:p>
         </w:tc>
@@ -1144,7 +4767,6 @@
           <w:p>
             <w:pPr>
               <w:pStyle w:val="TableParagraph"/>
-              <w:spacing w:before="71"/>
               <w:ind w:left="0"/>
               <w:rPr>
                 <w:rFonts w:asciiTheme="minorHAnsi" w:hAnsiTheme="minorHAnsi" w:cstheme="minorHAnsi"/>
@@ -1162,7 +4784,7 @@
                 <w:sz w:val="28"/>
                 <w:szCs w:val="28"/>
               </w:rPr>
-              <w:t>Differentiate between Logistic regression and discriminant analysis.</w:t>
+              <w:t>Explain the Normality of Residual (Error) in both linear and logistic regression.</w:t>
             </w:r>
           </w:p>
         </w:tc>
@@ -1178,7 +4800,6 @@
           <w:p>
             <w:pPr>
               <w:pStyle w:val="TableParagraph"/>
-              <w:spacing w:before="71"/>
               <w:ind w:left="1"/>
               <w:jc w:val="center"/>
               <w:rPr>
@@ -1198,7 +4819,7 @@
                 <w:sz w:val="28"/>
                 <w:szCs w:val="28"/>
               </w:rPr>
-              <w:t>Ans.7)</w:t>
+              <w:t>Ans.8)</w:t>
             </w:r>
           </w:p>
         </w:tc>
@@ -1209,13 +4830,410 @@
           <w:p>
             <w:pPr>
               <w:pStyle w:val="TableParagraph"/>
-              <w:spacing w:before="71"/>
-              <w:rPr>
-                <w:rFonts w:asciiTheme="minorHAnsi" w:hAnsiTheme="minorHAnsi" w:cstheme="minorHAnsi"/>
-                <w:sz w:val="28"/>
-                <w:szCs w:val="28"/>
-              </w:rPr>
-            </w:pPr>
+              <w:rPr>
+                <w:rFonts w:asciiTheme="minorHAnsi" w:hAnsiTheme="minorHAnsi" w:cstheme="minorHAnsi"/>
+                <w:sz w:val="28"/>
+                <w:szCs w:val="28"/>
+                <w:lang w:val="en-IN"/>
+              </w:rPr>
+            </w:pPr>
+            <w:r>
+              <w:rPr>
+                <w:rFonts w:asciiTheme="minorHAnsi" w:hAnsiTheme="minorHAnsi" w:cstheme="minorHAnsi"/>
+                <w:sz w:val="28"/>
+                <w:szCs w:val="28"/>
+                <w:lang w:val="en-IN"/>
+              </w:rPr>
+              <w:t>In both linear regression and logistic regression, the normality of residuals (errors) is an important assumption that affects the validity of the models. Here is an explanation of the normality of residuals in both types of regression:</w:t>
+            </w:r>
+          </w:p>
+          <w:p>
+            <w:pPr>
+              <w:pStyle w:val="TableParagraph"/>
+              <w:rPr>
+                <w:rFonts w:asciiTheme="minorHAnsi" w:hAnsiTheme="minorHAnsi" w:cstheme="minorHAnsi"/>
+                <w:sz w:val="28"/>
+                <w:szCs w:val="28"/>
+                <w:lang w:val="en-IN"/>
+              </w:rPr>
+            </w:pPr>
+          </w:p>
+          <w:p>
+            <w:pPr>
+              <w:pStyle w:val="TableParagraph"/>
+              <w:rPr>
+                <w:rFonts w:asciiTheme="minorHAnsi" w:hAnsiTheme="minorHAnsi" w:cstheme="minorHAnsi"/>
+                <w:b/>
+                <w:bCs/>
+                <w:sz w:val="28"/>
+                <w:szCs w:val="28"/>
+                <w:lang w:val="en-IN"/>
+              </w:rPr>
+            </w:pPr>
+            <w:r>
+              <w:rPr>
+                <w:rFonts w:asciiTheme="minorHAnsi" w:hAnsiTheme="minorHAnsi" w:cstheme="minorHAnsi"/>
+                <w:b/>
+                <w:bCs/>
+                <w:sz w:val="28"/>
+                <w:szCs w:val="28"/>
+                <w:lang w:val="en-IN"/>
+              </w:rPr>
+              <w:t>Linear Regression:</w:t>
+            </w:r>
+          </w:p>
+          <w:p>
+            <w:pPr>
+              <w:pStyle w:val="TableParagraph"/>
+              <w:numPr>
+                <w:ilvl w:val="0"/>
+                <w:numId w:val="18"/>
+              </w:numPr>
+              <w:spacing w:after="240"/>
+              <w:rPr>
+                <w:rFonts w:asciiTheme="minorHAnsi" w:hAnsiTheme="minorHAnsi" w:cstheme="minorHAnsi"/>
+                <w:sz w:val="28"/>
+                <w:szCs w:val="28"/>
+                <w:lang w:val="en-IN"/>
+              </w:rPr>
+            </w:pPr>
+            <w:r>
+              <w:rPr>
+                <w:rFonts w:asciiTheme="minorHAnsi" w:hAnsiTheme="minorHAnsi" w:cstheme="minorHAnsi"/>
+                <w:b/>
+                <w:bCs/>
+                <w:sz w:val="28"/>
+                <w:szCs w:val="28"/>
+                <w:lang w:val="en-IN"/>
+              </w:rPr>
+              <w:t>Normality of Residuals:</w:t>
+            </w:r>
+            <w:r>
+              <w:rPr>
+                <w:rFonts w:asciiTheme="minorHAnsi" w:hAnsiTheme="minorHAnsi" w:cstheme="minorHAnsi"/>
+                <w:sz w:val="28"/>
+                <w:szCs w:val="28"/>
+                <w:lang w:val="en-IN"/>
+              </w:rPr>
+              <w:t> In linear regression, the normality of residuals assumption states that the residuals (the differences between the observed values and the values predicted by the model) should follow a normal distribution.</w:t>
+            </w:r>
+          </w:p>
+          <w:p>
+            <w:pPr>
+              <w:pStyle w:val="TableParagraph"/>
+              <w:numPr>
+                <w:ilvl w:val="0"/>
+                <w:numId w:val="18"/>
+              </w:numPr>
+              <w:spacing w:after="240"/>
+              <w:rPr>
+                <w:rFonts w:asciiTheme="minorHAnsi" w:hAnsiTheme="minorHAnsi" w:cstheme="minorHAnsi"/>
+                <w:sz w:val="28"/>
+                <w:szCs w:val="28"/>
+                <w:lang w:val="en-IN"/>
+              </w:rPr>
+            </w:pPr>
+            <w:r>
+              <w:rPr>
+                <w:rFonts w:asciiTheme="minorHAnsi" w:hAnsiTheme="minorHAnsi" w:cstheme="minorHAnsi"/>
+                <w:b/>
+                <w:bCs/>
+                <w:sz w:val="28"/>
+                <w:szCs w:val="28"/>
+                <w:lang w:val="en-IN"/>
+              </w:rPr>
+              <w:t>Importance:</w:t>
+            </w:r>
+            <w:r>
+              <w:rPr>
+                <w:rFonts w:asciiTheme="minorHAnsi" w:hAnsiTheme="minorHAnsi" w:cstheme="minorHAnsi"/>
+                <w:sz w:val="28"/>
+                <w:szCs w:val="28"/>
+                <w:lang w:val="en-IN"/>
+              </w:rPr>
+              <w:t> Normality of residuals is crucial because it ensures that the statistical inferences made from the model, such as confidence intervals and hypothesis tests, are valid.</w:t>
+            </w:r>
+          </w:p>
+          <w:p>
+            <w:pPr>
+              <w:pStyle w:val="TableParagraph"/>
+              <w:numPr>
+                <w:ilvl w:val="0"/>
+                <w:numId w:val="18"/>
+              </w:numPr>
+              <w:spacing w:after="240"/>
+              <w:rPr>
+                <w:rFonts w:asciiTheme="minorHAnsi" w:hAnsiTheme="minorHAnsi" w:cstheme="minorHAnsi"/>
+                <w:sz w:val="28"/>
+                <w:szCs w:val="28"/>
+                <w:lang w:val="en-IN"/>
+              </w:rPr>
+            </w:pPr>
+            <w:r>
+              <w:rPr>
+                <w:rFonts w:asciiTheme="minorHAnsi" w:hAnsiTheme="minorHAnsi" w:cstheme="minorHAnsi"/>
+                <w:b/>
+                <w:bCs/>
+                <w:sz w:val="28"/>
+                <w:szCs w:val="28"/>
+                <w:lang w:val="en-IN"/>
+              </w:rPr>
+              <w:t>Checking Normality:</w:t>
+            </w:r>
+            <w:r>
+              <w:rPr>
+                <w:rFonts w:asciiTheme="minorHAnsi" w:hAnsiTheme="minorHAnsi" w:cstheme="minorHAnsi"/>
+                <w:sz w:val="28"/>
+                <w:szCs w:val="28"/>
+                <w:lang w:val="en-IN"/>
+              </w:rPr>
+              <w:t> Normality of residuals can be checked visually using a Q-Q plot (Quantile-Quantile plot) or statistically using tests like the Shapiro-Wilk test.</w:t>
+            </w:r>
+          </w:p>
+          <w:p>
+            <w:pPr>
+              <w:pStyle w:val="TableParagraph"/>
+              <w:numPr>
+                <w:ilvl w:val="0"/>
+                <w:numId w:val="18"/>
+              </w:numPr>
+              <w:rPr>
+                <w:rFonts w:asciiTheme="minorHAnsi" w:hAnsiTheme="minorHAnsi" w:cstheme="minorHAnsi"/>
+                <w:sz w:val="28"/>
+                <w:szCs w:val="28"/>
+                <w:lang w:val="en-IN"/>
+              </w:rPr>
+            </w:pPr>
+            <w:r>
+              <w:rPr>
+                <w:rFonts w:asciiTheme="minorHAnsi" w:hAnsiTheme="minorHAnsi" w:cstheme="minorHAnsi"/>
+                <w:b/>
+                <w:bCs/>
+                <w:sz w:val="28"/>
+                <w:szCs w:val="28"/>
+                <w:lang w:val="en-IN"/>
+              </w:rPr>
+              <w:t>Consequences of Violation:</w:t>
+            </w:r>
+            <w:r>
+              <w:rPr>
+                <w:rFonts w:asciiTheme="minorHAnsi" w:hAnsiTheme="minorHAnsi" w:cstheme="minorHAnsi"/>
+                <w:sz w:val="28"/>
+                <w:szCs w:val="28"/>
+                <w:lang w:val="en-IN"/>
+              </w:rPr>
+              <w:t> If the normality assumption is violated, it can lead to biased parameter estimates, incorrect standard errors, and inaccurate hypothesis testing results.</w:t>
+            </w:r>
+          </w:p>
+          <w:p>
+            <w:pPr>
+              <w:pStyle w:val="TableParagraph"/>
+              <w:ind w:left="720"/>
+              <w:rPr>
+                <w:rFonts w:asciiTheme="minorHAnsi" w:hAnsiTheme="minorHAnsi" w:cstheme="minorHAnsi"/>
+                <w:sz w:val="28"/>
+                <w:szCs w:val="28"/>
+                <w:lang w:val="en-IN"/>
+              </w:rPr>
+            </w:pPr>
+          </w:p>
+          <w:p>
+            <w:pPr>
+              <w:pStyle w:val="TableParagraph"/>
+              <w:rPr>
+                <w:rFonts w:asciiTheme="minorHAnsi" w:hAnsiTheme="minorHAnsi" w:cstheme="minorHAnsi"/>
+                <w:b/>
+                <w:bCs/>
+                <w:sz w:val="28"/>
+                <w:szCs w:val="28"/>
+                <w:lang w:val="en-IN"/>
+              </w:rPr>
+            </w:pPr>
+            <w:r>
+              <w:rPr>
+                <w:rFonts w:asciiTheme="minorHAnsi" w:hAnsiTheme="minorHAnsi" w:cstheme="minorHAnsi"/>
+                <w:b/>
+                <w:bCs/>
+                <w:sz w:val="28"/>
+                <w:szCs w:val="28"/>
+                <w:lang w:val="en-IN"/>
+              </w:rPr>
+              <w:t>Logistic Regression:</w:t>
+            </w:r>
+          </w:p>
+          <w:p>
+            <w:pPr>
+              <w:pStyle w:val="TableParagraph"/>
+              <w:numPr>
+                <w:ilvl w:val="0"/>
+                <w:numId w:val="19"/>
+              </w:numPr>
+              <w:spacing w:after="240"/>
+              <w:rPr>
+                <w:rFonts w:asciiTheme="minorHAnsi" w:hAnsiTheme="minorHAnsi" w:cstheme="minorHAnsi"/>
+                <w:sz w:val="28"/>
+                <w:szCs w:val="28"/>
+                <w:lang w:val="en-IN"/>
+              </w:rPr>
+            </w:pPr>
+            <w:r>
+              <w:rPr>
+                <w:rFonts w:asciiTheme="minorHAnsi" w:hAnsiTheme="minorHAnsi" w:cstheme="minorHAnsi"/>
+                <w:b/>
+                <w:bCs/>
+                <w:sz w:val="28"/>
+                <w:szCs w:val="28"/>
+                <w:lang w:val="en-IN"/>
+              </w:rPr>
+              <w:t>Normality of Residuals:</w:t>
+            </w:r>
+            <w:r>
+              <w:rPr>
+                <w:rFonts w:asciiTheme="minorHAnsi" w:hAnsiTheme="minorHAnsi" w:cstheme="minorHAnsi"/>
+                <w:sz w:val="28"/>
+                <w:szCs w:val="28"/>
+                <w:lang w:val="en-IN"/>
+              </w:rPr>
+              <w:t> In logistic regression, the assumption of normality of residuals does not apply because logistic regression models the relationship between the predictors and the log-odds of the dependent variable, not the dependent variable itself.</w:t>
+            </w:r>
+          </w:p>
+          <w:p>
+            <w:pPr>
+              <w:pStyle w:val="TableParagraph"/>
+              <w:numPr>
+                <w:ilvl w:val="0"/>
+                <w:numId w:val="19"/>
+              </w:numPr>
+              <w:spacing w:after="240"/>
+              <w:rPr>
+                <w:rFonts w:asciiTheme="minorHAnsi" w:hAnsiTheme="minorHAnsi" w:cstheme="minorHAnsi"/>
+                <w:sz w:val="28"/>
+                <w:szCs w:val="28"/>
+                <w:lang w:val="en-IN"/>
+              </w:rPr>
+            </w:pPr>
+            <w:r>
+              <w:rPr>
+                <w:rFonts w:asciiTheme="minorHAnsi" w:hAnsiTheme="minorHAnsi" w:cstheme="minorHAnsi"/>
+                <w:b/>
+                <w:bCs/>
+                <w:sz w:val="28"/>
+                <w:szCs w:val="28"/>
+                <w:lang w:val="en-IN"/>
+              </w:rPr>
+              <w:t>Residuals in Logistic Regression:</w:t>
+            </w:r>
+            <w:r>
+              <w:rPr>
+                <w:rFonts w:asciiTheme="minorHAnsi" w:hAnsiTheme="minorHAnsi" w:cstheme="minorHAnsi"/>
+                <w:sz w:val="28"/>
+                <w:szCs w:val="28"/>
+                <w:lang w:val="en-IN"/>
+              </w:rPr>
+              <w:t> In logistic regression, residuals are not normally distributed because the model does not assume a normal distribution for the dependent variable.</w:t>
+            </w:r>
+          </w:p>
+          <w:p>
+            <w:pPr>
+              <w:pStyle w:val="TableParagraph"/>
+              <w:numPr>
+                <w:ilvl w:val="0"/>
+                <w:numId w:val="19"/>
+              </w:numPr>
+              <w:spacing w:after="240"/>
+              <w:rPr>
+                <w:rFonts w:asciiTheme="minorHAnsi" w:hAnsiTheme="minorHAnsi" w:cstheme="minorHAnsi"/>
+                <w:sz w:val="28"/>
+                <w:szCs w:val="28"/>
+                <w:lang w:val="en-IN"/>
+              </w:rPr>
+            </w:pPr>
+            <w:r>
+              <w:rPr>
+                <w:rFonts w:asciiTheme="minorHAnsi" w:hAnsiTheme="minorHAnsi" w:cstheme="minorHAnsi"/>
+                <w:b/>
+                <w:bCs/>
+                <w:sz w:val="28"/>
+                <w:szCs w:val="28"/>
+                <w:lang w:val="en-IN"/>
+              </w:rPr>
+              <w:t>Checking Residuals:</w:t>
+            </w:r>
+            <w:r>
+              <w:rPr>
+                <w:rFonts w:asciiTheme="minorHAnsi" w:hAnsiTheme="minorHAnsi" w:cstheme="minorHAnsi"/>
+                <w:sz w:val="28"/>
+                <w:szCs w:val="28"/>
+                <w:lang w:val="en-IN"/>
+              </w:rPr>
+              <w:t> Instead of normality, logistic regression focuses on other assumptions like linearity of log-odds and independence of errors.</w:t>
+            </w:r>
+          </w:p>
+          <w:p>
+            <w:pPr>
+              <w:pStyle w:val="TableParagraph"/>
+              <w:numPr>
+                <w:ilvl w:val="0"/>
+                <w:numId w:val="19"/>
+              </w:numPr>
+              <w:rPr>
+                <w:rFonts w:asciiTheme="minorHAnsi" w:hAnsiTheme="minorHAnsi" w:cstheme="minorHAnsi"/>
+                <w:sz w:val="28"/>
+                <w:szCs w:val="28"/>
+                <w:lang w:val="en-IN"/>
+              </w:rPr>
+            </w:pPr>
+            <w:r>
+              <w:rPr>
+                <w:rFonts w:asciiTheme="minorHAnsi" w:hAnsiTheme="minorHAnsi" w:cstheme="minorHAnsi"/>
+                <w:b/>
+                <w:bCs/>
+                <w:sz w:val="28"/>
+                <w:szCs w:val="28"/>
+                <w:lang w:val="en-IN"/>
+              </w:rPr>
+              <w:t>Consequences of Violation:</w:t>
+            </w:r>
+            <w:r>
+              <w:rPr>
+                <w:rFonts w:asciiTheme="minorHAnsi" w:hAnsiTheme="minorHAnsi" w:cstheme="minorHAnsi"/>
+                <w:sz w:val="28"/>
+                <w:szCs w:val="28"/>
+                <w:lang w:val="en-IN"/>
+              </w:rPr>
+              <w:t> While normality of residuals is not a concern in logistic regression, violations of other assumptions like linearity or independence can still impact the validity of the model.</w:t>
+            </w:r>
+          </w:p>
+          <w:p>
+            <w:pPr>
+              <w:pStyle w:val="TableParagraph"/>
+              <w:ind w:left="720"/>
+              <w:rPr>
+                <w:rFonts w:asciiTheme="minorHAnsi" w:hAnsiTheme="minorHAnsi" w:cstheme="minorHAnsi"/>
+                <w:sz w:val="28"/>
+                <w:szCs w:val="28"/>
+                <w:lang w:val="en-IN"/>
+              </w:rPr>
+            </w:pPr>
+          </w:p>
+          <w:p>
+            <w:pPr>
+              <w:pStyle w:val="TableParagraph"/>
+              <w:rPr>
+                <w:rFonts w:asciiTheme="minorHAnsi" w:hAnsiTheme="minorHAnsi" w:cstheme="minorHAnsi"/>
+                <w:sz w:val="28"/>
+                <w:szCs w:val="28"/>
+              </w:rPr>
+            </w:pPr>
+            <w:r>
+              <w:rPr>
+                <w:rFonts w:asciiTheme="minorHAnsi" w:hAnsiTheme="minorHAnsi" w:cstheme="minorHAnsi"/>
+                <w:sz w:val="28"/>
+                <w:szCs w:val="28"/>
+                <w:lang w:val="en-IN"/>
+              </w:rPr>
+              <w:t>In summary, while normality of residuals is a critical assumption in linear regression to ensure the validity of statistical inferences, it is not applicable in logistic regression due to the nature of the model and the way it handles the relationship between predictors and the dependent variable. In logistic regression, other assumptions take precedence, making the normality of residuals less relevant.</w:t>
+            </w:r>
           </w:p>
         </w:tc>
       </w:tr>
@@ -1233,7 +5251,7 @@
           <w:szCs w:val="28"/>
         </w:rPr>
         <w:sectPr>
-          <w:pgSz w:w="11913" w:h="10773"/>
+          <w:pgSz w:w="11913" w:h="15309"/>
           <w:pgMar w:top="142" w:right="573" w:bottom="278" w:left="697" w:header="720" w:footer="720" w:gutter="0"/>
           <w:cols w:space="720"/>
         </w:sectPr>
@@ -1243,7 +5261,6 @@
       <w:tblPr>
         <w:tblW w:w="11340" w:type="dxa"/>
         <w:tblInd w:w="-562" w:type="dxa"/>
-        <w:tblLayout w:type="fixed"/>
         <w:tblCellMar>
           <w:left w:w="0" w:type="dxa"/>
           <w:right w:w="0" w:type="dxa"/>
@@ -1271,6 +5288,7 @@
                 <w:rFonts w:asciiTheme="minorHAnsi" w:hAnsiTheme="minorHAnsi" w:cstheme="minorHAnsi"/>
                 <w:b/>
                 <w:bCs/>
+                <w:color w:val="FF0000"/>
                 <w:sz w:val="28"/>
                 <w:szCs w:val="28"/>
               </w:rPr>
@@ -1284,7 +5302,7 @@
                 <w:szCs w:val="28"/>
               </w:rPr>
               <w:lastRenderedPageBreak/>
-              <w:t>8</w:t>
+              <w:t>9</w:t>
             </w:r>
           </w:p>
         </w:tc>
@@ -1312,7 +5330,7 @@
                 <w:sz w:val="28"/>
                 <w:szCs w:val="28"/>
               </w:rPr>
-              <w:t>Explain the Normality of Residual (Error) in both linear and logistic regression.</w:t>
+              <w:t>The logit function(given as l(x)) is the log of odds function. What could be the range of logit function in the domain x = [0,1]?</w:t>
             </w:r>
           </w:p>
         </w:tc>
@@ -1334,6 +5352,7 @@
                 <w:rFonts w:asciiTheme="minorHAnsi" w:hAnsiTheme="minorHAnsi" w:cstheme="minorHAnsi"/>
                 <w:b/>
                 <w:bCs/>
+                <w:color w:val="FF0000"/>
                 <w:sz w:val="28"/>
                 <w:szCs w:val="28"/>
               </w:rPr>
@@ -1347,7 +5366,7 @@
                 <w:sz w:val="28"/>
                 <w:szCs w:val="28"/>
               </w:rPr>
-              <w:t>Ans.8)</w:t>
+              <w:t>Ans.9)</w:t>
             </w:r>
           </w:p>
         </w:tc>
@@ -1362,171 +5381,372 @@
                 <w:rFonts w:asciiTheme="minorHAnsi" w:hAnsiTheme="minorHAnsi" w:cstheme="minorHAnsi"/>
                 <w:sz w:val="28"/>
                 <w:szCs w:val="28"/>
-              </w:rPr>
-            </w:pPr>
+                <w:lang w:val="en-IN"/>
+              </w:rPr>
+            </w:pPr>
+            <w:r>
+              <w:rPr>
+                <w:rFonts w:asciiTheme="minorHAnsi" w:hAnsiTheme="minorHAnsi" w:cstheme="minorHAnsi"/>
+                <w:sz w:val="28"/>
+                <w:szCs w:val="28"/>
+                <w:lang w:val="en-IN"/>
+              </w:rPr>
+              <w:t>The logit function, denoted as l(x), is the log-odds function used in logistic regression to model the relationship between the probability of an event occurring and the predictor variables. In the domain x = 1, where x represents probabilities in logistic regression, the range of the logit function l(x) is from negative infinity to positive infinity.</w:t>
+            </w:r>
+          </w:p>
+          <w:p>
+            <w:pPr>
+              <w:pStyle w:val="TableParagraph"/>
+              <w:rPr>
+                <w:rFonts w:asciiTheme="minorHAnsi" w:hAnsiTheme="minorHAnsi" w:cstheme="minorHAnsi"/>
+                <w:sz w:val="28"/>
+                <w:szCs w:val="28"/>
+                <w:lang w:val="en-IN"/>
+              </w:rPr>
+            </w:pPr>
+          </w:p>
+          <w:p>
+            <w:pPr>
+              <w:pStyle w:val="TableParagraph"/>
+              <w:rPr>
+                <w:rFonts w:asciiTheme="minorHAnsi" w:hAnsiTheme="minorHAnsi" w:cstheme="minorHAnsi"/>
+                <w:sz w:val="28"/>
+                <w:szCs w:val="28"/>
+                <w:lang w:val="en-IN"/>
+              </w:rPr>
+            </w:pPr>
+            <w:r>
+              <w:rPr>
+                <w:rFonts w:asciiTheme="minorHAnsi" w:hAnsiTheme="minorHAnsi" w:cstheme="minorHAnsi"/>
+                <w:sz w:val="28"/>
+                <w:szCs w:val="28"/>
+                <w:lang w:val="en-IN"/>
+              </w:rPr>
+              <w:t xml:space="preserve">The logit function transforms probabilities (ranging from 0 to 1) into a continuous range that spans from negative infinity to positive infinity. This transformation allows for </w:t>
+            </w:r>
+            <w:proofErr w:type="spellStart"/>
+            <w:r>
+              <w:rPr>
+                <w:rFonts w:asciiTheme="minorHAnsi" w:hAnsiTheme="minorHAnsi" w:cstheme="minorHAnsi"/>
+                <w:sz w:val="28"/>
+                <w:szCs w:val="28"/>
+                <w:lang w:val="en-IN"/>
+              </w:rPr>
+              <w:t>modeling</w:t>
+            </w:r>
+            <w:proofErr w:type="spellEnd"/>
+            <w:r>
+              <w:rPr>
+                <w:rFonts w:asciiTheme="minorHAnsi" w:hAnsiTheme="minorHAnsi" w:cstheme="minorHAnsi"/>
+                <w:sz w:val="28"/>
+                <w:szCs w:val="28"/>
+                <w:lang w:val="en-IN"/>
+              </w:rPr>
+              <w:t xml:space="preserve"> the linear relationship between the log-odds of the dependent variable and the independent variables in logistic regression.</w:t>
+            </w:r>
+          </w:p>
+          <w:p>
+            <w:pPr>
+              <w:pStyle w:val="TableParagraph"/>
+              <w:rPr>
+                <w:rFonts w:asciiTheme="minorHAnsi" w:hAnsiTheme="minorHAnsi" w:cstheme="minorHAnsi"/>
+                <w:sz w:val="28"/>
+                <w:szCs w:val="28"/>
+                <w:lang w:val="en-IN"/>
+              </w:rPr>
+            </w:pPr>
+            <w:r>
+              <w:rPr>
+                <w:rFonts w:asciiTheme="minorHAnsi" w:hAnsiTheme="minorHAnsi" w:cstheme="minorHAnsi"/>
+                <w:sz w:val="28"/>
+                <w:szCs w:val="28"/>
+                <w:lang w:val="en-IN"/>
+              </w:rPr>
+              <w:t>Therefore, in the domain x = 1, the logit function l(x) can take on any real value, covering the entire range from negative infinity to positive infinity.</w:t>
+            </w:r>
+          </w:p>
+          <w:p>
+            <w:pPr>
+              <w:pStyle w:val="TableParagraph"/>
+              <w:rPr>
+                <w:rFonts w:asciiTheme="minorHAnsi" w:hAnsiTheme="minorHAnsi" w:cstheme="minorHAnsi"/>
+                <w:sz w:val="28"/>
+                <w:szCs w:val="28"/>
+                <w:lang w:val="en-IN"/>
+              </w:rPr>
+            </w:pPr>
+          </w:p>
+          <w:p>
+            <w:pPr>
+              <w:pStyle w:val="TableParagraph"/>
+              <w:jc w:val="center"/>
+              <w:rPr>
+                <w:rFonts w:asciiTheme="minorHAnsi" w:hAnsiTheme="minorHAnsi" w:cstheme="minorHAnsi"/>
+                <w:b/>
+                <w:bCs/>
+                <w:sz w:val="28"/>
+                <w:szCs w:val="28"/>
+                <w:lang w:val="en-IN"/>
+              </w:rPr>
+            </w:pPr>
+            <w:r>
+              <w:rPr>
+                <w:rFonts w:asciiTheme="minorHAnsi" w:hAnsiTheme="minorHAnsi" w:cstheme="minorHAnsi"/>
+                <w:b/>
+                <w:bCs/>
+                <w:sz w:val="28"/>
+                <w:szCs w:val="28"/>
+                <w:lang w:val="en-IN"/>
+              </w:rPr>
+              <w:t>OR</w:t>
+            </w:r>
+          </w:p>
+          <w:p>
+            <w:pPr>
+              <w:pStyle w:val="TableParagraph"/>
+              <w:rPr>
+                <w:rFonts w:asciiTheme="minorHAnsi" w:hAnsiTheme="minorHAnsi" w:cstheme="minorHAnsi"/>
+                <w:sz w:val="28"/>
+                <w:szCs w:val="28"/>
+                <w:lang w:val="en-IN"/>
+              </w:rPr>
+            </w:pPr>
+          </w:p>
+          <w:p>
+            <w:pPr>
+              <w:pStyle w:val="TableParagraph"/>
+              <w:rPr>
+                <w:rFonts w:asciiTheme="minorHAnsi" w:hAnsiTheme="minorHAnsi" w:cstheme="minorHAnsi"/>
+                <w:sz w:val="28"/>
+                <w:szCs w:val="28"/>
+                <w:lang w:val="en-IN"/>
+              </w:rPr>
+            </w:pPr>
+            <w:r>
+              <w:rPr>
+                <w:rFonts w:asciiTheme="minorHAnsi" w:hAnsiTheme="minorHAnsi" w:cstheme="minorHAnsi"/>
+                <w:sz w:val="28"/>
+                <w:szCs w:val="28"/>
+                <w:lang w:val="en-IN"/>
+              </w:rPr>
+              <w:t>The logit function, denoted as l(x), is the log of the odds function used in logistic regression. When the domain of the input variable x is the range 1, the range of the logit function l(x) is from negative infinity to positive infinity.</w:t>
+            </w:r>
+          </w:p>
+          <w:p>
+            <w:pPr>
+              <w:pStyle w:val="TableParagraph"/>
+              <w:rPr>
+                <w:rFonts w:asciiTheme="minorHAnsi" w:hAnsiTheme="minorHAnsi" w:cstheme="minorHAnsi"/>
+                <w:sz w:val="28"/>
+                <w:szCs w:val="28"/>
+                <w:lang w:val="en-IN"/>
+              </w:rPr>
+            </w:pPr>
+          </w:p>
+          <w:p>
+            <w:pPr>
+              <w:pStyle w:val="TableParagraph"/>
+              <w:rPr>
+                <w:rFonts w:asciiTheme="minorHAnsi" w:hAnsiTheme="minorHAnsi" w:cstheme="minorHAnsi"/>
+                <w:sz w:val="28"/>
+                <w:szCs w:val="28"/>
+                <w:lang w:val="en-IN"/>
+              </w:rPr>
+            </w:pPr>
+            <w:r>
+              <w:rPr>
+                <w:rFonts w:asciiTheme="minorHAnsi" w:hAnsiTheme="minorHAnsi" w:cstheme="minorHAnsi"/>
+                <w:sz w:val="28"/>
+                <w:szCs w:val="28"/>
+                <w:lang w:val="en-IN"/>
+              </w:rPr>
+              <w:t xml:space="preserve">The logit function is defined </w:t>
+            </w:r>
+            <w:proofErr w:type="spellStart"/>
+            <w:r>
+              <w:rPr>
+                <w:rFonts w:asciiTheme="minorHAnsi" w:hAnsiTheme="minorHAnsi" w:cstheme="minorHAnsi"/>
+                <w:sz w:val="28"/>
+                <w:szCs w:val="28"/>
+                <w:lang w:val="en-IN"/>
+              </w:rPr>
+              <w:t>as:l</w:t>
+            </w:r>
+            <w:proofErr w:type="spellEnd"/>
+            <w:r>
+              <w:rPr>
+                <w:rFonts w:asciiTheme="minorHAnsi" w:hAnsiTheme="minorHAnsi" w:cstheme="minorHAnsi"/>
+                <w:sz w:val="28"/>
+                <w:szCs w:val="28"/>
+                <w:lang w:val="en-IN"/>
+              </w:rPr>
+              <w:t>(x) = log(x / (1 - x))Where:</w:t>
+            </w:r>
+          </w:p>
+          <w:p>
+            <w:pPr>
+              <w:pStyle w:val="TableParagraph"/>
+              <w:numPr>
+                <w:ilvl w:val="0"/>
+                <w:numId w:val="20"/>
+              </w:numPr>
+              <w:rPr>
+                <w:rFonts w:asciiTheme="minorHAnsi" w:hAnsiTheme="minorHAnsi" w:cstheme="minorHAnsi"/>
+                <w:sz w:val="28"/>
+                <w:szCs w:val="28"/>
+                <w:lang w:val="en-IN"/>
+              </w:rPr>
+            </w:pPr>
+            <w:r>
+              <w:rPr>
+                <w:rFonts w:asciiTheme="minorHAnsi" w:hAnsiTheme="minorHAnsi" w:cstheme="minorHAnsi"/>
+                <w:sz w:val="28"/>
+                <w:szCs w:val="28"/>
+                <w:lang w:val="en-IN"/>
+              </w:rPr>
+              <w:t>x is the probability value, which can range from 0 to 1.</w:t>
+            </w:r>
+          </w:p>
+          <w:p>
+            <w:pPr>
+              <w:pStyle w:val="TableParagraph"/>
+              <w:numPr>
+                <w:ilvl w:val="0"/>
+                <w:numId w:val="20"/>
+              </w:numPr>
+              <w:rPr>
+                <w:rFonts w:asciiTheme="minorHAnsi" w:hAnsiTheme="minorHAnsi" w:cstheme="minorHAnsi"/>
+                <w:sz w:val="28"/>
+                <w:szCs w:val="28"/>
+                <w:lang w:val="en-IN"/>
+              </w:rPr>
+            </w:pPr>
+            <w:r>
+              <w:rPr>
+                <w:rFonts w:asciiTheme="minorHAnsi" w:hAnsiTheme="minorHAnsi" w:cstheme="minorHAnsi"/>
+                <w:sz w:val="28"/>
+                <w:szCs w:val="28"/>
+                <w:lang w:val="en-IN"/>
+              </w:rPr>
+              <w:t>l(x) is the logit or log-odds value.</w:t>
+            </w:r>
+          </w:p>
+          <w:p>
+            <w:pPr>
+              <w:pStyle w:val="TableParagraph"/>
+              <w:ind w:left="720"/>
+              <w:rPr>
+                <w:rFonts w:asciiTheme="minorHAnsi" w:hAnsiTheme="minorHAnsi" w:cstheme="minorHAnsi"/>
+                <w:sz w:val="28"/>
+                <w:szCs w:val="28"/>
+                <w:lang w:val="en-IN"/>
+              </w:rPr>
+            </w:pPr>
+          </w:p>
+          <w:p>
+            <w:pPr>
+              <w:pStyle w:val="TableParagraph"/>
+              <w:rPr>
+                <w:rFonts w:asciiTheme="minorHAnsi" w:hAnsiTheme="minorHAnsi" w:cstheme="minorHAnsi"/>
+                <w:sz w:val="28"/>
+                <w:szCs w:val="28"/>
+                <w:lang w:val="en-IN"/>
+              </w:rPr>
+            </w:pPr>
+            <w:r>
+              <w:rPr>
+                <w:rFonts w:asciiTheme="minorHAnsi" w:hAnsiTheme="minorHAnsi" w:cstheme="minorHAnsi"/>
+                <w:sz w:val="28"/>
+                <w:szCs w:val="28"/>
+                <w:lang w:val="en-IN"/>
+              </w:rPr>
+              <w:t>When x = 0, the logit function l(x) = log(0 / 1) = log(0) = -∞ (negative infinity).</w:t>
+            </w:r>
+            <w:r>
+              <w:rPr>
+                <w:rFonts w:asciiTheme="minorHAnsi" w:hAnsiTheme="minorHAnsi" w:cstheme="minorHAnsi"/>
+                <w:sz w:val="28"/>
+                <w:szCs w:val="28"/>
+                <w:lang w:val="en-IN"/>
+              </w:rPr>
+              <w:br/>
+              <w:t>When x = 1, the logit function l(x) = log(1 / 0) = log(∞) = +∞ (positive infinity).For any value of x between 0 and 1, the logit function l(x) will take on a value between negative infinity and positive infinity.</w:t>
+            </w:r>
+          </w:p>
+          <w:p>
+            <w:pPr>
+              <w:pStyle w:val="TableParagraph"/>
+              <w:rPr>
+                <w:rFonts w:asciiTheme="minorHAnsi" w:hAnsiTheme="minorHAnsi" w:cstheme="minorHAnsi"/>
+                <w:sz w:val="28"/>
+                <w:szCs w:val="28"/>
+                <w:lang w:val="en-IN"/>
+              </w:rPr>
+            </w:pPr>
+          </w:p>
+          <w:p>
+            <w:pPr>
+              <w:pStyle w:val="TableParagraph"/>
+              <w:rPr>
+                <w:rFonts w:asciiTheme="minorHAnsi" w:hAnsiTheme="minorHAnsi" w:cstheme="minorHAnsi"/>
+                <w:sz w:val="28"/>
+                <w:szCs w:val="28"/>
+                <w:lang w:val="en-IN"/>
+              </w:rPr>
+            </w:pPr>
+            <w:r>
+              <w:rPr>
+                <w:rFonts w:asciiTheme="minorHAnsi" w:hAnsiTheme="minorHAnsi" w:cstheme="minorHAnsi"/>
+                <w:sz w:val="28"/>
+                <w:szCs w:val="28"/>
+                <w:lang w:val="en-IN"/>
+              </w:rPr>
+              <w:t>The reason the logit function spans this entire range is that it transforms the probability values, which are bounded between 0 and 1, into a continuous scale that can take on any real value. This transformation is crucial in logistic regression, as it allows the model to linearly relate the log-odds of the outcome to the predictor variables.</w:t>
+            </w:r>
+          </w:p>
+          <w:p>
+            <w:pPr>
+              <w:pStyle w:val="TableParagraph"/>
+              <w:rPr>
+                <w:rFonts w:asciiTheme="minorHAnsi" w:hAnsiTheme="minorHAnsi" w:cstheme="minorHAnsi"/>
+                <w:sz w:val="28"/>
+                <w:szCs w:val="28"/>
+                <w:lang w:val="en-IN"/>
+              </w:rPr>
+            </w:pPr>
+          </w:p>
+          <w:p>
+            <w:pPr>
+              <w:pStyle w:val="TableParagraph"/>
+              <w:rPr>
+                <w:rFonts w:asciiTheme="minorHAnsi" w:hAnsiTheme="minorHAnsi" w:cstheme="minorHAnsi"/>
+                <w:sz w:val="28"/>
+                <w:szCs w:val="28"/>
+                <w:lang w:val="en-IN"/>
+              </w:rPr>
+            </w:pPr>
+            <w:r>
+              <w:rPr>
+                <w:rFonts w:asciiTheme="minorHAnsi" w:hAnsiTheme="minorHAnsi" w:cstheme="minorHAnsi"/>
+                <w:sz w:val="28"/>
+                <w:szCs w:val="28"/>
+                <w:lang w:val="en-IN"/>
+              </w:rPr>
+              <w:t>In summary, when the input variable x is in the domain 1, the range of the logit function l(x) is from negative infinity to positive infinity. This unbounded range of the logit function is a key property that enables logistic regression to model the nonlinear relationship between probabilities and the predictor variables.</w:t>
+            </w:r>
           </w:p>
         </w:tc>
       </w:tr>
     </w:tbl>
     <w:p>
       <w:pPr>
-        <w:pStyle w:val="TableParagraph"/>
-        <w:ind w:left="1"/>
-        <w:jc w:val="center"/>
-        <w:rPr>
-          <w:rFonts w:asciiTheme="minorHAnsi" w:hAnsiTheme="minorHAnsi" w:cstheme="minorHAnsi"/>
-          <w:b/>
-          <w:bCs/>
-          <w:sz w:val="28"/>
-          <w:szCs w:val="28"/>
-        </w:rPr>
-        <w:sectPr>
-          <w:pgSz w:w="11913" w:h="10206"/>
-          <w:pgMar w:top="142" w:right="573" w:bottom="278" w:left="697" w:header="720" w:footer="720" w:gutter="0"/>
-          <w:cols w:space="720"/>
-        </w:sectPr>
-      </w:pPr>
-    </w:p>
-    <w:tbl>
-      <w:tblPr>
-        <w:tblW w:w="11340" w:type="dxa"/>
-        <w:tblInd w:w="-562" w:type="dxa"/>
-        <w:tblLayout w:type="fixed"/>
-        <w:tblCellMar>
-          <w:left w:w="0" w:type="dxa"/>
-          <w:right w:w="0" w:type="dxa"/>
-        </w:tblCellMar>
-        <w:tblLook w:val="01E0" w:firstRow="1" w:lastRow="1" w:firstColumn="1" w:lastColumn="1" w:noHBand="0" w:noVBand="0"/>
-      </w:tblPr>
-      <w:tblGrid>
-        <w:gridCol w:w="993"/>
-        <w:gridCol w:w="10347"/>
-      </w:tblGrid>
-      <w:tr>
-        <w:trPr>
-          <w:trHeight w:val="20"/>
-        </w:trPr>
-        <w:tc>
-          <w:tcPr>
-            <w:tcW w:w="993" w:type="dxa"/>
-          </w:tcPr>
-          <w:p>
-            <w:pPr>
-              <w:pStyle w:val="TableParagraph"/>
-              <w:ind w:left="1"/>
-              <w:jc w:val="center"/>
-              <w:rPr>
-                <w:rFonts w:asciiTheme="minorHAnsi" w:hAnsiTheme="minorHAnsi" w:cstheme="minorHAnsi"/>
-                <w:b/>
-                <w:bCs/>
-                <w:color w:val="FF0000"/>
-                <w:sz w:val="28"/>
-                <w:szCs w:val="28"/>
-              </w:rPr>
-            </w:pPr>
-            <w:r>
-              <w:rPr>
-                <w:rFonts w:asciiTheme="minorHAnsi" w:hAnsiTheme="minorHAnsi" w:cstheme="minorHAnsi"/>
-                <w:b/>
-                <w:bCs/>
-                <w:sz w:val="28"/>
-                <w:szCs w:val="28"/>
-              </w:rPr>
-              <w:lastRenderedPageBreak/>
-              <w:t>9</w:t>
-            </w:r>
-          </w:p>
-        </w:tc>
-        <w:tc>
-          <w:tcPr>
-            <w:tcW w:w="10347" w:type="dxa"/>
-          </w:tcPr>
-          <w:p>
-            <w:pPr>
-              <w:pStyle w:val="TableParagraph"/>
-              <w:ind w:left="0"/>
-              <w:rPr>
-                <w:rFonts w:asciiTheme="minorHAnsi" w:hAnsiTheme="minorHAnsi" w:cstheme="minorHAnsi"/>
-                <w:b/>
-                <w:bCs/>
-                <w:sz w:val="28"/>
-                <w:szCs w:val="28"/>
-              </w:rPr>
-            </w:pPr>
-            <w:r>
-              <w:rPr>
-                <w:rFonts w:asciiTheme="minorHAnsi" w:hAnsiTheme="minorHAnsi" w:cstheme="minorHAnsi"/>
-                <w:b/>
-                <w:bCs/>
-                <w:sz w:val="28"/>
-                <w:szCs w:val="28"/>
-              </w:rPr>
-              <w:t>The logit function(given as l(x)) is the log of odds function. What could be the range of logit function in the domain x = [0,1]?</w:t>
-            </w:r>
-          </w:p>
-        </w:tc>
-      </w:tr>
-      <w:tr>
-        <w:trPr>
-          <w:trHeight w:val="20"/>
-        </w:trPr>
-        <w:tc>
-          <w:tcPr>
-            <w:tcW w:w="993" w:type="dxa"/>
-          </w:tcPr>
-          <w:p>
-            <w:pPr>
-              <w:pStyle w:val="TableParagraph"/>
-              <w:ind w:left="1"/>
-              <w:jc w:val="center"/>
-              <w:rPr>
-                <w:rFonts w:asciiTheme="minorHAnsi" w:hAnsiTheme="minorHAnsi" w:cstheme="minorHAnsi"/>
-                <w:b/>
-                <w:bCs/>
-                <w:color w:val="FF0000"/>
-                <w:sz w:val="28"/>
-                <w:szCs w:val="28"/>
-              </w:rPr>
-            </w:pPr>
-            <w:r>
-              <w:rPr>
-                <w:rFonts w:asciiTheme="minorHAnsi" w:hAnsiTheme="minorHAnsi" w:cstheme="minorHAnsi"/>
-                <w:b/>
-                <w:bCs/>
-                <w:color w:val="FF0000"/>
-                <w:sz w:val="28"/>
-                <w:szCs w:val="28"/>
-              </w:rPr>
-              <w:t>Ans.9)</w:t>
-            </w:r>
-          </w:p>
-        </w:tc>
-        <w:tc>
-          <w:tcPr>
-            <w:tcW w:w="10347" w:type="dxa"/>
-          </w:tcPr>
-          <w:p>
-            <w:pPr>
-              <w:pStyle w:val="TableParagraph"/>
-              <w:rPr>
-                <w:rFonts w:asciiTheme="minorHAnsi" w:hAnsiTheme="minorHAnsi" w:cstheme="minorHAnsi"/>
-                <w:sz w:val="28"/>
-                <w:szCs w:val="28"/>
-              </w:rPr>
-            </w:pPr>
-          </w:p>
-        </w:tc>
-      </w:tr>
-    </w:tbl>
-    <w:p>
-      <w:pPr>
         <w:rPr>
           <w:rFonts w:asciiTheme="minorHAnsi" w:hAnsiTheme="minorHAnsi" w:cstheme="minorHAnsi"/>
         </w:rPr>
       </w:pPr>
     </w:p>
     <w:sectPr>
-      <w:pgSz w:w="11913" w:h="13041"/>
+      <w:pgSz w:w="11913" w:h="14742"/>
       <w:pgMar w:top="0" w:right="1480" w:bottom="0" w:left="697" w:header="720" w:footer="720" w:gutter="0"/>
       <w:cols w:space="720"/>
     </w:sectPr>
@@ -1537,6 +5757,494 @@
 <file path=word/numbering.xml><?xml version="1.0" encoding="utf-8"?>
 <w:numbering xmlns:wpc="http://schemas.microsoft.com/office/word/2010/wordprocessingCanvas" xmlns:cx="http://schemas.microsoft.com/office/drawing/2014/chartex" xmlns:cx1="http://schemas.microsoft.com/office/drawing/2015/9/8/chartex" xmlns:cx2="http://schemas.microsoft.com/office/drawing/2015/10/21/chartex" xmlns:cx3="http://schemas.microsoft.com/office/drawing/2016/5/9/chartex" xmlns:cx4="http://schemas.microsoft.com/office/drawing/2016/5/10/chartex" xmlns:cx5="http://schemas.microsoft.com/office/drawing/2016/5/11/chartex" xmlns:cx6="http://schemas.microsoft.com/office/drawing/2016/5/12/chartex" xmlns:cx7="http://schemas.microsoft.com/office/drawing/2016/5/13/chartex" xmlns:cx8="http://schemas.microsoft.com/office/drawing/2016/5/14/chartex" xmlns:mc="http://schemas.openxmlformats.org/markup-compatibility/2006" xmlns:aink="http://schemas.microsoft.com/office/drawing/2016/ink" xmlns:am3d="http://schemas.microsoft.com/office/drawing/2017/model3d" xmlns:o="urn:schemas-microsoft-com:office:office" xmlns:oel="http://schemas.microsoft.com/office/2019/extlst" xmlns:r="http://schemas.openxmlformats.org/officeDocument/2006/relationships" xmlns:m="http://schemas.openxmlformats.org/officeDocument/2006/math" xmlns:v="urn:schemas-microsoft-com:vml" xmlns:wp14="http://schemas.microsoft.com/office/word/2010/wordprocessingDrawing" xmlns:wp="http://schemas.openxmlformats.org/drawingml/2006/wordprocessingDrawing" xmlns:w10="urn:schemas-microsoft-com:office:word" xmlns:w="http://schemas.openxmlformats.org/wordprocessingml/2006/main" xmlns:w14="http://schemas.microsoft.com/office/word/2010/wordml" xmlns:w15="http://schemas.microsoft.com/office/word/2012/wordml" xmlns:w16cex="http://schemas.microsoft.com/office/word/2018/wordml/cex" xmlns:w16cid="http://schemas.microsoft.com/office/word/2016/wordml/cid" xmlns:w16="http://schemas.microsoft.com/office/word/2018/wordml" xmlns:w16sdtdh="http://schemas.microsoft.com/office/word/2020/wordml/sdtdatahash" xmlns:w16se="http://schemas.microsoft.com/office/word/2015/wordml/symex" xmlns:wpg="http://schemas.microsoft.com/office/word/2010/wordprocessingGroup" xmlns:wpi="http://schemas.microsoft.com/office/word/2010/wordprocessingInk" xmlns:wne="http://schemas.microsoft.com/office/word/2006/wordml" xmlns:wps="http://schemas.microsoft.com/office/word/2010/wordprocessingShape" mc:Ignorable="w14 w15 w16se w16cid w16 w16cex w16sdtdh wp14">
   <w:abstractNum w:abstractNumId="0" w15:restartNumberingAfterBreak="0">
+    <w:nsid w:val="04A263CB"/>
+    <w:multiLevelType w:val="multilevel"/>
+    <w:tmpl w:val="72442B3E"/>
+    <w:lvl w:ilvl="0">
+      <w:start w:val="1"/>
+      <w:numFmt w:val="decimal"/>
+      <w:lvlText w:val="%1."/>
+      <w:lvlJc w:val="left"/>
+      <w:pPr>
+        <w:tabs>
+          <w:tab w:val="num" w:pos="720"/>
+        </w:tabs>
+        <w:ind w:left="720" w:hanging="360"/>
+      </w:pPr>
+    </w:lvl>
+    <w:lvl w:ilvl="1" w:tentative="1">
+      <w:start w:val="1"/>
+      <w:numFmt w:val="decimal"/>
+      <w:lvlText w:val="%2."/>
+      <w:lvlJc w:val="left"/>
+      <w:pPr>
+        <w:tabs>
+          <w:tab w:val="num" w:pos="1440"/>
+        </w:tabs>
+        <w:ind w:left="1440" w:hanging="360"/>
+      </w:pPr>
+    </w:lvl>
+    <w:lvl w:ilvl="2" w:tentative="1">
+      <w:start w:val="1"/>
+      <w:numFmt w:val="decimal"/>
+      <w:lvlText w:val="%3."/>
+      <w:lvlJc w:val="left"/>
+      <w:pPr>
+        <w:tabs>
+          <w:tab w:val="num" w:pos="2160"/>
+        </w:tabs>
+        <w:ind w:left="2160" w:hanging="360"/>
+      </w:pPr>
+    </w:lvl>
+    <w:lvl w:ilvl="3" w:tentative="1">
+      <w:start w:val="1"/>
+      <w:numFmt w:val="decimal"/>
+      <w:lvlText w:val="%4."/>
+      <w:lvlJc w:val="left"/>
+      <w:pPr>
+        <w:tabs>
+          <w:tab w:val="num" w:pos="2880"/>
+        </w:tabs>
+        <w:ind w:left="2880" w:hanging="360"/>
+      </w:pPr>
+    </w:lvl>
+    <w:lvl w:ilvl="4" w:tentative="1">
+      <w:start w:val="1"/>
+      <w:numFmt w:val="decimal"/>
+      <w:lvlText w:val="%5."/>
+      <w:lvlJc w:val="left"/>
+      <w:pPr>
+        <w:tabs>
+          <w:tab w:val="num" w:pos="3600"/>
+        </w:tabs>
+        <w:ind w:left="3600" w:hanging="360"/>
+      </w:pPr>
+    </w:lvl>
+    <w:lvl w:ilvl="5" w:tentative="1">
+      <w:start w:val="1"/>
+      <w:numFmt w:val="decimal"/>
+      <w:lvlText w:val="%6."/>
+      <w:lvlJc w:val="left"/>
+      <w:pPr>
+        <w:tabs>
+          <w:tab w:val="num" w:pos="4320"/>
+        </w:tabs>
+        <w:ind w:left="4320" w:hanging="360"/>
+      </w:pPr>
+    </w:lvl>
+    <w:lvl w:ilvl="6" w:tentative="1">
+      <w:start w:val="1"/>
+      <w:numFmt w:val="decimal"/>
+      <w:lvlText w:val="%7."/>
+      <w:lvlJc w:val="left"/>
+      <w:pPr>
+        <w:tabs>
+          <w:tab w:val="num" w:pos="5040"/>
+        </w:tabs>
+        <w:ind w:left="5040" w:hanging="360"/>
+      </w:pPr>
+    </w:lvl>
+    <w:lvl w:ilvl="7" w:tentative="1">
+      <w:start w:val="1"/>
+      <w:numFmt w:val="decimal"/>
+      <w:lvlText w:val="%8."/>
+      <w:lvlJc w:val="left"/>
+      <w:pPr>
+        <w:tabs>
+          <w:tab w:val="num" w:pos="5760"/>
+        </w:tabs>
+        <w:ind w:left="5760" w:hanging="360"/>
+      </w:pPr>
+    </w:lvl>
+    <w:lvl w:ilvl="8" w:tentative="1">
+      <w:start w:val="1"/>
+      <w:numFmt w:val="decimal"/>
+      <w:lvlText w:val="%9."/>
+      <w:lvlJc w:val="left"/>
+      <w:pPr>
+        <w:tabs>
+          <w:tab w:val="num" w:pos="6480"/>
+        </w:tabs>
+        <w:ind w:left="6480" w:hanging="360"/>
+      </w:pPr>
+    </w:lvl>
+  </w:abstractNum>
+  <w:abstractNum w:abstractNumId="1" w15:restartNumberingAfterBreak="0">
+    <w:nsid w:val="08612D1A"/>
+    <w:multiLevelType w:val="multilevel"/>
+    <w:tmpl w:val="FD1A9AE8"/>
+    <w:lvl w:ilvl="0">
+      <w:start w:val="1"/>
+      <w:numFmt w:val="decimal"/>
+      <w:lvlText w:val="%1."/>
+      <w:lvlJc w:val="left"/>
+      <w:pPr>
+        <w:tabs>
+          <w:tab w:val="num" w:pos="720"/>
+        </w:tabs>
+        <w:ind w:left="720" w:hanging="360"/>
+      </w:pPr>
+    </w:lvl>
+    <w:lvl w:ilvl="1" w:tentative="1">
+      <w:start w:val="1"/>
+      <w:numFmt w:val="decimal"/>
+      <w:lvlText w:val="%2."/>
+      <w:lvlJc w:val="left"/>
+      <w:pPr>
+        <w:tabs>
+          <w:tab w:val="num" w:pos="1440"/>
+        </w:tabs>
+        <w:ind w:left="1440" w:hanging="360"/>
+      </w:pPr>
+    </w:lvl>
+    <w:lvl w:ilvl="2" w:tentative="1">
+      <w:start w:val="1"/>
+      <w:numFmt w:val="decimal"/>
+      <w:lvlText w:val="%3."/>
+      <w:lvlJc w:val="left"/>
+      <w:pPr>
+        <w:tabs>
+          <w:tab w:val="num" w:pos="2160"/>
+        </w:tabs>
+        <w:ind w:left="2160" w:hanging="360"/>
+      </w:pPr>
+    </w:lvl>
+    <w:lvl w:ilvl="3" w:tentative="1">
+      <w:start w:val="1"/>
+      <w:numFmt w:val="decimal"/>
+      <w:lvlText w:val="%4."/>
+      <w:lvlJc w:val="left"/>
+      <w:pPr>
+        <w:tabs>
+          <w:tab w:val="num" w:pos="2880"/>
+        </w:tabs>
+        <w:ind w:left="2880" w:hanging="360"/>
+      </w:pPr>
+    </w:lvl>
+    <w:lvl w:ilvl="4" w:tentative="1">
+      <w:start w:val="1"/>
+      <w:numFmt w:val="decimal"/>
+      <w:lvlText w:val="%5."/>
+      <w:lvlJc w:val="left"/>
+      <w:pPr>
+        <w:tabs>
+          <w:tab w:val="num" w:pos="3600"/>
+        </w:tabs>
+        <w:ind w:left="3600" w:hanging="360"/>
+      </w:pPr>
+    </w:lvl>
+    <w:lvl w:ilvl="5" w:tentative="1">
+      <w:start w:val="1"/>
+      <w:numFmt w:val="decimal"/>
+      <w:lvlText w:val="%6."/>
+      <w:lvlJc w:val="left"/>
+      <w:pPr>
+        <w:tabs>
+          <w:tab w:val="num" w:pos="4320"/>
+        </w:tabs>
+        <w:ind w:left="4320" w:hanging="360"/>
+      </w:pPr>
+    </w:lvl>
+    <w:lvl w:ilvl="6" w:tentative="1">
+      <w:start w:val="1"/>
+      <w:numFmt w:val="decimal"/>
+      <w:lvlText w:val="%7."/>
+      <w:lvlJc w:val="left"/>
+      <w:pPr>
+        <w:tabs>
+          <w:tab w:val="num" w:pos="5040"/>
+        </w:tabs>
+        <w:ind w:left="5040" w:hanging="360"/>
+      </w:pPr>
+    </w:lvl>
+    <w:lvl w:ilvl="7" w:tentative="1">
+      <w:start w:val="1"/>
+      <w:numFmt w:val="decimal"/>
+      <w:lvlText w:val="%8."/>
+      <w:lvlJc w:val="left"/>
+      <w:pPr>
+        <w:tabs>
+          <w:tab w:val="num" w:pos="5760"/>
+        </w:tabs>
+        <w:ind w:left="5760" w:hanging="360"/>
+      </w:pPr>
+    </w:lvl>
+    <w:lvl w:ilvl="8" w:tentative="1">
+      <w:start w:val="1"/>
+      <w:numFmt w:val="decimal"/>
+      <w:lvlText w:val="%9."/>
+      <w:lvlJc w:val="left"/>
+      <w:pPr>
+        <w:tabs>
+          <w:tab w:val="num" w:pos="6480"/>
+        </w:tabs>
+        <w:ind w:left="6480" w:hanging="360"/>
+      </w:pPr>
+    </w:lvl>
+  </w:abstractNum>
+  <w:abstractNum w:abstractNumId="2" w15:restartNumberingAfterBreak="0">
+    <w:nsid w:val="11261E1B"/>
+    <w:multiLevelType w:val="hybridMultilevel"/>
+    <w:tmpl w:val="6DD2A614"/>
+    <w:lvl w:ilvl="0" w:tplc="40090001">
+      <w:start w:val="1"/>
+      <w:numFmt w:val="bullet"/>
+      <w:lvlText w:val=""/>
+      <w:lvlJc w:val="left"/>
+      <w:pPr>
+        <w:ind w:left="921" w:hanging="360"/>
+      </w:pPr>
+      <w:rPr>
+        <w:rFonts w:ascii="Symbol" w:hAnsi="Symbol" w:hint="default"/>
+      </w:rPr>
+    </w:lvl>
+    <w:lvl w:ilvl="1" w:tplc="40090003" w:tentative="1">
+      <w:start w:val="1"/>
+      <w:numFmt w:val="bullet"/>
+      <w:lvlText w:val="o"/>
+      <w:lvlJc w:val="left"/>
+      <w:pPr>
+        <w:ind w:left="1641" w:hanging="360"/>
+      </w:pPr>
+      <w:rPr>
+        <w:rFonts w:ascii="Courier New" w:hAnsi="Courier New" w:cs="Courier New" w:hint="default"/>
+      </w:rPr>
+    </w:lvl>
+    <w:lvl w:ilvl="2" w:tplc="40090005" w:tentative="1">
+      <w:start w:val="1"/>
+      <w:numFmt w:val="bullet"/>
+      <w:lvlText w:val=""/>
+      <w:lvlJc w:val="left"/>
+      <w:pPr>
+        <w:ind w:left="2361" w:hanging="360"/>
+      </w:pPr>
+      <w:rPr>
+        <w:rFonts w:ascii="Wingdings" w:hAnsi="Wingdings" w:hint="default"/>
+      </w:rPr>
+    </w:lvl>
+    <w:lvl w:ilvl="3" w:tplc="40090001" w:tentative="1">
+      <w:start w:val="1"/>
+      <w:numFmt w:val="bullet"/>
+      <w:lvlText w:val=""/>
+      <w:lvlJc w:val="left"/>
+      <w:pPr>
+        <w:ind w:left="3081" w:hanging="360"/>
+      </w:pPr>
+      <w:rPr>
+        <w:rFonts w:ascii="Symbol" w:hAnsi="Symbol" w:hint="default"/>
+      </w:rPr>
+    </w:lvl>
+    <w:lvl w:ilvl="4" w:tplc="40090003" w:tentative="1">
+      <w:start w:val="1"/>
+      <w:numFmt w:val="bullet"/>
+      <w:lvlText w:val="o"/>
+      <w:lvlJc w:val="left"/>
+      <w:pPr>
+        <w:ind w:left="3801" w:hanging="360"/>
+      </w:pPr>
+      <w:rPr>
+        <w:rFonts w:ascii="Courier New" w:hAnsi="Courier New" w:cs="Courier New" w:hint="default"/>
+      </w:rPr>
+    </w:lvl>
+    <w:lvl w:ilvl="5" w:tplc="40090005" w:tentative="1">
+      <w:start w:val="1"/>
+      <w:numFmt w:val="bullet"/>
+      <w:lvlText w:val=""/>
+      <w:lvlJc w:val="left"/>
+      <w:pPr>
+        <w:ind w:left="4521" w:hanging="360"/>
+      </w:pPr>
+      <w:rPr>
+        <w:rFonts w:ascii="Wingdings" w:hAnsi="Wingdings" w:hint="default"/>
+      </w:rPr>
+    </w:lvl>
+    <w:lvl w:ilvl="6" w:tplc="40090001" w:tentative="1">
+      <w:start w:val="1"/>
+      <w:numFmt w:val="bullet"/>
+      <w:lvlText w:val=""/>
+      <w:lvlJc w:val="left"/>
+      <w:pPr>
+        <w:ind w:left="5241" w:hanging="360"/>
+      </w:pPr>
+      <w:rPr>
+        <w:rFonts w:ascii="Symbol" w:hAnsi="Symbol" w:hint="default"/>
+      </w:rPr>
+    </w:lvl>
+    <w:lvl w:ilvl="7" w:tplc="40090003" w:tentative="1">
+      <w:start w:val="1"/>
+      <w:numFmt w:val="bullet"/>
+      <w:lvlText w:val="o"/>
+      <w:lvlJc w:val="left"/>
+      <w:pPr>
+        <w:ind w:left="5961" w:hanging="360"/>
+      </w:pPr>
+      <w:rPr>
+        <w:rFonts w:ascii="Courier New" w:hAnsi="Courier New" w:cs="Courier New" w:hint="default"/>
+      </w:rPr>
+    </w:lvl>
+    <w:lvl w:ilvl="8" w:tplc="40090005" w:tentative="1">
+      <w:start w:val="1"/>
+      <w:numFmt w:val="bullet"/>
+      <w:lvlText w:val=""/>
+      <w:lvlJc w:val="left"/>
+      <w:pPr>
+        <w:ind w:left="6681" w:hanging="360"/>
+      </w:pPr>
+      <w:rPr>
+        <w:rFonts w:ascii="Wingdings" w:hAnsi="Wingdings" w:hint="default"/>
+      </w:rPr>
+    </w:lvl>
+  </w:abstractNum>
+  <w:abstractNum w:abstractNumId="3" w15:restartNumberingAfterBreak="0">
+    <w:nsid w:val="119A73BE"/>
+    <w:multiLevelType w:val="multilevel"/>
+    <w:tmpl w:val="0DA4A4C0"/>
+    <w:lvl w:ilvl="0">
+      <w:start w:val="1"/>
+      <w:numFmt w:val="bullet"/>
+      <w:lvlText w:val=""/>
+      <w:lvlJc w:val="left"/>
+      <w:pPr>
+        <w:tabs>
+          <w:tab w:val="num" w:pos="720"/>
+        </w:tabs>
+        <w:ind w:left="720" w:hanging="360"/>
+      </w:pPr>
+      <w:rPr>
+        <w:rFonts w:ascii="Symbol" w:hAnsi="Symbol" w:hint="default"/>
+        <w:sz w:val="20"/>
+      </w:rPr>
+    </w:lvl>
+    <w:lvl w:ilvl="1" w:tentative="1">
+      <w:start w:val="1"/>
+      <w:numFmt w:val="bullet"/>
+      <w:lvlText w:val=""/>
+      <w:lvlJc w:val="left"/>
+      <w:pPr>
+        <w:tabs>
+          <w:tab w:val="num" w:pos="1440"/>
+        </w:tabs>
+        <w:ind w:left="1440" w:hanging="360"/>
+      </w:pPr>
+      <w:rPr>
+        <w:rFonts w:ascii="Symbol" w:hAnsi="Symbol" w:hint="default"/>
+        <w:sz w:val="20"/>
+      </w:rPr>
+    </w:lvl>
+    <w:lvl w:ilvl="2" w:tentative="1">
+      <w:start w:val="1"/>
+      <w:numFmt w:val="bullet"/>
+      <w:lvlText w:val=""/>
+      <w:lvlJc w:val="left"/>
+      <w:pPr>
+        <w:tabs>
+          <w:tab w:val="num" w:pos="2160"/>
+        </w:tabs>
+        <w:ind w:left="2160" w:hanging="360"/>
+      </w:pPr>
+      <w:rPr>
+        <w:rFonts w:ascii="Symbol" w:hAnsi="Symbol" w:hint="default"/>
+        <w:sz w:val="20"/>
+      </w:rPr>
+    </w:lvl>
+    <w:lvl w:ilvl="3" w:tentative="1">
+      <w:start w:val="1"/>
+      <w:numFmt w:val="bullet"/>
+      <w:lvlText w:val=""/>
+      <w:lvlJc w:val="left"/>
+      <w:pPr>
+        <w:tabs>
+          <w:tab w:val="num" w:pos="2880"/>
+        </w:tabs>
+        <w:ind w:left="2880" w:hanging="360"/>
+      </w:pPr>
+      <w:rPr>
+        <w:rFonts w:ascii="Symbol" w:hAnsi="Symbol" w:hint="default"/>
+        <w:sz w:val="20"/>
+      </w:rPr>
+    </w:lvl>
+    <w:lvl w:ilvl="4" w:tentative="1">
+      <w:start w:val="1"/>
+      <w:numFmt w:val="bullet"/>
+      <w:lvlText w:val=""/>
+      <w:lvlJc w:val="left"/>
+      <w:pPr>
+        <w:tabs>
+          <w:tab w:val="num" w:pos="3600"/>
+        </w:tabs>
+        <w:ind w:left="3600" w:hanging="360"/>
+      </w:pPr>
+      <w:rPr>
+        <w:rFonts w:ascii="Symbol" w:hAnsi="Symbol" w:hint="default"/>
+        <w:sz w:val="20"/>
+      </w:rPr>
+    </w:lvl>
+    <w:lvl w:ilvl="5" w:tentative="1">
+      <w:start w:val="1"/>
+      <w:numFmt w:val="bullet"/>
+      <w:lvlText w:val=""/>
+      <w:lvlJc w:val="left"/>
+      <w:pPr>
+        <w:tabs>
+          <w:tab w:val="num" w:pos="4320"/>
+        </w:tabs>
+        <w:ind w:left="4320" w:hanging="360"/>
+      </w:pPr>
+      <w:rPr>
+        <w:rFonts w:ascii="Symbol" w:hAnsi="Symbol" w:hint="default"/>
+        <w:sz w:val="20"/>
+      </w:rPr>
+    </w:lvl>
+    <w:lvl w:ilvl="6" w:tentative="1">
+      <w:start w:val="1"/>
+      <w:numFmt w:val="bullet"/>
+      <w:lvlText w:val=""/>
+      <w:lvlJc w:val="left"/>
+      <w:pPr>
+        <w:tabs>
+          <w:tab w:val="num" w:pos="5040"/>
+        </w:tabs>
+        <w:ind w:left="5040" w:hanging="360"/>
+      </w:pPr>
+      <w:rPr>
+        <w:rFonts w:ascii="Symbol" w:hAnsi="Symbol" w:hint="default"/>
+        <w:sz w:val="20"/>
+      </w:rPr>
+    </w:lvl>
+    <w:lvl w:ilvl="7" w:tentative="1">
+      <w:start w:val="1"/>
+      <w:numFmt w:val="bullet"/>
+      <w:lvlText w:val=""/>
+      <w:lvlJc w:val="left"/>
+      <w:pPr>
+        <w:tabs>
+          <w:tab w:val="num" w:pos="5760"/>
+        </w:tabs>
+        <w:ind w:left="5760" w:hanging="360"/>
+      </w:pPr>
+      <w:rPr>
+        <w:rFonts w:ascii="Symbol" w:hAnsi="Symbol" w:hint="default"/>
+        <w:sz w:val="20"/>
+      </w:rPr>
+    </w:lvl>
+    <w:lvl w:ilvl="8" w:tentative="1">
+      <w:start w:val="1"/>
+      <w:numFmt w:val="bullet"/>
+      <w:lvlText w:val=""/>
+      <w:lvlJc w:val="left"/>
+      <w:pPr>
+        <w:tabs>
+          <w:tab w:val="num" w:pos="6480"/>
+        </w:tabs>
+        <w:ind w:left="6480" w:hanging="360"/>
+      </w:pPr>
+      <w:rPr>
+        <w:rFonts w:ascii="Symbol" w:hAnsi="Symbol" w:hint="default"/>
+        <w:sz w:val="20"/>
+      </w:rPr>
+    </w:lvl>
+  </w:abstractNum>
+  <w:abstractNum w:abstractNumId="4" w15:restartNumberingAfterBreak="0">
     <w:nsid w:val="19AD45F8"/>
     <w:multiLevelType w:val="multilevel"/>
     <w:tmpl w:val="0EC03AC0"/>
@@ -1649,7 +6357,567 @@
       </w:pPr>
     </w:lvl>
   </w:abstractNum>
-  <w:abstractNum w:abstractNumId="1" w15:restartNumberingAfterBreak="0">
+  <w:abstractNum w:abstractNumId="5" w15:restartNumberingAfterBreak="0">
+    <w:nsid w:val="1E4A3625"/>
+    <w:multiLevelType w:val="multilevel"/>
+    <w:tmpl w:val="BA98FAA4"/>
+    <w:lvl w:ilvl="0">
+      <w:start w:val="1"/>
+      <w:numFmt w:val="bullet"/>
+      <w:lvlText w:val=""/>
+      <w:lvlJc w:val="left"/>
+      <w:pPr>
+        <w:tabs>
+          <w:tab w:val="num" w:pos="720"/>
+        </w:tabs>
+        <w:ind w:left="720" w:hanging="360"/>
+      </w:pPr>
+      <w:rPr>
+        <w:rFonts w:ascii="Symbol" w:hAnsi="Symbol" w:hint="default"/>
+        <w:sz w:val="20"/>
+      </w:rPr>
+    </w:lvl>
+    <w:lvl w:ilvl="1" w:tentative="1">
+      <w:start w:val="1"/>
+      <w:numFmt w:val="bullet"/>
+      <w:lvlText w:val=""/>
+      <w:lvlJc w:val="left"/>
+      <w:pPr>
+        <w:tabs>
+          <w:tab w:val="num" w:pos="1440"/>
+        </w:tabs>
+        <w:ind w:left="1440" w:hanging="360"/>
+      </w:pPr>
+      <w:rPr>
+        <w:rFonts w:ascii="Symbol" w:hAnsi="Symbol" w:hint="default"/>
+        <w:sz w:val="20"/>
+      </w:rPr>
+    </w:lvl>
+    <w:lvl w:ilvl="2" w:tentative="1">
+      <w:start w:val="1"/>
+      <w:numFmt w:val="bullet"/>
+      <w:lvlText w:val=""/>
+      <w:lvlJc w:val="left"/>
+      <w:pPr>
+        <w:tabs>
+          <w:tab w:val="num" w:pos="2160"/>
+        </w:tabs>
+        <w:ind w:left="2160" w:hanging="360"/>
+      </w:pPr>
+      <w:rPr>
+        <w:rFonts w:ascii="Symbol" w:hAnsi="Symbol" w:hint="default"/>
+        <w:sz w:val="20"/>
+      </w:rPr>
+    </w:lvl>
+    <w:lvl w:ilvl="3" w:tentative="1">
+      <w:start w:val="1"/>
+      <w:numFmt w:val="bullet"/>
+      <w:lvlText w:val=""/>
+      <w:lvlJc w:val="left"/>
+      <w:pPr>
+        <w:tabs>
+          <w:tab w:val="num" w:pos="2880"/>
+        </w:tabs>
+        <w:ind w:left="2880" w:hanging="360"/>
+      </w:pPr>
+      <w:rPr>
+        <w:rFonts w:ascii="Symbol" w:hAnsi="Symbol" w:hint="default"/>
+        <w:sz w:val="20"/>
+      </w:rPr>
+    </w:lvl>
+    <w:lvl w:ilvl="4" w:tentative="1">
+      <w:start w:val="1"/>
+      <w:numFmt w:val="bullet"/>
+      <w:lvlText w:val=""/>
+      <w:lvlJc w:val="left"/>
+      <w:pPr>
+        <w:tabs>
+          <w:tab w:val="num" w:pos="3600"/>
+        </w:tabs>
+        <w:ind w:left="3600" w:hanging="360"/>
+      </w:pPr>
+      <w:rPr>
+        <w:rFonts w:ascii="Symbol" w:hAnsi="Symbol" w:hint="default"/>
+        <w:sz w:val="20"/>
+      </w:rPr>
+    </w:lvl>
+    <w:lvl w:ilvl="5" w:tentative="1">
+      <w:start w:val="1"/>
+      <w:numFmt w:val="bullet"/>
+      <w:lvlText w:val=""/>
+      <w:lvlJc w:val="left"/>
+      <w:pPr>
+        <w:tabs>
+          <w:tab w:val="num" w:pos="4320"/>
+        </w:tabs>
+        <w:ind w:left="4320" w:hanging="360"/>
+      </w:pPr>
+      <w:rPr>
+        <w:rFonts w:ascii="Symbol" w:hAnsi="Symbol" w:hint="default"/>
+        <w:sz w:val="20"/>
+      </w:rPr>
+    </w:lvl>
+    <w:lvl w:ilvl="6" w:tentative="1">
+      <w:start w:val="1"/>
+      <w:numFmt w:val="bullet"/>
+      <w:lvlText w:val=""/>
+      <w:lvlJc w:val="left"/>
+      <w:pPr>
+        <w:tabs>
+          <w:tab w:val="num" w:pos="5040"/>
+        </w:tabs>
+        <w:ind w:left="5040" w:hanging="360"/>
+      </w:pPr>
+      <w:rPr>
+        <w:rFonts w:ascii="Symbol" w:hAnsi="Symbol" w:hint="default"/>
+        <w:sz w:val="20"/>
+      </w:rPr>
+    </w:lvl>
+    <w:lvl w:ilvl="7" w:tentative="1">
+      <w:start w:val="1"/>
+      <w:numFmt w:val="bullet"/>
+      <w:lvlText w:val=""/>
+      <w:lvlJc w:val="left"/>
+      <w:pPr>
+        <w:tabs>
+          <w:tab w:val="num" w:pos="5760"/>
+        </w:tabs>
+        <w:ind w:left="5760" w:hanging="360"/>
+      </w:pPr>
+      <w:rPr>
+        <w:rFonts w:ascii="Symbol" w:hAnsi="Symbol" w:hint="default"/>
+        <w:sz w:val="20"/>
+      </w:rPr>
+    </w:lvl>
+    <w:lvl w:ilvl="8" w:tentative="1">
+      <w:start w:val="1"/>
+      <w:numFmt w:val="bullet"/>
+      <w:lvlText w:val=""/>
+      <w:lvlJc w:val="left"/>
+      <w:pPr>
+        <w:tabs>
+          <w:tab w:val="num" w:pos="6480"/>
+        </w:tabs>
+        <w:ind w:left="6480" w:hanging="360"/>
+      </w:pPr>
+      <w:rPr>
+        <w:rFonts w:ascii="Symbol" w:hAnsi="Symbol" w:hint="default"/>
+        <w:sz w:val="20"/>
+      </w:rPr>
+    </w:lvl>
+  </w:abstractNum>
+  <w:abstractNum w:abstractNumId="6" w15:restartNumberingAfterBreak="0">
+    <w:nsid w:val="24ED3E88"/>
+    <w:multiLevelType w:val="multilevel"/>
+    <w:tmpl w:val="7510672A"/>
+    <w:lvl w:ilvl="0">
+      <w:start w:val="1"/>
+      <w:numFmt w:val="bullet"/>
+      <w:lvlText w:val=""/>
+      <w:lvlJc w:val="left"/>
+      <w:pPr>
+        <w:tabs>
+          <w:tab w:val="num" w:pos="720"/>
+        </w:tabs>
+        <w:ind w:left="720" w:hanging="360"/>
+      </w:pPr>
+      <w:rPr>
+        <w:rFonts w:ascii="Symbol" w:hAnsi="Symbol" w:hint="default"/>
+        <w:sz w:val="20"/>
+      </w:rPr>
+    </w:lvl>
+    <w:lvl w:ilvl="1" w:tentative="1">
+      <w:start w:val="1"/>
+      <w:numFmt w:val="bullet"/>
+      <w:lvlText w:val=""/>
+      <w:lvlJc w:val="left"/>
+      <w:pPr>
+        <w:tabs>
+          <w:tab w:val="num" w:pos="1440"/>
+        </w:tabs>
+        <w:ind w:left="1440" w:hanging="360"/>
+      </w:pPr>
+      <w:rPr>
+        <w:rFonts w:ascii="Symbol" w:hAnsi="Symbol" w:hint="default"/>
+        <w:sz w:val="20"/>
+      </w:rPr>
+    </w:lvl>
+    <w:lvl w:ilvl="2" w:tentative="1">
+      <w:start w:val="1"/>
+      <w:numFmt w:val="bullet"/>
+      <w:lvlText w:val=""/>
+      <w:lvlJc w:val="left"/>
+      <w:pPr>
+        <w:tabs>
+          <w:tab w:val="num" w:pos="2160"/>
+        </w:tabs>
+        <w:ind w:left="2160" w:hanging="360"/>
+      </w:pPr>
+      <w:rPr>
+        <w:rFonts w:ascii="Symbol" w:hAnsi="Symbol" w:hint="default"/>
+        <w:sz w:val="20"/>
+      </w:rPr>
+    </w:lvl>
+    <w:lvl w:ilvl="3" w:tentative="1">
+      <w:start w:val="1"/>
+      <w:numFmt w:val="bullet"/>
+      <w:lvlText w:val=""/>
+      <w:lvlJc w:val="left"/>
+      <w:pPr>
+        <w:tabs>
+          <w:tab w:val="num" w:pos="2880"/>
+        </w:tabs>
+        <w:ind w:left="2880" w:hanging="360"/>
+      </w:pPr>
+      <w:rPr>
+        <w:rFonts w:ascii="Symbol" w:hAnsi="Symbol" w:hint="default"/>
+        <w:sz w:val="20"/>
+      </w:rPr>
+    </w:lvl>
+    <w:lvl w:ilvl="4" w:tentative="1">
+      <w:start w:val="1"/>
+      <w:numFmt w:val="bullet"/>
+      <w:lvlText w:val=""/>
+      <w:lvlJc w:val="left"/>
+      <w:pPr>
+        <w:tabs>
+          <w:tab w:val="num" w:pos="3600"/>
+        </w:tabs>
+        <w:ind w:left="3600" w:hanging="360"/>
+      </w:pPr>
+      <w:rPr>
+        <w:rFonts w:ascii="Symbol" w:hAnsi="Symbol" w:hint="default"/>
+        <w:sz w:val="20"/>
+      </w:rPr>
+    </w:lvl>
+    <w:lvl w:ilvl="5" w:tentative="1">
+      <w:start w:val="1"/>
+      <w:numFmt w:val="bullet"/>
+      <w:lvlText w:val=""/>
+      <w:lvlJc w:val="left"/>
+      <w:pPr>
+        <w:tabs>
+          <w:tab w:val="num" w:pos="4320"/>
+        </w:tabs>
+        <w:ind w:left="4320" w:hanging="360"/>
+      </w:pPr>
+      <w:rPr>
+        <w:rFonts w:ascii="Symbol" w:hAnsi="Symbol" w:hint="default"/>
+        <w:sz w:val="20"/>
+      </w:rPr>
+    </w:lvl>
+    <w:lvl w:ilvl="6" w:tentative="1">
+      <w:start w:val="1"/>
+      <w:numFmt w:val="bullet"/>
+      <w:lvlText w:val=""/>
+      <w:lvlJc w:val="left"/>
+      <w:pPr>
+        <w:tabs>
+          <w:tab w:val="num" w:pos="5040"/>
+        </w:tabs>
+        <w:ind w:left="5040" w:hanging="360"/>
+      </w:pPr>
+      <w:rPr>
+        <w:rFonts w:ascii="Symbol" w:hAnsi="Symbol" w:hint="default"/>
+        <w:sz w:val="20"/>
+      </w:rPr>
+    </w:lvl>
+    <w:lvl w:ilvl="7" w:tentative="1">
+      <w:start w:val="1"/>
+      <w:numFmt w:val="bullet"/>
+      <w:lvlText w:val=""/>
+      <w:lvlJc w:val="left"/>
+      <w:pPr>
+        <w:tabs>
+          <w:tab w:val="num" w:pos="5760"/>
+        </w:tabs>
+        <w:ind w:left="5760" w:hanging="360"/>
+      </w:pPr>
+      <w:rPr>
+        <w:rFonts w:ascii="Symbol" w:hAnsi="Symbol" w:hint="default"/>
+        <w:sz w:val="20"/>
+      </w:rPr>
+    </w:lvl>
+    <w:lvl w:ilvl="8" w:tentative="1">
+      <w:start w:val="1"/>
+      <w:numFmt w:val="bullet"/>
+      <w:lvlText w:val=""/>
+      <w:lvlJc w:val="left"/>
+      <w:pPr>
+        <w:tabs>
+          <w:tab w:val="num" w:pos="6480"/>
+        </w:tabs>
+        <w:ind w:left="6480" w:hanging="360"/>
+      </w:pPr>
+      <w:rPr>
+        <w:rFonts w:ascii="Symbol" w:hAnsi="Symbol" w:hint="default"/>
+        <w:sz w:val="20"/>
+      </w:rPr>
+    </w:lvl>
+  </w:abstractNum>
+  <w:abstractNum w:abstractNumId="7" w15:restartNumberingAfterBreak="0">
+    <w:nsid w:val="269E4061"/>
+    <w:multiLevelType w:val="multilevel"/>
+    <w:tmpl w:val="34E0C5C8"/>
+    <w:lvl w:ilvl="0">
+      <w:start w:val="1"/>
+      <w:numFmt w:val="bullet"/>
+      <w:lvlText w:val=""/>
+      <w:lvlJc w:val="left"/>
+      <w:pPr>
+        <w:tabs>
+          <w:tab w:val="num" w:pos="720"/>
+        </w:tabs>
+        <w:ind w:left="720" w:hanging="360"/>
+      </w:pPr>
+      <w:rPr>
+        <w:rFonts w:ascii="Symbol" w:hAnsi="Symbol" w:hint="default"/>
+        <w:sz w:val="20"/>
+      </w:rPr>
+    </w:lvl>
+    <w:lvl w:ilvl="1" w:tentative="1">
+      <w:start w:val="1"/>
+      <w:numFmt w:val="bullet"/>
+      <w:lvlText w:val=""/>
+      <w:lvlJc w:val="left"/>
+      <w:pPr>
+        <w:tabs>
+          <w:tab w:val="num" w:pos="1440"/>
+        </w:tabs>
+        <w:ind w:left="1440" w:hanging="360"/>
+      </w:pPr>
+      <w:rPr>
+        <w:rFonts w:ascii="Symbol" w:hAnsi="Symbol" w:hint="default"/>
+        <w:sz w:val="20"/>
+      </w:rPr>
+    </w:lvl>
+    <w:lvl w:ilvl="2" w:tentative="1">
+      <w:start w:val="1"/>
+      <w:numFmt w:val="bullet"/>
+      <w:lvlText w:val=""/>
+      <w:lvlJc w:val="left"/>
+      <w:pPr>
+        <w:tabs>
+          <w:tab w:val="num" w:pos="2160"/>
+        </w:tabs>
+        <w:ind w:left="2160" w:hanging="360"/>
+      </w:pPr>
+      <w:rPr>
+        <w:rFonts w:ascii="Symbol" w:hAnsi="Symbol" w:hint="default"/>
+        <w:sz w:val="20"/>
+      </w:rPr>
+    </w:lvl>
+    <w:lvl w:ilvl="3" w:tentative="1">
+      <w:start w:val="1"/>
+      <w:numFmt w:val="bullet"/>
+      <w:lvlText w:val=""/>
+      <w:lvlJc w:val="left"/>
+      <w:pPr>
+        <w:tabs>
+          <w:tab w:val="num" w:pos="2880"/>
+        </w:tabs>
+        <w:ind w:left="2880" w:hanging="360"/>
+      </w:pPr>
+      <w:rPr>
+        <w:rFonts w:ascii="Symbol" w:hAnsi="Symbol" w:hint="default"/>
+        <w:sz w:val="20"/>
+      </w:rPr>
+    </w:lvl>
+    <w:lvl w:ilvl="4" w:tentative="1">
+      <w:start w:val="1"/>
+      <w:numFmt w:val="bullet"/>
+      <w:lvlText w:val=""/>
+      <w:lvlJc w:val="left"/>
+      <w:pPr>
+        <w:tabs>
+          <w:tab w:val="num" w:pos="3600"/>
+        </w:tabs>
+        <w:ind w:left="3600" w:hanging="360"/>
+      </w:pPr>
+      <w:rPr>
+        <w:rFonts w:ascii="Symbol" w:hAnsi="Symbol" w:hint="default"/>
+        <w:sz w:val="20"/>
+      </w:rPr>
+    </w:lvl>
+    <w:lvl w:ilvl="5" w:tentative="1">
+      <w:start w:val="1"/>
+      <w:numFmt w:val="bullet"/>
+      <w:lvlText w:val=""/>
+      <w:lvlJc w:val="left"/>
+      <w:pPr>
+        <w:tabs>
+          <w:tab w:val="num" w:pos="4320"/>
+        </w:tabs>
+        <w:ind w:left="4320" w:hanging="360"/>
+      </w:pPr>
+      <w:rPr>
+        <w:rFonts w:ascii="Symbol" w:hAnsi="Symbol" w:hint="default"/>
+        <w:sz w:val="20"/>
+      </w:rPr>
+    </w:lvl>
+    <w:lvl w:ilvl="6" w:tentative="1">
+      <w:start w:val="1"/>
+      <w:numFmt w:val="bullet"/>
+      <w:lvlText w:val=""/>
+      <w:lvlJc w:val="left"/>
+      <w:pPr>
+        <w:tabs>
+          <w:tab w:val="num" w:pos="5040"/>
+        </w:tabs>
+        <w:ind w:left="5040" w:hanging="360"/>
+      </w:pPr>
+      <w:rPr>
+        <w:rFonts w:ascii="Symbol" w:hAnsi="Symbol" w:hint="default"/>
+        <w:sz w:val="20"/>
+      </w:rPr>
+    </w:lvl>
+    <w:lvl w:ilvl="7" w:tentative="1">
+      <w:start w:val="1"/>
+      <w:numFmt w:val="bullet"/>
+      <w:lvlText w:val=""/>
+      <w:lvlJc w:val="left"/>
+      <w:pPr>
+        <w:tabs>
+          <w:tab w:val="num" w:pos="5760"/>
+        </w:tabs>
+        <w:ind w:left="5760" w:hanging="360"/>
+      </w:pPr>
+      <w:rPr>
+        <w:rFonts w:ascii="Symbol" w:hAnsi="Symbol" w:hint="default"/>
+        <w:sz w:val="20"/>
+      </w:rPr>
+    </w:lvl>
+    <w:lvl w:ilvl="8" w:tentative="1">
+      <w:start w:val="1"/>
+      <w:numFmt w:val="bullet"/>
+      <w:lvlText w:val=""/>
+      <w:lvlJc w:val="left"/>
+      <w:pPr>
+        <w:tabs>
+          <w:tab w:val="num" w:pos="6480"/>
+        </w:tabs>
+        <w:ind w:left="6480" w:hanging="360"/>
+      </w:pPr>
+      <w:rPr>
+        <w:rFonts w:ascii="Symbol" w:hAnsi="Symbol" w:hint="default"/>
+        <w:sz w:val="20"/>
+      </w:rPr>
+    </w:lvl>
+  </w:abstractNum>
+  <w:abstractNum w:abstractNumId="8" w15:restartNumberingAfterBreak="0">
+    <w:nsid w:val="30C93FCD"/>
+    <w:multiLevelType w:val="multilevel"/>
+    <w:tmpl w:val="CBFC101E"/>
+    <w:lvl w:ilvl="0">
+      <w:start w:val="1"/>
+      <w:numFmt w:val="decimal"/>
+      <w:lvlText w:val="%1."/>
+      <w:lvlJc w:val="left"/>
+      <w:pPr>
+        <w:tabs>
+          <w:tab w:val="num" w:pos="720"/>
+        </w:tabs>
+        <w:ind w:left="720" w:hanging="360"/>
+      </w:pPr>
+    </w:lvl>
+    <w:lvl w:ilvl="1" w:tentative="1">
+      <w:start w:val="1"/>
+      <w:numFmt w:val="decimal"/>
+      <w:lvlText w:val="%2."/>
+      <w:lvlJc w:val="left"/>
+      <w:pPr>
+        <w:tabs>
+          <w:tab w:val="num" w:pos="1440"/>
+        </w:tabs>
+        <w:ind w:left="1440" w:hanging="360"/>
+      </w:pPr>
+    </w:lvl>
+    <w:lvl w:ilvl="2" w:tentative="1">
+      <w:start w:val="1"/>
+      <w:numFmt w:val="decimal"/>
+      <w:lvlText w:val="%3."/>
+      <w:lvlJc w:val="left"/>
+      <w:pPr>
+        <w:tabs>
+          <w:tab w:val="num" w:pos="2160"/>
+        </w:tabs>
+        <w:ind w:left="2160" w:hanging="360"/>
+      </w:pPr>
+    </w:lvl>
+    <w:lvl w:ilvl="3" w:tentative="1">
+      <w:start w:val="1"/>
+      <w:numFmt w:val="decimal"/>
+      <w:lvlText w:val="%4."/>
+      <w:lvlJc w:val="left"/>
+      <w:pPr>
+        <w:tabs>
+          <w:tab w:val="num" w:pos="2880"/>
+        </w:tabs>
+        <w:ind w:left="2880" w:hanging="360"/>
+      </w:pPr>
+    </w:lvl>
+    <w:lvl w:ilvl="4" w:tentative="1">
+      <w:start w:val="1"/>
+      <w:numFmt w:val="decimal"/>
+      <w:lvlText w:val="%5."/>
+      <w:lvlJc w:val="left"/>
+      <w:pPr>
+        <w:tabs>
+          <w:tab w:val="num" w:pos="3600"/>
+        </w:tabs>
+        <w:ind w:left="3600" w:hanging="360"/>
+      </w:pPr>
+    </w:lvl>
+    <w:lvl w:ilvl="5" w:tentative="1">
+      <w:start w:val="1"/>
+      <w:numFmt w:val="decimal"/>
+      <w:lvlText w:val="%6."/>
+      <w:lvlJc w:val="left"/>
+      <w:pPr>
+        <w:tabs>
+          <w:tab w:val="num" w:pos="4320"/>
+        </w:tabs>
+        <w:ind w:left="4320" w:hanging="360"/>
+      </w:pPr>
+    </w:lvl>
+    <w:lvl w:ilvl="6" w:tentative="1">
+      <w:start w:val="1"/>
+      <w:numFmt w:val="decimal"/>
+      <w:lvlText w:val="%7."/>
+      <w:lvlJc w:val="left"/>
+      <w:pPr>
+        <w:tabs>
+          <w:tab w:val="num" w:pos="5040"/>
+        </w:tabs>
+        <w:ind w:left="5040" w:hanging="360"/>
+      </w:pPr>
+    </w:lvl>
+    <w:lvl w:ilvl="7" w:tentative="1">
+      <w:start w:val="1"/>
+      <w:numFmt w:val="decimal"/>
+      <w:lvlText w:val="%8."/>
+      <w:lvlJc w:val="left"/>
+      <w:pPr>
+        <w:tabs>
+          <w:tab w:val="num" w:pos="5760"/>
+        </w:tabs>
+        <w:ind w:left="5760" w:hanging="360"/>
+      </w:pPr>
+    </w:lvl>
+    <w:lvl w:ilvl="8" w:tentative="1">
+      <w:start w:val="1"/>
+      <w:numFmt w:val="decimal"/>
+      <w:lvlText w:val="%9."/>
+      <w:lvlJc w:val="left"/>
+      <w:pPr>
+        <w:tabs>
+          <w:tab w:val="num" w:pos="6480"/>
+        </w:tabs>
+        <w:ind w:left="6480" w:hanging="360"/>
+      </w:pPr>
+    </w:lvl>
+  </w:abstractNum>
+  <w:abstractNum w:abstractNumId="9" w15:restartNumberingAfterBreak="0">
     <w:nsid w:val="3ADF3B9C"/>
     <w:multiLevelType w:val="multilevel"/>
     <w:tmpl w:val="384E87D0"/>
@@ -1762,7 +7030,120 @@
       </w:pPr>
     </w:lvl>
   </w:abstractNum>
-  <w:abstractNum w:abstractNumId="2" w15:restartNumberingAfterBreak="0">
+  <w:abstractNum w:abstractNumId="10" w15:restartNumberingAfterBreak="0">
+    <w:nsid w:val="3B3E0464"/>
+    <w:multiLevelType w:val="multilevel"/>
+    <w:tmpl w:val="2A4AA34C"/>
+    <w:lvl w:ilvl="0">
+      <w:start w:val="1"/>
+      <w:numFmt w:val="decimal"/>
+      <w:lvlText w:val="%1."/>
+      <w:lvlJc w:val="left"/>
+      <w:pPr>
+        <w:tabs>
+          <w:tab w:val="num" w:pos="720"/>
+        </w:tabs>
+        <w:ind w:left="720" w:hanging="360"/>
+      </w:pPr>
+    </w:lvl>
+    <w:lvl w:ilvl="1" w:tentative="1">
+      <w:start w:val="1"/>
+      <w:numFmt w:val="decimal"/>
+      <w:lvlText w:val="%2."/>
+      <w:lvlJc w:val="left"/>
+      <w:pPr>
+        <w:tabs>
+          <w:tab w:val="num" w:pos="1440"/>
+        </w:tabs>
+        <w:ind w:left="1440" w:hanging="360"/>
+      </w:pPr>
+    </w:lvl>
+    <w:lvl w:ilvl="2" w:tentative="1">
+      <w:start w:val="1"/>
+      <w:numFmt w:val="decimal"/>
+      <w:lvlText w:val="%3."/>
+      <w:lvlJc w:val="left"/>
+      <w:pPr>
+        <w:tabs>
+          <w:tab w:val="num" w:pos="2160"/>
+        </w:tabs>
+        <w:ind w:left="2160" w:hanging="360"/>
+      </w:pPr>
+    </w:lvl>
+    <w:lvl w:ilvl="3" w:tentative="1">
+      <w:start w:val="1"/>
+      <w:numFmt w:val="decimal"/>
+      <w:lvlText w:val="%4."/>
+      <w:lvlJc w:val="left"/>
+      <w:pPr>
+        <w:tabs>
+          <w:tab w:val="num" w:pos="2880"/>
+        </w:tabs>
+        <w:ind w:left="2880" w:hanging="360"/>
+      </w:pPr>
+    </w:lvl>
+    <w:lvl w:ilvl="4" w:tentative="1">
+      <w:start w:val="1"/>
+      <w:numFmt w:val="decimal"/>
+      <w:lvlText w:val="%5."/>
+      <w:lvlJc w:val="left"/>
+      <w:pPr>
+        <w:tabs>
+          <w:tab w:val="num" w:pos="3600"/>
+        </w:tabs>
+        <w:ind w:left="3600" w:hanging="360"/>
+      </w:pPr>
+    </w:lvl>
+    <w:lvl w:ilvl="5" w:tentative="1">
+      <w:start w:val="1"/>
+      <w:numFmt w:val="decimal"/>
+      <w:lvlText w:val="%6."/>
+      <w:lvlJc w:val="left"/>
+      <w:pPr>
+        <w:tabs>
+          <w:tab w:val="num" w:pos="4320"/>
+        </w:tabs>
+        <w:ind w:left="4320" w:hanging="360"/>
+      </w:pPr>
+    </w:lvl>
+    <w:lvl w:ilvl="6" w:tentative="1">
+      <w:start w:val="1"/>
+      <w:numFmt w:val="decimal"/>
+      <w:lvlText w:val="%7."/>
+      <w:lvlJc w:val="left"/>
+      <w:pPr>
+        <w:tabs>
+          <w:tab w:val="num" w:pos="5040"/>
+        </w:tabs>
+        <w:ind w:left="5040" w:hanging="360"/>
+      </w:pPr>
+    </w:lvl>
+    <w:lvl w:ilvl="7" w:tentative="1">
+      <w:start w:val="1"/>
+      <w:numFmt w:val="decimal"/>
+      <w:lvlText w:val="%8."/>
+      <w:lvlJc w:val="left"/>
+      <w:pPr>
+        <w:tabs>
+          <w:tab w:val="num" w:pos="5760"/>
+        </w:tabs>
+        <w:ind w:left="5760" w:hanging="360"/>
+      </w:pPr>
+    </w:lvl>
+    <w:lvl w:ilvl="8" w:tentative="1">
+      <w:start w:val="1"/>
+      <w:numFmt w:val="decimal"/>
+      <w:lvlText w:val="%9."/>
+      <w:lvlJc w:val="left"/>
+      <w:pPr>
+        <w:tabs>
+          <w:tab w:val="num" w:pos="6480"/>
+        </w:tabs>
+        <w:ind w:left="6480" w:hanging="360"/>
+      </w:pPr>
+    </w:lvl>
+  </w:abstractNum>
+  <w:abstractNum w:abstractNumId="11" w15:restartNumberingAfterBreak="0">
     <w:nsid w:val="503716C5"/>
     <w:multiLevelType w:val="multilevel"/>
     <w:tmpl w:val="8B1C4B86"/>
@@ -1875,7 +7256,7 @@
       </w:pPr>
     </w:lvl>
   </w:abstractNum>
-  <w:abstractNum w:abstractNumId="3" w15:restartNumberingAfterBreak="0">
+  <w:abstractNum w:abstractNumId="12" w15:restartNumberingAfterBreak="0">
     <w:nsid w:val="54BC7B98"/>
     <w:multiLevelType w:val="multilevel"/>
     <w:tmpl w:val="9A8EE446"/>
@@ -1988,7 +7369,7 @@
       </w:pPr>
     </w:lvl>
   </w:abstractNum>
-  <w:abstractNum w:abstractNumId="4" w15:restartNumberingAfterBreak="0">
+  <w:abstractNum w:abstractNumId="13" w15:restartNumberingAfterBreak="0">
     <w:nsid w:val="5BBB4C0C"/>
     <w:multiLevelType w:val="multilevel"/>
     <w:tmpl w:val="54162890"/>
@@ -2101,7 +7482,305 @@
       </w:pPr>
     </w:lvl>
   </w:abstractNum>
-  <w:abstractNum w:abstractNumId="5" w15:restartNumberingAfterBreak="0">
+  <w:abstractNum w:abstractNumId="14" w15:restartNumberingAfterBreak="0">
+    <w:nsid w:val="5F614581"/>
+    <w:multiLevelType w:val="multilevel"/>
+    <w:tmpl w:val="4D9EF620"/>
+    <w:lvl w:ilvl="0">
+      <w:start w:val="1"/>
+      <w:numFmt w:val="bullet"/>
+      <w:lvlText w:val=""/>
+      <w:lvlJc w:val="left"/>
+      <w:pPr>
+        <w:tabs>
+          <w:tab w:val="num" w:pos="720"/>
+        </w:tabs>
+        <w:ind w:left="720" w:hanging="360"/>
+      </w:pPr>
+      <w:rPr>
+        <w:rFonts w:ascii="Symbol" w:hAnsi="Symbol" w:hint="default"/>
+        <w:sz w:val="20"/>
+      </w:rPr>
+    </w:lvl>
+    <w:lvl w:ilvl="1" w:tentative="1">
+      <w:start w:val="1"/>
+      <w:numFmt w:val="bullet"/>
+      <w:lvlText w:val=""/>
+      <w:lvlJc w:val="left"/>
+      <w:pPr>
+        <w:tabs>
+          <w:tab w:val="num" w:pos="1440"/>
+        </w:tabs>
+        <w:ind w:left="1440" w:hanging="360"/>
+      </w:pPr>
+      <w:rPr>
+        <w:rFonts w:ascii="Symbol" w:hAnsi="Symbol" w:hint="default"/>
+        <w:sz w:val="20"/>
+      </w:rPr>
+    </w:lvl>
+    <w:lvl w:ilvl="2" w:tentative="1">
+      <w:start w:val="1"/>
+      <w:numFmt w:val="bullet"/>
+      <w:lvlText w:val=""/>
+      <w:lvlJc w:val="left"/>
+      <w:pPr>
+        <w:tabs>
+          <w:tab w:val="num" w:pos="2160"/>
+        </w:tabs>
+        <w:ind w:left="2160" w:hanging="360"/>
+      </w:pPr>
+      <w:rPr>
+        <w:rFonts w:ascii="Symbol" w:hAnsi="Symbol" w:hint="default"/>
+        <w:sz w:val="20"/>
+      </w:rPr>
+    </w:lvl>
+    <w:lvl w:ilvl="3" w:tentative="1">
+      <w:start w:val="1"/>
+      <w:numFmt w:val="bullet"/>
+      <w:lvlText w:val=""/>
+      <w:lvlJc w:val="left"/>
+      <w:pPr>
+        <w:tabs>
+          <w:tab w:val="num" w:pos="2880"/>
+        </w:tabs>
+        <w:ind w:left="2880" w:hanging="360"/>
+      </w:pPr>
+      <w:rPr>
+        <w:rFonts w:ascii="Symbol" w:hAnsi="Symbol" w:hint="default"/>
+        <w:sz w:val="20"/>
+      </w:rPr>
+    </w:lvl>
+    <w:lvl w:ilvl="4" w:tentative="1">
+      <w:start w:val="1"/>
+      <w:numFmt w:val="bullet"/>
+      <w:lvlText w:val=""/>
+      <w:lvlJc w:val="left"/>
+      <w:pPr>
+        <w:tabs>
+          <w:tab w:val="num" w:pos="3600"/>
+        </w:tabs>
+        <w:ind w:left="3600" w:hanging="360"/>
+      </w:pPr>
+      <w:rPr>
+        <w:rFonts w:ascii="Symbol" w:hAnsi="Symbol" w:hint="default"/>
+        <w:sz w:val="20"/>
+      </w:rPr>
+    </w:lvl>
+    <w:lvl w:ilvl="5" w:tentative="1">
+      <w:start w:val="1"/>
+      <w:numFmt w:val="bullet"/>
+      <w:lvlText w:val=""/>
+      <w:lvlJc w:val="left"/>
+      <w:pPr>
+        <w:tabs>
+          <w:tab w:val="num" w:pos="4320"/>
+        </w:tabs>
+        <w:ind w:left="4320" w:hanging="360"/>
+      </w:pPr>
+      <w:rPr>
+        <w:rFonts w:ascii="Symbol" w:hAnsi="Symbol" w:hint="default"/>
+        <w:sz w:val="20"/>
+      </w:rPr>
+    </w:lvl>
+    <w:lvl w:ilvl="6" w:tentative="1">
+      <w:start w:val="1"/>
+      <w:numFmt w:val="bullet"/>
+      <w:lvlText w:val=""/>
+      <w:lvlJc w:val="left"/>
+      <w:pPr>
+        <w:tabs>
+          <w:tab w:val="num" w:pos="5040"/>
+        </w:tabs>
+        <w:ind w:left="5040" w:hanging="360"/>
+      </w:pPr>
+      <w:rPr>
+        <w:rFonts w:ascii="Symbol" w:hAnsi="Symbol" w:hint="default"/>
+        <w:sz w:val="20"/>
+      </w:rPr>
+    </w:lvl>
+    <w:lvl w:ilvl="7" w:tentative="1">
+      <w:start w:val="1"/>
+      <w:numFmt w:val="bullet"/>
+      <w:lvlText w:val=""/>
+      <w:lvlJc w:val="left"/>
+      <w:pPr>
+        <w:tabs>
+          <w:tab w:val="num" w:pos="5760"/>
+        </w:tabs>
+        <w:ind w:left="5760" w:hanging="360"/>
+      </w:pPr>
+      <w:rPr>
+        <w:rFonts w:ascii="Symbol" w:hAnsi="Symbol" w:hint="default"/>
+        <w:sz w:val="20"/>
+      </w:rPr>
+    </w:lvl>
+    <w:lvl w:ilvl="8" w:tentative="1">
+      <w:start w:val="1"/>
+      <w:numFmt w:val="bullet"/>
+      <w:lvlText w:val=""/>
+      <w:lvlJc w:val="left"/>
+      <w:pPr>
+        <w:tabs>
+          <w:tab w:val="num" w:pos="6480"/>
+        </w:tabs>
+        <w:ind w:left="6480" w:hanging="360"/>
+      </w:pPr>
+      <w:rPr>
+        <w:rFonts w:ascii="Symbol" w:hAnsi="Symbol" w:hint="default"/>
+        <w:sz w:val="20"/>
+      </w:rPr>
+    </w:lvl>
+  </w:abstractNum>
+  <w:abstractNum w:abstractNumId="15" w15:restartNumberingAfterBreak="0">
+    <w:nsid w:val="64B126D4"/>
+    <w:multiLevelType w:val="multilevel"/>
+    <w:tmpl w:val="B5749474"/>
+    <w:lvl w:ilvl="0">
+      <w:start w:val="1"/>
+      <w:numFmt w:val="bullet"/>
+      <w:lvlText w:val=""/>
+      <w:lvlJc w:val="left"/>
+      <w:pPr>
+        <w:tabs>
+          <w:tab w:val="num" w:pos="720"/>
+        </w:tabs>
+        <w:ind w:left="720" w:hanging="360"/>
+      </w:pPr>
+      <w:rPr>
+        <w:rFonts w:ascii="Symbol" w:hAnsi="Symbol" w:hint="default"/>
+        <w:sz w:val="20"/>
+      </w:rPr>
+    </w:lvl>
+    <w:lvl w:ilvl="1" w:tentative="1">
+      <w:start w:val="1"/>
+      <w:numFmt w:val="bullet"/>
+      <w:lvlText w:val=""/>
+      <w:lvlJc w:val="left"/>
+      <w:pPr>
+        <w:tabs>
+          <w:tab w:val="num" w:pos="1440"/>
+        </w:tabs>
+        <w:ind w:left="1440" w:hanging="360"/>
+      </w:pPr>
+      <w:rPr>
+        <w:rFonts w:ascii="Symbol" w:hAnsi="Symbol" w:hint="default"/>
+        <w:sz w:val="20"/>
+      </w:rPr>
+    </w:lvl>
+    <w:lvl w:ilvl="2" w:tentative="1">
+      <w:start w:val="1"/>
+      <w:numFmt w:val="bullet"/>
+      <w:lvlText w:val=""/>
+      <w:lvlJc w:val="left"/>
+      <w:pPr>
+        <w:tabs>
+          <w:tab w:val="num" w:pos="2160"/>
+        </w:tabs>
+        <w:ind w:left="2160" w:hanging="360"/>
+      </w:pPr>
+      <w:rPr>
+        <w:rFonts w:ascii="Symbol" w:hAnsi="Symbol" w:hint="default"/>
+        <w:sz w:val="20"/>
+      </w:rPr>
+    </w:lvl>
+    <w:lvl w:ilvl="3" w:tentative="1">
+      <w:start w:val="1"/>
+      <w:numFmt w:val="bullet"/>
+      <w:lvlText w:val=""/>
+      <w:lvlJc w:val="left"/>
+      <w:pPr>
+        <w:tabs>
+          <w:tab w:val="num" w:pos="2880"/>
+        </w:tabs>
+        <w:ind w:left="2880" w:hanging="360"/>
+      </w:pPr>
+      <w:rPr>
+        <w:rFonts w:ascii="Symbol" w:hAnsi="Symbol" w:hint="default"/>
+        <w:sz w:val="20"/>
+      </w:rPr>
+    </w:lvl>
+    <w:lvl w:ilvl="4" w:tentative="1">
+      <w:start w:val="1"/>
+      <w:numFmt w:val="bullet"/>
+      <w:lvlText w:val=""/>
+      <w:lvlJc w:val="left"/>
+      <w:pPr>
+        <w:tabs>
+          <w:tab w:val="num" w:pos="3600"/>
+        </w:tabs>
+        <w:ind w:left="3600" w:hanging="360"/>
+      </w:pPr>
+      <w:rPr>
+        <w:rFonts w:ascii="Symbol" w:hAnsi="Symbol" w:hint="default"/>
+        <w:sz w:val="20"/>
+      </w:rPr>
+    </w:lvl>
+    <w:lvl w:ilvl="5" w:tentative="1">
+      <w:start w:val="1"/>
+      <w:numFmt w:val="bullet"/>
+      <w:lvlText w:val=""/>
+      <w:lvlJc w:val="left"/>
+      <w:pPr>
+        <w:tabs>
+          <w:tab w:val="num" w:pos="4320"/>
+        </w:tabs>
+        <w:ind w:left="4320" w:hanging="360"/>
+      </w:pPr>
+      <w:rPr>
+        <w:rFonts w:ascii="Symbol" w:hAnsi="Symbol" w:hint="default"/>
+        <w:sz w:val="20"/>
+      </w:rPr>
+    </w:lvl>
+    <w:lvl w:ilvl="6" w:tentative="1">
+      <w:start w:val="1"/>
+      <w:numFmt w:val="bullet"/>
+      <w:lvlText w:val=""/>
+      <w:lvlJc w:val="left"/>
+      <w:pPr>
+        <w:tabs>
+          <w:tab w:val="num" w:pos="5040"/>
+        </w:tabs>
+        <w:ind w:left="5040" w:hanging="360"/>
+      </w:pPr>
+      <w:rPr>
+        <w:rFonts w:ascii="Symbol" w:hAnsi="Symbol" w:hint="default"/>
+        <w:sz w:val="20"/>
+      </w:rPr>
+    </w:lvl>
+    <w:lvl w:ilvl="7" w:tentative="1">
+      <w:start w:val="1"/>
+      <w:numFmt w:val="bullet"/>
+      <w:lvlText w:val=""/>
+      <w:lvlJc w:val="left"/>
+      <w:pPr>
+        <w:tabs>
+          <w:tab w:val="num" w:pos="5760"/>
+        </w:tabs>
+        <w:ind w:left="5760" w:hanging="360"/>
+      </w:pPr>
+      <w:rPr>
+        <w:rFonts w:ascii="Symbol" w:hAnsi="Symbol" w:hint="default"/>
+        <w:sz w:val="20"/>
+      </w:rPr>
+    </w:lvl>
+    <w:lvl w:ilvl="8" w:tentative="1">
+      <w:start w:val="1"/>
+      <w:numFmt w:val="bullet"/>
+      <w:lvlText w:val=""/>
+      <w:lvlJc w:val="left"/>
+      <w:pPr>
+        <w:tabs>
+          <w:tab w:val="num" w:pos="6480"/>
+        </w:tabs>
+        <w:ind w:left="6480" w:hanging="360"/>
+      </w:pPr>
+      <w:rPr>
+        <w:rFonts w:ascii="Symbol" w:hAnsi="Symbol" w:hint="default"/>
+        <w:sz w:val="20"/>
+      </w:rPr>
+    </w:lvl>
+  </w:abstractNum>
+  <w:abstractNum w:abstractNumId="16" w15:restartNumberingAfterBreak="0">
     <w:nsid w:val="67F73CF5"/>
     <w:multiLevelType w:val="multilevel"/>
     <w:tmpl w:val="A996930E"/>
@@ -2214,7 +7893,7 @@
       </w:pPr>
     </w:lvl>
   </w:abstractNum>
-  <w:abstractNum w:abstractNumId="6" w15:restartNumberingAfterBreak="0">
+  <w:abstractNum w:abstractNumId="17" w15:restartNumberingAfterBreak="0">
     <w:nsid w:val="701077D8"/>
     <w:multiLevelType w:val="multilevel"/>
     <w:tmpl w:val="ECC834A8"/>
@@ -2327,7 +8006,7 @@
       </w:pPr>
     </w:lvl>
   </w:abstractNum>
-  <w:abstractNum w:abstractNumId="7" w15:restartNumberingAfterBreak="0">
+  <w:abstractNum w:abstractNumId="18" w15:restartNumberingAfterBreak="0">
     <w:nsid w:val="716B56B3"/>
     <w:multiLevelType w:val="multilevel"/>
     <w:tmpl w:val="B26A3DEA"/>
@@ -2440,7 +8119,7 @@
       </w:pPr>
     </w:lvl>
   </w:abstractNum>
-  <w:abstractNum w:abstractNumId="8" w15:restartNumberingAfterBreak="0">
+  <w:abstractNum w:abstractNumId="19" w15:restartNumberingAfterBreak="0">
     <w:nsid w:val="7CC43D3B"/>
     <w:multiLevelType w:val="hybridMultilevel"/>
     <w:tmpl w:val="A5702706"/>
@@ -2559,31 +8238,64 @@
     </w:lvl>
   </w:abstractNum>
   <w:num w:numId="1" w16cid:durableId="1330862168">
+    <w:abstractNumId w:val="13"/>
+  </w:num>
+  <w:num w:numId="2" w16cid:durableId="1234924971">
+    <w:abstractNumId w:val="17"/>
+  </w:num>
+  <w:num w:numId="3" w16cid:durableId="2038726092">
+    <w:abstractNumId w:val="16"/>
+  </w:num>
+  <w:num w:numId="4" w16cid:durableId="1726174041">
+    <w:abstractNumId w:val="11"/>
+  </w:num>
+  <w:num w:numId="5" w16cid:durableId="115876599">
+    <w:abstractNumId w:val="12"/>
+  </w:num>
+  <w:num w:numId="6" w16cid:durableId="662466732">
     <w:abstractNumId w:val="4"/>
   </w:num>
-  <w:num w:numId="2" w16cid:durableId="1234924971">
+  <w:num w:numId="7" w16cid:durableId="1207568512">
+    <w:abstractNumId w:val="18"/>
+  </w:num>
+  <w:num w:numId="8" w16cid:durableId="1855878255">
+    <w:abstractNumId w:val="9"/>
+  </w:num>
+  <w:num w:numId="9" w16cid:durableId="116535797">
+    <w:abstractNumId w:val="19"/>
+  </w:num>
+  <w:num w:numId="10" w16cid:durableId="439644013">
+    <w:abstractNumId w:val="1"/>
+  </w:num>
+  <w:num w:numId="11" w16cid:durableId="987241957">
+    <w:abstractNumId w:val="2"/>
+  </w:num>
+  <w:num w:numId="12" w16cid:durableId="1662731587">
+    <w:abstractNumId w:val="8"/>
+  </w:num>
+  <w:num w:numId="13" w16cid:durableId="1241215882">
+    <w:abstractNumId w:val="15"/>
+  </w:num>
+  <w:num w:numId="14" w16cid:durableId="113404709">
+    <w:abstractNumId w:val="10"/>
+  </w:num>
+  <w:num w:numId="15" w16cid:durableId="39670683">
+    <w:abstractNumId w:val="7"/>
+  </w:num>
+  <w:num w:numId="16" w16cid:durableId="497960123">
     <w:abstractNumId w:val="6"/>
   </w:num>
-  <w:num w:numId="3" w16cid:durableId="2038726092">
-    <w:abstractNumId w:val="5"/>
+  <w:num w:numId="17" w16cid:durableId="721905866">
+    <w:abstractNumId w:val="0"/>
   </w:num>
-  <w:num w:numId="4" w16cid:durableId="1726174041">
-    <w:abstractNumId w:val="2"/>
-  </w:num>
-  <w:num w:numId="5" w16cid:durableId="115876599">
+  <w:num w:numId="18" w16cid:durableId="1641184196">
     <w:abstractNumId w:val="3"/>
   </w:num>
-  <w:num w:numId="6" w16cid:durableId="662466732">
-    <w:abstractNumId w:val="0"/>
+  <w:num w:numId="19" w16cid:durableId="1948997629">
+    <w:abstractNumId w:val="14"/>
   </w:num>
-  <w:num w:numId="7" w16cid:durableId="1207568512">
-    <w:abstractNumId w:val="7"/>
-  </w:num>
-  <w:num w:numId="8" w16cid:durableId="1855878255">
-    <w:abstractNumId w:val="1"/>
-  </w:num>
-  <w:num w:numId="9" w16cid:durableId="116535797">
-    <w:abstractNumId w:val="8"/>
+  <w:num w:numId="20" w16cid:durableId="125898468">
+    <w:abstractNumId w:val="5"/>
   </w:num>
 </w:numbering>
 </file>
@@ -3046,6 +8758,539 @@
       <w:ind w:left="201"/>
     </w:pPr>
   </w:style>
+  <w:style w:type="table" w:styleId="GridTable5Dark-Accent2">
+    <w:name w:val="Grid Table 5 Dark Accent 2"/>
+    <w:basedOn w:val="TableNormal"/>
+    <w:uiPriority w:val="50"/>
+    <w:rsid w:val="00F969AF"/>
+    <w:tblPr>
+      <w:tblStyleRowBandSize w:val="1"/>
+      <w:tblStyleColBandSize w:val="1"/>
+      <w:tblBorders>
+        <w:top w:val="single" w:sz="4" w:space="0" w:color="FFFFFF" w:themeColor="background1"/>
+        <w:left w:val="single" w:sz="4" w:space="0" w:color="FFFFFF" w:themeColor="background1"/>
+        <w:bottom w:val="single" w:sz="4" w:space="0" w:color="FFFFFF" w:themeColor="background1"/>
+        <w:right w:val="single" w:sz="4" w:space="0" w:color="FFFFFF" w:themeColor="background1"/>
+        <w:insideH w:val="single" w:sz="4" w:space="0" w:color="FFFFFF" w:themeColor="background1"/>
+        <w:insideV w:val="single" w:sz="4" w:space="0" w:color="FFFFFF" w:themeColor="background1"/>
+      </w:tblBorders>
+    </w:tblPr>
+    <w:tcPr>
+      <w:shd w:val="clear" w:color="auto" w:fill="F2DBDB" w:themeFill="accent2" w:themeFillTint="33"/>
+    </w:tcPr>
+    <w:tblStylePr w:type="firstRow">
+      <w:rPr>
+        <w:b/>
+        <w:bCs/>
+        <w:color w:val="FFFFFF" w:themeColor="background1"/>
+      </w:rPr>
+      <w:tblPr/>
+      <w:tcPr>
+        <w:tcBorders>
+          <w:top w:val="single" w:sz="4" w:space="0" w:color="FFFFFF" w:themeColor="background1"/>
+          <w:left w:val="single" w:sz="4" w:space="0" w:color="FFFFFF" w:themeColor="background1"/>
+          <w:right w:val="single" w:sz="4" w:space="0" w:color="FFFFFF" w:themeColor="background1"/>
+          <w:insideH w:val="nil"/>
+          <w:insideV w:val="nil"/>
+        </w:tcBorders>
+        <w:shd w:val="clear" w:color="auto" w:fill="C0504D" w:themeFill="accent2"/>
+      </w:tcPr>
+    </w:tblStylePr>
+    <w:tblStylePr w:type="lastRow">
+      <w:rPr>
+        <w:b/>
+        <w:bCs/>
+        <w:color w:val="FFFFFF" w:themeColor="background1"/>
+      </w:rPr>
+      <w:tblPr/>
+      <w:tcPr>
+        <w:tcBorders>
+          <w:left w:val="single" w:sz="4" w:space="0" w:color="FFFFFF" w:themeColor="background1"/>
+          <w:bottom w:val="single" w:sz="4" w:space="0" w:color="FFFFFF" w:themeColor="background1"/>
+          <w:right w:val="single" w:sz="4" w:space="0" w:color="FFFFFF" w:themeColor="background1"/>
+          <w:insideH w:val="nil"/>
+          <w:insideV w:val="nil"/>
+        </w:tcBorders>
+        <w:shd w:val="clear" w:color="auto" w:fill="C0504D" w:themeFill="accent2"/>
+      </w:tcPr>
+    </w:tblStylePr>
+    <w:tblStylePr w:type="firstCol">
+      <w:rPr>
+        <w:b/>
+        <w:bCs/>
+        <w:color w:val="FFFFFF" w:themeColor="background1"/>
+      </w:rPr>
+      <w:tblPr/>
+      <w:tcPr>
+        <w:tcBorders>
+          <w:top w:val="single" w:sz="4" w:space="0" w:color="FFFFFF" w:themeColor="background1"/>
+          <w:left w:val="single" w:sz="4" w:space="0" w:color="FFFFFF" w:themeColor="background1"/>
+          <w:bottom w:val="single" w:sz="4" w:space="0" w:color="FFFFFF" w:themeColor="background1"/>
+          <w:insideV w:val="nil"/>
+        </w:tcBorders>
+        <w:shd w:val="clear" w:color="auto" w:fill="C0504D" w:themeFill="accent2"/>
+      </w:tcPr>
+    </w:tblStylePr>
+    <w:tblStylePr w:type="lastCol">
+      <w:rPr>
+        <w:b/>
+        <w:bCs/>
+        <w:color w:val="FFFFFF" w:themeColor="background1"/>
+      </w:rPr>
+      <w:tblPr/>
+      <w:tcPr>
+        <w:tcBorders>
+          <w:top w:val="single" w:sz="4" w:space="0" w:color="FFFFFF" w:themeColor="background1"/>
+          <w:bottom w:val="single" w:sz="4" w:space="0" w:color="FFFFFF" w:themeColor="background1"/>
+          <w:right w:val="single" w:sz="4" w:space="0" w:color="FFFFFF" w:themeColor="background1"/>
+          <w:insideV w:val="nil"/>
+        </w:tcBorders>
+        <w:shd w:val="clear" w:color="auto" w:fill="C0504D" w:themeFill="accent2"/>
+      </w:tcPr>
+    </w:tblStylePr>
+    <w:tblStylePr w:type="band1Vert">
+      <w:tblPr/>
+      <w:tcPr>
+        <w:shd w:val="clear" w:color="auto" w:fill="E5B8B7" w:themeFill="accent2" w:themeFillTint="66"/>
+      </w:tcPr>
+    </w:tblStylePr>
+    <w:tblStylePr w:type="band1Horz">
+      <w:tblPr/>
+      <w:tcPr>
+        <w:shd w:val="clear" w:color="auto" w:fill="E5B8B7" w:themeFill="accent2" w:themeFillTint="66"/>
+      </w:tcPr>
+    </w:tblStylePr>
+  </w:style>
+  <w:style w:type="table" w:styleId="GridTable5Dark">
+    <w:name w:val="Grid Table 5 Dark"/>
+    <w:basedOn w:val="TableNormal"/>
+    <w:uiPriority w:val="50"/>
+    <w:rsid w:val="00BC666B"/>
+    <w:tblPr>
+      <w:tblStyleRowBandSize w:val="1"/>
+      <w:tblStyleColBandSize w:val="1"/>
+      <w:tblBorders>
+        <w:top w:val="single" w:sz="4" w:space="0" w:color="FFFFFF" w:themeColor="background1"/>
+        <w:left w:val="single" w:sz="4" w:space="0" w:color="FFFFFF" w:themeColor="background1"/>
+        <w:bottom w:val="single" w:sz="4" w:space="0" w:color="FFFFFF" w:themeColor="background1"/>
+        <w:right w:val="single" w:sz="4" w:space="0" w:color="FFFFFF" w:themeColor="background1"/>
+        <w:insideH w:val="single" w:sz="4" w:space="0" w:color="FFFFFF" w:themeColor="background1"/>
+        <w:insideV w:val="single" w:sz="4" w:space="0" w:color="FFFFFF" w:themeColor="background1"/>
+      </w:tblBorders>
+    </w:tblPr>
+    <w:tcPr>
+      <w:shd w:val="clear" w:color="auto" w:fill="CCCCCC" w:themeFill="text1" w:themeFillTint="33"/>
+    </w:tcPr>
+    <w:tblStylePr w:type="firstRow">
+      <w:rPr>
+        <w:b/>
+        <w:bCs/>
+        <w:color w:val="FFFFFF" w:themeColor="background1"/>
+      </w:rPr>
+      <w:tblPr/>
+      <w:tcPr>
+        <w:tcBorders>
+          <w:top w:val="single" w:sz="4" w:space="0" w:color="FFFFFF" w:themeColor="background1"/>
+          <w:left w:val="single" w:sz="4" w:space="0" w:color="FFFFFF" w:themeColor="background1"/>
+          <w:right w:val="single" w:sz="4" w:space="0" w:color="FFFFFF" w:themeColor="background1"/>
+          <w:insideH w:val="nil"/>
+          <w:insideV w:val="nil"/>
+        </w:tcBorders>
+        <w:shd w:val="clear" w:color="auto" w:fill="000000" w:themeFill="text1"/>
+      </w:tcPr>
+    </w:tblStylePr>
+    <w:tblStylePr w:type="lastRow">
+      <w:rPr>
+        <w:b/>
+        <w:bCs/>
+        <w:color w:val="FFFFFF" w:themeColor="background1"/>
+      </w:rPr>
+      <w:tblPr/>
+      <w:tcPr>
+        <w:tcBorders>
+          <w:left w:val="single" w:sz="4" w:space="0" w:color="FFFFFF" w:themeColor="background1"/>
+          <w:bottom w:val="single" w:sz="4" w:space="0" w:color="FFFFFF" w:themeColor="background1"/>
+          <w:right w:val="single" w:sz="4" w:space="0" w:color="FFFFFF" w:themeColor="background1"/>
+          <w:insideH w:val="nil"/>
+          <w:insideV w:val="nil"/>
+        </w:tcBorders>
+        <w:shd w:val="clear" w:color="auto" w:fill="000000" w:themeFill="text1"/>
+      </w:tcPr>
+    </w:tblStylePr>
+    <w:tblStylePr w:type="firstCol">
+      <w:rPr>
+        <w:b/>
+        <w:bCs/>
+        <w:color w:val="FFFFFF" w:themeColor="background1"/>
+      </w:rPr>
+      <w:tblPr/>
+      <w:tcPr>
+        <w:tcBorders>
+          <w:top w:val="single" w:sz="4" w:space="0" w:color="FFFFFF" w:themeColor="background1"/>
+          <w:left w:val="single" w:sz="4" w:space="0" w:color="FFFFFF" w:themeColor="background1"/>
+          <w:bottom w:val="single" w:sz="4" w:space="0" w:color="FFFFFF" w:themeColor="background1"/>
+          <w:insideV w:val="nil"/>
+        </w:tcBorders>
+        <w:shd w:val="clear" w:color="auto" w:fill="000000" w:themeFill="text1"/>
+      </w:tcPr>
+    </w:tblStylePr>
+    <w:tblStylePr w:type="lastCol">
+      <w:rPr>
+        <w:b/>
+        <w:bCs/>
+        <w:color w:val="FFFFFF" w:themeColor="background1"/>
+      </w:rPr>
+      <w:tblPr/>
+      <w:tcPr>
+        <w:tcBorders>
+          <w:top w:val="single" w:sz="4" w:space="0" w:color="FFFFFF" w:themeColor="background1"/>
+          <w:bottom w:val="single" w:sz="4" w:space="0" w:color="FFFFFF" w:themeColor="background1"/>
+          <w:right w:val="single" w:sz="4" w:space="0" w:color="FFFFFF" w:themeColor="background1"/>
+          <w:insideV w:val="nil"/>
+        </w:tcBorders>
+        <w:shd w:val="clear" w:color="auto" w:fill="000000" w:themeFill="text1"/>
+      </w:tcPr>
+    </w:tblStylePr>
+    <w:tblStylePr w:type="band1Vert">
+      <w:tblPr/>
+      <w:tcPr>
+        <w:shd w:val="clear" w:color="auto" w:fill="999999" w:themeFill="text1" w:themeFillTint="66"/>
+      </w:tcPr>
+    </w:tblStylePr>
+    <w:tblStylePr w:type="band1Horz">
+      <w:tblPr/>
+      <w:tcPr>
+        <w:shd w:val="clear" w:color="auto" w:fill="999999" w:themeFill="text1" w:themeFillTint="66"/>
+      </w:tcPr>
+    </w:tblStylePr>
+  </w:style>
+  <w:style w:type="table" w:styleId="ListTable3">
+    <w:name w:val="List Table 3"/>
+    <w:basedOn w:val="TableNormal"/>
+    <w:uiPriority w:val="48"/>
+    <w:rsid w:val="00BC666B"/>
+    <w:tblPr>
+      <w:tblStyleRowBandSize w:val="1"/>
+      <w:tblStyleColBandSize w:val="1"/>
+      <w:tblBorders>
+        <w:top w:val="single" w:sz="4" w:space="0" w:color="000000" w:themeColor="text1"/>
+        <w:left w:val="single" w:sz="4" w:space="0" w:color="000000" w:themeColor="text1"/>
+        <w:bottom w:val="single" w:sz="4" w:space="0" w:color="000000" w:themeColor="text1"/>
+        <w:right w:val="single" w:sz="4" w:space="0" w:color="000000" w:themeColor="text1"/>
+      </w:tblBorders>
+    </w:tblPr>
+    <w:tblStylePr w:type="firstRow">
+      <w:rPr>
+        <w:b/>
+        <w:bCs/>
+        <w:color w:val="FFFFFF" w:themeColor="background1"/>
+      </w:rPr>
+      <w:tblPr/>
+      <w:tcPr>
+        <w:shd w:val="clear" w:color="auto" w:fill="000000" w:themeFill="text1"/>
+      </w:tcPr>
+    </w:tblStylePr>
+    <w:tblStylePr w:type="lastRow">
+      <w:rPr>
+        <w:b/>
+        <w:bCs/>
+      </w:rPr>
+      <w:tblPr/>
+      <w:tcPr>
+        <w:tcBorders>
+          <w:top w:val="double" w:sz="4" w:space="0" w:color="000000" w:themeColor="text1"/>
+        </w:tcBorders>
+        <w:shd w:val="clear" w:color="auto" w:fill="FFFFFF" w:themeFill="background1"/>
+      </w:tcPr>
+    </w:tblStylePr>
+    <w:tblStylePr w:type="firstCol">
+      <w:rPr>
+        <w:b/>
+        <w:bCs/>
+      </w:rPr>
+      <w:tblPr/>
+      <w:tcPr>
+        <w:tcBorders>
+          <w:right w:val="nil"/>
+        </w:tcBorders>
+        <w:shd w:val="clear" w:color="auto" w:fill="FFFFFF" w:themeFill="background1"/>
+      </w:tcPr>
+    </w:tblStylePr>
+    <w:tblStylePr w:type="lastCol">
+      <w:rPr>
+        <w:b/>
+        <w:bCs/>
+      </w:rPr>
+      <w:tblPr/>
+      <w:tcPr>
+        <w:tcBorders>
+          <w:left w:val="nil"/>
+        </w:tcBorders>
+        <w:shd w:val="clear" w:color="auto" w:fill="FFFFFF" w:themeFill="background1"/>
+      </w:tcPr>
+    </w:tblStylePr>
+    <w:tblStylePr w:type="band1Vert">
+      <w:tblPr/>
+      <w:tcPr>
+        <w:tcBorders>
+          <w:left w:val="single" w:sz="4" w:space="0" w:color="000000" w:themeColor="text1"/>
+          <w:right w:val="single" w:sz="4" w:space="0" w:color="000000" w:themeColor="text1"/>
+        </w:tcBorders>
+      </w:tcPr>
+    </w:tblStylePr>
+    <w:tblStylePr w:type="band1Horz">
+      <w:tblPr/>
+      <w:tcPr>
+        <w:tcBorders>
+          <w:top w:val="single" w:sz="4" w:space="0" w:color="000000" w:themeColor="text1"/>
+          <w:bottom w:val="single" w:sz="4" w:space="0" w:color="000000" w:themeColor="text1"/>
+          <w:insideH w:val="nil"/>
+        </w:tcBorders>
+      </w:tcPr>
+    </w:tblStylePr>
+    <w:tblStylePr w:type="neCell">
+      <w:tblPr/>
+      <w:tcPr>
+        <w:tcBorders>
+          <w:left w:val="nil"/>
+          <w:bottom w:val="nil"/>
+        </w:tcBorders>
+      </w:tcPr>
+    </w:tblStylePr>
+    <w:tblStylePr w:type="nwCell">
+      <w:tblPr/>
+      <w:tcPr>
+        <w:tcBorders>
+          <w:bottom w:val="nil"/>
+          <w:right w:val="nil"/>
+        </w:tcBorders>
+      </w:tcPr>
+    </w:tblStylePr>
+    <w:tblStylePr w:type="seCell">
+      <w:tblPr/>
+      <w:tcPr>
+        <w:tcBorders>
+          <w:top w:val="double" w:sz="4" w:space="0" w:color="000000" w:themeColor="text1"/>
+          <w:left w:val="nil"/>
+        </w:tcBorders>
+      </w:tcPr>
+    </w:tblStylePr>
+    <w:tblStylePr w:type="swCell">
+      <w:tblPr/>
+      <w:tcPr>
+        <w:tcBorders>
+          <w:top w:val="double" w:sz="4" w:space="0" w:color="000000" w:themeColor="text1"/>
+          <w:right w:val="nil"/>
+        </w:tcBorders>
+      </w:tcPr>
+    </w:tblStylePr>
+  </w:style>
+  <w:style w:type="table" w:styleId="GridTable5Dark-Accent1">
+    <w:name w:val="Grid Table 5 Dark Accent 1"/>
+    <w:basedOn w:val="TableNormal"/>
+    <w:uiPriority w:val="50"/>
+    <w:rsid w:val="00BC666B"/>
+    <w:tblPr>
+      <w:tblStyleRowBandSize w:val="1"/>
+      <w:tblStyleColBandSize w:val="1"/>
+      <w:tblBorders>
+        <w:top w:val="single" w:sz="4" w:space="0" w:color="FFFFFF" w:themeColor="background1"/>
+        <w:left w:val="single" w:sz="4" w:space="0" w:color="FFFFFF" w:themeColor="background1"/>
+        <w:bottom w:val="single" w:sz="4" w:space="0" w:color="FFFFFF" w:themeColor="background1"/>
+        <w:right w:val="single" w:sz="4" w:space="0" w:color="FFFFFF" w:themeColor="background1"/>
+        <w:insideH w:val="single" w:sz="4" w:space="0" w:color="FFFFFF" w:themeColor="background1"/>
+        <w:insideV w:val="single" w:sz="4" w:space="0" w:color="FFFFFF" w:themeColor="background1"/>
+      </w:tblBorders>
+    </w:tblPr>
+    <w:tcPr>
+      <w:shd w:val="clear" w:color="auto" w:fill="DBE5F1" w:themeFill="accent1" w:themeFillTint="33"/>
+    </w:tcPr>
+    <w:tblStylePr w:type="firstRow">
+      <w:rPr>
+        <w:b/>
+        <w:bCs/>
+        <w:color w:val="FFFFFF" w:themeColor="background1"/>
+      </w:rPr>
+      <w:tblPr/>
+      <w:tcPr>
+        <w:tcBorders>
+          <w:top w:val="single" w:sz="4" w:space="0" w:color="FFFFFF" w:themeColor="background1"/>
+          <w:left w:val="single" w:sz="4" w:space="0" w:color="FFFFFF" w:themeColor="background1"/>
+          <w:right w:val="single" w:sz="4" w:space="0" w:color="FFFFFF" w:themeColor="background1"/>
+          <w:insideH w:val="nil"/>
+          <w:insideV w:val="nil"/>
+        </w:tcBorders>
+        <w:shd w:val="clear" w:color="auto" w:fill="4F81BD" w:themeFill="accent1"/>
+      </w:tcPr>
+    </w:tblStylePr>
+    <w:tblStylePr w:type="lastRow">
+      <w:rPr>
+        <w:b/>
+        <w:bCs/>
+        <w:color w:val="FFFFFF" w:themeColor="background1"/>
+      </w:rPr>
+      <w:tblPr/>
+      <w:tcPr>
+        <w:tcBorders>
+          <w:left w:val="single" w:sz="4" w:space="0" w:color="FFFFFF" w:themeColor="background1"/>
+          <w:bottom w:val="single" w:sz="4" w:space="0" w:color="FFFFFF" w:themeColor="background1"/>
+          <w:right w:val="single" w:sz="4" w:space="0" w:color="FFFFFF" w:themeColor="background1"/>
+          <w:insideH w:val="nil"/>
+          <w:insideV w:val="nil"/>
+        </w:tcBorders>
+        <w:shd w:val="clear" w:color="auto" w:fill="4F81BD" w:themeFill="accent1"/>
+      </w:tcPr>
+    </w:tblStylePr>
+    <w:tblStylePr w:type="firstCol">
+      <w:rPr>
+        <w:b/>
+        <w:bCs/>
+        <w:color w:val="FFFFFF" w:themeColor="background1"/>
+      </w:rPr>
+      <w:tblPr/>
+      <w:tcPr>
+        <w:tcBorders>
+          <w:top w:val="single" w:sz="4" w:space="0" w:color="FFFFFF" w:themeColor="background1"/>
+          <w:left w:val="single" w:sz="4" w:space="0" w:color="FFFFFF" w:themeColor="background1"/>
+          <w:bottom w:val="single" w:sz="4" w:space="0" w:color="FFFFFF" w:themeColor="background1"/>
+          <w:insideV w:val="nil"/>
+        </w:tcBorders>
+        <w:shd w:val="clear" w:color="auto" w:fill="4F81BD" w:themeFill="accent1"/>
+      </w:tcPr>
+    </w:tblStylePr>
+    <w:tblStylePr w:type="lastCol">
+      <w:rPr>
+        <w:b/>
+        <w:bCs/>
+        <w:color w:val="FFFFFF" w:themeColor="background1"/>
+      </w:rPr>
+      <w:tblPr/>
+      <w:tcPr>
+        <w:tcBorders>
+          <w:top w:val="single" w:sz="4" w:space="0" w:color="FFFFFF" w:themeColor="background1"/>
+          <w:bottom w:val="single" w:sz="4" w:space="0" w:color="FFFFFF" w:themeColor="background1"/>
+          <w:right w:val="single" w:sz="4" w:space="0" w:color="FFFFFF" w:themeColor="background1"/>
+          <w:insideV w:val="nil"/>
+        </w:tcBorders>
+        <w:shd w:val="clear" w:color="auto" w:fill="4F81BD" w:themeFill="accent1"/>
+      </w:tcPr>
+    </w:tblStylePr>
+    <w:tblStylePr w:type="band1Vert">
+      <w:tblPr/>
+      <w:tcPr>
+        <w:shd w:val="clear" w:color="auto" w:fill="B8CCE4" w:themeFill="accent1" w:themeFillTint="66"/>
+      </w:tcPr>
+    </w:tblStylePr>
+    <w:tblStylePr w:type="band1Horz">
+      <w:tblPr/>
+      <w:tcPr>
+        <w:shd w:val="clear" w:color="auto" w:fill="B8CCE4" w:themeFill="accent1" w:themeFillTint="66"/>
+      </w:tcPr>
+    </w:tblStylePr>
+  </w:style>
+  <w:style w:type="table" w:styleId="GridTable5Dark-Accent4">
+    <w:name w:val="Grid Table 5 Dark Accent 4"/>
+    <w:basedOn w:val="TableNormal"/>
+    <w:uiPriority w:val="50"/>
+    <w:rsid w:val="00687334"/>
+    <w:tblPr>
+      <w:tblStyleRowBandSize w:val="1"/>
+      <w:tblStyleColBandSize w:val="1"/>
+      <w:tblBorders>
+        <w:top w:val="single" w:sz="4" w:space="0" w:color="FFFFFF" w:themeColor="background1"/>
+        <w:left w:val="single" w:sz="4" w:space="0" w:color="FFFFFF" w:themeColor="background1"/>
+        <w:bottom w:val="single" w:sz="4" w:space="0" w:color="FFFFFF" w:themeColor="background1"/>
+        <w:right w:val="single" w:sz="4" w:space="0" w:color="FFFFFF" w:themeColor="background1"/>
+        <w:insideH w:val="single" w:sz="4" w:space="0" w:color="FFFFFF" w:themeColor="background1"/>
+        <w:insideV w:val="single" w:sz="4" w:space="0" w:color="FFFFFF" w:themeColor="background1"/>
+      </w:tblBorders>
+    </w:tblPr>
+    <w:tcPr>
+      <w:shd w:val="clear" w:color="auto" w:fill="E5DFEC" w:themeFill="accent4" w:themeFillTint="33"/>
+    </w:tcPr>
+    <w:tblStylePr w:type="firstRow">
+      <w:rPr>
+        <w:b/>
+        <w:bCs/>
+        <w:color w:val="FFFFFF" w:themeColor="background1"/>
+      </w:rPr>
+      <w:tblPr/>
+      <w:tcPr>
+        <w:tcBorders>
+          <w:top w:val="single" w:sz="4" w:space="0" w:color="FFFFFF" w:themeColor="background1"/>
+          <w:left w:val="single" w:sz="4" w:space="0" w:color="FFFFFF" w:themeColor="background1"/>
+          <w:right w:val="single" w:sz="4" w:space="0" w:color="FFFFFF" w:themeColor="background1"/>
+          <w:insideH w:val="nil"/>
+          <w:insideV w:val="nil"/>
+        </w:tcBorders>
+        <w:shd w:val="clear" w:color="auto" w:fill="8064A2" w:themeFill="accent4"/>
+      </w:tcPr>
+    </w:tblStylePr>
+    <w:tblStylePr w:type="lastRow">
+      <w:rPr>
+        <w:b/>
+        <w:bCs/>
+        <w:color w:val="FFFFFF" w:themeColor="background1"/>
+      </w:rPr>
+      <w:tblPr/>
+      <w:tcPr>
+        <w:tcBorders>
+          <w:left w:val="single" w:sz="4" w:space="0" w:color="FFFFFF" w:themeColor="background1"/>
+          <w:bottom w:val="single" w:sz="4" w:space="0" w:color="FFFFFF" w:themeColor="background1"/>
+          <w:right w:val="single" w:sz="4" w:space="0" w:color="FFFFFF" w:themeColor="background1"/>
+          <w:insideH w:val="nil"/>
+          <w:insideV w:val="nil"/>
+        </w:tcBorders>
+        <w:shd w:val="clear" w:color="auto" w:fill="8064A2" w:themeFill="accent4"/>
+      </w:tcPr>
+    </w:tblStylePr>
+    <w:tblStylePr w:type="firstCol">
+      <w:rPr>
+        <w:b/>
+        <w:bCs/>
+        <w:color w:val="FFFFFF" w:themeColor="background1"/>
+      </w:rPr>
+      <w:tblPr/>
+      <w:tcPr>
+        <w:tcBorders>
+          <w:top w:val="single" w:sz="4" w:space="0" w:color="FFFFFF" w:themeColor="background1"/>
+          <w:left w:val="single" w:sz="4" w:space="0" w:color="FFFFFF" w:themeColor="background1"/>
+          <w:bottom w:val="single" w:sz="4" w:space="0" w:color="FFFFFF" w:themeColor="background1"/>
+          <w:insideV w:val="nil"/>
+        </w:tcBorders>
+        <w:shd w:val="clear" w:color="auto" w:fill="8064A2" w:themeFill="accent4"/>
+      </w:tcPr>
+    </w:tblStylePr>
+    <w:tblStylePr w:type="lastCol">
+      <w:rPr>
+        <w:b/>
+        <w:bCs/>
+        <w:color w:val="FFFFFF" w:themeColor="background1"/>
+      </w:rPr>
+      <w:tblPr/>
+      <w:tcPr>
+        <w:tcBorders>
+          <w:top w:val="single" w:sz="4" w:space="0" w:color="FFFFFF" w:themeColor="background1"/>
+          <w:bottom w:val="single" w:sz="4" w:space="0" w:color="FFFFFF" w:themeColor="background1"/>
+          <w:right w:val="single" w:sz="4" w:space="0" w:color="FFFFFF" w:themeColor="background1"/>
+          <w:insideV w:val="nil"/>
+        </w:tcBorders>
+        <w:shd w:val="clear" w:color="auto" w:fill="8064A2" w:themeFill="accent4"/>
+      </w:tcPr>
+    </w:tblStylePr>
+    <w:tblStylePr w:type="band1Vert">
+      <w:tblPr/>
+      <w:tcPr>
+        <w:shd w:val="clear" w:color="auto" w:fill="CCC0D9" w:themeFill="accent4" w:themeFillTint="66"/>
+      </w:tcPr>
+    </w:tblStylePr>
+    <w:tblStylePr w:type="band1Horz">
+      <w:tblPr/>
+      <w:tcPr>
+        <w:shd w:val="clear" w:color="auto" w:fill="CCC0D9" w:themeFill="accent4" w:themeFillTint="66"/>
+      </w:tcPr>
+    </w:tblStylePr>
+  </w:style>
 </w:styles>
 </file>
 

--- a/DAP - Data Analysis using Python/DAP_QB_ANS/DAP_QB_Week_8_Ans.docx
+++ b/DAP - Data Analysis using Python/DAP_QB_ANS/DAP_QB_Week_8_Ans.docx
@@ -740,27 +740,7 @@
                 <w:szCs w:val="28"/>
                 <w:lang w:val="en-IN"/>
               </w:rPr>
-              <w:t xml:space="preserve">Logistic regression is a statistical </w:t>
-            </w:r>
-            <w:proofErr w:type="spellStart"/>
-            <w:r>
-              <w:rPr>
-                <w:rFonts w:asciiTheme="minorHAnsi" w:hAnsiTheme="minorHAnsi" w:cstheme="minorHAnsi"/>
-                <w:sz w:val="28"/>
-                <w:szCs w:val="28"/>
-                <w:lang w:val="en-IN"/>
-              </w:rPr>
-              <w:t>modeling</w:t>
-            </w:r>
-            <w:proofErr w:type="spellEnd"/>
-            <w:r>
-              <w:rPr>
-                <w:rFonts w:asciiTheme="minorHAnsi" w:hAnsiTheme="minorHAnsi" w:cstheme="minorHAnsi"/>
-                <w:sz w:val="28"/>
-                <w:szCs w:val="28"/>
-                <w:lang w:val="en-IN"/>
-              </w:rPr>
-              <w:t xml:space="preserve"> technique used to predict the probability of a binary or categorical outcome variable based on one or more predictor variables. It is particularly useful when the dependent variable is dichotomous, meaning it can only take two possible values, such as "yes/no", "success/failure", or "approved/rejected".</w:t>
+              <w:t>Logistic regression is a statistical modeling technique used to predict the probability of a binary or categorical outcome variable based on one or more predictor variables. It is particularly useful when the dependent variable is dichotomous, meaning it can only take two possible values, such as "yes/no", "success/failure", or "approved/rejected".</w:t>
             </w:r>
           </w:p>
           <w:p>
@@ -907,31 +887,7 @@
                 <w:szCs w:val="28"/>
                 <w:lang w:val="en-IN"/>
               </w:rPr>
-              <w:t xml:space="preserve">Probability </w:t>
-            </w:r>
-            <w:proofErr w:type="spellStart"/>
-            <w:r>
-              <w:rPr>
-                <w:rFonts w:asciiTheme="minorHAnsi" w:hAnsiTheme="minorHAnsi" w:cstheme="minorHAnsi"/>
-                <w:b/>
-                <w:bCs/>
-                <w:sz w:val="28"/>
-                <w:szCs w:val="28"/>
-                <w:lang w:val="en-IN"/>
-              </w:rPr>
-              <w:t>modeling</w:t>
-            </w:r>
-            <w:proofErr w:type="spellEnd"/>
-            <w:r>
-              <w:rPr>
-                <w:rFonts w:asciiTheme="minorHAnsi" w:hAnsiTheme="minorHAnsi" w:cstheme="minorHAnsi"/>
-                <w:b/>
-                <w:bCs/>
-                <w:sz w:val="28"/>
-                <w:szCs w:val="28"/>
-                <w:lang w:val="en-IN"/>
-              </w:rPr>
-              <w:t>:</w:t>
+              <w:t>Probability modeling:</w:t>
             </w:r>
             <w:r>
               <w:rPr>
@@ -1613,27 +1569,7 @@
                 <w:szCs w:val="28"/>
                 <w:lang w:val="en-IN"/>
               </w:rPr>
-              <w:t xml:space="preserve">If the p-value is less than the chosen significance level (e.g., 0.05), you can conclude that the full model provides a significantly better fit to the data than the null model, and at least one of the predictors is significantly associated with the outcome </w:t>
-            </w:r>
-            <w:proofErr w:type="spellStart"/>
-            <w:r>
-              <w:rPr>
-                <w:rFonts w:asciiTheme="minorHAnsi" w:hAnsiTheme="minorHAnsi" w:cstheme="minorHAnsi"/>
-                <w:sz w:val="28"/>
-                <w:szCs w:val="28"/>
-                <w:lang w:val="en-IN"/>
-              </w:rPr>
-              <w:t>variable.The</w:t>
-            </w:r>
-            <w:proofErr w:type="spellEnd"/>
-            <w:r>
-              <w:rPr>
-                <w:rFonts w:asciiTheme="minorHAnsi" w:hAnsiTheme="minorHAnsi" w:cstheme="minorHAnsi"/>
-                <w:sz w:val="28"/>
-                <w:szCs w:val="28"/>
-                <w:lang w:val="en-IN"/>
-              </w:rPr>
-              <w:t xml:space="preserve"> G test is a useful tool in logistic regression to assess the overall model fit and to compare the fit of different models, which can help in selecting the most appropriate model for the data.</w:t>
+              <w:t>If the p-value is less than the chosen significance level (e.g., 0.05), you can conclude that the full model provides a significantly better fit to the data than the null model, and at least one of the predictors is significantly associated with the outcome variable.The G test is a useful tool in logistic regression to assess the overall model fit and to compare the fit of different models, which can help in selecting the most appropriate model for the data.</w:t>
             </w:r>
           </w:p>
         </w:tc>
@@ -1800,8 +1736,6 @@
                     <w:pStyle w:val="TableParagraph"/>
                     <w:rPr>
                       <w:rFonts w:asciiTheme="minorHAnsi" w:hAnsiTheme="minorHAnsi" w:cstheme="minorHAnsi"/>
-                      <w:b/>
-                      <w:bCs/>
                       <w:sz w:val="28"/>
                       <w:szCs w:val="28"/>
                       <w:lang w:val="en-IN"/>
@@ -1810,8 +1744,6 @@
                   <w:r>
                     <w:rPr>
                       <w:rFonts w:asciiTheme="minorHAnsi" w:hAnsiTheme="minorHAnsi" w:cstheme="minorHAnsi"/>
-                      <w:b/>
-                      <w:bCs/>
                       <w:sz w:val="28"/>
                       <w:szCs w:val="28"/>
                       <w:lang w:val="en-IN"/>
@@ -3054,7 +2986,6 @@
                 <w:lang w:val="en-IN"/>
               </w:rPr>
             </w:pPr>
-            <w:proofErr w:type="spellStart"/>
             <w:r>
               <w:rPr>
                 <w:rFonts w:asciiTheme="minorHAnsi" w:hAnsiTheme="minorHAnsi" w:cstheme="minorHAnsi"/>
@@ -3066,7 +2997,6 @@
               </w:rPr>
               <w:t>Modeling</w:t>
             </w:r>
-            <w:proofErr w:type="spellEnd"/>
             <w:r>
               <w:rPr>
                 <w:rFonts w:asciiTheme="minorHAnsi" w:hAnsiTheme="minorHAnsi" w:cstheme="minorHAnsi"/>
@@ -3720,7 +3650,7 @@
                 <w:szCs w:val="28"/>
               </w:rPr>
               <w:lastRenderedPageBreak/>
-              <w:t>7</w:t>
+              <w:t>S</w:t>
             </w:r>
           </w:p>
         </w:tc>
@@ -3756,7 +3686,7 @@
       </w:tr>
       <w:tr>
         <w:trPr>
-          <w:trHeight w:val="20"/>
+          <w:trHeight w:val="64"/>
         </w:trPr>
         <w:tc>
           <w:tcPr>
@@ -3796,14 +3726,14 @@
           <w:tbl>
             <w:tblPr>
               <w:tblStyle w:val="GridTable5Dark-Accent4"/>
-              <w:tblW w:w="0" w:type="auto"/>
+              <w:tblW w:w="10331" w:type="dxa"/>
               <w:tblLayout w:type="fixed"/>
               <w:tblLook w:val="04A0" w:firstRow="1" w:lastRow="0" w:firstColumn="1" w:lastColumn="0" w:noHBand="0" w:noVBand="1"/>
             </w:tblPr>
             <w:tblGrid>
-              <w:gridCol w:w="2091"/>
-              <w:gridCol w:w="4401"/>
-              <w:gridCol w:w="4838"/>
+              <w:gridCol w:w="1968"/>
+              <w:gridCol w:w="4111"/>
+              <w:gridCol w:w="4252"/>
             </w:tblGrid>
             <w:tr>
               <w:trPr>
@@ -3812,7 +3742,7 @@
               <w:tc>
                 <w:tcPr>
                   <w:cnfStyle w:val="001000000000" w:firstRow="0" w:lastRow="0" w:firstColumn="1" w:lastColumn="0" w:oddVBand="0" w:evenVBand="0" w:oddHBand="0" w:evenHBand="0" w:firstRowFirstColumn="0" w:firstRowLastColumn="0" w:lastRowFirstColumn="0" w:lastRowLastColumn="0"/>
-                  <w:tcW w:w="2091" w:type="dxa"/>
+                  <w:tcW w:w="1968" w:type="dxa"/>
                   <w:noWrap/>
                   <w:hideMark/>
                 </w:tcPr>
@@ -3839,7 +3769,7 @@
               </w:tc>
               <w:tc>
                 <w:tcPr>
-                  <w:tcW w:w="4401" w:type="dxa"/>
+                  <w:tcW w:w="4111" w:type="dxa"/>
                   <w:noWrap/>
                   <w:hideMark/>
                 </w:tcPr>
@@ -3867,7 +3797,7 @@
               </w:tc>
               <w:tc>
                 <w:tcPr>
-                  <w:tcW w:w="4838" w:type="dxa"/>
+                  <w:tcW w:w="4252" w:type="dxa"/>
                   <w:noWrap/>
                   <w:hideMark/>
                 </w:tcPr>
@@ -3901,7 +3831,7 @@
               <w:tc>
                 <w:tcPr>
                   <w:cnfStyle w:val="001000000000" w:firstRow="0" w:lastRow="0" w:firstColumn="1" w:lastColumn="0" w:oddVBand="0" w:evenVBand="0" w:oddHBand="0" w:evenHBand="0" w:firstRowFirstColumn="0" w:firstRowLastColumn="0" w:lastRowFirstColumn="0" w:lastRowLastColumn="0"/>
-                  <w:tcW w:w="2091" w:type="dxa"/>
+                  <w:tcW w:w="1968" w:type="dxa"/>
                   <w:hideMark/>
                 </w:tcPr>
                 <w:p>
@@ -3927,7 +3857,7 @@
               </w:tc>
               <w:tc>
                 <w:tcPr>
-                  <w:tcW w:w="4401" w:type="dxa"/>
+                  <w:tcW w:w="4111" w:type="dxa"/>
                   <w:hideMark/>
                 </w:tcPr>
                 <w:p>
@@ -3954,7 +3884,7 @@
               </w:tc>
               <w:tc>
                 <w:tcPr>
-                  <w:tcW w:w="4838" w:type="dxa"/>
+                  <w:tcW w:w="4252" w:type="dxa"/>
                   <w:hideMark/>
                 </w:tcPr>
                 <w:p>
@@ -3984,7 +3914,7 @@
               <w:tc>
                 <w:tcPr>
                   <w:cnfStyle w:val="001000000000" w:firstRow="0" w:lastRow="0" w:firstColumn="1" w:lastColumn="0" w:oddVBand="0" w:evenVBand="0" w:oddHBand="0" w:evenHBand="0" w:firstRowFirstColumn="0" w:firstRowLastColumn="0" w:lastRowFirstColumn="0" w:lastRowLastColumn="0"/>
-                  <w:tcW w:w="2091" w:type="dxa"/>
+                  <w:tcW w:w="1968" w:type="dxa"/>
                   <w:hideMark/>
                 </w:tcPr>
                 <w:p>
@@ -4010,7 +3940,7 @@
               </w:tc>
               <w:tc>
                 <w:tcPr>
-                  <w:tcW w:w="4401" w:type="dxa"/>
+                  <w:tcW w:w="4111" w:type="dxa"/>
                   <w:hideMark/>
                 </w:tcPr>
                 <w:p>
@@ -4037,7 +3967,7 @@
               </w:tc>
               <w:tc>
                 <w:tcPr>
-                  <w:tcW w:w="4838" w:type="dxa"/>
+                  <w:tcW w:w="4252" w:type="dxa"/>
                   <w:hideMark/>
                 </w:tcPr>
                 <w:p>
@@ -4070,7 +4000,7 @@
               <w:tc>
                 <w:tcPr>
                   <w:cnfStyle w:val="001000000000" w:firstRow="0" w:lastRow="0" w:firstColumn="1" w:lastColumn="0" w:oddVBand="0" w:evenVBand="0" w:oddHBand="0" w:evenHBand="0" w:firstRowFirstColumn="0" w:firstRowLastColumn="0" w:lastRowFirstColumn="0" w:lastRowLastColumn="0"/>
-                  <w:tcW w:w="2091" w:type="dxa"/>
+                  <w:tcW w:w="1968" w:type="dxa"/>
                   <w:hideMark/>
                 </w:tcPr>
                 <w:p>
@@ -4096,7 +4026,7 @@
               </w:tc>
               <w:tc>
                 <w:tcPr>
-                  <w:tcW w:w="4401" w:type="dxa"/>
+                  <w:tcW w:w="4111" w:type="dxa"/>
                   <w:hideMark/>
                 </w:tcPr>
                 <w:p>
@@ -4123,7 +4053,7 @@
               </w:tc>
               <w:tc>
                 <w:tcPr>
-                  <w:tcW w:w="4838" w:type="dxa"/>
+                  <w:tcW w:w="4252" w:type="dxa"/>
                   <w:hideMark/>
                 </w:tcPr>
                 <w:p>
@@ -4153,7 +4083,7 @@
               <w:tc>
                 <w:tcPr>
                   <w:cnfStyle w:val="001000000000" w:firstRow="0" w:lastRow="0" w:firstColumn="1" w:lastColumn="0" w:oddVBand="0" w:evenVBand="0" w:oddHBand="0" w:evenHBand="0" w:firstRowFirstColumn="0" w:firstRowLastColumn="0" w:lastRowFirstColumn="0" w:lastRowLastColumn="0"/>
-                  <w:tcW w:w="2091" w:type="dxa"/>
+                  <w:tcW w:w="1968" w:type="dxa"/>
                   <w:hideMark/>
                 </w:tcPr>
                 <w:p>
@@ -4179,7 +4109,7 @@
               </w:tc>
               <w:tc>
                 <w:tcPr>
-                  <w:tcW w:w="4401" w:type="dxa"/>
+                  <w:tcW w:w="4111" w:type="dxa"/>
                   <w:hideMark/>
                 </w:tcPr>
                 <w:p>
@@ -4206,7 +4136,7 @@
               </w:tc>
               <w:tc>
                 <w:tcPr>
-                  <w:tcW w:w="4838" w:type="dxa"/>
+                  <w:tcW w:w="4252" w:type="dxa"/>
                   <w:hideMark/>
                 </w:tcPr>
                 <w:p>
@@ -4239,7 +4169,7 @@
               <w:tc>
                 <w:tcPr>
                   <w:cnfStyle w:val="001000000000" w:firstRow="0" w:lastRow="0" w:firstColumn="1" w:lastColumn="0" w:oddVBand="0" w:evenVBand="0" w:oddHBand="0" w:evenHBand="0" w:firstRowFirstColumn="0" w:firstRowLastColumn="0" w:lastRowFirstColumn="0" w:lastRowLastColumn="0"/>
-                  <w:tcW w:w="2091" w:type="dxa"/>
+                  <w:tcW w:w="1968" w:type="dxa"/>
                   <w:hideMark/>
                 </w:tcPr>
                 <w:p>
@@ -4265,7 +4195,7 @@
               </w:tc>
               <w:tc>
                 <w:tcPr>
-                  <w:tcW w:w="4401" w:type="dxa"/>
+                  <w:tcW w:w="4111" w:type="dxa"/>
                   <w:hideMark/>
                 </w:tcPr>
                 <w:p>
@@ -4292,7 +4222,7 @@
               </w:tc>
               <w:tc>
                 <w:tcPr>
-                  <w:tcW w:w="4838" w:type="dxa"/>
+                  <w:tcW w:w="4252" w:type="dxa"/>
                   <w:hideMark/>
                 </w:tcPr>
                 <w:p>
@@ -4322,7 +4252,7 @@
               <w:tc>
                 <w:tcPr>
                   <w:cnfStyle w:val="001000000000" w:firstRow="0" w:lastRow="0" w:firstColumn="1" w:lastColumn="0" w:oddVBand="0" w:evenVBand="0" w:oddHBand="0" w:evenHBand="0" w:firstRowFirstColumn="0" w:firstRowLastColumn="0" w:lastRowFirstColumn="0" w:lastRowLastColumn="0"/>
-                  <w:tcW w:w="2091" w:type="dxa"/>
+                  <w:tcW w:w="1968" w:type="dxa"/>
                   <w:hideMark/>
                 </w:tcPr>
                 <w:p>
@@ -4348,7 +4278,7 @@
               </w:tc>
               <w:tc>
                 <w:tcPr>
-                  <w:tcW w:w="4401" w:type="dxa"/>
+                  <w:tcW w:w="4111" w:type="dxa"/>
                   <w:hideMark/>
                 </w:tcPr>
                 <w:p>
@@ -4375,7 +4305,7 @@
               </w:tc>
               <w:tc>
                 <w:tcPr>
-                  <w:tcW w:w="4838" w:type="dxa"/>
+                  <w:tcW w:w="4252" w:type="dxa"/>
                   <w:hideMark/>
                 </w:tcPr>
                 <w:p>
@@ -4408,7 +4338,7 @@
               <w:tc>
                 <w:tcPr>
                   <w:cnfStyle w:val="001000000000" w:firstRow="0" w:lastRow="0" w:firstColumn="1" w:lastColumn="0" w:oddVBand="0" w:evenVBand="0" w:oddHBand="0" w:evenHBand="0" w:firstRowFirstColumn="0" w:firstRowLastColumn="0" w:lastRowFirstColumn="0" w:lastRowLastColumn="0"/>
-                  <w:tcW w:w="2091" w:type="dxa"/>
+                  <w:tcW w:w="1968" w:type="dxa"/>
                   <w:hideMark/>
                 </w:tcPr>
                 <w:p>
@@ -4434,7 +4364,7 @@
               </w:tc>
               <w:tc>
                 <w:tcPr>
-                  <w:tcW w:w="4401" w:type="dxa"/>
+                  <w:tcW w:w="4111" w:type="dxa"/>
                   <w:hideMark/>
                 </w:tcPr>
                 <w:p>
@@ -4461,7 +4391,7 @@
               </w:tc>
               <w:tc>
                 <w:tcPr>
-                  <w:tcW w:w="4838" w:type="dxa"/>
+                  <w:tcW w:w="4252" w:type="dxa"/>
                   <w:hideMark/>
                 </w:tcPr>
                 <w:p>
@@ -4491,7 +4421,7 @@
               <w:tc>
                 <w:tcPr>
                   <w:cnfStyle w:val="001000000000" w:firstRow="0" w:lastRow="0" w:firstColumn="1" w:lastColumn="0" w:oddVBand="0" w:evenVBand="0" w:oddHBand="0" w:evenHBand="0" w:firstRowFirstColumn="0" w:firstRowLastColumn="0" w:lastRowFirstColumn="0" w:lastRowLastColumn="0"/>
-                  <w:tcW w:w="2091" w:type="dxa"/>
+                  <w:tcW w:w="1968" w:type="dxa"/>
                   <w:hideMark/>
                 </w:tcPr>
                 <w:p>
@@ -4517,7 +4447,7 @@
               </w:tc>
               <w:tc>
                 <w:tcPr>
-                  <w:tcW w:w="4401" w:type="dxa"/>
+                  <w:tcW w:w="4111" w:type="dxa"/>
                   <w:hideMark/>
                 </w:tcPr>
                 <w:p>
@@ -4544,7 +4474,7 @@
               </w:tc>
               <w:tc>
                 <w:tcPr>
-                  <w:tcW w:w="4838" w:type="dxa"/>
+                  <w:tcW w:w="4252" w:type="dxa"/>
                   <w:hideMark/>
                 </w:tcPr>
                 <w:p>
@@ -4577,7 +4507,7 @@
               <w:tc>
                 <w:tcPr>
                   <w:cnfStyle w:val="001000000000" w:firstRow="0" w:lastRow="0" w:firstColumn="1" w:lastColumn="0" w:oddVBand="0" w:evenVBand="0" w:oddHBand="0" w:evenHBand="0" w:firstRowFirstColumn="0" w:firstRowLastColumn="0" w:lastRowFirstColumn="0" w:lastRowLastColumn="0"/>
-                  <w:tcW w:w="2091" w:type="dxa"/>
+                  <w:tcW w:w="1968" w:type="dxa"/>
                   <w:hideMark/>
                 </w:tcPr>
                 <w:p>
@@ -4603,7 +4533,7 @@
               </w:tc>
               <w:tc>
                 <w:tcPr>
-                  <w:tcW w:w="4401" w:type="dxa"/>
+                  <w:tcW w:w="4111" w:type="dxa"/>
                   <w:hideMark/>
                 </w:tcPr>
                 <w:p>
@@ -4630,7 +4560,7 @@
               </w:tc>
               <w:tc>
                 <w:tcPr>
-                  <w:tcW w:w="4838" w:type="dxa"/>
+                  <w:tcW w:w="4252" w:type="dxa"/>
                   <w:hideMark/>
                 </w:tcPr>
                 <w:p>
@@ -4705,7 +4635,7 @@
           <w:szCs w:val="28"/>
         </w:rPr>
         <w:sectPr>
-          <w:pgSz w:w="11913" w:h="12474"/>
+          <w:pgSz w:w="11913" w:h="13892"/>
           <w:pgMar w:top="142" w:right="573" w:bottom="278" w:left="697" w:header="720" w:footer="720" w:gutter="0"/>
           <w:cols w:space="720"/>
         </w:sectPr>
@@ -5422,27 +5352,7 @@
                 <w:szCs w:val="28"/>
                 <w:lang w:val="en-IN"/>
               </w:rPr>
-              <w:t xml:space="preserve">The logit function transforms probabilities (ranging from 0 to 1) into a continuous range that spans from negative infinity to positive infinity. This transformation allows for </w:t>
-            </w:r>
-            <w:proofErr w:type="spellStart"/>
-            <w:r>
-              <w:rPr>
-                <w:rFonts w:asciiTheme="minorHAnsi" w:hAnsiTheme="minorHAnsi" w:cstheme="minorHAnsi"/>
-                <w:sz w:val="28"/>
-                <w:szCs w:val="28"/>
-                <w:lang w:val="en-IN"/>
-              </w:rPr>
-              <w:t>modeling</w:t>
-            </w:r>
-            <w:proofErr w:type="spellEnd"/>
-            <w:r>
-              <w:rPr>
-                <w:rFonts w:asciiTheme="minorHAnsi" w:hAnsiTheme="minorHAnsi" w:cstheme="minorHAnsi"/>
-                <w:sz w:val="28"/>
-                <w:szCs w:val="28"/>
-                <w:lang w:val="en-IN"/>
-              </w:rPr>
-              <w:t xml:space="preserve"> the linear relationship between the log-odds of the dependent variable and the independent variables in logistic regression.</w:t>
+              <w:t>The logit function transforms probabilities (ranging from 0 to 1) into a continuous range that spans from negative infinity to positive infinity. This transformation allows for modeling the linear relationship between the log-odds of the dependent variable and the independent variables in logistic regression.</w:t>
             </w:r>
           </w:p>
           <w:p>
@@ -5560,27 +5470,7 @@
                 <w:szCs w:val="28"/>
                 <w:lang w:val="en-IN"/>
               </w:rPr>
-              <w:t xml:space="preserve">The logit function is defined </w:t>
-            </w:r>
-            <w:proofErr w:type="spellStart"/>
-            <w:r>
-              <w:rPr>
-                <w:rFonts w:asciiTheme="minorHAnsi" w:hAnsiTheme="minorHAnsi" w:cstheme="minorHAnsi"/>
-                <w:sz w:val="28"/>
-                <w:szCs w:val="28"/>
-                <w:lang w:val="en-IN"/>
-              </w:rPr>
-              <w:t>as:l</w:t>
-            </w:r>
-            <w:proofErr w:type="spellEnd"/>
-            <w:r>
-              <w:rPr>
-                <w:rFonts w:asciiTheme="minorHAnsi" w:hAnsiTheme="minorHAnsi" w:cstheme="minorHAnsi"/>
-                <w:sz w:val="28"/>
-                <w:szCs w:val="28"/>
-                <w:lang w:val="en-IN"/>
-              </w:rPr>
-              <w:t>(x) = log(x / (1 - x))Where:</w:t>
+              <w:t>The logit function is defined as:l(x) = log(x / (1 - x))Where:</w:t>
             </w:r>
           </w:p>
           <w:p>
@@ -8707,6 +8597,7 @@
   <w:style w:type="character" w:default="1" w:styleId="DefaultParagraphFont">
     <w:name w:val="Default Paragraph Font"/>
     <w:uiPriority w:val="1"/>
+    <w:semiHidden/>
     <w:unhideWhenUsed/>
   </w:style>
   <w:style w:type="table" w:default="1" w:styleId="TableNormal">
